--- a/L_XXX-XX26_D_XXXXXXXX-XX_CF-PHB_MAC_CP.docx
+++ b/L_XXX-XX26_D_XXXXXXXX-XX_CF-PHB_MAC_CP.docx
@@ -1,19 +1,17 @@
 
 <file path=word/document.xml><?xml version="1.0" encoding="utf-8"?>
-<w:document xmlns:wpc="http://schemas.microsoft.com/office/word/2010/wordprocessingCanvas" xmlns:cx="http://schemas.microsoft.com/office/drawing/2014/chartex" xmlns:cx1="http://schemas.microsoft.com/office/drawing/2015/9/8/chartex" xmlns:cx2="http://schemas.microsoft.com/office/drawing/2015/10/21/chartex" xmlns:cx3="http://schemas.microsoft.com/office/drawing/2016/5/9/chartex" xmlns:cx4="http://schemas.microsoft.com/office/drawing/2016/5/10/chartex" xmlns:cx5="http://schemas.microsoft.com/office/drawing/2016/5/11/chartex" xmlns:cx6="http://schemas.microsoft.com/office/drawing/2016/5/12/chartex" xmlns:cx7="http://schemas.microsoft.com/office/drawing/2016/5/13/chartex" xmlns:cx8="http://schemas.microsoft.com/office/drawing/2016/5/14/chartex" xmlns:mc="http://schemas.openxmlformats.org/markup-compatibility/2006" xmlns:aink="http://schemas.microsoft.com/office/drawing/2016/ink" xmlns:am3d="http://schemas.microsoft.com/office/drawing/2017/model3d" xmlns:o="urn:schemas-microsoft-com:office:office" xmlns:r="http://schemas.openxmlformats.org/officeDocument/2006/relationships" xmlns:m="http://schemas.openxmlformats.org/officeDocument/2006/math" xmlns:v="urn:schemas-microsoft-com:vml" xmlns:wp14="http://schemas.microsoft.com/office/word/2010/wordprocessingDrawing" xmlns:wp="http://schemas.openxmlformats.org/drawingml/2006/wordprocessingDrawing" xmlns:w10="urn:schemas-microsoft-com:office:word" xmlns:w="http://schemas.openxmlformats.org/wordprocessingml/2006/main" xmlns:w14="http://schemas.microsoft.com/office/word/2010/wordml" xmlns:w15="http://schemas.microsoft.com/office/word/2012/wordml" xmlns:w16cex="http://schemas.microsoft.com/office/word/2018/wordml/cex" xmlns:w16cid="http://schemas.microsoft.com/office/word/2016/wordml/cid" xmlns:w16="http://schemas.microsoft.com/office/word/2018/wordml" xmlns:w16sdtdh="http://schemas.microsoft.com/office/word/2020/wordml/sdtdatahash" xmlns:w16se="http://schemas.microsoft.com/office/word/2015/wordml/symex" xmlns:wpg="http://schemas.microsoft.com/office/word/2010/wordprocessingGroup" xmlns:wpi="http://schemas.microsoft.com/office/word/2010/wordprocessingInk" xmlns:wne="http://schemas.microsoft.com/office/word/2006/wordml" xmlns:wps="http://schemas.microsoft.com/office/word/2010/wordprocessingShape" mc:Ignorable="w14 w15 w16se w16cid w16 w16cex w16sdtdh wp14">
+<w:document xmlns:wpc="http://schemas.microsoft.com/office/word/2010/wordprocessingCanvas" xmlns:mc="http://schemas.openxmlformats.org/markup-compatibility/2006" xmlns:o="urn:schemas-microsoft-com:office:office" xmlns:r="http://schemas.openxmlformats.org/officeDocument/2006/relationships" xmlns:m="http://schemas.openxmlformats.org/officeDocument/2006/math" xmlns:v="urn:schemas-microsoft-com:vml" xmlns:wp14="http://schemas.microsoft.com/office/word/2010/wordprocessingDrawing" xmlns:wp="http://schemas.openxmlformats.org/drawingml/2006/wordprocessingDrawing" xmlns:w10="urn:schemas-microsoft-com:office:word" xmlns:w="http://schemas.openxmlformats.org/wordprocessingml/2006/main" xmlns:w14="http://schemas.microsoft.com/office/word/2010/wordml" xmlns:w15="http://schemas.microsoft.com/office/word/2012/wordml" xmlns:wpg="http://schemas.microsoft.com/office/word/2010/wordprocessingGroup" xmlns:wpi="http://schemas.microsoft.com/office/word/2010/wordprocessingInk" xmlns:wne="http://schemas.microsoft.com/office/word/2006/wordml" xmlns:wps="http://schemas.microsoft.com/office/word/2010/wordprocessingShape" mc:Ignorable="w14 w15 wp14">
   <w:body>
     <w:p>
       <w:pPr>
         <w:jc w:val="center"/>
         <w:rPr>
-          <w:rFonts w:ascii="Times New Roman" w:hAnsi="Times New Roman" w:cs="Times New Roman"/>
           <w:sz w:val="32"/>
           <w:szCs w:val="32"/>
         </w:rPr>
       </w:pPr>
       <w:r>
         <w:rPr>
-          <w:rFonts w:ascii="Times New Roman" w:eastAsia="Times New Roman" w:hAnsi="Times New Roman" w:cs="Times New Roman"/>
           <w:b/>
           <w:bCs/>
           <w:sz w:val="32"/>
@@ -25,57 +23,28 @@
     <w:p>
       <w:pPr>
         <w:jc w:val="center"/>
-        <w:rPr>
-          <w:rFonts w:ascii="Times New Roman" w:hAnsi="Times New Roman" w:cs="Times New Roman"/>
-          <w:sz w:val="24"/>
-          <w:szCs w:val="24"/>
-        </w:rPr>
-      </w:pPr>
-      <w:r>
-        <w:rPr>
-          <w:rFonts w:ascii="Times New Roman" w:eastAsia="Times New Roman" w:hAnsi="Times New Roman" w:cs="Times New Roman"/>
-          <w:sz w:val="24"/>
-          <w:szCs w:val="24"/>
-        </w:rPr>
+      </w:pPr>
+      <w:r>
         <w:t>(QUÍMICA FORENSE)</w:t>
       </w:r>
     </w:p>
-    <w:p>
-      <w:pPr>
-        <w:rPr>
-          <w:rFonts w:ascii="Times New Roman" w:hAnsi="Times New Roman" w:cs="Times New Roman"/>
-          <w:sz w:val="24"/>
-          <w:szCs w:val="24"/>
-        </w:rPr>
-      </w:pPr>
-    </w:p>
+    <w:p/>
     <w:p>
       <w:pPr>
         <w:jc w:val="both"/>
-        <w:rPr>
-          <w:rFonts w:ascii="Times New Roman" w:hAnsi="Times New Roman" w:cs="Times New Roman"/>
-          <w:sz w:val="24"/>
-          <w:szCs w:val="24"/>
-        </w:rPr>
-      </w:pPr>
-      <w:r>
-        <w:rPr>
-          <w:rFonts w:ascii="Times New Roman" w:eastAsia="Times New Roman" w:hAnsi="Times New Roman" w:cs="Times New Roman"/>
+      </w:pPr>
+      <w:r>
+        <w:rPr>
           <w:b/>
           <w:bCs/>
-          <w:color w:val="002060"/>
-          <w:sz w:val="24"/>
-          <w:szCs w:val="24"/>
+          <w:color w:val="000000"/>
         </w:rPr>
         <w:t xml:space="preserve">DEMANDA </w:t>
       </w:r>
       <w:r>
         <w:rPr>
-          <w:rFonts w:ascii="Times New Roman" w:hAnsi="Times New Roman" w:cs="Times New Roman"/>
           <w:b/>
           <w:bCs/>
-          <w:sz w:val="24"/>
-          <w:szCs w:val="24"/>
         </w:rPr>
         <w:t>[DEMANDA]</w:t>
       </w:r>
@@ -84,30 +53,21 @@
       <w:pPr>
         <w:jc w:val="both"/>
         <w:rPr>
-          <w:rFonts w:ascii="Times New Roman" w:hAnsi="Times New Roman" w:cs="Times New Roman"/>
-          <w:color w:val="0070C0"/>
-          <w:sz w:val="24"/>
-          <w:szCs w:val="24"/>
-        </w:rPr>
-      </w:pPr>
-      <w:r>
-        <w:rPr>
-          <w:rFonts w:ascii="Times New Roman" w:eastAsia="Times New Roman" w:hAnsi="Times New Roman" w:cs="Times New Roman"/>
+          <w:color w:val="000000"/>
+        </w:rPr>
+      </w:pPr>
+      <w:r>
+        <w:rPr>
           <w:b/>
           <w:bCs/>
-          <w:color w:val="0070C0"/>
-          <w:sz w:val="24"/>
-          <w:szCs w:val="24"/>
+          <w:color w:val="000000"/>
         </w:rPr>
         <w:t xml:space="preserve">LAUDO PERICIAL nº. </w:t>
       </w:r>
       <w:r>
         <w:rPr>
-          <w:rFonts w:ascii="Times New Roman" w:hAnsi="Times New Roman" w:cs="Times New Roman"/>
           <w:b/>
           <w:bCs/>
-          <w:sz w:val="24"/>
-          <w:szCs w:val="24"/>
         </w:rPr>
         <w:t>[LAUDO]</w:t>
       </w:r>
@@ -121,264 +81,142 @@
       <w:pPr>
         <w:spacing w:before="80" w:after="80"/>
         <w:jc w:val="both"/>
-        <w:rPr>
-          <w:rFonts w:ascii="Times New Roman" w:hAnsi="Times New Roman" w:cs="Times New Roman"/>
-          <w:sz w:val="24"/>
-          <w:szCs w:val="24"/>
-        </w:rPr>
-      </w:pPr>
-      <w:r>
-        <w:rPr>
-          <w:rFonts w:ascii="Times New Roman" w:hAnsi="Times New Roman" w:cs="Times New Roman"/>
-          <w:sz w:val="24"/>
-          <w:szCs w:val="24"/>
-        </w:rPr>
+      </w:pPr>
+      <w:r>
         <w:t xml:space="preserve">Em </w:t>
       </w:r>
       <w:r>
         <w:rPr>
-          <w:rFonts w:ascii="Times New Roman" w:hAnsi="Times New Roman" w:cs="Times New Roman"/>
           <w:b/>
           <w:bCs/>
-          <w:sz w:val="24"/>
-          <w:szCs w:val="24"/>
         </w:rPr>
         <w:t>[DD_RECEB]</w:t>
       </w:r>
       <w:r>
-        <w:rPr>
-          <w:rFonts w:ascii="Times New Roman" w:hAnsi="Times New Roman" w:cs="Times New Roman"/>
-          <w:sz w:val="24"/>
-          <w:szCs w:val="24"/>
-        </w:rPr>
         <w:t xml:space="preserve"> de </w:t>
       </w:r>
       <w:r>
         <w:rPr>
-          <w:rFonts w:ascii="Times New Roman" w:hAnsi="Times New Roman" w:cs="Times New Roman"/>
           <w:b/>
           <w:bCs/>
-          <w:sz w:val="24"/>
-          <w:szCs w:val="24"/>
         </w:rPr>
         <w:t>[MÊS]</w:t>
       </w:r>
       <w:r>
-        <w:rPr>
-          <w:rFonts w:ascii="Times New Roman" w:hAnsi="Times New Roman" w:cs="Times New Roman"/>
-          <w:sz w:val="24"/>
-          <w:szCs w:val="24"/>
-        </w:rPr>
         <w:t xml:space="preserve"> de </w:t>
       </w:r>
       <w:r>
         <w:rPr>
-          <w:rFonts w:ascii="Times New Roman" w:hAnsi="Times New Roman" w:cs="Times New Roman"/>
           <w:b/>
           <w:bCs/>
-          <w:sz w:val="24"/>
-          <w:szCs w:val="24"/>
         </w:rPr>
         <w:t>[ANO]</w:t>
       </w:r>
       <w:r>
-        <w:rPr>
-          <w:rFonts w:ascii="Times New Roman" w:hAnsi="Times New Roman" w:cs="Times New Roman"/>
-          <w:sz w:val="24"/>
-          <w:szCs w:val="24"/>
-        </w:rPr>
         <w:t xml:space="preserve">, o </w:t>
       </w:r>
       <w:r>
         <w:rPr>
-          <w:rFonts w:ascii="Times New Roman" w:hAnsi="Times New Roman" w:cs="Times New Roman"/>
           <w:b/>
           <w:bCs/>
-          <w:sz w:val="24"/>
-          <w:szCs w:val="24"/>
         </w:rPr>
         <w:t>NÚCLEO REGIONAL DE POLÍCIA CIENTÍFICA DE PARNAÍBA (NRPC/PHB)</w:t>
       </w:r>
       <w:r>
-        <w:rPr>
-          <w:rFonts w:ascii="Times New Roman" w:hAnsi="Times New Roman" w:cs="Times New Roman"/>
-          <w:sz w:val="24"/>
-          <w:szCs w:val="24"/>
-        </w:rPr>
         <w:t xml:space="preserve">, vinculado ao </w:t>
       </w:r>
       <w:r>
         <w:rPr>
-          <w:rFonts w:ascii="Times New Roman" w:hAnsi="Times New Roman" w:cs="Times New Roman"/>
           <w:bCs/>
-          <w:sz w:val="24"/>
-          <w:szCs w:val="24"/>
         </w:rPr>
         <w:t>DEPARTAMENTO DE POLÍCIA CIENTÍFICA</w:t>
       </w:r>
       <w:r>
-        <w:rPr>
-          <w:rFonts w:ascii="Times New Roman" w:hAnsi="Times New Roman" w:cs="Times New Roman"/>
-          <w:sz w:val="24"/>
-          <w:szCs w:val="24"/>
-        </w:rPr>
         <w:t xml:space="preserve"> da </w:t>
       </w:r>
       <w:r>
         <w:rPr>
-          <w:rFonts w:ascii="Times New Roman" w:hAnsi="Times New Roman" w:cs="Times New Roman"/>
           <w:bCs/>
-          <w:sz w:val="24"/>
-          <w:szCs w:val="24"/>
         </w:rPr>
         <w:t>POLÍCIA CIVIL DO ESTADO DO PIAUÍ</w:t>
       </w:r>
       <w:r>
-        <w:rPr>
-          <w:rFonts w:ascii="Times New Roman" w:hAnsi="Times New Roman" w:cs="Times New Roman"/>
-          <w:sz w:val="24"/>
-          <w:szCs w:val="24"/>
-        </w:rPr>
         <w:t xml:space="preserve">, recebeu a requisição nº. </w:t>
       </w:r>
       <w:r>
         <w:rPr>
-          <w:rFonts w:ascii="Times New Roman" w:hAnsi="Times New Roman" w:cs="Times New Roman"/>
           <w:b/>
           <w:bCs/>
-          <w:sz w:val="24"/>
-          <w:szCs w:val="24"/>
         </w:rPr>
         <w:t>[REQUISIÇÃO]</w:t>
       </w:r>
       <w:r>
-        <w:rPr>
-          <w:rFonts w:ascii="Times New Roman" w:hAnsi="Times New Roman" w:cs="Times New Roman"/>
-          <w:sz w:val="24"/>
-          <w:szCs w:val="24"/>
-        </w:rPr>
         <w:t xml:space="preserve">, datada de </w:t>
       </w:r>
       <w:r>
         <w:rPr>
-          <w:rFonts w:ascii="Times New Roman" w:hAnsi="Times New Roman" w:cs="Times New Roman"/>
           <w:bCs/>
-          <w:sz w:val="24"/>
-          <w:szCs w:val="24"/>
         </w:rPr>
         <w:t>[DD]</w:t>
       </w:r>
       <w:r>
-        <w:rPr>
-          <w:rFonts w:ascii="Times New Roman" w:hAnsi="Times New Roman" w:cs="Times New Roman"/>
-          <w:sz w:val="24"/>
-          <w:szCs w:val="24"/>
-        </w:rPr>
         <w:t xml:space="preserve"> de </w:t>
       </w:r>
       <w:r>
         <w:rPr>
-          <w:rFonts w:ascii="Times New Roman" w:hAnsi="Times New Roman" w:cs="Times New Roman"/>
           <w:bCs/>
-          <w:sz w:val="24"/>
-          <w:szCs w:val="24"/>
         </w:rPr>
         <w:t>[MÊS]</w:t>
       </w:r>
       <w:r>
-        <w:rPr>
-          <w:rFonts w:ascii="Times New Roman" w:hAnsi="Times New Roman" w:cs="Times New Roman"/>
-          <w:sz w:val="24"/>
-          <w:szCs w:val="24"/>
-        </w:rPr>
         <w:t xml:space="preserve"> de </w:t>
       </w:r>
       <w:r>
         <w:rPr>
-          <w:rFonts w:ascii="Times New Roman" w:hAnsi="Times New Roman" w:cs="Times New Roman"/>
           <w:bCs/>
-          <w:sz w:val="24"/>
-          <w:szCs w:val="24"/>
         </w:rPr>
         <w:t>[ANO]</w:t>
       </w:r>
       <w:r>
-        <w:rPr>
-          <w:rFonts w:ascii="Times New Roman" w:hAnsi="Times New Roman" w:cs="Times New Roman"/>
-          <w:sz w:val="24"/>
-          <w:szCs w:val="24"/>
-        </w:rPr>
         <w:t xml:space="preserve">, emitida pela </w:t>
       </w:r>
       <w:r>
         <w:rPr>
-          <w:rFonts w:ascii="Times New Roman" w:hAnsi="Times New Roman" w:cs="Times New Roman"/>
           <w:b/>
           <w:bCs/>
-          <w:sz w:val="24"/>
-          <w:szCs w:val="24"/>
         </w:rPr>
         <w:t>[EMISSOR]</w:t>
       </w:r>
       <w:r>
-        <w:rPr>
-          <w:rFonts w:ascii="Times New Roman" w:hAnsi="Times New Roman" w:cs="Times New Roman"/>
-          <w:sz w:val="24"/>
-          <w:szCs w:val="24"/>
-        </w:rPr>
         <w:t xml:space="preserve">, solicitando a realização de </w:t>
       </w:r>
       <w:r>
         <w:rPr>
-          <w:rFonts w:ascii="Times New Roman" w:hAnsi="Times New Roman" w:cs="Times New Roman"/>
           <w:b/>
           <w:bCs/>
-          <w:sz w:val="24"/>
-          <w:szCs w:val="24"/>
         </w:rPr>
         <w:t>EXAME DE IDENTIFICAÇÃO DE SUBSTÂNCIA</w:t>
       </w:r>
       <w:r>
-        <w:rPr>
-          <w:rFonts w:ascii="Times New Roman" w:hAnsi="Times New Roman" w:cs="Times New Roman"/>
-          <w:sz w:val="24"/>
-          <w:szCs w:val="24"/>
-        </w:rPr>
         <w:t xml:space="preserve"> relacionada ao </w:t>
       </w:r>
       <w:r>
         <w:rPr>
-          <w:rFonts w:ascii="Times New Roman" w:hAnsi="Times New Roman" w:cs="Times New Roman"/>
           <w:b/>
-          <w:sz w:val="24"/>
-          <w:szCs w:val="24"/>
         </w:rPr>
         <w:t>BO</w:t>
       </w:r>
       <w:r>
-        <w:rPr>
-          <w:rFonts w:ascii="Times New Roman" w:hAnsi="Times New Roman" w:cs="Times New Roman"/>
-          <w:sz w:val="24"/>
-          <w:szCs w:val="24"/>
-        </w:rPr>
         <w:t xml:space="preserve"> </w:t>
       </w:r>
       <w:r>
         <w:rPr>
-          <w:rFonts w:ascii="Times New Roman" w:hAnsi="Times New Roman" w:cs="Times New Roman"/>
           <w:b/>
           <w:bCs/>
-          <w:sz w:val="24"/>
-          <w:szCs w:val="24"/>
         </w:rPr>
         <w:t>[BO]</w:t>
       </w:r>
       <w:r>
-        <w:rPr>
-          <w:rFonts w:ascii="Times New Roman" w:hAnsi="Times New Roman" w:cs="Times New Roman"/>
-          <w:sz w:val="24"/>
-          <w:szCs w:val="24"/>
-        </w:rPr>
         <w:t>.</w:t>
       </w:r>
     </w:p>
@@ -391,218 +229,33 @@
       <w:pPr>
         <w:spacing w:before="80" w:after="80"/>
         <w:jc w:val="both"/>
-        <w:rPr>
-          <w:rFonts w:ascii="Times New Roman" w:hAnsi="Times New Roman" w:cs="Times New Roman"/>
-          <w:sz w:val="24"/>
-          <w:szCs w:val="24"/>
-        </w:rPr>
-      </w:pPr>
-      <w:r>
-        <w:rPr>
-          <w:rFonts w:ascii="Times New Roman" w:hAnsi="Times New Roman" w:cs="Times New Roman"/>
-          <w:sz w:val="24"/>
-          <w:szCs w:val="24"/>
-        </w:rPr>
+      </w:pPr>
+      <w:r>
         <w:t xml:space="preserve">A demanda foi encaminhada ao Setor de Química Forense, sendo designado o Perito Criminal </w:t>
       </w:r>
       <w:r>
         <w:rPr>
-          <w:rFonts w:ascii="Times New Roman" w:hAnsi="Times New Roman" w:cs="Times New Roman"/>
           <w:b/>
           <w:bCs/>
-          <w:sz w:val="24"/>
-          <w:szCs w:val="24"/>
         </w:rPr>
         <w:t>FAUSTO RODRIGO PINTO DE VASCONCELOS</w:t>
       </w:r>
       <w:r>
-        <w:rPr>
-          <w:rFonts w:ascii="Times New Roman" w:hAnsi="Times New Roman" w:cs="Times New Roman"/>
-          <w:sz w:val="24"/>
-          <w:szCs w:val="24"/>
-        </w:rPr>
         <w:t xml:space="preserve"> para execução do exame definitivo. Cumprindo o disposto na requisição, o perito relata com veracidade os procedimentos realizados com o objetivo de realizar identificação qualitativa de substâncias apreendidas, com determinação da natureza química de possível material entorpecente, mediante aplicação de metodologia analítica recomendada para substâncias controladas em conformidade com as diretrizes do </w:t>
       </w:r>
-      <w:proofErr w:type="spellStart"/>
-      <w:r>
-        <w:rPr>
-          <w:rFonts w:ascii="Times New Roman" w:hAnsi="Times New Roman" w:cs="Times New Roman"/>
+      <w:r>
+        <w:rPr>
           <w:i/>
           <w:iCs/>
-          <w:sz w:val="24"/>
-          <w:szCs w:val="24"/>
-        </w:rPr>
-        <w:t>Scientific</w:t>
-      </w:r>
-      <w:proofErr w:type="spellEnd"/>
-      <w:r>
-        <w:rPr>
-          <w:rFonts w:ascii="Times New Roman" w:hAnsi="Times New Roman" w:cs="Times New Roman"/>
-          <w:i/>
-          <w:iCs/>
-          <w:sz w:val="24"/>
-          <w:szCs w:val="24"/>
-        </w:rPr>
-        <w:t xml:space="preserve"> </w:t>
-      </w:r>
-      <w:proofErr w:type="spellStart"/>
-      <w:r>
-        <w:rPr>
-          <w:rFonts w:ascii="Times New Roman" w:hAnsi="Times New Roman" w:cs="Times New Roman"/>
-          <w:i/>
-          <w:iCs/>
-          <w:sz w:val="24"/>
-          <w:szCs w:val="24"/>
-        </w:rPr>
-        <w:t>Working</w:t>
-      </w:r>
-      <w:proofErr w:type="spellEnd"/>
-      <w:r>
-        <w:rPr>
-          <w:rFonts w:ascii="Times New Roman" w:hAnsi="Times New Roman" w:cs="Times New Roman"/>
-          <w:i/>
-          <w:iCs/>
-          <w:sz w:val="24"/>
-          <w:szCs w:val="24"/>
-        </w:rPr>
-        <w:t xml:space="preserve"> </w:t>
-      </w:r>
-      <w:proofErr w:type="spellStart"/>
-      <w:r>
-        <w:rPr>
-          <w:rFonts w:ascii="Times New Roman" w:hAnsi="Times New Roman" w:cs="Times New Roman"/>
-          <w:i/>
-          <w:iCs/>
-          <w:sz w:val="24"/>
-          <w:szCs w:val="24"/>
-        </w:rPr>
-        <w:t>Group</w:t>
-      </w:r>
-      <w:proofErr w:type="spellEnd"/>
-      <w:r>
-        <w:rPr>
-          <w:rFonts w:ascii="Times New Roman" w:hAnsi="Times New Roman" w:cs="Times New Roman"/>
-          <w:i/>
-          <w:iCs/>
-          <w:sz w:val="24"/>
-          <w:szCs w:val="24"/>
-        </w:rPr>
-        <w:t xml:space="preserve"> for </w:t>
-      </w:r>
-      <w:proofErr w:type="spellStart"/>
-      <w:r>
-        <w:rPr>
-          <w:rFonts w:ascii="Times New Roman" w:hAnsi="Times New Roman" w:cs="Times New Roman"/>
-          <w:i/>
-          <w:iCs/>
-          <w:sz w:val="24"/>
-          <w:szCs w:val="24"/>
-        </w:rPr>
-        <w:t>the</w:t>
-      </w:r>
-      <w:proofErr w:type="spellEnd"/>
-      <w:r>
-        <w:rPr>
-          <w:rFonts w:ascii="Times New Roman" w:hAnsi="Times New Roman" w:cs="Times New Roman"/>
-          <w:i/>
-          <w:iCs/>
-          <w:sz w:val="24"/>
-          <w:szCs w:val="24"/>
-        </w:rPr>
-        <w:t xml:space="preserve"> </w:t>
-      </w:r>
-      <w:proofErr w:type="spellStart"/>
-      <w:r>
-        <w:rPr>
-          <w:rFonts w:ascii="Times New Roman" w:hAnsi="Times New Roman" w:cs="Times New Roman"/>
-          <w:i/>
-          <w:iCs/>
-          <w:sz w:val="24"/>
-          <w:szCs w:val="24"/>
-        </w:rPr>
-        <w:t>Analysis</w:t>
-      </w:r>
-      <w:proofErr w:type="spellEnd"/>
-      <w:r>
-        <w:rPr>
-          <w:rFonts w:ascii="Times New Roman" w:hAnsi="Times New Roman" w:cs="Times New Roman"/>
-          <w:i/>
-          <w:iCs/>
-          <w:sz w:val="24"/>
-          <w:szCs w:val="24"/>
-        </w:rPr>
-        <w:t xml:space="preserve"> </w:t>
-      </w:r>
-      <w:proofErr w:type="spellStart"/>
-      <w:r>
-        <w:rPr>
-          <w:rFonts w:ascii="Times New Roman" w:hAnsi="Times New Roman" w:cs="Times New Roman"/>
-          <w:i/>
-          <w:iCs/>
-          <w:sz w:val="24"/>
-          <w:szCs w:val="24"/>
-        </w:rPr>
-        <w:t>of</w:t>
-      </w:r>
-      <w:proofErr w:type="spellEnd"/>
-      <w:r>
-        <w:rPr>
-          <w:rFonts w:ascii="Times New Roman" w:hAnsi="Times New Roman" w:cs="Times New Roman"/>
-          <w:i/>
-          <w:iCs/>
-          <w:sz w:val="24"/>
-          <w:szCs w:val="24"/>
-        </w:rPr>
-        <w:t xml:space="preserve"> </w:t>
-      </w:r>
-      <w:proofErr w:type="spellStart"/>
-      <w:r>
-        <w:rPr>
-          <w:rFonts w:ascii="Times New Roman" w:hAnsi="Times New Roman" w:cs="Times New Roman"/>
-          <w:i/>
-          <w:iCs/>
-          <w:sz w:val="24"/>
-          <w:szCs w:val="24"/>
-        </w:rPr>
-        <w:t>Seized</w:t>
-      </w:r>
-      <w:proofErr w:type="spellEnd"/>
-      <w:r>
-        <w:rPr>
-          <w:rFonts w:ascii="Times New Roman" w:hAnsi="Times New Roman" w:cs="Times New Roman"/>
-          <w:i/>
-          <w:iCs/>
-          <w:sz w:val="24"/>
-          <w:szCs w:val="24"/>
-        </w:rPr>
-        <w:t xml:space="preserve"> </w:t>
-      </w:r>
-      <w:proofErr w:type="spellStart"/>
-      <w:r>
-        <w:rPr>
-          <w:rFonts w:ascii="Times New Roman" w:hAnsi="Times New Roman" w:cs="Times New Roman"/>
-          <w:i/>
-          <w:iCs/>
-          <w:sz w:val="24"/>
-          <w:szCs w:val="24"/>
-        </w:rPr>
-        <w:t>Drugs</w:t>
-      </w:r>
-      <w:proofErr w:type="spellEnd"/>
-      <w:r>
-        <w:rPr>
-          <w:rFonts w:ascii="Times New Roman" w:hAnsi="Times New Roman" w:cs="Times New Roman"/>
-          <w:sz w:val="24"/>
-          <w:szCs w:val="24"/>
-        </w:rPr>
+        </w:rPr>
+        <w:t>Scientific Working Group for the Analysis of Seized Drugs</w:t>
+      </w:r>
+      <w:r>
         <w:t xml:space="preserve"> (SWGDRUG Rev. 8.1, 2022) e dos Procedimentos Operacionais Padrão da SENASP/MJ nº 9.09 (2024).</w:t>
       </w:r>
       <w:r>
         <w:rPr>
           <w:rStyle w:val="Refdenotaderodap"/>
-          <w:rFonts w:ascii="Times New Roman" w:hAnsi="Times New Roman" w:cs="Times New Roman"/>
-          <w:sz w:val="24"/>
-          <w:szCs w:val="24"/>
         </w:rPr>
         <w:footnoteReference w:id="1"/>
       </w:r>
@@ -615,63 +268,29 @@
     <w:p>
       <w:pPr>
         <w:jc w:val="both"/>
-        <w:rPr>
-          <w:rFonts w:ascii="Times New Roman" w:hAnsi="Times New Roman" w:cs="Times New Roman"/>
-          <w:sz w:val="24"/>
-          <w:szCs w:val="24"/>
-        </w:rPr>
-      </w:pPr>
-      <w:r>
-        <w:rPr>
-          <w:rFonts w:ascii="Times New Roman" w:hAnsi="Times New Roman" w:cs="Times New Roman"/>
-          <w:sz w:val="24"/>
-          <w:szCs w:val="24"/>
-        </w:rPr>
+      </w:pPr>
+      <w:r>
         <w:t xml:space="preserve">O material submetido à análise foi apreendido no contexto do procedimento policial envolvendo </w:t>
       </w:r>
       <w:r>
         <w:rPr>
-          <w:rFonts w:ascii="Times New Roman" w:hAnsi="Times New Roman" w:cs="Times New Roman"/>
           <w:b/>
           <w:bCs/>
-          <w:sz w:val="24"/>
-          <w:szCs w:val="24"/>
         </w:rPr>
         <w:t>[ENVOLVIDO] — CPF [CPF]</w:t>
       </w:r>
       <w:r>
-        <w:rPr>
-          <w:rFonts w:ascii="Times New Roman" w:hAnsi="Times New Roman" w:cs="Times New Roman"/>
-          <w:sz w:val="24"/>
-          <w:szCs w:val="24"/>
-        </w:rPr>
         <w:t xml:space="preserve">, conforme consta na requisição. Os resultados serão encaminhados à </w:t>
       </w:r>
       <w:r>
         <w:rPr>
-          <w:rFonts w:ascii="Times New Roman" w:hAnsi="Times New Roman" w:cs="Times New Roman"/>
           <w:b/>
           <w:bCs/>
-          <w:sz w:val="24"/>
-          <w:szCs w:val="24"/>
         </w:rPr>
         <w:t>[DESTINO] – PARNAÍBA/PI</w:t>
       </w:r>
       <w:r>
-        <w:rPr>
-          <w:rFonts w:ascii="Times New Roman" w:hAnsi="Times New Roman" w:cs="Times New Roman"/>
-          <w:sz w:val="24"/>
-          <w:szCs w:val="24"/>
-        </w:rPr>
-        <w:t xml:space="preserve"> para os devidos fins. </w:t>
-      </w:r>
-      <w:r>
-        <w:rPr>
-          <w:rFonts w:ascii="Times New Roman" w:eastAsia="Times New Roman" w:hAnsi="Times New Roman" w:cs="Times New Roman"/>
-          <w:sz w:val="24"/>
-          <w:szCs w:val="24"/>
-        </w:rPr>
-        <w:t xml:space="preserve">Os exames foram conduzidos, preferencialmente, seguindo a ordem cronológica das demandas do setor. </w:t>
+        <w:t xml:space="preserve"> para os devidos fins. Os exames foram conduzidos, preferencialmente, seguindo a ordem cronológica das demandas do setor. </w:t>
       </w:r>
     </w:p>
     <w:p>
@@ -682,14 +301,8 @@
     <w:p>
       <w:pPr>
         <w:pStyle w:val="Ttulo1"/>
-        <w:rPr>
-          <w:rFonts w:ascii="Times New Roman" w:hAnsi="Times New Roman" w:cs="Times New Roman"/>
-        </w:rPr>
-      </w:pPr>
-      <w:r>
-        <w:rPr>
-          <w:rFonts w:ascii="Times New Roman" w:hAnsi="Times New Roman" w:cs="Times New Roman"/>
-        </w:rPr>
+      </w:pPr>
+      <w:r>
         <w:t>1.   MATERIAL APREENDIDO</w:t>
       </w:r>
     </w:p>
@@ -697,18 +310,8 @@
       <w:pPr>
         <w:pStyle w:val="Ttulo2"/>
         <w:spacing w:before="120"/>
-        <w:rPr>
-          <w:rFonts w:ascii="Times New Roman" w:hAnsi="Times New Roman" w:cs="Times New Roman"/>
-          <w:sz w:val="24"/>
-          <w:szCs w:val="24"/>
-        </w:rPr>
-      </w:pPr>
-      <w:r>
-        <w:rPr>
-          <w:rFonts w:ascii="Times New Roman" w:hAnsi="Times New Roman" w:cs="Times New Roman"/>
-          <w:sz w:val="24"/>
-          <w:szCs w:val="24"/>
-        </w:rPr>
+      </w:pPr>
+      <w:r>
         <w:t>1.1.   Cadeia de Custódia, Identificação e Descrição do Material</w:t>
       </w:r>
     </w:p>
@@ -716,170 +319,80 @@
       <w:pPr>
         <w:spacing w:before="80" w:after="80"/>
         <w:jc w:val="both"/>
-        <w:rPr>
-          <w:rFonts w:ascii="Times New Roman" w:hAnsi="Times New Roman" w:cs="Times New Roman"/>
-          <w:sz w:val="24"/>
-          <w:szCs w:val="24"/>
-        </w:rPr>
-      </w:pPr>
-      <w:r>
-        <w:rPr>
-          <w:rFonts w:ascii="Times New Roman" w:hAnsi="Times New Roman" w:cs="Times New Roman"/>
-          <w:sz w:val="24"/>
-          <w:szCs w:val="24"/>
-        </w:rPr>
+      </w:pPr>
+      <w:r>
         <w:t xml:space="preserve">O material apreendido, proveniente da unidade policial, adentrou nesta unidade pericial acondicionado no Envelope de Vestígios/Lacre nº. </w:t>
       </w:r>
       <w:r>
         <w:rPr>
-          <w:rFonts w:ascii="Times New Roman" w:hAnsi="Times New Roman" w:cs="Times New Roman"/>
           <w:b/>
           <w:bCs/>
-          <w:sz w:val="24"/>
-          <w:szCs w:val="24"/>
         </w:rPr>
         <w:t>[ENV_ENTRADA]</w:t>
       </w:r>
       <w:r>
-        <w:rPr>
-          <w:rFonts w:ascii="Times New Roman" w:hAnsi="Times New Roman" w:cs="Times New Roman"/>
-          <w:sz w:val="24"/>
-          <w:szCs w:val="24"/>
-        </w:rPr>
         <w:t xml:space="preserve">, cadastrado no sistema AMPLO sob nº. </w:t>
       </w:r>
       <w:r>
         <w:rPr>
-          <w:rFonts w:ascii="Times New Roman" w:hAnsi="Times New Roman" w:cs="Times New Roman"/>
           <w:b/>
           <w:bCs/>
-          <w:sz w:val="24"/>
-          <w:szCs w:val="24"/>
         </w:rPr>
         <w:t>[AMPLO]</w:t>
       </w:r>
       <w:r>
-        <w:rPr>
-          <w:rFonts w:ascii="Times New Roman" w:hAnsi="Times New Roman" w:cs="Times New Roman"/>
-          <w:sz w:val="24"/>
-          <w:szCs w:val="24"/>
-        </w:rPr>
         <w:t xml:space="preserve">. Foi submetido a exame preliminar no núcleo pericial pelo Perito Criminal plantonista, referente à Demanda nº. </w:t>
       </w:r>
       <w:r>
         <w:rPr>
-          <w:rFonts w:ascii="Times New Roman" w:hAnsi="Times New Roman" w:cs="Times New Roman"/>
           <w:b/>
           <w:bCs/>
-          <w:sz w:val="24"/>
-          <w:szCs w:val="24"/>
         </w:rPr>
         <w:t>[DEMANDA_PRELIM]</w:t>
       </w:r>
       <w:r>
-        <w:rPr>
-          <w:rFonts w:ascii="Times New Roman" w:hAnsi="Times New Roman" w:cs="Times New Roman"/>
-          <w:sz w:val="24"/>
-          <w:szCs w:val="24"/>
-        </w:rPr>
         <w:t xml:space="preserve">. Nessa etapa, o material foi transferido para o Envelope de Vestígios/Lacre nº. </w:t>
       </w:r>
       <w:r>
         <w:rPr>
-          <w:rFonts w:ascii="Times New Roman" w:hAnsi="Times New Roman" w:cs="Times New Roman"/>
           <w:b/>
           <w:bCs/>
-          <w:sz w:val="24"/>
-          <w:szCs w:val="24"/>
         </w:rPr>
         <w:t>[ENV_POS_PRELIM]</w:t>
       </w:r>
       <w:r>
-        <w:rPr>
-          <w:rFonts w:ascii="Times New Roman" w:hAnsi="Times New Roman" w:cs="Times New Roman"/>
-          <w:sz w:val="24"/>
-          <w:szCs w:val="24"/>
-        </w:rPr>
-        <w:t xml:space="preserve"> e encaminhado ao Setor de Química Forense para análise definitiva, em observância à cadeia de custódia da prova prevista nos </w:t>
-      </w:r>
-      <w:proofErr w:type="spellStart"/>
-      <w:r>
-        <w:rPr>
-          <w:rFonts w:ascii="Times New Roman" w:hAnsi="Times New Roman" w:cs="Times New Roman"/>
-          <w:sz w:val="24"/>
-          <w:szCs w:val="24"/>
-        </w:rPr>
-        <w:t>arts</w:t>
-      </w:r>
-      <w:proofErr w:type="spellEnd"/>
-      <w:r>
-        <w:rPr>
-          <w:rFonts w:ascii="Times New Roman" w:hAnsi="Times New Roman" w:cs="Times New Roman"/>
-          <w:sz w:val="24"/>
-          <w:szCs w:val="24"/>
-        </w:rPr>
-        <w:t>. 158-A a 158-F do CPP (Lei 13.964/2019).</w:t>
-      </w:r>
-    </w:p>
-    <w:p>
-      <w:pPr>
-        <w:rPr>
-          <w:sz w:val="24"/>
-          <w:szCs w:val="24"/>
-        </w:rPr>
-      </w:pPr>
-    </w:p>
+        <w:t xml:space="preserve"> e encaminhado ao Setor de Química Forense para análise definitiva, em observância à cadeia de custódia da prova prevista nos arts. 158-A a 158-F do CPP (Lei 13.964/2019).</w:t>
+      </w:r>
+    </w:p>
+    <w:p/>
     <w:p>
       <w:pPr>
         <w:pStyle w:val="SemEspaamento"/>
         <w:jc w:val="both"/>
-        <w:rPr>
-          <w:rFonts w:ascii="Times New Roman" w:hAnsi="Times New Roman" w:cs="Times New Roman"/>
-          <w:sz w:val="24"/>
-          <w:szCs w:val="24"/>
-        </w:rPr>
-      </w:pPr>
-      <w:r>
-        <w:rPr>
-          <w:rFonts w:ascii="Times New Roman" w:hAnsi="Times New Roman" w:cs="Times New Roman"/>
-          <w:sz w:val="24"/>
-          <w:szCs w:val="24"/>
-        </w:rPr>
-        <w:t xml:space="preserve">Para a realização do exame definitivo, procedeu-se à abertura regular do envelope de vestígios, seguida de inspeção visual, contagem dos volumes, registro fotográfico, aferição de massa bruta e </w:t>
-      </w:r>
-      <w:r>
-        <w:rPr>
-          <w:rFonts w:ascii="Times New Roman" w:hAnsi="Times New Roman" w:cs="Times New Roman"/>
-          <w:sz w:val="24"/>
-          <w:szCs w:val="24"/>
-        </w:rPr>
+      </w:pPr>
+      <w:r>
         <w:lastRenderedPageBreak/>
-        <w:t>seleção de frações representativas para análise química. As constatações estão descritas na Tabela 1, a seguir.</w:t>
+        <w:t>Para a realização do exame definitivo, procedeu-se à abertura regular do envelope de vestígios, seguida de inspeção visual, contagem dos volumes, registro fotográfico, aferição de massa bruta e seleção de frações representativas para análise química. As constatações estão descritas na Tabela 1, a seguir.</w:t>
       </w:r>
     </w:p>
     <w:p>
       <w:pPr>
         <w:pStyle w:val="SemEspaamento"/>
         <w:jc w:val="both"/>
-        <w:rPr>
-          <w:rFonts w:ascii="Times New Roman" w:hAnsi="Times New Roman" w:cs="Times New Roman"/>
-          <w:sz w:val="24"/>
-          <w:szCs w:val="24"/>
-        </w:rPr>
       </w:pPr>
     </w:p>
     <w:tbl>
       <w:tblPr>
-        <w:tblStyle w:val="TabeladeGrade4-nfase1"/>
-        <w:tblW w:w="9493" w:type="dxa"/>
+        <w:tblStyle w:val="TabeladeGrade4"/>
+        <w:tblW w:w="9351" w:type="dxa"/>
         <w:tblLook w:val="04A0" w:firstRow="1" w:lastRow="0" w:firstColumn="1" w:lastColumn="0" w:noHBand="0" w:noVBand="1"/>
       </w:tblPr>
       <w:tblGrid>
-        <w:gridCol w:w="676"/>
-        <w:gridCol w:w="2428"/>
-        <w:gridCol w:w="1316"/>
-        <w:gridCol w:w="1933"/>
-        <w:gridCol w:w="3140"/>
+        <w:gridCol w:w="671"/>
+        <w:gridCol w:w="2649"/>
+        <w:gridCol w:w="1426"/>
+        <w:gridCol w:w="1976"/>
+        <w:gridCol w:w="2629"/>
       </w:tblGrid>
       <w:tr>
         <w:trPr>
@@ -889,23 +402,21 @@
         <w:tc>
           <w:tcPr>
             <w:cnfStyle w:val="001000000000" w:firstRow="0" w:lastRow="0" w:firstColumn="1" w:lastColumn="0" w:oddVBand="0" w:evenVBand="0" w:oddHBand="0" w:evenHBand="0" w:firstRowFirstColumn="0" w:firstRowLastColumn="0" w:lastRowFirstColumn="0" w:lastRowLastColumn="0"/>
-            <w:tcW w:w="682" w:type="dxa"/>
+            <w:tcW w:w="671" w:type="dxa"/>
           </w:tcPr>
           <w:p>
             <w:pPr>
               <w:spacing w:before="40" w:after="40"/>
               <w:jc w:val="center"/>
               <w:rPr>
-                <w:rFonts w:ascii="Times New Roman" w:hAnsi="Times New Roman" w:cs="Times New Roman"/>
-                <w:sz w:val="20"/>
-                <w:szCs w:val="20"/>
-              </w:rPr>
-            </w:pPr>
-            <w:r>
-              <w:rPr>
-                <w:rFonts w:ascii="Times New Roman" w:hAnsi="Times New Roman" w:cs="Times New Roman"/>
-                <w:sz w:val="20"/>
-                <w:szCs w:val="20"/>
+                <w:sz w:val="22"/>
+                <w:szCs w:val="22"/>
+              </w:rPr>
+            </w:pPr>
+            <w:r>
+              <w:rPr>
+                <w:sz w:val="22"/>
+                <w:szCs w:val="22"/>
               </w:rPr>
               <w:t>Item</w:t>
             </w:r>
@@ -913,7 +424,7 @@
         </w:tc>
         <w:tc>
           <w:tcPr>
-            <w:tcW w:w="2290" w:type="dxa"/>
+            <w:tcW w:w="2649" w:type="dxa"/>
           </w:tcPr>
           <w:p>
             <w:pPr>
@@ -921,16 +432,14 @@
               <w:jc w:val="center"/>
               <w:cnfStyle w:val="100000000000" w:firstRow="1" w:lastRow="0" w:firstColumn="0" w:lastColumn="0" w:oddVBand="0" w:evenVBand="0" w:oddHBand="0" w:evenHBand="0" w:firstRowFirstColumn="0" w:firstRowLastColumn="0" w:lastRowFirstColumn="0" w:lastRowLastColumn="0"/>
               <w:rPr>
-                <w:rFonts w:ascii="Times New Roman" w:hAnsi="Times New Roman" w:cs="Times New Roman"/>
-                <w:sz w:val="20"/>
-                <w:szCs w:val="20"/>
-              </w:rPr>
-            </w:pPr>
-            <w:r>
-              <w:rPr>
-                <w:rFonts w:ascii="Times New Roman" w:hAnsi="Times New Roman" w:cs="Times New Roman"/>
-                <w:sz w:val="20"/>
-                <w:szCs w:val="20"/>
+                <w:sz w:val="22"/>
+                <w:szCs w:val="22"/>
+              </w:rPr>
+            </w:pPr>
+            <w:r>
+              <w:rPr>
+                <w:sz w:val="22"/>
+                <w:szCs w:val="22"/>
               </w:rPr>
               <w:t>Massa bruta aferida</w:t>
             </w:r>
@@ -938,7 +447,7 @@
         </w:tc>
         <w:tc>
           <w:tcPr>
-            <w:tcW w:w="1316" w:type="dxa"/>
+            <w:tcW w:w="1426" w:type="dxa"/>
           </w:tcPr>
           <w:p>
             <w:pPr>
@@ -946,34 +455,22 @@
               <w:jc w:val="center"/>
               <w:cnfStyle w:val="100000000000" w:firstRow="1" w:lastRow="0" w:firstColumn="0" w:lastColumn="0" w:oddVBand="0" w:evenVBand="0" w:oddHBand="0" w:evenHBand="0" w:firstRowFirstColumn="0" w:firstRowLastColumn="0" w:lastRowFirstColumn="0" w:lastRowLastColumn="0"/>
               <w:rPr>
-                <w:rFonts w:ascii="Times New Roman" w:hAnsi="Times New Roman" w:cs="Times New Roman"/>
-                <w:sz w:val="20"/>
-                <w:szCs w:val="20"/>
-              </w:rPr>
-            </w:pPr>
-            <w:proofErr w:type="spellStart"/>
-            <w:r>
-              <w:rPr>
-                <w:rFonts w:ascii="Times New Roman" w:hAnsi="Times New Roman" w:cs="Times New Roman"/>
-                <w:sz w:val="20"/>
-                <w:szCs w:val="20"/>
-              </w:rPr>
-              <w:t>Qtd</w:t>
-            </w:r>
-            <w:proofErr w:type="spellEnd"/>
-            <w:r>
-              <w:rPr>
-                <w:rFonts w:ascii="Times New Roman" w:hAnsi="Times New Roman" w:cs="Times New Roman"/>
-                <w:sz w:val="20"/>
-                <w:szCs w:val="20"/>
-              </w:rPr>
-              <w:t>.</w:t>
-            </w:r>
-          </w:p>
-        </w:tc>
-        <w:tc>
-          <w:tcPr>
-            <w:tcW w:w="1944" w:type="dxa"/>
+                <w:sz w:val="22"/>
+                <w:szCs w:val="22"/>
+              </w:rPr>
+            </w:pPr>
+            <w:r>
+              <w:rPr>
+                <w:sz w:val="22"/>
+                <w:szCs w:val="22"/>
+              </w:rPr>
+              <w:t>Qtd.</w:t>
+            </w:r>
+          </w:p>
+        </w:tc>
+        <w:tc>
+          <w:tcPr>
+            <w:tcW w:w="1976" w:type="dxa"/>
           </w:tcPr>
           <w:p>
             <w:pPr>
@@ -981,16 +478,14 @@
               <w:jc w:val="center"/>
               <w:cnfStyle w:val="100000000000" w:firstRow="1" w:lastRow="0" w:firstColumn="0" w:lastColumn="0" w:oddVBand="0" w:evenVBand="0" w:oddHBand="0" w:evenHBand="0" w:firstRowFirstColumn="0" w:firstRowLastColumn="0" w:lastRowFirstColumn="0" w:lastRowLastColumn="0"/>
               <w:rPr>
-                <w:rFonts w:ascii="Times New Roman" w:hAnsi="Times New Roman" w:cs="Times New Roman"/>
-                <w:sz w:val="20"/>
-                <w:szCs w:val="20"/>
-              </w:rPr>
-            </w:pPr>
-            <w:r>
-              <w:rPr>
-                <w:rFonts w:ascii="Times New Roman" w:hAnsi="Times New Roman" w:cs="Times New Roman"/>
-                <w:sz w:val="20"/>
-                <w:szCs w:val="20"/>
+                <w:sz w:val="22"/>
+                <w:szCs w:val="22"/>
+              </w:rPr>
+            </w:pPr>
+            <w:r>
+              <w:rPr>
+                <w:sz w:val="22"/>
+                <w:szCs w:val="22"/>
               </w:rPr>
               <w:t>Acondicionamento</w:t>
             </w:r>
@@ -998,7 +493,7 @@
         </w:tc>
         <w:tc>
           <w:tcPr>
-            <w:tcW w:w="3261" w:type="dxa"/>
+            <w:tcW w:w="2629" w:type="dxa"/>
           </w:tcPr>
           <w:p>
             <w:pPr>
@@ -1006,16 +501,14 @@
               <w:jc w:val="center"/>
               <w:cnfStyle w:val="100000000000" w:firstRow="1" w:lastRow="0" w:firstColumn="0" w:lastColumn="0" w:oddVBand="0" w:evenVBand="0" w:oddHBand="0" w:evenHBand="0" w:firstRowFirstColumn="0" w:firstRowLastColumn="0" w:lastRowFirstColumn="0" w:lastRowLastColumn="0"/>
               <w:rPr>
-                <w:rFonts w:ascii="Times New Roman" w:hAnsi="Times New Roman" w:cs="Times New Roman"/>
-                <w:sz w:val="20"/>
-                <w:szCs w:val="20"/>
-              </w:rPr>
-            </w:pPr>
-            <w:r>
-              <w:rPr>
-                <w:rFonts w:ascii="Times New Roman" w:hAnsi="Times New Roman" w:cs="Times New Roman"/>
-                <w:sz w:val="20"/>
-                <w:szCs w:val="20"/>
+                <w:sz w:val="22"/>
+                <w:szCs w:val="22"/>
+              </w:rPr>
+            </w:pPr>
+            <w:r>
+              <w:rPr>
+                <w:sz w:val="22"/>
+                <w:szCs w:val="22"/>
               </w:rPr>
               <w:t>Aspectos físicos</w:t>
             </w:r>
@@ -1029,25 +522,21 @@
         <w:tc>
           <w:tcPr>
             <w:cnfStyle w:val="001000000000" w:firstRow="0" w:lastRow="0" w:firstColumn="1" w:lastColumn="0" w:oddVBand="0" w:evenVBand="0" w:oddHBand="0" w:evenHBand="0" w:firstRowFirstColumn="0" w:firstRowLastColumn="0" w:lastRowFirstColumn="0" w:lastRowLastColumn="0"/>
-            <w:tcW w:w="682" w:type="dxa"/>
+            <w:tcW w:w="671" w:type="dxa"/>
           </w:tcPr>
           <w:p>
             <w:pPr>
               <w:spacing w:before="80" w:after="80"/>
               <w:jc w:val="center"/>
               <w:rPr>
-                <w:rFonts w:ascii="Times New Roman" w:hAnsi="Times New Roman" w:cs="Times New Roman"/>
-                <w:b w:val="0"/>
-                <w:bCs w:val="0"/>
-                <w:sz w:val="20"/>
-                <w:szCs w:val="20"/>
-              </w:rPr>
-            </w:pPr>
-            <w:r>
-              <w:rPr>
-                <w:rFonts w:ascii="Times New Roman" w:hAnsi="Times New Roman" w:cs="Times New Roman"/>
-                <w:sz w:val="20"/>
-                <w:szCs w:val="20"/>
+                <w:sz w:val="22"/>
+                <w:szCs w:val="22"/>
+              </w:rPr>
+            </w:pPr>
+            <w:r>
+              <w:rPr>
+                <w:sz w:val="22"/>
+                <w:szCs w:val="22"/>
               </w:rPr>
               <w:t>c.</w:t>
             </w:r>
@@ -1055,7 +544,7 @@
         </w:tc>
         <w:tc>
           <w:tcPr>
-            <w:tcW w:w="2290" w:type="dxa"/>
+            <w:tcW w:w="2649" w:type="dxa"/>
           </w:tcPr>
           <w:p>
             <w:pPr>
@@ -1063,26 +552,23 @@
               <w:jc w:val="center"/>
               <w:cnfStyle w:val="000000100000" w:firstRow="0" w:lastRow="0" w:firstColumn="0" w:lastColumn="0" w:oddVBand="0" w:evenVBand="0" w:oddHBand="1" w:evenHBand="0" w:firstRowFirstColumn="0" w:firstRowLastColumn="0" w:lastRowFirstColumn="0" w:lastRowLastColumn="0"/>
               <w:rPr>
-                <w:rFonts w:ascii="Times New Roman" w:hAnsi="Times New Roman" w:cs="Times New Roman"/>
-                <w:sz w:val="20"/>
-                <w:szCs w:val="20"/>
-              </w:rPr>
-            </w:pPr>
-            <w:r>
-              <w:rPr>
-                <w:rFonts w:ascii="Times New Roman" w:hAnsi="Times New Roman" w:cs="Times New Roman"/>
+                <w:sz w:val="22"/>
+                <w:szCs w:val="22"/>
+              </w:rPr>
+            </w:pPr>
+            <w:r>
+              <w:rPr>
                 <w:b/>
                 <w:bCs/>
-                <w:sz w:val="20"/>
-                <w:szCs w:val="20"/>
+                <w:sz w:val="22"/>
+                <w:szCs w:val="22"/>
               </w:rPr>
               <w:t>[MASSA_MAC_BRUTA]</w:t>
             </w:r>
             <w:r>
               <w:rPr>
-                <w:rFonts w:ascii="Times New Roman" w:hAnsi="Times New Roman" w:cs="Times New Roman"/>
-                <w:sz w:val="20"/>
-                <w:szCs w:val="20"/>
+                <w:sz w:val="22"/>
+                <w:szCs w:val="22"/>
               </w:rPr>
               <w:t xml:space="preserve"> ([MASSA_MAC_EXT]) massa bruta</w:t>
             </w:r>
@@ -1090,7 +576,7 @@
         </w:tc>
         <w:tc>
           <w:tcPr>
-            <w:tcW w:w="1316" w:type="dxa"/>
+            <w:tcW w:w="1426" w:type="dxa"/>
           </w:tcPr>
           <w:p>
             <w:pPr>
@@ -1098,16 +584,14 @@
               <w:jc w:val="center"/>
               <w:cnfStyle w:val="000000100000" w:firstRow="0" w:lastRow="0" w:firstColumn="0" w:lastColumn="0" w:oddVBand="0" w:evenVBand="0" w:oddHBand="1" w:evenHBand="0" w:firstRowFirstColumn="0" w:firstRowLastColumn="0" w:lastRowFirstColumn="0" w:lastRowLastColumn="0"/>
               <w:rPr>
-                <w:rFonts w:ascii="Times New Roman" w:hAnsi="Times New Roman" w:cs="Times New Roman"/>
-                <w:sz w:val="20"/>
-                <w:szCs w:val="20"/>
-              </w:rPr>
-            </w:pPr>
-            <w:r>
-              <w:rPr>
-                <w:rFonts w:ascii="Times New Roman" w:hAnsi="Times New Roman" w:cs="Times New Roman"/>
-                <w:sz w:val="20"/>
-                <w:szCs w:val="20"/>
+                <w:sz w:val="22"/>
+                <w:szCs w:val="22"/>
+              </w:rPr>
+            </w:pPr>
+            <w:r>
+              <w:rPr>
+                <w:sz w:val="22"/>
+                <w:szCs w:val="22"/>
               </w:rPr>
               <w:t>[QTD_MAC]</w:t>
             </w:r>
@@ -1115,7 +599,7 @@
         </w:tc>
         <w:tc>
           <w:tcPr>
-            <w:tcW w:w="1944" w:type="dxa"/>
+            <w:tcW w:w="1976" w:type="dxa"/>
           </w:tcPr>
           <w:p>
             <w:pPr>
@@ -1123,16 +607,14 @@
               <w:jc w:val="center"/>
               <w:cnfStyle w:val="000000100000" w:firstRow="0" w:lastRow="0" w:firstColumn="0" w:lastColumn="0" w:oddVBand="0" w:evenVBand="0" w:oddHBand="1" w:evenHBand="0" w:firstRowFirstColumn="0" w:firstRowLastColumn="0" w:lastRowFirstColumn="0" w:lastRowLastColumn="0"/>
               <w:rPr>
-                <w:rFonts w:ascii="Times New Roman" w:hAnsi="Times New Roman" w:cs="Times New Roman"/>
-                <w:sz w:val="20"/>
-                <w:szCs w:val="20"/>
-              </w:rPr>
-            </w:pPr>
-            <w:r>
-              <w:rPr>
-                <w:rFonts w:ascii="Times New Roman" w:hAnsi="Times New Roman" w:cs="Times New Roman"/>
-                <w:sz w:val="20"/>
-                <w:szCs w:val="20"/>
+                <w:sz w:val="22"/>
+                <w:szCs w:val="22"/>
+              </w:rPr>
+            </w:pPr>
+            <w:r>
+              <w:rPr>
+                <w:sz w:val="22"/>
+                <w:szCs w:val="22"/>
               </w:rPr>
               <w:t>[ACOND_MAC]</w:t>
             </w:r>
@@ -1140,7 +622,7 @@
         </w:tc>
         <w:tc>
           <w:tcPr>
-            <w:tcW w:w="3261" w:type="dxa"/>
+            <w:tcW w:w="2629" w:type="dxa"/>
           </w:tcPr>
           <w:p>
             <w:pPr>
@@ -1148,16 +630,14 @@
               <w:jc w:val="center"/>
               <w:cnfStyle w:val="000000100000" w:firstRow="0" w:lastRow="0" w:firstColumn="0" w:lastColumn="0" w:oddVBand="0" w:evenVBand="0" w:oddHBand="1" w:evenHBand="0" w:firstRowFirstColumn="0" w:firstRowLastColumn="0" w:lastRowFirstColumn="0" w:lastRowLastColumn="0"/>
               <w:rPr>
-                <w:rFonts w:ascii="Times New Roman" w:hAnsi="Times New Roman" w:cs="Times New Roman"/>
-                <w:sz w:val="20"/>
-                <w:szCs w:val="20"/>
-              </w:rPr>
-            </w:pPr>
-            <w:r>
-              <w:rPr>
-                <w:rFonts w:ascii="Times New Roman" w:hAnsi="Times New Roman" w:cs="Times New Roman"/>
-                <w:sz w:val="20"/>
-                <w:szCs w:val="20"/>
+                <w:sz w:val="22"/>
+                <w:szCs w:val="22"/>
+              </w:rPr>
+            </w:pPr>
+            <w:r>
+              <w:rPr>
+                <w:sz w:val="22"/>
+                <w:szCs w:val="22"/>
               </w:rPr>
               <w:t>[ASPECTOS_MAC]</w:t>
             </w:r>
@@ -1169,38 +649,34 @@
       <w:pPr>
         <w:spacing w:before="80" w:after="80"/>
         <w:rPr>
-          <w:rFonts w:ascii="Times New Roman" w:hAnsi="Times New Roman" w:cs="Times New Roman"/>
           <w:i/>
           <w:iCs/>
-          <w:sz w:val="20"/>
-          <w:szCs w:val="20"/>
+          <w:sz w:val="22"/>
+          <w:szCs w:val="22"/>
         </w:rPr>
       </w:pPr>
       <w:r>
         <w:rPr>
           <w:rStyle w:val="Forte"/>
-          <w:rFonts w:ascii="Times New Roman" w:hAnsi="Times New Roman" w:cs="Times New Roman"/>
-          <w:sz w:val="20"/>
-          <w:szCs w:val="20"/>
+          <w:sz w:val="22"/>
+          <w:szCs w:val="22"/>
         </w:rPr>
         <w:t>Tabela 1</w:t>
       </w:r>
       <w:r>
         <w:rPr>
           <w:rStyle w:val="Forte"/>
-          <w:rFonts w:ascii="Times New Roman" w:hAnsi="Times New Roman" w:cs="Times New Roman"/>
           <w:i/>
-          <w:sz w:val="20"/>
-          <w:szCs w:val="20"/>
+          <w:sz w:val="22"/>
+          <w:szCs w:val="22"/>
         </w:rPr>
         <w:t>.</w:t>
       </w:r>
       <w:r>
         <w:rPr>
-          <w:rFonts w:ascii="Times New Roman" w:hAnsi="Times New Roman" w:cs="Times New Roman"/>
           <w:i/>
-          <w:sz w:val="20"/>
-          <w:szCs w:val="20"/>
+          <w:sz w:val="22"/>
+          <w:szCs w:val="22"/>
         </w:rPr>
         <w:t xml:space="preserve"> Identificação e descrição do material submetido a análise definitiva.</w:t>
       </w:r>
@@ -1209,82 +685,28 @@
       <w:pPr>
         <w:spacing w:before="80" w:after="80"/>
         <w:rPr>
-          <w:rFonts w:ascii="Times New Roman" w:hAnsi="Times New Roman" w:cs="Times New Roman"/>
-          <w:sz w:val="20"/>
-          <w:szCs w:val="20"/>
-        </w:rPr>
-      </w:pPr>
+          <w:sz w:val="20"/>
+          <w:szCs w:val="20"/>
+        </w:rPr>
+      </w:pPr>
+      <w:bookmarkStart w:id="0" w:name="_GoBack"/>
+      <w:bookmarkEnd w:id="0"/>
     </w:p>
     <w:p>
       <w:pPr>
         <w:spacing w:before="80" w:after="80"/>
         <w:jc w:val="center"/>
         <w:rPr>
-          <w:rFonts w:ascii="Times New Roman" w:hAnsi="Times New Roman" w:cs="Times New Roman"/>
           <w:i/>
           <w:iCs/>
         </w:rPr>
       </w:pPr>
       <w:r>
         <w:rPr>
-          <w:rFonts w:ascii="Times New Roman" w:hAnsi="Times New Roman" w:cs="Times New Roman"/>
           <w:i/>
           <w:iCs/>
-          <w:noProof/>
-        </w:rPr>
-        <w:drawing>
-          <wp:inline distT="0" distB="0" distL="0" distR="0" wp14:anchorId="3622B67F" wp14:editId="6CBFF0C3">
-            <wp:extent cx="5980427" cy="4364437"/>
-            <wp:effectExtent l="19050" t="19050" r="20955" b="17145"/>
-            <wp:docPr id="1" name="Imagem 1" descr="C:\Users\labnm\Downloads\WhatsApp Image 2026-05-27 at 07.48.58.jpeg"/>
-            <wp:cNvGraphicFramePr>
-              <a:graphicFrameLocks xmlns:a="http://schemas.openxmlformats.org/drawingml/2006/main" noChangeAspect="1"/>
-            </wp:cNvGraphicFramePr>
-            <a:graphic xmlns:a="http://schemas.openxmlformats.org/drawingml/2006/main">
-              <a:graphicData uri="http://schemas.openxmlformats.org/drawingml/2006/picture">
-                <pic:pic xmlns:pic="http://schemas.openxmlformats.org/drawingml/2006/picture">
-                  <pic:nvPicPr>
-                    <pic:cNvPr id="0" name="Picture 1" descr="C:\Users\labnm\Downloads\WhatsApp Image 2026-05-27 at 07.48.58.jpeg"/>
-                    <pic:cNvPicPr>
-                      <a:picLocks noChangeAspect="1" noChangeArrowheads="1"/>
-                    </pic:cNvPicPr>
-                  </pic:nvPicPr>
-                  <pic:blipFill>
-                    <a:blip r:embed="rId8" cstate="print">
-                      <a:extLst>
-                        <a:ext uri="{28A0092B-C50C-407E-A947-70E740481C1C}">
-                          <a14:useLocalDpi xmlns:a14="http://schemas.microsoft.com/office/drawing/2010/main" val="0"/>
-                        </a:ext>
-                      </a:extLst>
-                    </a:blip>
-                    <a:srcRect/>
-                    <a:stretch>
-                      <a:fillRect/>
-                    </a:stretch>
-                  </pic:blipFill>
-                  <pic:spPr bwMode="auto">
-                    <a:xfrm>
-                      <a:off x="0" y="0"/>
-                      <a:ext cx="5988837" cy="4370574"/>
-                    </a:xfrm>
-                    <a:prstGeom prst="rect">
-                      <a:avLst/>
-                    </a:prstGeom>
-                    <a:noFill/>
-                    <a:ln>
-                      <a:solidFill>
-                        <a:schemeClr val="accent5">
-                          <a:lumMod val="20000"/>
-                          <a:lumOff val="80000"/>
-                        </a:schemeClr>
-                      </a:solidFill>
-                    </a:ln>
-                  </pic:spPr>
-                </pic:pic>
-              </a:graphicData>
-            </a:graphic>
-          </wp:inline>
-        </w:drawing>
+        </w:rPr>
+        <w:t>[PENDENTE: inserir fotografia do material apreendido — escala milimétrica + brasão NRPC-QF]</w:t>
       </w:r>
     </w:p>
     <w:p>
@@ -1292,83 +714,53 @@
         <w:spacing w:before="80" w:after="80"/>
         <w:jc w:val="center"/>
         <w:rPr>
-          <w:rFonts w:ascii="Times New Roman" w:hAnsi="Times New Roman" w:cs="Times New Roman"/>
-          <w:sz w:val="20"/>
-          <w:szCs w:val="20"/>
+          <w:sz w:val="22"/>
+          <w:szCs w:val="22"/>
         </w:rPr>
       </w:pPr>
       <w:r>
         <w:rPr>
           <w:rStyle w:val="Forte"/>
-          <w:rFonts w:ascii="Times New Roman" w:hAnsi="Times New Roman" w:cs="Times New Roman"/>
-          <w:sz w:val="20"/>
-          <w:szCs w:val="20"/>
+          <w:sz w:val="22"/>
+          <w:szCs w:val="22"/>
         </w:rPr>
         <w:t>Figura 1</w:t>
       </w:r>
       <w:r>
         <w:rPr>
           <w:rStyle w:val="Forte"/>
-          <w:rFonts w:ascii="Times New Roman" w:hAnsi="Times New Roman" w:cs="Times New Roman"/>
           <w:i/>
-          <w:sz w:val="20"/>
-          <w:szCs w:val="20"/>
+          <w:sz w:val="22"/>
+          <w:szCs w:val="22"/>
         </w:rPr>
         <w:t>.</w:t>
       </w:r>
       <w:r>
         <w:rPr>
-          <w:rFonts w:ascii="Times New Roman" w:hAnsi="Times New Roman" w:cs="Times New Roman"/>
           <w:i/>
-          <w:sz w:val="20"/>
-          <w:szCs w:val="20"/>
-        </w:rPr>
-        <w:t xml:space="preserve"> Vista geral do material encaminhado a exame. Material custodiado provisoriamente no LAB-NRPC/PHB. </w:t>
-      </w:r>
-    </w:p>
-    <w:p>
-      <w:pPr>
-        <w:rPr>
-          <w:rFonts w:ascii="Times New Roman" w:hAnsi="Times New Roman" w:cs="Times New Roman"/>
-          <w:sz w:val="24"/>
-          <w:szCs w:val="24"/>
-        </w:rPr>
-      </w:pPr>
-    </w:p>
+          <w:sz w:val="22"/>
+          <w:szCs w:val="22"/>
+        </w:rPr>
+        <w:t xml:space="preserve"> Vista geral do material encaminhado a exame. Material custodiado provisoriamente no LAB-NRPC/PHB.</w:t>
+      </w:r>
+    </w:p>
+    <w:p/>
     <w:p>
       <w:pPr>
         <w:spacing w:before="80" w:after="80"/>
         <w:jc w:val="both"/>
-        <w:rPr>
-          <w:rFonts w:ascii="Times New Roman" w:hAnsi="Times New Roman" w:cs="Times New Roman"/>
-          <w:sz w:val="24"/>
-          <w:szCs w:val="24"/>
-        </w:rPr>
-      </w:pPr>
-      <w:r>
-        <w:rPr>
-          <w:rFonts w:ascii="Times New Roman" w:hAnsi="Times New Roman" w:cs="Times New Roman"/>
-          <w:sz w:val="24"/>
-          <w:szCs w:val="24"/>
-        </w:rPr>
+      </w:pPr>
+      <w:r>
         <w:t xml:space="preserve">O material apreendido permaneceu custodiado neste laboratório até a conclusão deste laudo, momento em que foi reacondicionado em Envelope de Vestígios/Lacre nº. </w:t>
       </w:r>
       <w:r>
         <w:rPr>
-          <w:rFonts w:ascii="Times New Roman" w:hAnsi="Times New Roman" w:cs="Times New Roman"/>
           <w:b/>
           <w:bCs/>
-          <w:sz w:val="24"/>
-          <w:szCs w:val="24"/>
         </w:rPr>
         <w:t>[ENV_POS_DEF]</w:t>
       </w:r>
       <w:r>
-        <w:rPr>
-          <w:rFonts w:ascii="Times New Roman" w:hAnsi="Times New Roman" w:cs="Times New Roman"/>
-          <w:sz w:val="24"/>
-          <w:szCs w:val="24"/>
-        </w:rPr>
         <w:t xml:space="preserve"> após análise definitiva e remetido ao protocolo para devolução à autoridade solicitante.</w:t>
       </w:r>
     </w:p>
@@ -1381,89 +773,47 @@
       <w:pPr>
         <w:spacing w:before="80" w:after="80"/>
         <w:jc w:val="both"/>
-        <w:rPr>
-          <w:rFonts w:ascii="Times New Roman" w:hAnsi="Times New Roman" w:cs="Times New Roman"/>
-          <w:sz w:val="24"/>
-          <w:szCs w:val="24"/>
-        </w:rPr>
-      </w:pPr>
-      <w:r>
-        <w:rPr>
-          <w:rFonts w:ascii="Times New Roman" w:hAnsi="Times New Roman" w:cs="Times New Roman"/>
-          <w:sz w:val="24"/>
-          <w:szCs w:val="24"/>
-        </w:rPr>
+      </w:pPr>
+      <w:r>
         <w:t>Ressalta-se que do referido material foram retiradas frações representativas</w:t>
       </w:r>
       <w:r>
         <w:rPr>
           <w:rStyle w:val="Refdenotaderodap"/>
-          <w:rFonts w:ascii="Times New Roman" w:hAnsi="Times New Roman" w:cs="Times New Roman"/>
-          <w:sz w:val="24"/>
-          <w:szCs w:val="24"/>
         </w:rPr>
         <w:footnoteReference w:id="2"/>
       </w:r>
       <w:r>
-        <w:rPr>
-          <w:rFonts w:ascii="Times New Roman" w:hAnsi="Times New Roman" w:cs="Times New Roman"/>
-          <w:sz w:val="24"/>
-          <w:szCs w:val="24"/>
-        </w:rPr>
         <w:t xml:space="preserve"> de cada item — analisadas individualmente. Das frações examinadas foram ainda separadas amostras para constituição de contraprova, mantidas sob custódia nesta unidade pericial, acondicionadas sob nº. </w:t>
       </w:r>
       <w:r>
         <w:rPr>
-          <w:rFonts w:ascii="Times New Roman" w:hAnsi="Times New Roman" w:cs="Times New Roman"/>
           <w:b/>
           <w:bCs/>
-          <w:sz w:val="24"/>
-          <w:szCs w:val="24"/>
         </w:rPr>
         <w:t>[CP_AMPLO]</w:t>
       </w:r>
       <w:r>
-        <w:rPr>
-          <w:rFonts w:ascii="Times New Roman" w:hAnsi="Times New Roman" w:cs="Times New Roman"/>
-          <w:sz w:val="24"/>
-          <w:szCs w:val="24"/>
-        </w:rPr>
         <w:t xml:space="preserve"> em Envelope de Vestígios/Lacre ref. </w:t>
       </w:r>
       <w:r>
         <w:rPr>
-          <w:rFonts w:ascii="Times New Roman" w:hAnsi="Times New Roman" w:cs="Times New Roman"/>
           <w:b/>
           <w:bCs/>
-          <w:sz w:val="24"/>
-          <w:szCs w:val="24"/>
         </w:rPr>
         <w:t>[MÊS_CP]/[ANO_CP]</w:t>
       </w:r>
       <w:r>
-        <w:rPr>
-          <w:rFonts w:ascii="Times New Roman" w:hAnsi="Times New Roman" w:cs="Times New Roman"/>
-          <w:sz w:val="24"/>
-          <w:szCs w:val="24"/>
-        </w:rPr>
         <w:t xml:space="preserve"> nº. </w:t>
       </w:r>
       <w:r>
         <w:rPr>
-          <w:rFonts w:ascii="Times New Roman" w:hAnsi="Times New Roman" w:cs="Times New Roman"/>
           <w:b/>
           <w:bCs/>
-          <w:sz w:val="24"/>
-          <w:szCs w:val="24"/>
         </w:rPr>
         <w:t>[ENV_CP]</w:t>
       </w:r>
       <w:r>
-        <w:rPr>
-          <w:rFonts w:ascii="Times New Roman" w:hAnsi="Times New Roman" w:cs="Times New Roman"/>
-          <w:sz w:val="24"/>
-          <w:szCs w:val="24"/>
-        </w:rPr>
         <w:t>.</w:t>
       </w:r>
     </w:p>
@@ -1475,14 +825,8 @@
     <w:p>
       <w:pPr>
         <w:pStyle w:val="Ttulo1"/>
-        <w:rPr>
-          <w:rFonts w:ascii="Times New Roman" w:hAnsi="Times New Roman" w:cs="Times New Roman"/>
-        </w:rPr>
-      </w:pPr>
-      <w:r>
-        <w:rPr>
-          <w:rFonts w:ascii="Times New Roman" w:hAnsi="Times New Roman" w:cs="Times New Roman"/>
-        </w:rPr>
+      </w:pPr>
+      <w:r>
         <w:t>2.   EXAMES REALIZADOS</w:t>
       </w:r>
     </w:p>
@@ -1490,18 +834,8 @@
       <w:pPr>
         <w:pStyle w:val="Ttulo2"/>
         <w:spacing w:before="120"/>
-        <w:rPr>
-          <w:rFonts w:ascii="Times New Roman" w:hAnsi="Times New Roman" w:cs="Times New Roman"/>
-          <w:sz w:val="24"/>
-          <w:szCs w:val="24"/>
-        </w:rPr>
-      </w:pPr>
-      <w:r>
-        <w:rPr>
-          <w:rFonts w:ascii="Times New Roman" w:hAnsi="Times New Roman" w:cs="Times New Roman"/>
-          <w:sz w:val="24"/>
-          <w:szCs w:val="24"/>
-        </w:rPr>
+      </w:pPr>
+      <w:r>
         <w:t>2.1.   Controles Analíticos de Qualidade</w:t>
       </w:r>
     </w:p>
@@ -1509,98 +843,39 @@
       <w:pPr>
         <w:spacing w:before="80" w:after="80"/>
         <w:jc w:val="both"/>
-        <w:rPr>
-          <w:rFonts w:ascii="Times New Roman" w:hAnsi="Times New Roman" w:cs="Times New Roman"/>
-          <w:sz w:val="24"/>
-          <w:szCs w:val="24"/>
-        </w:rPr>
-      </w:pPr>
-      <w:r>
-        <w:rPr>
-          <w:rFonts w:ascii="Times New Roman" w:hAnsi="Times New Roman" w:cs="Times New Roman"/>
-          <w:sz w:val="24"/>
-          <w:szCs w:val="24"/>
-        </w:rPr>
-        <w:lastRenderedPageBreak/>
+      </w:pPr>
+      <w:r>
         <w:t xml:space="preserve">Para assegurar validade, rastreabilidade metrológica e reprodutibilidade dos resultados, foram adotados controles analíticos, conforme POP-QF-PHB-002 (V 2.0, 08/06/2026). O espectrômetro </w:t>
       </w:r>
       <w:r>
         <w:rPr>
-          <w:rFonts w:ascii="Times New Roman" w:eastAsia="Times New Roman" w:hAnsi="Times New Roman" w:cs="Times New Roman"/>
           <w:i/>
           <w:iCs/>
-          <w:sz w:val="24"/>
-          <w:szCs w:val="24"/>
         </w:rPr>
         <w:t>Bruker Alpha II</w:t>
       </w:r>
       <w:r>
-        <w:rPr>
-          <w:rFonts w:ascii="Times New Roman" w:hAnsi="Times New Roman" w:cs="Times New Roman"/>
-          <w:sz w:val="24"/>
-          <w:szCs w:val="24"/>
-        </w:rPr>
-        <w:t xml:space="preserve"> (nº de série [BRUKER_SN]) foi submetido ao Protocolo </w:t>
-      </w:r>
-      <w:r>
-        <w:rPr>
-          <w:rFonts w:ascii="Times New Roman" w:hAnsi="Times New Roman" w:cs="Times New Roman"/>
-          <w:sz w:val="24"/>
-          <w:szCs w:val="24"/>
-        </w:rPr>
-        <w:t xml:space="preserve">de Qualificação de Desempenho (OVP — </w:t>
-      </w:r>
-      <w:r>
-        <w:rPr>
-          <w:rFonts w:ascii="Times New Roman" w:eastAsia="Times New Roman" w:hAnsi="Times New Roman" w:cs="Times New Roman"/>
+        <w:t xml:space="preserve"> (nº de série [BRUKER_SN]) foi submetido ao Protocolo de Qualificação de Desempenho (OVP — </w:t>
+      </w:r>
+      <w:r>
+        <w:rPr>
           <w:i/>
           <w:iCs/>
-          <w:sz w:val="24"/>
-          <w:szCs w:val="24"/>
         </w:rPr>
         <w:t>Operational Verification Protocol</w:t>
       </w:r>
       <w:r>
-        <w:rPr>
-          <w:rFonts w:ascii="Times New Roman" w:hAnsi="Times New Roman" w:cs="Times New Roman"/>
-          <w:sz w:val="24"/>
-          <w:szCs w:val="24"/>
-        </w:rPr>
         <w:t xml:space="preserve"> / PQ Test, Bruker Optik GmbH) em [OVP_DATA] às [OVP_HORA], validade até [OVP_VALIDADE_DATA] às [OVP_VALIDADE_HORA], com resultado geral </w:t>
       </w:r>
       <w:r>
         <w:rPr>
-          <w:rFonts w:ascii="Times New Roman" w:eastAsia="Times New Roman" w:hAnsi="Times New Roman" w:cs="Times New Roman"/>
           <w:b/>
           <w:bCs/>
-          <w:sz w:val="24"/>
-          <w:szCs w:val="24"/>
         </w:rPr>
         <w:t>PASSED</w:t>
       </w:r>
       <w:r>
-        <w:rPr>
-          <w:rFonts w:ascii="Times New Roman" w:hAnsi="Times New Roman" w:cs="Times New Roman"/>
-          <w:sz w:val="24"/>
-          <w:szCs w:val="24"/>
-        </w:rPr>
-        <w:t xml:space="preserve"> em todos os testes obrigatórios: (i) Relaç</w:t>
-      </w:r>
-      <w:r>
-        <w:rPr>
-          <w:rFonts w:ascii="Times New Roman" w:hAnsi="Times New Roman" w:cs="Times New Roman"/>
-          <w:sz w:val="24"/>
-          <w:szCs w:val="24"/>
-        </w:rPr>
-        <w:t>ão Sinal/Ruído (S/N) medida: [OVP_SN_VALUE] (mínimo exigido: 150); (ii) Desvio máximo da linha 100%: [OVP_BASELINE_DEV]% (máximo admissível: 2,0%); (iii) Exatidão de número de onda verificada com poliestireno padrão: desvio medido de [OVP_WAVENUMBER_DEV] c</w:t>
-      </w:r>
-      <w:r>
-        <w:rPr>
-          <w:rFonts w:ascii="Times New Roman" w:hAnsi="Times New Roman" w:cs="Times New Roman"/>
-          <w:sz w:val="24"/>
-          <w:szCs w:val="24"/>
-        </w:rPr>
-        <w:t>m⁻¹ (máximo admissível: ±0,50 cm⁻¹). Os resultados atestam plena conformidade instrumental à época da realização dos exames.</w:t>
+        <w:t xml:space="preserve"> em todos os testes obrigatórios: (i) Relação Sinal/Ruído (S/N) medida: [OVP_SN_VALUE] (mínimo exigido: 150); (ii) Desvio máximo da linha 100%: [OVP_BASELINE_DEV]% (máximo admissível: 2,0%); (iii) Exatidão de número de onda verificada com poliestireno padrão: desvio medido de [OVP_WAVENUMBER_DEV] cm⁻¹ (máximo admissível: ±0,50 cm⁻¹). Os resultados atestam plena conformidade instrumental à época da realização dos exames.</w:t>
       </w:r>
     </w:p>
     <w:p>
@@ -1612,18 +887,8 @@
       <w:pPr>
         <w:pStyle w:val="Ttulo2"/>
         <w:spacing w:before="120"/>
-        <w:rPr>
-          <w:rFonts w:ascii="Times New Roman" w:hAnsi="Times New Roman" w:cs="Times New Roman"/>
-          <w:sz w:val="24"/>
-          <w:szCs w:val="24"/>
-        </w:rPr>
-      </w:pPr>
-      <w:r>
-        <w:rPr>
-          <w:rFonts w:ascii="Times New Roman" w:hAnsi="Times New Roman" w:cs="Times New Roman"/>
-          <w:sz w:val="24"/>
-          <w:szCs w:val="24"/>
-        </w:rPr>
+      </w:pPr>
+      <w:r>
         <w:t>2.2.   Exame Macroscópico</w:t>
       </w:r>
     </w:p>
@@ -1631,18 +896,9 @@
       <w:pPr>
         <w:spacing w:before="80" w:after="80"/>
         <w:jc w:val="both"/>
-        <w:rPr>
-          <w:rFonts w:ascii="Times New Roman" w:hAnsi="Times New Roman" w:cs="Times New Roman"/>
-          <w:sz w:val="24"/>
-          <w:szCs w:val="24"/>
-        </w:rPr>
-      </w:pPr>
-      <w:r>
-        <w:rPr>
-          <w:rFonts w:ascii="Times New Roman" w:hAnsi="Times New Roman" w:cs="Times New Roman"/>
-          <w:sz w:val="24"/>
-          <w:szCs w:val="24"/>
-        </w:rPr>
+      </w:pPr>
+      <w:r>
+        <w:lastRenderedPageBreak/>
         <w:t>Inspeção visual direta de todos os itens, com avaliação de coloração, morfologia, textura, acondicionamento e odor.</w:t>
       </w:r>
     </w:p>
@@ -1655,17 +911,14 @@
       <w:pPr>
         <w:spacing w:before="140" w:after="80"/>
         <w:rPr>
-          <w:color w:val="0070C0"/>
-        </w:rPr>
-      </w:pPr>
-      <w:r>
-        <w:rPr>
-          <w:rFonts w:ascii="Times New Roman" w:eastAsia="Times New Roman" w:hAnsi="Times New Roman" w:cs="Times New Roman"/>
+          <w:color w:val="000000"/>
+        </w:rPr>
+      </w:pPr>
+      <w:r>
+        <w:rPr>
           <w:b/>
           <w:bCs/>
-          <w:color w:val="0070C0"/>
-          <w:sz w:val="24"/>
-          <w:szCs w:val="24"/>
+          <w:color w:val="000000"/>
         </w:rPr>
         <w:t>2.3.   Ensaio Colorimétrico Presuntivo — Reação com o Sal Fast Blue B</w:t>
       </w:r>
@@ -1674,210 +927,45 @@
       <w:pPr>
         <w:spacing w:before="80" w:after="80"/>
         <w:jc w:val="both"/>
-        <w:rPr>
-          <w:rFonts w:ascii="Times New Roman" w:eastAsia="Times New Roman" w:hAnsi="Times New Roman" w:cs="Times New Roman"/>
-          <w:sz w:val="24"/>
-          <w:szCs w:val="24"/>
-        </w:rPr>
-      </w:pPr>
-      <w:r>
-        <w:rPr>
-          <w:rFonts w:ascii="Times New Roman" w:eastAsia="Times New Roman" w:hAnsi="Times New Roman" w:cs="Times New Roman"/>
-          <w:sz w:val="24"/>
-          <w:szCs w:val="24"/>
-        </w:rPr>
-        <w:t xml:space="preserve">Frações representativas foram submetidas ao ensaio colorimétrico com sal Fast Blue B (cloreto de </w:t>
-      </w:r>
-      <w:proofErr w:type="spellStart"/>
-      <w:r>
-        <w:rPr>
-          <w:rFonts w:ascii="Times New Roman" w:eastAsia="Times New Roman" w:hAnsi="Times New Roman" w:cs="Times New Roman"/>
-          <w:sz w:val="24"/>
-          <w:szCs w:val="24"/>
-        </w:rPr>
-        <w:t>di</w:t>
-      </w:r>
-      <w:proofErr w:type="spellEnd"/>
-      <w:r>
-        <w:rPr>
-          <w:rFonts w:ascii="Times New Roman" w:eastAsia="Times New Roman" w:hAnsi="Times New Roman" w:cs="Times New Roman"/>
-          <w:sz w:val="24"/>
-          <w:szCs w:val="24"/>
-        </w:rPr>
-        <w:t>-</w:t>
-      </w:r>
-      <w:r>
-        <w:rPr>
-          <w:rFonts w:ascii="Times New Roman" w:eastAsia="Times New Roman" w:hAnsi="Times New Roman" w:cs="Times New Roman"/>
+      </w:pPr>
+      <w:r>
+        <w:t>Frações representativas foram submetidas ao ensaio colorimétrico com sal Fast Blue B (cloreto de di-</w:t>
+      </w:r>
+      <w:r>
+        <w:rPr>
           <w:i/>
           <w:iCs/>
-          <w:sz w:val="24"/>
-          <w:szCs w:val="24"/>
         </w:rPr>
         <w:t>o</w:t>
       </w:r>
       <w:r>
-        <w:rPr>
-          <w:rFonts w:ascii="Times New Roman" w:eastAsia="Times New Roman" w:hAnsi="Times New Roman" w:cs="Times New Roman"/>
-          <w:sz w:val="24"/>
-          <w:szCs w:val="24"/>
-        </w:rPr>
-        <w:t>-</w:t>
-      </w:r>
-      <w:proofErr w:type="spellStart"/>
-      <w:r>
-        <w:rPr>
-          <w:rFonts w:ascii="Times New Roman" w:eastAsia="Times New Roman" w:hAnsi="Times New Roman" w:cs="Times New Roman"/>
-          <w:sz w:val="24"/>
-          <w:szCs w:val="24"/>
-        </w:rPr>
-        <w:t>anisidina</w:t>
-      </w:r>
-      <w:proofErr w:type="spellEnd"/>
-      <w:r>
-        <w:rPr>
-          <w:rFonts w:ascii="Times New Roman" w:eastAsia="Times New Roman" w:hAnsi="Times New Roman" w:cs="Times New Roman"/>
-          <w:sz w:val="24"/>
-          <w:szCs w:val="24"/>
-        </w:rPr>
-        <w:t xml:space="preserve"> </w:t>
-      </w:r>
-      <w:proofErr w:type="spellStart"/>
-      <w:r>
-        <w:rPr>
-          <w:rFonts w:ascii="Times New Roman" w:eastAsia="Times New Roman" w:hAnsi="Times New Roman" w:cs="Times New Roman"/>
-          <w:sz w:val="24"/>
-          <w:szCs w:val="24"/>
-        </w:rPr>
-        <w:t>tetrazolio</w:t>
-      </w:r>
-      <w:proofErr w:type="spellEnd"/>
-      <w:r>
-        <w:rPr>
-          <w:rFonts w:ascii="Times New Roman" w:eastAsia="Times New Roman" w:hAnsi="Times New Roman" w:cs="Times New Roman"/>
-          <w:sz w:val="24"/>
-          <w:szCs w:val="24"/>
-        </w:rPr>
-        <w:t xml:space="preserve">) — </w:t>
-      </w:r>
-      <w:r>
-        <w:rPr>
-          <w:rFonts w:ascii="Times New Roman" w:eastAsia="Times New Roman" w:hAnsi="Times New Roman" w:cs="Times New Roman"/>
+        <w:t xml:space="preserve">-anisidina tetrazolio) — </w:t>
+      </w:r>
+      <w:r>
+        <w:rPr>
           <w:b/>
           <w:bCs/>
-          <w:sz w:val="24"/>
-          <w:szCs w:val="24"/>
         </w:rPr>
         <w:t>Categoria C — SWGDRUG Rev. 8.1 (2022)</w:t>
       </w:r>
       <w:r>
-        <w:rPr>
-          <w:rFonts w:ascii="Times New Roman" w:eastAsia="Times New Roman" w:hAnsi="Times New Roman" w:cs="Times New Roman"/>
-          <w:sz w:val="24"/>
-          <w:szCs w:val="24"/>
-        </w:rPr>
-        <w:t xml:space="preserve"> —, método de orientação empregado para pesquisa de </w:t>
-      </w:r>
-      <w:proofErr w:type="spellStart"/>
-      <w:r>
-        <w:rPr>
-          <w:rFonts w:ascii="Times New Roman" w:eastAsia="Times New Roman" w:hAnsi="Times New Roman" w:cs="Times New Roman"/>
-          <w:sz w:val="24"/>
-          <w:szCs w:val="24"/>
-        </w:rPr>
-        <w:t>canabinoides</w:t>
-      </w:r>
-      <w:proofErr w:type="spellEnd"/>
-      <w:r>
-        <w:rPr>
-          <w:rFonts w:ascii="Times New Roman" w:eastAsia="Times New Roman" w:hAnsi="Times New Roman" w:cs="Times New Roman"/>
-          <w:sz w:val="24"/>
-          <w:szCs w:val="24"/>
-        </w:rPr>
-        <w:t xml:space="preserve"> fenólicos. O método baseia-se na formação de uma ligação azo (–N=N–) altamente conjugada entre o sal </w:t>
-      </w:r>
-      <w:proofErr w:type="spellStart"/>
-      <w:r>
-        <w:rPr>
-          <w:rFonts w:ascii="Times New Roman" w:eastAsia="Times New Roman" w:hAnsi="Times New Roman" w:cs="Times New Roman"/>
-          <w:sz w:val="24"/>
-          <w:szCs w:val="24"/>
-        </w:rPr>
-        <w:t>diazônio</w:t>
-      </w:r>
-      <w:proofErr w:type="spellEnd"/>
-      <w:r>
-        <w:rPr>
-          <w:rFonts w:ascii="Times New Roman" w:eastAsia="Times New Roman" w:hAnsi="Times New Roman" w:cs="Times New Roman"/>
-          <w:sz w:val="24"/>
-          <w:szCs w:val="24"/>
-        </w:rPr>
-        <w:t xml:space="preserve"> e o grupamento fenólico do Δ9-THC, produzindo coloração vermelho-púrpura/avermelhada característica na fase </w:t>
-      </w:r>
-      <w:proofErr w:type="spellStart"/>
-      <w:r>
-        <w:rPr>
-          <w:rFonts w:ascii="Times New Roman" w:eastAsia="Times New Roman" w:hAnsi="Times New Roman" w:cs="Times New Roman"/>
-          <w:sz w:val="24"/>
-          <w:szCs w:val="24"/>
-        </w:rPr>
-        <w:t>hexânica</w:t>
-      </w:r>
-      <w:proofErr w:type="spellEnd"/>
-      <w:r>
-        <w:rPr>
-          <w:rFonts w:ascii="Times New Roman" w:eastAsia="Times New Roman" w:hAnsi="Times New Roman" w:cs="Times New Roman"/>
-          <w:sz w:val="24"/>
-          <w:szCs w:val="24"/>
-        </w:rPr>
-        <w:t xml:space="preserve">. </w:t>
+        <w:t xml:space="preserve"> —, método de orientação empregado para pesquisa de canabinoides fenólicos. O método baseia-se na formação de uma ligação azo (–N=N–) altamente conjugada entre o sal diazônio e o grupamento fenólico do Δ9-THC, produzindo coloração vermelho-púrpura/avermelhada característica na fase hexânica. </w:t>
       </w:r>
     </w:p>
     <w:p>
       <w:pPr>
         <w:spacing w:before="80" w:after="80"/>
         <w:jc w:val="both"/>
-        <w:rPr>
-          <w:rFonts w:ascii="Times New Roman" w:eastAsia="Times New Roman" w:hAnsi="Times New Roman" w:cs="Times New Roman"/>
-          <w:sz w:val="24"/>
-          <w:szCs w:val="24"/>
-        </w:rPr>
-      </w:pPr>
-      <w:r>
-        <w:rPr>
-          <w:rFonts w:ascii="Times New Roman" w:eastAsia="Times New Roman" w:hAnsi="Times New Roman" w:cs="Times New Roman"/>
+      </w:pPr>
+      <w:r>
+        <w:rPr>
           <w:b/>
           <w:bCs/>
-          <w:sz w:val="24"/>
-          <w:szCs w:val="24"/>
         </w:rPr>
         <w:t>Reagentes:</w:t>
       </w:r>
       <w:r>
-        <w:rPr>
-          <w:rFonts w:ascii="Times New Roman" w:eastAsia="Times New Roman" w:hAnsi="Times New Roman" w:cs="Times New Roman"/>
-          <w:sz w:val="24"/>
-          <w:szCs w:val="24"/>
-        </w:rPr>
-        <w:t xml:space="preserve"> sal Fast Blue B; n-hexano </w:t>
-      </w:r>
-      <w:proofErr w:type="spellStart"/>
-      <w:r>
-        <w:rPr>
-          <w:rFonts w:ascii="Times New Roman" w:eastAsia="Times New Roman" w:hAnsi="Times New Roman" w:cs="Times New Roman"/>
-          <w:sz w:val="24"/>
-          <w:szCs w:val="24"/>
-        </w:rPr>
-        <w:t>p.a</w:t>
-      </w:r>
-      <w:proofErr w:type="spellEnd"/>
-      <w:r>
-        <w:rPr>
-          <w:rFonts w:ascii="Times New Roman" w:eastAsia="Times New Roman" w:hAnsi="Times New Roman" w:cs="Times New Roman"/>
-          <w:sz w:val="24"/>
-          <w:szCs w:val="24"/>
-        </w:rPr>
-        <w:t xml:space="preserve">. </w:t>
+        <w:t xml:space="preserve"> sal Fast Blue B; n-hexano p.a. </w:t>
       </w:r>
     </w:p>
     <w:p>
@@ -1887,78 +975,21 @@
       </w:pPr>
       <w:r>
         <w:rPr>
-          <w:rFonts w:ascii="Times New Roman" w:eastAsia="Times New Roman" w:hAnsi="Times New Roman" w:cs="Times New Roman"/>
           <w:b/>
           <w:bCs/>
-          <w:sz w:val="24"/>
-          <w:szCs w:val="24"/>
         </w:rPr>
         <w:t>Protocolo em duas fases:</w:t>
       </w:r>
       <w:r>
-        <w:rPr>
-          <w:rFonts w:ascii="Times New Roman" w:eastAsia="Times New Roman" w:hAnsi="Times New Roman" w:cs="Times New Roman"/>
-          <w:sz w:val="24"/>
-          <w:szCs w:val="24"/>
-        </w:rPr>
-        <w:t xml:space="preserve"> Fase 1 — fração em solução salina com Fast Blue B (1 mg/</w:t>
-      </w:r>
-      <w:proofErr w:type="spellStart"/>
-      <w:r>
-        <w:rPr>
-          <w:rFonts w:ascii="Times New Roman" w:eastAsia="Times New Roman" w:hAnsi="Times New Roman" w:cs="Times New Roman"/>
-          <w:sz w:val="24"/>
-          <w:szCs w:val="24"/>
-        </w:rPr>
-        <w:t>mL</w:t>
-      </w:r>
-      <w:proofErr w:type="spellEnd"/>
-      <w:r>
-        <w:rPr>
-          <w:rFonts w:ascii="Times New Roman" w:eastAsia="Times New Roman" w:hAnsi="Times New Roman" w:cs="Times New Roman"/>
-          <w:sz w:val="24"/>
-          <w:szCs w:val="24"/>
-        </w:rPr>
-        <w:t xml:space="preserve">), aguardar 2 minutos; Fase 2 — adição de n-hexano e agitação; coloração </w:t>
-      </w:r>
-      <w:proofErr w:type="spellStart"/>
-      <w:r>
-        <w:rPr>
-          <w:rFonts w:ascii="Times New Roman" w:eastAsia="Times New Roman" w:hAnsi="Times New Roman" w:cs="Times New Roman"/>
-          <w:sz w:val="24"/>
-          <w:szCs w:val="24"/>
-        </w:rPr>
-        <w:t>vermelho-avermelhada</w:t>
-      </w:r>
-      <w:proofErr w:type="spellEnd"/>
-      <w:r>
-        <w:rPr>
-          <w:rFonts w:ascii="Times New Roman" w:eastAsia="Times New Roman" w:hAnsi="Times New Roman" w:cs="Times New Roman"/>
-          <w:sz w:val="24"/>
-          <w:szCs w:val="24"/>
-        </w:rPr>
-        <w:t xml:space="preserve"> intensa e estável na fase orgânica constitui resultado presuntivo positivo.</w:t>
-      </w:r>
-      <w:r>
-        <w:t xml:space="preserve"> </w:t>
+        <w:t xml:space="preserve"> Fase 1 — fração em solução salina com Fast Blue B (1 mg/mL), aguardar 2 minutos; Fase 2 — adição de n-hexano e agitação; coloração vermelho-avermelhada intensa e estável na fase orgânica constitui resultado presuntivo positivo. </w:t>
       </w:r>
     </w:p>
     <w:p>
       <w:pPr>
         <w:spacing w:before="80" w:after="80"/>
         <w:jc w:val="both"/>
-        <w:rPr>
-          <w:rFonts w:ascii="Times New Roman" w:eastAsia="Times New Roman" w:hAnsi="Times New Roman" w:cs="Times New Roman"/>
-          <w:sz w:val="24"/>
-          <w:szCs w:val="24"/>
-        </w:rPr>
-      </w:pPr>
-      <w:r>
-        <w:rPr>
-          <w:rFonts w:ascii="Times New Roman" w:eastAsia="Times New Roman" w:hAnsi="Times New Roman" w:cs="Times New Roman"/>
-          <w:sz w:val="24"/>
-          <w:szCs w:val="24"/>
-        </w:rPr>
+      </w:pPr>
+      <w:r>
         <w:t>O ensaio presuntivo é empregado exclusivamente em convergência com a análise macroscópico-botânica e a confirmação por FTIR-ATR.</w:t>
       </w:r>
     </w:p>
@@ -1972,13 +1003,9 @@
       <w:pPr>
         <w:pStyle w:val="PargrafodaLista"/>
         <w:jc w:val="center"/>
-        <w:rPr>
-          <w:rFonts w:eastAsia="Times New Roman" w:cs="Times New Roman"/>
-        </w:rPr>
-      </w:pPr>
-      <w:r>
-        <w:rPr>
-          <w:rFonts w:eastAsia="Times New Roman" w:cs="Times New Roman"/>
+      </w:pPr>
+      <w:r>
+        <w:rPr>
           <w:noProof/>
         </w:rPr>
         <w:drawing>
@@ -1997,11 +1024,11 @@
                     <pic:cNvPicPr/>
                   </pic:nvPicPr>
                   <pic:blipFill rotWithShape="1">
-                    <a:blip r:embed="rId9">
+                    <a:blip r:embed="rId8">
                       <a:extLst>
                         <a:ext uri="{BEBA8EAE-BF5A-486C-A8C5-ECC9F3942E4B}">
                           <a14:imgProps xmlns:a14="http://schemas.microsoft.com/office/drawing/2010/main">
-                            <a14:imgLayer r:embed="rId10">
+                            <a14:imgLayer r:embed="rId9">
                               <a14:imgEffect>
                                 <a14:sharpenSoften amount="50000"/>
                               </a14:imgEffect>
@@ -2042,85 +1069,39 @@
         <w:spacing w:line="259" w:lineRule="auto"/>
         <w:jc w:val="center"/>
         <w:rPr>
-          <w:rFonts w:ascii="Times New Roman" w:hAnsi="Times New Roman" w:cs="Times New Roman"/>
           <w:i/>
           <w:iCs/>
-          <w:sz w:val="20"/>
-          <w:szCs w:val="20"/>
-        </w:rPr>
-      </w:pPr>
-      <w:r>
-        <w:rPr>
-          <w:rFonts w:ascii="Times New Roman" w:hAnsi="Times New Roman" w:cs="Times New Roman"/>
+          <w:sz w:val="22"/>
+          <w:szCs w:val="22"/>
+        </w:rPr>
+      </w:pPr>
+      <w:r>
+        <w:rPr>
           <w:i/>
           <w:iCs/>
-          <w:sz w:val="20"/>
-          <w:szCs w:val="20"/>
+          <w:sz w:val="22"/>
+          <w:szCs w:val="22"/>
         </w:rPr>
         <w:t>Possível produto (</w:t>
       </w:r>
       <w:r>
         <w:rPr>
-          <w:rFonts w:ascii="Times New Roman" w:eastAsia="Times New Roman" w:hAnsi="Times New Roman" w:cs="Times New Roman"/>
           <w:b/>
           <w:i/>
           <w:iCs/>
-          <w:sz w:val="20"/>
-          <w:szCs w:val="20"/>
+          <w:sz w:val="22"/>
+          <w:szCs w:val="22"/>
         </w:rPr>
         <w:t>de cor vermelha</w:t>
       </w:r>
       <w:r>
         <w:rPr>
-          <w:rFonts w:ascii="Times New Roman" w:hAnsi="Times New Roman" w:cs="Times New Roman"/>
           <w:i/>
           <w:iCs/>
-          <w:sz w:val="20"/>
-          <w:szCs w:val="20"/>
-        </w:rPr>
-        <w:t xml:space="preserve">) da Reação entre o Δ9-THC e </w:t>
-      </w:r>
-      <w:r>
-        <w:rPr>
-          <w:rFonts w:ascii="Times New Roman" w:eastAsia="Times New Roman" w:hAnsi="Times New Roman" w:cs="Times New Roman"/>
-          <w:i/>
-          <w:iCs/>
-          <w:sz w:val="20"/>
-          <w:szCs w:val="20"/>
-        </w:rPr>
-        <w:t>Fast Blue</w:t>
-      </w:r>
-      <w:r>
-        <w:rPr>
-          <w:rFonts w:ascii="Times New Roman" w:hAnsi="Times New Roman" w:cs="Times New Roman"/>
-          <w:i/>
-          <w:iCs/>
-          <w:sz w:val="20"/>
-          <w:szCs w:val="20"/>
-        </w:rPr>
-        <w:t xml:space="preserve"> B em meio </w:t>
-      </w:r>
-      <w:proofErr w:type="spellStart"/>
-      <w:r>
-        <w:rPr>
-          <w:rFonts w:ascii="Times New Roman" w:hAnsi="Times New Roman" w:cs="Times New Roman"/>
-          <w:i/>
-          <w:iCs/>
-          <w:sz w:val="20"/>
-          <w:szCs w:val="20"/>
-        </w:rPr>
-        <w:t>hexânico</w:t>
-      </w:r>
-      <w:proofErr w:type="spellEnd"/>
-      <w:r>
-        <w:rPr>
-          <w:rFonts w:ascii="Times New Roman" w:hAnsi="Times New Roman" w:cs="Times New Roman"/>
-          <w:i/>
-          <w:iCs/>
-          <w:sz w:val="20"/>
-          <w:szCs w:val="20"/>
-        </w:rPr>
-        <w:t>.</w:t>
+          <w:sz w:val="22"/>
+          <w:szCs w:val="22"/>
+        </w:rPr>
+        <w:t>) da Reação entre o Δ9-THC e Fast Blue B em meio hexânico.</w:t>
       </w:r>
     </w:p>
     <w:p>
@@ -2133,20 +1114,14 @@
         <w:spacing w:before="140" w:after="80"/>
         <w:jc w:val="both"/>
         <w:rPr>
-          <w:rFonts w:ascii="Times New Roman" w:hAnsi="Times New Roman" w:cs="Times New Roman"/>
-          <w:color w:val="0070C0"/>
-          <w:sz w:val="24"/>
-          <w:szCs w:val="24"/>
-        </w:rPr>
-      </w:pPr>
-      <w:r>
-        <w:rPr>
-          <w:rFonts w:ascii="Times New Roman" w:eastAsia="Times New Roman" w:hAnsi="Times New Roman" w:cs="Times New Roman"/>
+          <w:color w:val="000000"/>
+        </w:rPr>
+      </w:pPr>
+      <w:r>
+        <w:rPr>
           <w:b/>
           <w:bCs/>
-          <w:color w:val="0070C0"/>
-          <w:sz w:val="24"/>
-          <w:szCs w:val="24"/>
+          <w:color w:val="000000"/>
         </w:rPr>
         <w:t>2.4.   Análise Macroscópico-Botânica</w:t>
       </w:r>
@@ -2155,69 +1130,35 @@
       <w:pPr>
         <w:pStyle w:val="SemEspaamento"/>
         <w:jc w:val="both"/>
-        <w:rPr>
-          <w:rFonts w:ascii="Times New Roman" w:hAnsi="Times New Roman" w:cs="Times New Roman"/>
-          <w:sz w:val="24"/>
-          <w:szCs w:val="24"/>
-        </w:rPr>
-      </w:pPr>
-      <w:r>
-        <w:rPr>
-          <w:rFonts w:ascii="Times New Roman" w:hAnsi="Times New Roman" w:cs="Times New Roman"/>
-          <w:sz w:val="24"/>
-          <w:szCs w:val="24"/>
-        </w:rPr>
+      </w:pPr>
+      <w:r>
         <w:t xml:space="preserve">Procedeu-se à análise macroscópica do material vegetal, com avaliação de caracteres morfológicos relevantes ao diagnóstico botânico da espécie </w:t>
       </w:r>
       <w:r>
         <w:rPr>
           <w:rStyle w:val="nfase"/>
-          <w:rFonts w:ascii="Times New Roman" w:hAnsi="Times New Roman" w:cs="Times New Roman"/>
-          <w:sz w:val="24"/>
-          <w:szCs w:val="24"/>
         </w:rPr>
         <w:t>Cannabis</w:t>
       </w:r>
       <w:r>
-        <w:rPr>
-          <w:rFonts w:ascii="Times New Roman" w:hAnsi="Times New Roman" w:cs="Times New Roman"/>
-          <w:sz w:val="24"/>
-          <w:szCs w:val="24"/>
-        </w:rPr>
         <w:t xml:space="preserve"> sp. O material foi recebido na forma de fragmentos vegetais ressecados e/ou prensados, o que implica redução da turgescência celular, colapso parcial de estruturas secretoras (tricomas glandulares) e alteração da coloração em relação ao material </w:t>
       </w:r>
       <w:r>
         <w:rPr>
           <w:rStyle w:val="nfase"/>
-          <w:rFonts w:ascii="Times New Roman" w:hAnsi="Times New Roman" w:cs="Times New Roman"/>
-          <w:sz w:val="24"/>
-          <w:szCs w:val="24"/>
         </w:rPr>
         <w:t>in natura</w:t>
       </w:r>
       <w:r>
-        <w:rPr>
-          <w:rFonts w:ascii="Times New Roman" w:hAnsi="Times New Roman" w:cs="Times New Roman"/>
-          <w:sz w:val="24"/>
-          <w:szCs w:val="24"/>
-        </w:rPr>
         <w:t>, sem, contudo, comprometer os caracteres diagnósticos de maior estabilidade morfológica</w:t>
       </w:r>
       <w:r>
         <w:rPr>
           <w:rStyle w:val="Refdenotaderodap"/>
-          <w:rFonts w:ascii="Times New Roman" w:hAnsi="Times New Roman" w:cs="Times New Roman"/>
-          <w:sz w:val="24"/>
-          <w:szCs w:val="24"/>
         </w:rPr>
         <w:footnoteReference w:id="3"/>
       </w:r>
       <w:r>
-        <w:rPr>
-          <w:rFonts w:ascii="Times New Roman" w:hAnsi="Times New Roman" w:cs="Times New Roman"/>
-          <w:sz w:val="24"/>
-          <w:szCs w:val="24"/>
-        </w:rPr>
         <w:t>.</w:t>
       </w:r>
     </w:p>
@@ -2227,7 +1168,6 @@
         <w:jc w:val="both"/>
       </w:pPr>
       <w:r>
-        <w:lastRenderedPageBreak/>
         <w:t>A análise foi conduzida com avaliação macroscópica direta e sob lupa (10×), com a finalidade de pesquisar os seguintes caracteres morfológicos relevantes:</w:t>
       </w:r>
     </w:p>
@@ -2240,62 +1180,23 @@
         </w:numPr>
         <w:ind w:left="567"/>
         <w:jc w:val="both"/>
-        <w:rPr>
-          <w:rFonts w:ascii="Times New Roman" w:hAnsi="Times New Roman" w:cs="Times New Roman"/>
-          <w:sz w:val="20"/>
-          <w:szCs w:val="20"/>
-        </w:rPr>
       </w:pPr>
       <w:r>
         <w:rPr>
           <w:rStyle w:val="Forte"/>
-          <w:rFonts w:ascii="Times New Roman" w:hAnsi="Times New Roman" w:cs="Times New Roman"/>
-          <w:sz w:val="20"/>
-          <w:szCs w:val="20"/>
         </w:rPr>
         <w:t>Coloração e aspecto geral:</w:t>
       </w:r>
       <w:r>
-        <w:rPr>
-          <w:rFonts w:ascii="Times New Roman" w:hAnsi="Times New Roman" w:cs="Times New Roman"/>
-          <w:sz w:val="20"/>
-          <w:szCs w:val="20"/>
-        </w:rPr>
-        <w:t xml:space="preserve"> material vegetal fragmentado de coloração marrom-esverdeada a marrom-escura, consistente com oxidação de clorofila e </w:t>
-      </w:r>
-      <w:proofErr w:type="spellStart"/>
-      <w:r>
-        <w:rPr>
-          <w:rFonts w:ascii="Times New Roman" w:hAnsi="Times New Roman" w:cs="Times New Roman"/>
-          <w:sz w:val="20"/>
-          <w:szCs w:val="20"/>
-        </w:rPr>
-        <w:t>terpenoides</w:t>
-      </w:r>
-      <w:proofErr w:type="spellEnd"/>
-      <w:r>
-        <w:rPr>
-          <w:rFonts w:ascii="Times New Roman" w:hAnsi="Times New Roman" w:cs="Times New Roman"/>
-          <w:sz w:val="20"/>
-          <w:szCs w:val="20"/>
-        </w:rPr>
-        <w:t xml:space="preserve"> em material ressecado, aspecto e odor compatíveis com </w:t>
+        <w:t xml:space="preserve"> material vegetal fragmentado de coloração marrom-esverdeada a marrom-escura, consistente com oxidação de clorofila e terpenoides em material ressecado, aspecto e odor compatíveis com </w:t>
       </w:r>
       <w:r>
         <w:rPr>
           <w:rStyle w:val="nfase"/>
-          <w:rFonts w:ascii="Times New Roman" w:hAnsi="Times New Roman" w:cs="Times New Roman"/>
-          <w:sz w:val="20"/>
-          <w:szCs w:val="20"/>
         </w:rPr>
         <w:t>Cannabis</w:t>
       </w:r>
       <w:r>
-        <w:rPr>
-          <w:rFonts w:ascii="Times New Roman" w:hAnsi="Times New Roman" w:cs="Times New Roman"/>
-          <w:sz w:val="20"/>
-          <w:szCs w:val="20"/>
-        </w:rPr>
         <w:t xml:space="preserve"> sp. processada.</w:t>
       </w:r>
     </w:p>
@@ -2308,82 +1209,15 @@
         </w:numPr>
         <w:ind w:left="567"/>
         <w:jc w:val="both"/>
-        <w:rPr>
-          <w:rFonts w:ascii="Times New Roman" w:hAnsi="Times New Roman" w:cs="Times New Roman"/>
-          <w:sz w:val="20"/>
-          <w:szCs w:val="20"/>
-        </w:rPr>
       </w:pPr>
       <w:r>
         <w:rPr>
           <w:rStyle w:val="Forte"/>
-          <w:rFonts w:ascii="Times New Roman" w:hAnsi="Times New Roman" w:cs="Times New Roman"/>
-          <w:sz w:val="20"/>
-          <w:szCs w:val="20"/>
         </w:rPr>
         <w:t>Odor:</w:t>
       </w:r>
       <w:r>
-        <w:rPr>
-          <w:rFonts w:ascii="Times New Roman" w:hAnsi="Times New Roman" w:cs="Times New Roman"/>
-          <w:sz w:val="20"/>
-          <w:szCs w:val="20"/>
-        </w:rPr>
-        <w:t xml:space="preserve"> resinoso/herbáceo característico, atribuível ao perfil </w:t>
-      </w:r>
-      <w:proofErr w:type="spellStart"/>
-      <w:r>
-        <w:rPr>
-          <w:rFonts w:ascii="Times New Roman" w:hAnsi="Times New Roman" w:cs="Times New Roman"/>
-          <w:sz w:val="20"/>
-          <w:szCs w:val="20"/>
-        </w:rPr>
-        <w:t>terpênico</w:t>
-      </w:r>
-      <w:proofErr w:type="spellEnd"/>
-      <w:r>
-        <w:rPr>
-          <w:rFonts w:ascii="Times New Roman" w:hAnsi="Times New Roman" w:cs="Times New Roman"/>
-          <w:sz w:val="20"/>
-          <w:szCs w:val="20"/>
-        </w:rPr>
-        <w:t xml:space="preserve"> da espécie (</w:t>
-      </w:r>
-      <w:proofErr w:type="spellStart"/>
-      <w:r>
-        <w:rPr>
-          <w:rFonts w:ascii="Times New Roman" w:hAnsi="Times New Roman" w:cs="Times New Roman"/>
-          <w:sz w:val="20"/>
-          <w:szCs w:val="20"/>
-        </w:rPr>
-        <w:t>mirceno</w:t>
-      </w:r>
-      <w:proofErr w:type="spellEnd"/>
-      <w:r>
-        <w:rPr>
-          <w:rFonts w:ascii="Times New Roman" w:hAnsi="Times New Roman" w:cs="Times New Roman"/>
-          <w:sz w:val="20"/>
-          <w:szCs w:val="20"/>
-        </w:rPr>
-        <w:t>, β-</w:t>
-      </w:r>
-      <w:proofErr w:type="spellStart"/>
-      <w:r>
-        <w:rPr>
-          <w:rFonts w:ascii="Times New Roman" w:hAnsi="Times New Roman" w:cs="Times New Roman"/>
-          <w:sz w:val="20"/>
-          <w:szCs w:val="20"/>
-        </w:rPr>
-        <w:t>cariofileno</w:t>
-      </w:r>
-      <w:proofErr w:type="spellEnd"/>
-      <w:r>
-        <w:rPr>
-          <w:rFonts w:ascii="Times New Roman" w:hAnsi="Times New Roman" w:cs="Times New Roman"/>
-          <w:sz w:val="20"/>
-          <w:szCs w:val="20"/>
-        </w:rPr>
-        <w:t>), persistente mesmo após ressecamento em virtude da baixa pressão de vapor desses compostos a temperatura ambiente.</w:t>
+        <w:t xml:space="preserve"> resinoso/herbáceo característico, atribuível ao perfil terpênico da espécie (mirceno, β-cariofileno), persistente mesmo após ressecamento em virtude da baixa pressão de vapor desses compostos a temperatura ambiente.</w:t>
       </w:r>
     </w:p>
     <w:p>
@@ -2395,44 +1229,24 @@
         </w:numPr>
         <w:ind w:left="567"/>
         <w:jc w:val="both"/>
-        <w:rPr>
-          <w:rFonts w:ascii="Times New Roman" w:hAnsi="Times New Roman" w:cs="Times New Roman"/>
-          <w:sz w:val="20"/>
-          <w:szCs w:val="20"/>
-        </w:rPr>
       </w:pPr>
       <w:r>
         <w:rPr>
           <w:rStyle w:val="Forte"/>
-          <w:rFonts w:ascii="Times New Roman" w:hAnsi="Times New Roman" w:cs="Times New Roman"/>
-          <w:sz w:val="20"/>
-          <w:szCs w:val="20"/>
-        </w:rPr>
+        </w:rPr>
+        <w:lastRenderedPageBreak/>
         <w:t>Fragmentos foliares:</w:t>
       </w:r>
       <w:r>
-        <w:rPr>
-          <w:rFonts w:ascii="Times New Roman" w:hAnsi="Times New Roman" w:cs="Times New Roman"/>
-          <w:sz w:val="20"/>
-          <w:szCs w:val="20"/>
-        </w:rPr>
         <w:t xml:space="preserve"> identificados fragmentos com padrão de serrilhado (denteado) assimétrico nas margens, compatível com folíolos de </w:t>
       </w:r>
       <w:r>
         <w:rPr>
           <w:rStyle w:val="nfase"/>
-          <w:rFonts w:ascii="Times New Roman" w:hAnsi="Times New Roman" w:cs="Times New Roman"/>
-          <w:sz w:val="20"/>
-          <w:szCs w:val="20"/>
         </w:rPr>
         <w:t>Cannabis</w:t>
       </w:r>
       <w:r>
-        <w:rPr>
-          <w:rFonts w:ascii="Times New Roman" w:hAnsi="Times New Roman" w:cs="Times New Roman"/>
-          <w:sz w:val="20"/>
-          <w:szCs w:val="20"/>
-        </w:rPr>
         <w:t xml:space="preserve"> sp., reconhecíveis mesmo em estado fragmentado sob avaliação com lupa estereoscópica.</w:t>
       </w:r>
     </w:p>
@@ -2445,27 +1259,14 @@
         </w:numPr>
         <w:ind w:left="567"/>
         <w:jc w:val="both"/>
-        <w:rPr>
-          <w:rFonts w:ascii="Times New Roman" w:hAnsi="Times New Roman" w:cs="Times New Roman"/>
-          <w:sz w:val="20"/>
-          <w:szCs w:val="20"/>
-        </w:rPr>
       </w:pPr>
       <w:r>
         <w:rPr>
           <w:rStyle w:val="Forte"/>
-          <w:rFonts w:ascii="Times New Roman" w:hAnsi="Times New Roman" w:cs="Times New Roman"/>
-          <w:sz w:val="20"/>
-          <w:szCs w:val="20"/>
         </w:rPr>
         <w:t>Tricomas:</w:t>
       </w:r>
       <w:r>
-        <w:rPr>
-          <w:rFonts w:ascii="Times New Roman" w:hAnsi="Times New Roman" w:cs="Times New Roman"/>
-          <w:sz w:val="20"/>
-          <w:szCs w:val="20"/>
-        </w:rPr>
         <w:t xml:space="preserve"> identificadas, estruturas compatíveis com tricomas glandulares colapsados e/ou depósito resinoso pulverulento amarelado aderido à superfície foliar e às brácteas, consistente com o estado esperado de estruturas secretoras após ressecamento do material vegetal.</w:t>
       </w:r>
     </w:p>
@@ -2478,80 +1279,23 @@
         </w:numPr>
         <w:ind w:left="567"/>
         <w:jc w:val="both"/>
-        <w:rPr>
-          <w:rFonts w:ascii="Times New Roman" w:hAnsi="Times New Roman" w:cs="Times New Roman"/>
-          <w:sz w:val="20"/>
-          <w:szCs w:val="20"/>
-        </w:rPr>
       </w:pPr>
       <w:r>
         <w:rPr>
           <w:rStyle w:val="Forte"/>
-          <w:rFonts w:ascii="Times New Roman" w:hAnsi="Times New Roman" w:cs="Times New Roman"/>
-          <w:sz w:val="20"/>
-          <w:szCs w:val="20"/>
         </w:rPr>
         <w:t>Estruturas florais/brácteas:</w:t>
       </w:r>
       <w:r>
-        <w:rPr>
-          <w:rFonts w:ascii="Times New Roman" w:hAnsi="Times New Roman" w:cs="Times New Roman"/>
-          <w:sz w:val="20"/>
-          <w:szCs w:val="20"/>
-        </w:rPr>
-        <w:t xml:space="preserve"> identificados fragmentos de brácteas papiráceas com </w:t>
-      </w:r>
-      <w:proofErr w:type="spellStart"/>
-      <w:r>
-        <w:rPr>
-          <w:rFonts w:ascii="Times New Roman" w:hAnsi="Times New Roman" w:cs="Times New Roman"/>
-          <w:sz w:val="20"/>
-          <w:szCs w:val="20"/>
-        </w:rPr>
-        <w:t>venação</w:t>
-      </w:r>
-      <w:proofErr w:type="spellEnd"/>
-      <w:r>
-        <w:rPr>
-          <w:rFonts w:ascii="Times New Roman" w:hAnsi="Times New Roman" w:cs="Times New Roman"/>
-          <w:sz w:val="20"/>
-          <w:szCs w:val="20"/>
-        </w:rPr>
-        <w:t xml:space="preserve"> característica, compatíveis com cálices de inflorescência feminina de Cannabis sp. identificados fragmentos de brácteas papiráceas com </w:t>
-      </w:r>
-      <w:proofErr w:type="spellStart"/>
-      <w:r>
-        <w:rPr>
-          <w:rFonts w:ascii="Times New Roman" w:hAnsi="Times New Roman" w:cs="Times New Roman"/>
-          <w:sz w:val="20"/>
-          <w:szCs w:val="20"/>
-        </w:rPr>
-        <w:t>venação</w:t>
-      </w:r>
-      <w:proofErr w:type="spellEnd"/>
-      <w:r>
-        <w:rPr>
-          <w:rFonts w:ascii="Times New Roman" w:hAnsi="Times New Roman" w:cs="Times New Roman"/>
-          <w:sz w:val="20"/>
-          <w:szCs w:val="20"/>
-        </w:rPr>
-        <w:t xml:space="preserve"> característica, compatíveis com cálices de inflorescência feminina de </w:t>
+        <w:t xml:space="preserve"> identificados fragmentos de brácteas papiráceas com venação característica, compatíveis com cálices de inflorescência feminina de Cannabis sp. identificados fragmentos de brácteas papiráceas com venação característica, compatíveis com cálices de inflorescência feminina de </w:t>
       </w:r>
       <w:r>
         <w:rPr>
           <w:rStyle w:val="nfase"/>
-          <w:rFonts w:ascii="Times New Roman" w:hAnsi="Times New Roman" w:cs="Times New Roman"/>
-          <w:sz w:val="20"/>
-          <w:szCs w:val="20"/>
         </w:rPr>
         <w:t>Cannabis</w:t>
       </w:r>
       <w:r>
-        <w:rPr>
-          <w:rFonts w:ascii="Times New Roman" w:hAnsi="Times New Roman" w:cs="Times New Roman"/>
-          <w:sz w:val="20"/>
-          <w:szCs w:val="20"/>
-        </w:rPr>
         <w:t xml:space="preserve"> sp.</w:t>
       </w:r>
     </w:p>
@@ -2564,44 +1308,23 @@
         </w:numPr>
         <w:ind w:left="567"/>
         <w:jc w:val="both"/>
-        <w:rPr>
-          <w:rFonts w:ascii="Times New Roman" w:hAnsi="Times New Roman" w:cs="Times New Roman"/>
-          <w:sz w:val="20"/>
-          <w:szCs w:val="20"/>
-        </w:rPr>
       </w:pPr>
       <w:r>
         <w:rPr>
           <w:rStyle w:val="Forte"/>
-          <w:rFonts w:ascii="Times New Roman" w:hAnsi="Times New Roman" w:cs="Times New Roman"/>
-          <w:sz w:val="20"/>
-          <w:szCs w:val="20"/>
         </w:rPr>
         <w:t>Sementes:</w:t>
       </w:r>
       <w:r>
-        <w:rPr>
-          <w:rFonts w:ascii="Times New Roman" w:hAnsi="Times New Roman" w:cs="Times New Roman"/>
-          <w:sz w:val="20"/>
-          <w:szCs w:val="20"/>
-        </w:rPr>
         <w:t xml:space="preserve"> presentes: aquênios ovoides com pericarpo rígido liso, coloração marrom-acinzentada, morfologia compatível com </w:t>
       </w:r>
       <w:r>
         <w:rPr>
           <w:rStyle w:val="nfase"/>
-          <w:rFonts w:ascii="Times New Roman" w:hAnsi="Times New Roman" w:cs="Times New Roman"/>
-          <w:sz w:val="20"/>
-          <w:szCs w:val="20"/>
         </w:rPr>
         <w:t>Cannabis</w:t>
       </w:r>
       <w:r>
-        <w:rPr>
-          <w:rFonts w:ascii="Times New Roman" w:hAnsi="Times New Roman" w:cs="Times New Roman"/>
-          <w:sz w:val="20"/>
-          <w:szCs w:val="20"/>
-        </w:rPr>
         <w:t xml:space="preserve"> sp.</w:t>
       </w:r>
     </w:p>
@@ -2611,25 +1334,23 @@
         <w:jc w:val="both"/>
       </w:pPr>
       <w:r>
-        <w:t xml:space="preserve">O exame macroscópico-botânico foi empregado como elemento de identificação integrado, não de forma isolada, mas em convergência com o resultado colorimétrico presuntivo (Fast Blue B) e a confirmação instrumental por FTIR-ATR. </w:t>
+        <w:t xml:space="preserve">O exame macroscópico-botânico foi empregado como elemento de identificação integrado, não de </w:t>
+      </w:r>
+      <w:proofErr w:type="gramStart"/>
+      <w:r>
+        <w:t>forma</w:t>
+      </w:r>
+      <w:proofErr w:type="gramEnd"/>
+      <w:r>
+        <w:t xml:space="preserve"> isolada, mas em convergência com o resultado colorimétrico presuntivo (Fast Blue B) e a confirmação instrumental por FTIR-ATR. </w:t>
       </w:r>
     </w:p>
     <w:p>
       <w:pPr>
         <w:pStyle w:val="Ttulo2"/>
         <w:spacing w:before="120"/>
-        <w:rPr>
-          <w:rFonts w:ascii="Times New Roman" w:hAnsi="Times New Roman" w:cs="Times New Roman"/>
-          <w:sz w:val="24"/>
-          <w:szCs w:val="24"/>
-        </w:rPr>
-      </w:pPr>
-      <w:r>
-        <w:rPr>
-          <w:rFonts w:ascii="Times New Roman" w:hAnsi="Times New Roman" w:cs="Times New Roman"/>
-          <w:sz w:val="24"/>
-          <w:szCs w:val="24"/>
-        </w:rPr>
+      </w:pPr>
+      <w:r>
         <w:t>2.5.   Espectroscopia no Infravermelho por Transformada de Fourier (FTIR-ATR)</w:t>
       </w:r>
     </w:p>
@@ -2637,450 +1358,141 @@
       <w:pPr>
         <w:spacing w:before="80" w:after="80"/>
         <w:jc w:val="both"/>
-        <w:rPr>
-          <w:rFonts w:ascii="Times New Roman" w:hAnsi="Times New Roman" w:cs="Times New Roman"/>
-          <w:sz w:val="24"/>
-          <w:szCs w:val="24"/>
-        </w:rPr>
-      </w:pPr>
-      <w:r>
-        <w:rPr>
-          <w:rFonts w:ascii="Times New Roman" w:hAnsi="Times New Roman" w:cs="Times New Roman"/>
-          <w:sz w:val="24"/>
-          <w:szCs w:val="24"/>
-        </w:rPr>
+      </w:pPr>
+      <w:r>
         <w:t xml:space="preserve">Frações representativas </w:t>
       </w:r>
-      <w:bookmarkStart w:id="0" w:name="_Hlk231492246"/>
-      <w:r>
-        <w:rPr>
-          <w:rFonts w:ascii="Times New Roman" w:hAnsi="Times New Roman" w:cs="Times New Roman"/>
-          <w:sz w:val="24"/>
-          <w:szCs w:val="24"/>
-        </w:rPr>
+      <w:bookmarkStart w:id="1" w:name="_Hlk231492246"/>
+      <w:r>
         <w:t>dos itens questionados</w:t>
       </w:r>
-      <w:bookmarkEnd w:id="0"/>
-      <w:r>
-        <w:rPr>
-          <w:rFonts w:ascii="Times New Roman" w:hAnsi="Times New Roman" w:cs="Times New Roman"/>
-          <w:sz w:val="24"/>
-          <w:szCs w:val="24"/>
-        </w:rPr>
+      <w:bookmarkEnd w:id="1"/>
+      <w:r>
         <w:t xml:space="preserve"> foram individualmente submetidas ao FTIR-ATR (</w:t>
       </w:r>
       <w:r>
         <w:rPr>
-          <w:rFonts w:ascii="Times New Roman" w:hAnsi="Times New Roman" w:cs="Times New Roman"/>
           <w:b/>
           <w:bCs/>
-          <w:sz w:val="24"/>
-          <w:szCs w:val="24"/>
         </w:rPr>
         <w:t>Categoria A — SWGDRUG Rev. 8.1, 2022</w:t>
       </w:r>
       <w:r>
-        <w:rPr>
-          <w:rFonts w:ascii="Times New Roman" w:hAnsi="Times New Roman" w:cs="Times New Roman"/>
-          <w:sz w:val="24"/>
-          <w:szCs w:val="24"/>
-        </w:rPr>
         <w:t xml:space="preserve">). Método instrumental confirmatório baseado na absorção seletiva de radiação infravermelha pelas ligações químicas da amostra. Cada ligação (C–H, C=O, N–H, etc.) absorve energia em frequências características, gerando um espectro que constitui impressão digital molecular única da substância. </w:t>
       </w:r>
-      <w:bookmarkStart w:id="1" w:name="_Hlk233551164"/>
-      <w:r>
-        <w:rPr>
-          <w:rFonts w:ascii="Times New Roman" w:hAnsi="Times New Roman" w:cs="Times New Roman"/>
-          <w:sz w:val="24"/>
-          <w:szCs w:val="24"/>
-        </w:rPr>
-        <w:t xml:space="preserve">O módulo ATR (Reflectância Total Atenuada) permite análise direta sobre cristal de diamante, </w:t>
-      </w:r>
-      <w:r>
-        <w:rPr>
-          <w:rFonts w:ascii="Times New Roman" w:hAnsi="Times New Roman" w:cs="Times New Roman"/>
-          <w:sz w:val="24"/>
-          <w:szCs w:val="24"/>
-        </w:rPr>
-        <w:t xml:space="preserve">geralmente </w:t>
-      </w:r>
-      <w:r>
-        <w:rPr>
-          <w:rFonts w:ascii="Times New Roman" w:hAnsi="Times New Roman" w:cs="Times New Roman"/>
-          <w:sz w:val="24"/>
-          <w:szCs w:val="24"/>
-        </w:rPr>
-        <w:t>sem preparo de amostra, por meio de onda evanescente em profundidade micrométrica. A identificação é realizada por comparação do espectro obtido com padrões de referência em biblioteca espectral, avaliando-se posição (cm⁻¹), intensidade e perfil das bandas diagnósticas.</w:t>
+      <w:bookmarkStart w:id="2" w:name="_Hlk233551164"/>
+      <w:r>
+        <w:t>O módulo ATR (Reflectância Total Atenuada) permite análise direta sobre cristal de diamante, geralmente sem preparo de amostra, por meio de onda evanescente em profundidade micrométrica. A identificação é realizada por comparação do espectro obtido com padrões de referência em biblioteca espectral, avaliando-se posição (cm⁻¹), intensidade e perfil das bandas diagnósticas.</w:t>
       </w:r>
     </w:p>
     <w:p>
       <w:pPr>
         <w:spacing w:before="80" w:after="80"/>
         <w:jc w:val="both"/>
-        <w:rPr>
-          <w:rFonts w:ascii="Times New Roman" w:hAnsi="Times New Roman" w:cs="Times New Roman"/>
-          <w:sz w:val="24"/>
-          <w:szCs w:val="24"/>
-        </w:rPr>
-      </w:pPr>
-      <w:r>
-        <w:rPr>
-          <w:rFonts w:ascii="Times New Roman" w:hAnsi="Times New Roman" w:cs="Times New Roman"/>
+      </w:pPr>
+      <w:r>
+        <w:rPr>
           <w:b/>
           <w:bCs/>
-          <w:sz w:val="24"/>
-          <w:szCs w:val="24"/>
         </w:rPr>
         <w:t>Equipamento:</w:t>
       </w:r>
       <w:r>
-        <w:rPr>
-          <w:rFonts w:ascii="Times New Roman" w:hAnsi="Times New Roman" w:cs="Times New Roman"/>
-          <w:sz w:val="24"/>
-          <w:szCs w:val="24"/>
-        </w:rPr>
-        <w:t xml:space="preserve"> </w:t>
-      </w:r>
-      <w:r>
-        <w:rPr>
-          <w:rFonts w:ascii="Times New Roman" w:eastAsia="Times New Roman" w:hAnsi="Times New Roman" w:cs="Times New Roman"/>
-          <w:sz w:val="24"/>
-          <w:szCs w:val="24"/>
-        </w:rPr>
-        <w:t xml:space="preserve">Espectrômetro </w:t>
-      </w:r>
-      <w:proofErr w:type="spellStart"/>
-      <w:r>
-        <w:rPr>
-          <w:rFonts w:ascii="Times New Roman" w:eastAsia="Times New Roman" w:hAnsi="Times New Roman" w:cs="Times New Roman"/>
+        <w:t xml:space="preserve"> Espectrômetro </w:t>
+      </w:r>
+      <w:r>
+        <w:rPr>
           <w:i/>
           <w:iCs/>
-          <w:sz w:val="24"/>
-          <w:szCs w:val="24"/>
-        </w:rPr>
-        <w:t>Bruker</w:t>
-      </w:r>
-      <w:proofErr w:type="spellEnd"/>
-      <w:r>
-        <w:rPr>
-          <w:rFonts w:ascii="Times New Roman" w:eastAsia="Times New Roman" w:hAnsi="Times New Roman" w:cs="Times New Roman"/>
+        </w:rPr>
+        <w:t>Bruker Alpha II</w:t>
+      </w:r>
+      <w:r>
+        <w:t xml:space="preserve"> (nº de série [BRUKER_SN]), equipado com acessório de Reflectância Total Atenuada (ATR) com cristal de diamante (ATR Platinum T — 1 reflexão), operando na região espectral de 4000 a 650 cm⁻¹, com 16 varreduras (</w:t>
+      </w:r>
+      <w:r>
+        <w:rPr>
           <w:i/>
           <w:iCs/>
-          <w:sz w:val="24"/>
-          <w:szCs w:val="24"/>
-        </w:rPr>
-        <w:t xml:space="preserve"> Alpha II</w:t>
-      </w:r>
-      <w:r>
-        <w:rPr>
-          <w:rFonts w:ascii="Times New Roman" w:eastAsia="Times New Roman" w:hAnsi="Times New Roman" w:cs="Times New Roman"/>
-          <w:sz w:val="24"/>
-          <w:szCs w:val="24"/>
-        </w:rPr>
-        <w:t xml:space="preserve"> (nº de série [BRUKER_SN]), equipado com acessório de Reflectância Total Atenuada (ATR) com cristal de diamante (ATR Platinum T — 1 reflexão), operando na região espectral de 4000 a 650 cm⁻¹, com 16 varreduras (</w:t>
-      </w:r>
-      <w:proofErr w:type="spellStart"/>
-      <w:r>
-        <w:rPr>
-          <w:rFonts w:ascii="Times New Roman" w:eastAsia="Times New Roman" w:hAnsi="Times New Roman" w:cs="Times New Roman"/>
+        </w:rPr>
+        <w:t>scans</w:t>
+      </w:r>
+      <w:r>
+        <w:t xml:space="preserve">) e resolução de 4 cm⁻¹. O processamento e a identificação espectral foram realizados pelo software </w:t>
+      </w:r>
+      <w:r>
+        <w:rPr>
           <w:i/>
           <w:iCs/>
-          <w:sz w:val="24"/>
-          <w:szCs w:val="24"/>
-        </w:rPr>
-        <w:t>scans</w:t>
-      </w:r>
-      <w:proofErr w:type="spellEnd"/>
-      <w:r>
-        <w:rPr>
-          <w:rFonts w:ascii="Times New Roman" w:eastAsia="Times New Roman" w:hAnsi="Times New Roman" w:cs="Times New Roman"/>
-          <w:sz w:val="24"/>
-          <w:szCs w:val="24"/>
-        </w:rPr>
-        <w:t xml:space="preserve">) e resolução de 4 cm⁻¹. O processamento e a identificação espectral foram realizados pelo software </w:t>
-      </w:r>
-      <w:r>
-        <w:rPr>
-          <w:rFonts w:ascii="Times New Roman" w:eastAsia="Times New Roman" w:hAnsi="Times New Roman" w:cs="Times New Roman"/>
+        </w:rPr>
+        <w:t>OPUS DrugID Wizard</w:t>
+      </w:r>
+      <w:r>
+        <w:t xml:space="preserve"> (Bruker Optik GmbH), versão 8.2 Build 8.2.28 / DB 8.2.28.242.</w:t>
+      </w:r>
+      <w:bookmarkEnd w:id="2"/>
+    </w:p>
+    <w:p>
+      <w:pPr>
+        <w:spacing w:before="80" w:after="80"/>
+        <w:jc w:val="both"/>
+      </w:pPr>
+      <w:r>
+        <w:t xml:space="preserve">Os espectros obtidos foram salvos para garantia da cadeia de custódia e rastreabilidade do material, conforme POP SENASP nº 9.09 (2024), e comparado com espectros de referência por meio do software </w:t>
+      </w:r>
+      <w:r>
+        <w:rPr>
           <w:i/>
           <w:iCs/>
-          <w:sz w:val="24"/>
-          <w:szCs w:val="24"/>
-        </w:rPr>
-        <w:t xml:space="preserve">OPUS </w:t>
-      </w:r>
-      <w:proofErr w:type="spellStart"/>
-      <w:r>
-        <w:rPr>
-          <w:rFonts w:ascii="Times New Roman" w:eastAsia="Times New Roman" w:hAnsi="Times New Roman" w:cs="Times New Roman"/>
+        </w:rPr>
+        <w:t>OPUS DrugID Wizard</w:t>
+      </w:r>
+      <w:r>
+        <w:t>. A avaliação não se limitou ao índice de correspondência (</w:t>
+      </w:r>
+      <w:r>
+        <w:rPr>
           <w:i/>
           <w:iCs/>
-          <w:sz w:val="24"/>
-          <w:szCs w:val="24"/>
-        </w:rPr>
-        <w:t>DrugID</w:t>
-      </w:r>
-      <w:proofErr w:type="spellEnd"/>
-      <w:r>
-        <w:rPr>
-          <w:rFonts w:ascii="Times New Roman" w:eastAsia="Times New Roman" w:hAnsi="Times New Roman" w:cs="Times New Roman"/>
-          <w:i/>
-          <w:iCs/>
-          <w:sz w:val="24"/>
-          <w:szCs w:val="24"/>
-        </w:rPr>
+        </w:rPr>
+        <w:t>match</w:t>
+      </w:r>
+      <w:r>
+        <w:t xml:space="preserve">) fornecido pelo software, sendo realizada </w:t>
+      </w:r>
+      <w:r>
+        <w:rPr>
+          <w:b/>
+          <w:bCs/>
+        </w:rPr>
+        <w:t>comparação visual obrigatória</w:t>
+      </w:r>
+      <w:r>
+        <w:t xml:space="preserve"> conforme POP SENASP nº 9.09 (2024, §5): (i) avaliação da aparência geral do espectro; (ii) identificação das bandas diagnósticas principais do padrão de referência; (iii) localização dessas bandas no espectro questionado.</w:t>
+      </w:r>
+      <w:r>
+        <w:rPr>
+          <w:rStyle w:val="Refdenotaderodap"/>
+        </w:rPr>
+        <w:footnoteReference w:id="4"/>
+      </w:r>
+      <w:r>
         <w:t xml:space="preserve"> </w:t>
       </w:r>
-      <w:proofErr w:type="spellStart"/>
-      <w:r>
-        <w:rPr>
-          <w:rFonts w:ascii="Times New Roman" w:eastAsia="Times New Roman" w:hAnsi="Times New Roman" w:cs="Times New Roman"/>
-          <w:i/>
-          <w:iCs/>
-          <w:sz w:val="24"/>
-          <w:szCs w:val="24"/>
-        </w:rPr>
-        <w:t>Wizard</w:t>
-      </w:r>
-      <w:proofErr w:type="spellEnd"/>
-      <w:r>
-        <w:rPr>
-          <w:rFonts w:ascii="Times New Roman" w:eastAsia="Times New Roman" w:hAnsi="Times New Roman" w:cs="Times New Roman"/>
-          <w:sz w:val="24"/>
-          <w:szCs w:val="24"/>
-        </w:rPr>
-        <w:t xml:space="preserve"> (</w:t>
-      </w:r>
-      <w:proofErr w:type="spellStart"/>
-      <w:r>
-        <w:rPr>
-          <w:rFonts w:ascii="Times New Roman" w:eastAsia="Times New Roman" w:hAnsi="Times New Roman" w:cs="Times New Roman"/>
-          <w:sz w:val="24"/>
-          <w:szCs w:val="24"/>
-        </w:rPr>
-        <w:t>Bruker</w:t>
-      </w:r>
-      <w:proofErr w:type="spellEnd"/>
-      <w:r>
-        <w:rPr>
-          <w:rFonts w:ascii="Times New Roman" w:eastAsia="Times New Roman" w:hAnsi="Times New Roman" w:cs="Times New Roman"/>
-          <w:sz w:val="24"/>
-          <w:szCs w:val="24"/>
-        </w:rPr>
-        <w:t xml:space="preserve"> </w:t>
-      </w:r>
-      <w:proofErr w:type="spellStart"/>
-      <w:r>
-        <w:rPr>
-          <w:rFonts w:ascii="Times New Roman" w:eastAsia="Times New Roman" w:hAnsi="Times New Roman" w:cs="Times New Roman"/>
-          <w:sz w:val="24"/>
-          <w:szCs w:val="24"/>
-        </w:rPr>
-        <w:t>Optik</w:t>
-      </w:r>
-      <w:proofErr w:type="spellEnd"/>
-      <w:r>
-        <w:rPr>
-          <w:rFonts w:ascii="Times New Roman" w:eastAsia="Times New Roman" w:hAnsi="Times New Roman" w:cs="Times New Roman"/>
-          <w:sz w:val="24"/>
-          <w:szCs w:val="24"/>
-        </w:rPr>
-        <w:t xml:space="preserve"> GmbH), versão 8.2 Build 8.2.28 / DB 8.2.28.242</w:t>
-      </w:r>
-      <w:r>
-        <w:rPr>
-          <w:rFonts w:ascii="Times New Roman" w:hAnsi="Times New Roman" w:cs="Times New Roman"/>
-          <w:sz w:val="24"/>
-          <w:szCs w:val="24"/>
-        </w:rPr>
+      <w:bookmarkStart w:id="3" w:name="_Hlk233551178"/>
+      <w:r>
+        <w:t>A tolerância declarada de ±4 cm⁻¹ é tecnicamente conservadora em relação à exatidão de número de onda verificada instrumentalmente pelo OVP vigente (desvio medido: 0,28 cm⁻¹), conferindo margem analítica adicional de segurança às identificações realizadas</w:t>
+      </w:r>
+      <w:bookmarkEnd w:id="3"/>
+      <w:r>
         <w:t>.</w:t>
       </w:r>
-      <w:bookmarkEnd w:id="1"/>
     </w:p>
     <w:p>
       <w:pPr>
         <w:spacing w:before="80" w:after="80"/>
         <w:jc w:val="both"/>
         <w:rPr>
-          <w:rFonts w:ascii="Times New Roman" w:hAnsi="Times New Roman" w:cs="Times New Roman"/>
-          <w:sz w:val="24"/>
-          <w:szCs w:val="24"/>
-        </w:rPr>
-      </w:pPr>
-      <w:r>
-        <w:rPr>
-          <w:rFonts w:ascii="Times New Roman" w:hAnsi="Times New Roman" w:cs="Times New Roman"/>
-          <w:sz w:val="24"/>
-          <w:szCs w:val="24"/>
-        </w:rPr>
-        <w:t xml:space="preserve">Os espectros obtidos foram salvos para garantia da cadeia de custódia e rastreabilidade do material, conforme POP SENASP nº 9.09 (2024), e comparado com espectros de referência por meio do software </w:t>
-      </w:r>
-      <w:r>
-        <w:rPr>
-          <w:rFonts w:ascii="Times New Roman" w:hAnsi="Times New Roman" w:cs="Times New Roman"/>
-          <w:i/>
-          <w:iCs/>
-          <w:sz w:val="24"/>
-          <w:szCs w:val="24"/>
-        </w:rPr>
-        <w:t xml:space="preserve">OPUS </w:t>
-      </w:r>
-      <w:proofErr w:type="spellStart"/>
-      <w:r>
-        <w:rPr>
-          <w:rFonts w:ascii="Times New Roman" w:hAnsi="Times New Roman" w:cs="Times New Roman"/>
-          <w:i/>
-          <w:iCs/>
-          <w:sz w:val="24"/>
-          <w:szCs w:val="24"/>
-        </w:rPr>
-        <w:t>DrugID</w:t>
-      </w:r>
-      <w:proofErr w:type="spellEnd"/>
-      <w:r>
-        <w:rPr>
-          <w:rFonts w:ascii="Times New Roman" w:hAnsi="Times New Roman" w:cs="Times New Roman"/>
-          <w:i/>
-          <w:iCs/>
-          <w:sz w:val="24"/>
-          <w:szCs w:val="24"/>
-        </w:rPr>
-        <w:t xml:space="preserve"> </w:t>
-      </w:r>
-      <w:proofErr w:type="spellStart"/>
-      <w:r>
-        <w:rPr>
-          <w:rFonts w:ascii="Times New Roman" w:hAnsi="Times New Roman" w:cs="Times New Roman"/>
-          <w:i/>
-          <w:iCs/>
-          <w:sz w:val="24"/>
-          <w:szCs w:val="24"/>
-        </w:rPr>
-        <w:t>Wizard</w:t>
-      </w:r>
-      <w:proofErr w:type="spellEnd"/>
-      <w:r>
-        <w:rPr>
-          <w:rFonts w:ascii="Times New Roman" w:hAnsi="Times New Roman" w:cs="Times New Roman"/>
-          <w:sz w:val="24"/>
-          <w:szCs w:val="24"/>
-        </w:rPr>
-        <w:t>. A avaliação não se limitou ao índice de correspondência (</w:t>
-      </w:r>
-      <w:r>
-        <w:rPr>
-          <w:rFonts w:ascii="Times New Roman" w:hAnsi="Times New Roman" w:cs="Times New Roman"/>
-          <w:i/>
-          <w:iCs/>
-          <w:sz w:val="24"/>
-          <w:szCs w:val="24"/>
-        </w:rPr>
-        <w:t>match</w:t>
-      </w:r>
-      <w:r>
-        <w:rPr>
-          <w:rFonts w:ascii="Times New Roman" w:hAnsi="Times New Roman" w:cs="Times New Roman"/>
-          <w:sz w:val="24"/>
-          <w:szCs w:val="24"/>
-        </w:rPr>
-        <w:t xml:space="preserve">) fornecido pelo software, sendo realizada </w:t>
-      </w:r>
-      <w:r>
-        <w:rPr>
-          <w:rFonts w:ascii="Times New Roman" w:hAnsi="Times New Roman" w:cs="Times New Roman"/>
-          <w:b/>
-          <w:bCs/>
-          <w:sz w:val="24"/>
-          <w:szCs w:val="24"/>
-        </w:rPr>
-        <w:t>comparação visual obrigatória</w:t>
-      </w:r>
-      <w:r>
-        <w:rPr>
-          <w:rFonts w:ascii="Times New Roman" w:hAnsi="Times New Roman" w:cs="Times New Roman"/>
-          <w:sz w:val="24"/>
-          <w:szCs w:val="24"/>
-        </w:rPr>
-        <w:t xml:space="preserve"> conforme POP SENASP nº 9.09 (2024, §5): (i) avaliação da aparência geral do espectro; (</w:t>
-      </w:r>
-      <w:proofErr w:type="spellStart"/>
-      <w:r>
-        <w:rPr>
-          <w:rFonts w:ascii="Times New Roman" w:hAnsi="Times New Roman" w:cs="Times New Roman"/>
-          <w:sz w:val="24"/>
-          <w:szCs w:val="24"/>
-        </w:rPr>
-        <w:t>ii</w:t>
-      </w:r>
-      <w:proofErr w:type="spellEnd"/>
-      <w:r>
-        <w:rPr>
-          <w:rFonts w:ascii="Times New Roman" w:hAnsi="Times New Roman" w:cs="Times New Roman"/>
-          <w:sz w:val="24"/>
-          <w:szCs w:val="24"/>
-        </w:rPr>
-        <w:t>) identificação das bandas diagnósticas principais do padrão de referência; (</w:t>
-      </w:r>
-      <w:proofErr w:type="spellStart"/>
-      <w:r>
-        <w:rPr>
-          <w:rFonts w:ascii="Times New Roman" w:hAnsi="Times New Roman" w:cs="Times New Roman"/>
-          <w:sz w:val="24"/>
-          <w:szCs w:val="24"/>
-        </w:rPr>
-        <w:t>iii</w:t>
-      </w:r>
-      <w:proofErr w:type="spellEnd"/>
-      <w:r>
-        <w:rPr>
-          <w:rFonts w:ascii="Times New Roman" w:hAnsi="Times New Roman" w:cs="Times New Roman"/>
-          <w:sz w:val="24"/>
-          <w:szCs w:val="24"/>
-        </w:rPr>
-        <w:t>) localização dessas bandas no espectro questionado.</w:t>
-      </w:r>
-      <w:r>
-        <w:rPr>
-          <w:rStyle w:val="Refdenotaderodap"/>
-          <w:rFonts w:ascii="Times New Roman" w:hAnsi="Times New Roman" w:cs="Times New Roman"/>
-          <w:sz w:val="24"/>
-          <w:szCs w:val="24"/>
-        </w:rPr>
-        <w:footnoteReference w:id="4"/>
-      </w:r>
-      <w:r>
-        <w:rPr>
-          <w:rFonts w:ascii="Times New Roman" w:hAnsi="Times New Roman" w:cs="Times New Roman"/>
-          <w:sz w:val="24"/>
-          <w:szCs w:val="24"/>
-        </w:rPr>
-        <w:t xml:space="preserve"> </w:t>
-      </w:r>
-      <w:bookmarkStart w:id="2" w:name="_Hlk233551178"/>
-      <w:r>
-        <w:rPr>
-          <w:rFonts w:ascii="Times New Roman" w:eastAsia="Times New Roman" w:hAnsi="Times New Roman" w:cs="Times New Roman"/>
-          <w:sz w:val="24"/>
-          <w:szCs w:val="24"/>
-        </w:rPr>
-        <w:t>A tolerância declarada de ±4 cm⁻¹ é tecnicamente conservadora em relação à exatidão de número de onda verificada instrumentalmente pelo OVP vigente (desvio medido: 0,28 cm⁻¹), conferindo margem analítica adicional de segurança às identificações realizadas</w:t>
-      </w:r>
-      <w:bookmarkEnd w:id="2"/>
-      <w:r>
-        <w:rPr>
-          <w:rFonts w:ascii="Times New Roman" w:eastAsia="Times New Roman" w:hAnsi="Times New Roman" w:cs="Times New Roman"/>
-          <w:sz w:val="24"/>
-          <w:szCs w:val="24"/>
-        </w:rPr>
-        <w:t>.</w:t>
-      </w:r>
-    </w:p>
-    <w:p>
-      <w:pPr>
-        <w:spacing w:before="80" w:after="80"/>
-        <w:jc w:val="both"/>
-        <w:rPr>
-          <w:rFonts w:ascii="Times New Roman" w:hAnsi="Times New Roman" w:cs="Times New Roman"/>
           <w:i/>
           <w:iCs/>
           <w:sz w:val="20"/>
@@ -3118,7 +1530,7 @@
                     </pic:cNvPicPr>
                   </pic:nvPicPr>
                   <pic:blipFill>
-                    <a:blip r:embed="rId11" cstate="print">
+                    <a:blip r:embed="rId10" cstate="print">
                       <a:extLst>
                         <a:ext uri="{28A0092B-C50C-407E-A947-70E740481C1C}">
                           <a14:useLocalDpi xmlns:a14="http://schemas.microsoft.com/office/drawing/2010/main" val="0"/>
@@ -3163,20 +1575,18 @@
       <w:pPr>
         <w:jc w:val="center"/>
         <w:rPr>
-          <w:rFonts w:ascii="Times New Roman" w:hAnsi="Times New Roman" w:cs="Times New Roman"/>
           <w:i/>
           <w:iCs/>
-          <w:sz w:val="20"/>
-          <w:szCs w:val="20"/>
-        </w:rPr>
-      </w:pPr>
-      <w:r>
-        <w:rPr>
-          <w:rFonts w:ascii="Times New Roman" w:hAnsi="Times New Roman" w:cs="Times New Roman"/>
+          <w:sz w:val="22"/>
+          <w:szCs w:val="22"/>
+        </w:rPr>
+      </w:pPr>
+      <w:r>
+        <w:rPr>
           <w:i/>
           <w:iCs/>
-          <w:sz w:val="20"/>
-          <w:szCs w:val="20"/>
+          <w:sz w:val="22"/>
+          <w:szCs w:val="22"/>
         </w:rPr>
         <w:t>Esquema didático de funcionamento do FTIR-ATR.</w:t>
       </w:r>
@@ -3189,14 +1599,8 @@
     <w:p>
       <w:pPr>
         <w:pStyle w:val="Ttulo1"/>
-        <w:rPr>
-          <w:rFonts w:ascii="Times New Roman" w:hAnsi="Times New Roman" w:cs="Times New Roman"/>
-        </w:rPr>
-      </w:pPr>
-      <w:r>
-        <w:rPr>
-          <w:rFonts w:ascii="Times New Roman" w:hAnsi="Times New Roman" w:cs="Times New Roman"/>
-        </w:rPr>
+      </w:pPr>
+      <w:r>
         <w:t>3.   RESULTADOS OBTIDOS</w:t>
       </w:r>
     </w:p>
@@ -3204,19 +1608,14 @@
       <w:pPr>
         <w:spacing w:before="140" w:after="80"/>
         <w:rPr>
-          <w:color w:val="0070C0"/>
-          <w:sz w:val="24"/>
-          <w:szCs w:val="24"/>
-        </w:rPr>
-      </w:pPr>
-      <w:r>
-        <w:rPr>
-          <w:rFonts w:ascii="Times New Roman" w:eastAsia="Times New Roman" w:hAnsi="Times New Roman" w:cs="Times New Roman"/>
+          <w:color w:val="000000"/>
+        </w:rPr>
+      </w:pPr>
+      <w:r>
+        <w:rPr>
           <w:b/>
           <w:bCs/>
-          <w:color w:val="0070C0"/>
-          <w:sz w:val="24"/>
-          <w:szCs w:val="24"/>
+          <w:color w:val="000000"/>
         </w:rPr>
         <w:t>3.1.   Análises por Fast Blue B + Análise Botânica + FTIR-ATR — Item c.</w:t>
       </w:r>
@@ -3226,131 +1625,135 @@
         <w:pStyle w:val="PargrafodaLista"/>
         <w:spacing w:before="80" w:after="80"/>
         <w:jc w:val="both"/>
-        <w:rPr>
-          <w:sz w:val="24"/>
-          <w:szCs w:val="24"/>
-        </w:rPr>
-      </w:pPr>
-      <w:r>
-        <w:rPr>
-          <w:rFonts w:ascii="Times New Roman" w:eastAsia="Times New Roman" w:hAnsi="Times New Roman" w:cs="Times New Roman"/>
+      </w:pPr>
+      <w:r>
+        <w:rPr>
+          <w:b/>
+          <w:bCs/>
+          <w:color w:val="000000" w:themeColor="text1"/>
+        </w:rPr>
+        <w:t xml:space="preserve">- </w:t>
+      </w:r>
+      <w:proofErr w:type="spellStart"/>
+      <w:r>
+        <w:rPr>
+          <w:b/>
+          <w:bCs/>
+          <w:color w:val="000000" w:themeColor="text1"/>
+        </w:rPr>
+        <w:t>Fast</w:t>
+      </w:r>
+      <w:proofErr w:type="spellEnd"/>
+      <w:r>
+        <w:rPr>
+          <w:b/>
+          <w:bCs/>
+          <w:color w:val="000000" w:themeColor="text1"/>
+        </w:rPr>
+        <w:t xml:space="preserve"> Blue B: </w:t>
+      </w:r>
+      <w:r>
+        <w:t xml:space="preserve">as amostras apresentaram </w:t>
+      </w:r>
+      <w:r>
+        <w:rPr>
+          <w:b/>
+          <w:bCs/>
+        </w:rPr>
+        <w:t>PRESUNTIVO POSITIVO para canabinoide fenólico</w:t>
+      </w:r>
+      <w:r>
+        <w:t>, evidenciado pela formação de coloração vermelho-avermelhada intensa e estável na fase orgânica hexânica, compatível com produto de acoplamento azoaromático do Δ9-THC.</w:t>
+      </w:r>
+    </w:p>
+    <w:p>
+      <w:pPr>
+        <w:pStyle w:val="PargrafodaLista"/>
+        <w:spacing w:before="80" w:after="80"/>
+        <w:jc w:val="both"/>
+        <w:rPr>
           <w:b/>
           <w:bCs/>
           <w:color w:val="1F3864" w:themeColor="accent1" w:themeShade="80"/>
-          <w:sz w:val="24"/>
-          <w:szCs w:val="24"/>
-        </w:rPr>
-        <w:t>Fast Blue B:</w:t>
-      </w:r>
-      <w:r>
-        <w:rPr>
-          <w:rFonts w:ascii="Times New Roman" w:eastAsia="Times New Roman" w:hAnsi="Times New Roman" w:cs="Times New Roman"/>
-          <w:b/>
-          <w:bCs/>
-          <w:sz w:val="24"/>
-          <w:szCs w:val="24"/>
-        </w:rPr>
-        <w:t xml:space="preserve"> </w:t>
-      </w:r>
-      <w:r>
-        <w:rPr>
-          <w:rFonts w:ascii="Times New Roman" w:eastAsia="Times New Roman" w:hAnsi="Times New Roman" w:cs="Times New Roman"/>
-          <w:sz w:val="24"/>
-          <w:szCs w:val="24"/>
-        </w:rPr>
-        <w:t xml:space="preserve">as amostras apresentaram </w:t>
-      </w:r>
-      <w:r>
-        <w:rPr>
-          <w:rFonts w:ascii="Times New Roman" w:eastAsia="Times New Roman" w:hAnsi="Times New Roman" w:cs="Times New Roman"/>
-          <w:b/>
-          <w:bCs/>
-          <w:sz w:val="24"/>
-          <w:szCs w:val="24"/>
-        </w:rPr>
-        <w:t xml:space="preserve">PRESUNTIVO POSITIVO para </w:t>
-      </w:r>
-      <w:proofErr w:type="spellStart"/>
-      <w:r>
-        <w:rPr>
-          <w:rFonts w:ascii="Times New Roman" w:eastAsia="Times New Roman" w:hAnsi="Times New Roman" w:cs="Times New Roman"/>
-          <w:b/>
-          <w:bCs/>
-          <w:sz w:val="24"/>
-          <w:szCs w:val="24"/>
-        </w:rPr>
-        <w:t>canabinoide</w:t>
-      </w:r>
-      <w:proofErr w:type="spellEnd"/>
-      <w:r>
-        <w:rPr>
-          <w:rFonts w:ascii="Times New Roman" w:eastAsia="Times New Roman" w:hAnsi="Times New Roman" w:cs="Times New Roman"/>
-          <w:b/>
-          <w:bCs/>
-          <w:sz w:val="24"/>
-          <w:szCs w:val="24"/>
-        </w:rPr>
-        <w:t xml:space="preserve"> fenólico</w:t>
-      </w:r>
-      <w:r>
-        <w:rPr>
-          <w:rFonts w:ascii="Times New Roman" w:eastAsia="Times New Roman" w:hAnsi="Times New Roman" w:cs="Times New Roman"/>
-          <w:sz w:val="24"/>
-          <w:szCs w:val="24"/>
-        </w:rPr>
-        <w:t xml:space="preserve">, evidenciado pela formação de coloração </w:t>
-      </w:r>
-      <w:proofErr w:type="spellStart"/>
-      <w:r>
-        <w:rPr>
-          <w:rFonts w:ascii="Times New Roman" w:eastAsia="Times New Roman" w:hAnsi="Times New Roman" w:cs="Times New Roman"/>
-          <w:sz w:val="24"/>
-          <w:szCs w:val="24"/>
-        </w:rPr>
-        <w:t>vermelho-avermelhada</w:t>
-      </w:r>
-      <w:proofErr w:type="spellEnd"/>
-      <w:r>
-        <w:rPr>
-          <w:rFonts w:ascii="Times New Roman" w:eastAsia="Times New Roman" w:hAnsi="Times New Roman" w:cs="Times New Roman"/>
-          <w:sz w:val="24"/>
-          <w:szCs w:val="24"/>
-        </w:rPr>
-        <w:t xml:space="preserve"> intensa e estável na fase orgânica </w:t>
-      </w:r>
-      <w:proofErr w:type="spellStart"/>
-      <w:r>
-        <w:rPr>
-          <w:rFonts w:ascii="Times New Roman" w:eastAsia="Times New Roman" w:hAnsi="Times New Roman" w:cs="Times New Roman"/>
-          <w:sz w:val="24"/>
-          <w:szCs w:val="24"/>
-        </w:rPr>
-        <w:t>hexânica</w:t>
-      </w:r>
-      <w:proofErr w:type="spellEnd"/>
-      <w:r>
-        <w:rPr>
-          <w:rFonts w:ascii="Times New Roman" w:eastAsia="Times New Roman" w:hAnsi="Times New Roman" w:cs="Times New Roman"/>
-          <w:sz w:val="24"/>
-          <w:szCs w:val="24"/>
-        </w:rPr>
-        <w:t>, compatível com produto de acoplamento azoaromático do Δ9-THC.</w:t>
-      </w:r>
+        </w:rPr>
+      </w:pPr>
     </w:p>
     <w:p>
       <w:pPr>
         <w:pStyle w:val="PargrafodaLista"/>
         <w:spacing w:before="80" w:after="80"/>
         <w:jc w:val="both"/>
-        <w:rPr>
-          <w:rFonts w:ascii="Times New Roman" w:eastAsia="Times New Roman" w:hAnsi="Times New Roman" w:cs="Times New Roman"/>
+      </w:pPr>
+      <w:r>
+        <w:rPr>
           <w:b/>
           <w:bCs/>
-          <w:color w:val="1F3864" w:themeColor="accent1" w:themeShade="80"/>
-          <w:sz w:val="24"/>
-          <w:szCs w:val="24"/>
-        </w:rPr>
-      </w:pPr>
+          <w:color w:val="000000" w:themeColor="text1"/>
+        </w:rPr>
+        <w:t xml:space="preserve">- </w:t>
+      </w:r>
+      <w:r>
+        <w:rPr>
+          <w:b/>
+          <w:bCs/>
+          <w:color w:val="000000" w:themeColor="text1"/>
+        </w:rPr>
+        <w:t xml:space="preserve">Análise macroscópico-botânica: </w:t>
+      </w:r>
+      <w:r>
+        <w:rPr>
+          <w:bCs/>
+        </w:rPr>
+        <w:t>a</w:t>
+      </w:r>
+      <w:r>
+        <w:t xml:space="preserve">presentou, no grau de preservação compatível com material vegetal ressecado e/ou prensado, caracteres Morfológicos consistentes com </w:t>
+      </w:r>
+      <w:r>
+        <w:rPr>
+          <w:rStyle w:val="nfase"/>
+        </w:rPr>
+        <w:t>Cannabis sp.</w:t>
+      </w:r>
+      <w:r>
+        <w:t xml:space="preserve">: </w:t>
+      </w:r>
+      <w:r>
+        <w:rPr>
+          <w:b/>
+        </w:rPr>
+        <w:t>(i)</w:t>
+      </w:r>
+      <w:r>
+        <w:t xml:space="preserve"> fragmentos foliares com padrão de serrilhado assimétrico identificável sob lupa; </w:t>
+      </w:r>
+      <w:r>
+        <w:rPr>
+          <w:b/>
+        </w:rPr>
+        <w:t>(ii)</w:t>
+      </w:r>
+      <w:r>
+        <w:t xml:space="preserve"> estruturas compatíveis com tricomas glandulares colapsados e/ou depósito resinoso aderido à superfície; </w:t>
+      </w:r>
+      <w:r>
+        <w:rPr>
+          <w:b/>
+        </w:rPr>
+        <w:t>(iii)</w:t>
+      </w:r>
+      <w:r>
+        <w:t xml:space="preserve"> odor resinoso característico persistente; presença de sementes característica da espécie. A convergência desses caracteres, avaliados em conjunto e no contexto do estado físico do material, é consistente com </w:t>
+      </w:r>
+      <w:r>
+        <w:rPr>
+          <w:rStyle w:val="nfase"/>
+        </w:rPr>
+        <w:t>Cannabis sp.</w:t>
+      </w:r>
+      <w:r>
+        <w:t xml:space="preserve"> e não compatível com espécies adulterantes conhecidas.</w:t>
+      </w:r>
     </w:p>
     <w:p>
       <w:pPr>
@@ -3358,379 +1761,136 @@
         <w:spacing w:before="80" w:after="80"/>
         <w:jc w:val="both"/>
         <w:rPr>
-          <w:sz w:val="24"/>
-          <w:szCs w:val="24"/>
-        </w:rPr>
-      </w:pPr>
-      <w:r>
-        <w:rPr>
-          <w:rFonts w:ascii="Times New Roman" w:eastAsia="Times New Roman" w:hAnsi="Times New Roman" w:cs="Times New Roman"/>
           <w:b/>
-          <w:bCs/>
           <w:color w:val="1F3864" w:themeColor="accent1" w:themeShade="80"/>
-          <w:sz w:val="24"/>
-          <w:szCs w:val="24"/>
-        </w:rPr>
-        <w:t>Análise macroscópico-botânica:</w:t>
-      </w:r>
-      <w:r>
-        <w:rPr>
-          <w:rFonts w:ascii="Times New Roman" w:eastAsia="Times New Roman" w:hAnsi="Times New Roman" w:cs="Times New Roman"/>
-          <w:b/>
-          <w:bCs/>
-          <w:sz w:val="24"/>
-          <w:szCs w:val="24"/>
-        </w:rPr>
-        <w:t xml:space="preserve"> </w:t>
-      </w:r>
-      <w:r>
-        <w:rPr>
-          <w:rFonts w:ascii="Times New Roman" w:eastAsia="Times New Roman" w:hAnsi="Times New Roman" w:cs="Times New Roman"/>
-          <w:bCs/>
-          <w:sz w:val="24"/>
-          <w:szCs w:val="24"/>
-        </w:rPr>
-        <w:t>a</w:t>
-      </w:r>
-      <w:r>
-        <w:rPr>
-          <w:rFonts w:ascii="Times New Roman" w:hAnsi="Times New Roman" w:cs="Times New Roman"/>
-          <w:sz w:val="24"/>
-          <w:szCs w:val="24"/>
-        </w:rPr>
-        <w:t xml:space="preserve">presentou, no grau de preservação compatível com material vegetal ressecado e/ou prensado, caracteres Morfológicos consistentes com </w:t>
-      </w:r>
-      <w:r>
-        <w:rPr>
-          <w:rStyle w:val="nfase"/>
-          <w:rFonts w:ascii="Times New Roman" w:hAnsi="Times New Roman" w:cs="Times New Roman"/>
-          <w:sz w:val="24"/>
-          <w:szCs w:val="24"/>
-        </w:rPr>
-        <w:t>Cannabis sp.</w:t>
-      </w:r>
-      <w:r>
-        <w:rPr>
-          <w:rFonts w:ascii="Times New Roman" w:hAnsi="Times New Roman" w:cs="Times New Roman"/>
-          <w:sz w:val="24"/>
-          <w:szCs w:val="24"/>
-        </w:rPr>
-        <w:t xml:space="preserve">: </w:t>
-      </w:r>
-      <w:r>
-        <w:rPr>
-          <w:rFonts w:ascii="Times New Roman" w:hAnsi="Times New Roman" w:cs="Times New Roman"/>
-          <w:b/>
-          <w:sz w:val="24"/>
-          <w:szCs w:val="24"/>
-        </w:rPr>
-        <w:t>(i)</w:t>
-      </w:r>
-      <w:r>
-        <w:rPr>
-          <w:rFonts w:ascii="Times New Roman" w:hAnsi="Times New Roman" w:cs="Times New Roman"/>
-          <w:sz w:val="24"/>
-          <w:szCs w:val="24"/>
-        </w:rPr>
-        <w:t xml:space="preserve"> fragmentos foliares com padrão de serrilhado assimétrico identificável sob lupa; </w:t>
-      </w:r>
-      <w:r>
-        <w:rPr>
-          <w:rFonts w:ascii="Times New Roman" w:hAnsi="Times New Roman" w:cs="Times New Roman"/>
-          <w:b/>
-          <w:sz w:val="24"/>
-          <w:szCs w:val="24"/>
-        </w:rPr>
-        <w:t>(</w:t>
-      </w:r>
-      <w:proofErr w:type="spellStart"/>
-      <w:r>
-        <w:rPr>
-          <w:rFonts w:ascii="Times New Roman" w:hAnsi="Times New Roman" w:cs="Times New Roman"/>
-          <w:b/>
-          <w:sz w:val="24"/>
-          <w:szCs w:val="24"/>
-        </w:rPr>
-        <w:t>ii</w:t>
-      </w:r>
-      <w:proofErr w:type="spellEnd"/>
-      <w:r>
-        <w:rPr>
-          <w:rFonts w:ascii="Times New Roman" w:hAnsi="Times New Roman" w:cs="Times New Roman"/>
-          <w:b/>
-          <w:sz w:val="24"/>
-          <w:szCs w:val="24"/>
-        </w:rPr>
-        <w:t>)</w:t>
-      </w:r>
-      <w:r>
-        <w:rPr>
-          <w:rFonts w:ascii="Times New Roman" w:hAnsi="Times New Roman" w:cs="Times New Roman"/>
-          <w:sz w:val="24"/>
-          <w:szCs w:val="24"/>
-        </w:rPr>
-        <w:t xml:space="preserve"> estruturas compatíveis com tricomas glandulares colapsados e/ou depósito resinoso aderido à superfície; </w:t>
-      </w:r>
-      <w:r>
-        <w:rPr>
-          <w:rFonts w:ascii="Times New Roman" w:hAnsi="Times New Roman" w:cs="Times New Roman"/>
-          <w:b/>
-          <w:sz w:val="24"/>
-          <w:szCs w:val="24"/>
-        </w:rPr>
-        <w:t>(</w:t>
-      </w:r>
-      <w:proofErr w:type="spellStart"/>
-      <w:r>
-        <w:rPr>
-          <w:rFonts w:ascii="Times New Roman" w:hAnsi="Times New Roman" w:cs="Times New Roman"/>
-          <w:b/>
-          <w:sz w:val="24"/>
-          <w:szCs w:val="24"/>
-        </w:rPr>
-        <w:t>iii</w:t>
-      </w:r>
-      <w:proofErr w:type="spellEnd"/>
-      <w:r>
-        <w:rPr>
-          <w:rFonts w:ascii="Times New Roman" w:hAnsi="Times New Roman" w:cs="Times New Roman"/>
-          <w:b/>
-          <w:sz w:val="24"/>
-          <w:szCs w:val="24"/>
-        </w:rPr>
-        <w:t>)</w:t>
-      </w:r>
-      <w:r>
-        <w:rPr>
-          <w:rFonts w:ascii="Times New Roman" w:hAnsi="Times New Roman" w:cs="Times New Roman"/>
-          <w:sz w:val="24"/>
-          <w:szCs w:val="24"/>
-        </w:rPr>
-        <w:t xml:space="preserve"> odor resinoso característico persistente; presença de sementes característica da espécie. A convergência desses caracteres, avaliados em conjunto e no contexto do estado físico do material, é consistente com </w:t>
-      </w:r>
-      <w:r>
-        <w:rPr>
-          <w:rStyle w:val="nfase"/>
-          <w:rFonts w:ascii="Times New Roman" w:hAnsi="Times New Roman" w:cs="Times New Roman"/>
-          <w:sz w:val="24"/>
-          <w:szCs w:val="24"/>
-        </w:rPr>
-        <w:t>Cannabis sp.</w:t>
-      </w:r>
-      <w:r>
-        <w:rPr>
-          <w:rFonts w:ascii="Times New Roman" w:hAnsi="Times New Roman" w:cs="Times New Roman"/>
-          <w:sz w:val="24"/>
-          <w:szCs w:val="24"/>
-        </w:rPr>
-        <w:t xml:space="preserve"> e não compatível com espécies adulterantes conhecidas.</w:t>
-      </w:r>
+        </w:rPr>
+      </w:pPr>
     </w:p>
     <w:p>
       <w:pPr>
         <w:pStyle w:val="PargrafodaLista"/>
         <w:spacing w:before="80" w:after="80"/>
         <w:jc w:val="both"/>
-        <w:rPr>
-          <w:rFonts w:ascii="Times New Roman" w:eastAsia="Times New Roman" w:hAnsi="Times New Roman" w:cs="Times New Roman"/>
+      </w:pPr>
+      <w:r>
+        <w:rPr>
           <w:b/>
-          <w:color w:val="1F3864" w:themeColor="accent1" w:themeShade="80"/>
-          <w:sz w:val="24"/>
-          <w:szCs w:val="24"/>
-        </w:rPr>
-      </w:pPr>
+          <w:color w:val="000000" w:themeColor="text1"/>
+        </w:rPr>
+        <w:t xml:space="preserve">- </w:t>
+      </w:r>
+      <w:r>
+        <w:rPr>
+          <w:b/>
+          <w:color w:val="000000" w:themeColor="text1"/>
+        </w:rPr>
+        <w:t>FTIR-ATR</w:t>
+      </w:r>
+      <w:r>
+        <w:rPr>
+          <w:color w:val="000000" w:themeColor="text1"/>
+        </w:rPr>
+        <w:t xml:space="preserve">: </w:t>
+      </w:r>
+      <w:bookmarkStart w:id="4" w:name="_Hlk233551237"/>
+      <w:r>
+        <w:t>Na análise por FTIR-ATR</w:t>
+      </w:r>
+      <w:r>
+        <w:rPr>
+          <w:rStyle w:val="Refdenotaderodap"/>
+        </w:rPr>
+        <w:footnoteReference w:id="5"/>
+      </w:r>
+      <w:bookmarkEnd w:id="4"/>
+      <w:r>
+        <w:t xml:space="preserve">, o espectro obtido apresentou compatibilidade com o padrão de </w:t>
+      </w:r>
+      <w:r>
+        <w:rPr>
+          <w:b/>
+          <w:bCs/>
+        </w:rPr>
+        <w:t>Δ9-Tetrahidrocanabinol (Δ9-THC)</w:t>
+      </w:r>
+      <w:r>
+        <w:t xml:space="preserve"> em biblioteca de referência consultada por meio do software </w:t>
+      </w:r>
+      <w:r>
+        <w:rPr>
+          <w:i/>
+          <w:iCs/>
+        </w:rPr>
+        <w:t>OPUS DrugID Wizard</w:t>
+      </w:r>
+      <w:r>
+        <w:t xml:space="preserve">. Observou-se concordância com bandas espectrais diagnósticas atribuíveis ao </w:t>
+      </w:r>
+      <w:r>
+        <w:rPr>
+          <w:b/>
+          <w:bCs/>
+        </w:rPr>
+        <w:t>Δ9-THC</w:t>
+      </w:r>
+      <w:r>
+        <w:t xml:space="preserve">, nome IUPAC: </w:t>
+      </w:r>
+      <w:r>
+        <w:rPr>
+          <w:i/>
+          <w:iCs/>
+        </w:rPr>
+        <w:t>(-)-(6aR,10aR)-6,6,9-trimetil-3-pentil-6a,7,8,10a-tetrahidro-6H-benzoc.piran-1-ol</w:t>
+      </w:r>
+      <w:r>
+        <w:t>. Fórmula molecular: C₂₁H₃₀O₂. Peso molecular: 314,4 g/mol.</w:t>
+      </w:r>
     </w:p>
     <w:p>
       <w:pPr>
         <w:pStyle w:val="PargrafodaLista"/>
         <w:spacing w:before="80" w:after="80"/>
         <w:jc w:val="both"/>
-        <w:rPr>
-          <w:sz w:val="24"/>
-          <w:szCs w:val="24"/>
-        </w:rPr>
-      </w:pPr>
-      <w:r>
-        <w:rPr>
-          <w:rFonts w:ascii="Times New Roman" w:eastAsia="Times New Roman" w:hAnsi="Times New Roman" w:cs="Times New Roman"/>
+      </w:pPr>
+      <w:r>
+        <w:t xml:space="preserve">Biblioteca espectral consultada: </w:t>
+      </w:r>
+      <w:r>
+        <w:rPr>
           <w:b/>
-          <w:color w:val="1F3864" w:themeColor="accent1" w:themeShade="80"/>
-          <w:sz w:val="24"/>
-          <w:szCs w:val="24"/>
-        </w:rPr>
-        <w:t>FTIR-ATR</w:t>
-      </w:r>
-      <w:r>
-        <w:rPr>
-          <w:rFonts w:ascii="Times New Roman" w:eastAsia="Times New Roman" w:hAnsi="Times New Roman" w:cs="Times New Roman"/>
-          <w:color w:val="1F3864" w:themeColor="accent1" w:themeShade="80"/>
-          <w:sz w:val="24"/>
-          <w:szCs w:val="24"/>
-        </w:rPr>
-        <w:t>:</w:t>
-      </w:r>
-      <w:r>
-        <w:rPr>
-          <w:rFonts w:ascii="Times New Roman" w:eastAsia="Times New Roman" w:hAnsi="Times New Roman" w:cs="Times New Roman"/>
-          <w:sz w:val="24"/>
-          <w:szCs w:val="24"/>
-        </w:rPr>
-        <w:t xml:space="preserve"> </w:t>
-      </w:r>
-      <w:bookmarkStart w:id="3" w:name="_Hlk233551237"/>
-      <w:r>
-        <w:rPr>
-          <w:rFonts w:ascii="Times New Roman" w:eastAsia="Times New Roman" w:hAnsi="Times New Roman" w:cs="Times New Roman"/>
-          <w:sz w:val="24"/>
-          <w:szCs w:val="24"/>
-        </w:rPr>
-        <w:t>Na análise por FTIR-ATR</w:t>
-      </w:r>
-      <w:r>
-        <w:rPr>
-          <w:rStyle w:val="Refdenotaderodap"/>
-          <w:rFonts w:ascii="Times New Roman" w:hAnsi="Times New Roman" w:cs="Times New Roman"/>
-          <w:sz w:val="24"/>
-          <w:szCs w:val="24"/>
-        </w:rPr>
-        <w:footnoteReference w:id="5"/>
-      </w:r>
-      <w:bookmarkEnd w:id="3"/>
-      <w:r>
-        <w:rPr>
-          <w:rFonts w:ascii="Times New Roman" w:eastAsia="Times New Roman" w:hAnsi="Times New Roman" w:cs="Times New Roman"/>
-          <w:sz w:val="24"/>
-          <w:szCs w:val="24"/>
-        </w:rPr>
-        <w:t xml:space="preserve">, o espectro obtido apresentou compatibilidade com o padrão de </w:t>
-      </w:r>
-      <w:r>
-        <w:rPr>
-          <w:rFonts w:ascii="Times New Roman" w:eastAsia="Times New Roman" w:hAnsi="Times New Roman" w:cs="Times New Roman"/>
+        </w:rPr>
+        <w:t>[BIBLIOTECA]</w:t>
+      </w:r>
+      <w:r>
+        <w:t xml:space="preserve">; Nº de entrada na biblioteca: </w:t>
+      </w:r>
+      <w:r>
+        <w:rPr>
           <w:b/>
-          <w:bCs/>
-          <w:sz w:val="24"/>
-          <w:szCs w:val="24"/>
-        </w:rPr>
-        <w:t>Δ9-Tetrahidrocanabinol (Δ9-THC)</w:t>
-      </w:r>
-      <w:r>
-        <w:rPr>
-          <w:rFonts w:ascii="Times New Roman" w:eastAsia="Times New Roman" w:hAnsi="Times New Roman" w:cs="Times New Roman"/>
-          <w:sz w:val="24"/>
-          <w:szCs w:val="24"/>
-        </w:rPr>
-        <w:t xml:space="preserve"> em biblioteca de referência consultada por meio do software </w:t>
-      </w:r>
-      <w:r>
-        <w:rPr>
-          <w:rFonts w:ascii="Times New Roman" w:eastAsia="Times New Roman" w:hAnsi="Times New Roman" w:cs="Times New Roman"/>
+        </w:rPr>
+        <w:t>[ENTRADA_NR]</w:t>
+      </w:r>
+      <w:r>
+        <w:t xml:space="preserve">; Hit Quality/Content (%): </w:t>
+      </w:r>
+      <w:r>
+        <w:rPr>
+          <w:b/>
+        </w:rPr>
+        <w:t>[HIT_QUALITY]</w:t>
+      </w:r>
+      <w:r>
+        <w:t xml:space="preserve">; Arquivo do espectro: </w:t>
+      </w:r>
+      <w:r>
+        <w:rPr>
           <w:i/>
-          <w:iCs/>
-          <w:sz w:val="24"/>
-          <w:szCs w:val="24"/>
-        </w:rPr>
-        <w:t xml:space="preserve">OPUS </w:t>
-      </w:r>
-      <w:proofErr w:type="spellStart"/>
-      <w:r>
-        <w:rPr>
-          <w:rFonts w:ascii="Times New Roman" w:eastAsia="Times New Roman" w:hAnsi="Times New Roman" w:cs="Times New Roman"/>
-          <w:i/>
-          <w:iCs/>
-          <w:sz w:val="24"/>
-          <w:szCs w:val="24"/>
-        </w:rPr>
-        <w:t>DrugID</w:t>
-      </w:r>
-      <w:proofErr w:type="spellEnd"/>
-      <w:r>
-        <w:rPr>
-          <w:rFonts w:ascii="Times New Roman" w:eastAsia="Times New Roman" w:hAnsi="Times New Roman" w:cs="Times New Roman"/>
-          <w:i/>
-          <w:iCs/>
-          <w:sz w:val="24"/>
-          <w:szCs w:val="24"/>
-        </w:rPr>
-        <w:t xml:space="preserve"> </w:t>
-      </w:r>
-      <w:proofErr w:type="spellStart"/>
-      <w:r>
-        <w:rPr>
-          <w:rFonts w:ascii="Times New Roman" w:eastAsia="Times New Roman" w:hAnsi="Times New Roman" w:cs="Times New Roman"/>
-          <w:i/>
-          <w:iCs/>
-          <w:sz w:val="24"/>
-          <w:szCs w:val="24"/>
-        </w:rPr>
-        <w:t>Wizard</w:t>
-      </w:r>
-      <w:proofErr w:type="spellEnd"/>
-      <w:r>
-        <w:rPr>
-          <w:rFonts w:ascii="Times New Roman" w:eastAsia="Times New Roman" w:hAnsi="Times New Roman" w:cs="Times New Roman"/>
-          <w:sz w:val="24"/>
-          <w:szCs w:val="24"/>
-        </w:rPr>
-        <w:t xml:space="preserve">. Observou-se concordância com bandas espectrais diagnósticas atribuíveis ao </w:t>
-      </w:r>
-      <w:r>
-        <w:rPr>
-          <w:rFonts w:ascii="Times New Roman" w:eastAsia="Times New Roman" w:hAnsi="Times New Roman" w:cs="Times New Roman"/>
-          <w:b/>
-          <w:bCs/>
-          <w:sz w:val="24"/>
-          <w:szCs w:val="24"/>
-        </w:rPr>
-        <w:t>Δ9-THC</w:t>
-      </w:r>
-      <w:r>
-        <w:rPr>
-          <w:rFonts w:ascii="Times New Roman" w:eastAsia="Times New Roman" w:hAnsi="Times New Roman" w:cs="Times New Roman"/>
-          <w:sz w:val="24"/>
-          <w:szCs w:val="24"/>
-        </w:rPr>
-        <w:t xml:space="preserve">, nome IUPAC: </w:t>
-      </w:r>
-      <w:r>
-        <w:rPr>
-          <w:rFonts w:ascii="Times New Roman" w:eastAsia="Times New Roman" w:hAnsi="Times New Roman" w:cs="Times New Roman"/>
-          <w:i/>
-          <w:iCs/>
-          <w:sz w:val="24"/>
-          <w:szCs w:val="24"/>
-        </w:rPr>
-        <w:t>(</w:t>
-      </w:r>
-      <w:proofErr w:type="gramStart"/>
-      <w:r>
-        <w:rPr>
-          <w:rFonts w:ascii="Times New Roman" w:eastAsia="Times New Roman" w:hAnsi="Times New Roman" w:cs="Times New Roman"/>
-          <w:i/>
-          <w:iCs/>
-          <w:sz w:val="24"/>
-          <w:szCs w:val="24"/>
-        </w:rPr>
-        <w:t>-)-(</w:t>
-      </w:r>
-      <w:proofErr w:type="gramEnd"/>
-      <w:r>
-        <w:rPr>
-          <w:rFonts w:ascii="Times New Roman" w:eastAsia="Times New Roman" w:hAnsi="Times New Roman" w:cs="Times New Roman"/>
-          <w:i/>
-          <w:iCs/>
-          <w:sz w:val="24"/>
-          <w:szCs w:val="24"/>
-        </w:rPr>
-        <w:t>6aR,10aR)-6,6,9-trimetil-3-pentil-6a,7,8,10a-tetrahidro-6H-benzoc.piran-1-ol</w:t>
-      </w:r>
-      <w:r>
-        <w:rPr>
-          <w:rFonts w:ascii="Times New Roman" w:eastAsia="Times New Roman" w:hAnsi="Times New Roman" w:cs="Times New Roman"/>
-          <w:sz w:val="24"/>
-          <w:szCs w:val="24"/>
-        </w:rPr>
-        <w:t>. Fórmula molecular: C₂₁H₃₀O₂. Peso molecular: 314,4 g/mol.</w:t>
+        </w:rPr>
+        <w:t>[ARQUIVO_ESP]</w:t>
+      </w:r>
+      <w:r>
+        <w:t>; Data/hora da medição: [DATA_ESP] (espectro comparativo detalhado na Figura [N_FIG], a seguir).</w:t>
       </w:r>
     </w:p>
     <w:p>
@@ -3739,125 +1899,53 @@
         <w:spacing w:before="80" w:after="80"/>
         <w:jc w:val="both"/>
       </w:pPr>
-      <w:r>
-        <w:rPr>
-          <w:rFonts w:ascii="Times New Roman" w:hAnsi="Times New Roman" w:cs="Times New Roman"/>
-          <w:sz w:val="24"/>
-          <w:szCs w:val="24"/>
-        </w:rPr>
-        <w:t xml:space="preserve">Biblioteca espectral consultada: </w:t>
-      </w:r>
-      <w:r>
-        <w:rPr>
-          <w:rFonts w:ascii="Times New Roman" w:hAnsi="Times New Roman" w:cs="Times New Roman"/>
-          <w:b/>
-          <w:sz w:val="24"/>
-          <w:szCs w:val="24"/>
-        </w:rPr>
-        <w:t>[BIBLIOTECA]</w:t>
-      </w:r>
-      <w:r>
-        <w:rPr>
-          <w:rFonts w:ascii="Times New Roman" w:hAnsi="Times New Roman" w:cs="Times New Roman"/>
-          <w:sz w:val="24"/>
-          <w:szCs w:val="24"/>
-        </w:rPr>
-        <w:t xml:space="preserve">; Nº de entrada na biblioteca: </w:t>
-      </w:r>
-      <w:r>
-        <w:rPr>
-          <w:rFonts w:ascii="Times New Roman" w:hAnsi="Times New Roman" w:cs="Times New Roman"/>
-          <w:b/>
-          <w:sz w:val="24"/>
-          <w:szCs w:val="24"/>
-        </w:rPr>
-        <w:t>[ENTRADA_NR]</w:t>
-      </w:r>
-      <w:r>
-        <w:rPr>
-          <w:rFonts w:ascii="Times New Roman" w:hAnsi="Times New Roman" w:cs="Times New Roman"/>
-          <w:sz w:val="24"/>
-          <w:szCs w:val="24"/>
-        </w:rPr>
-        <w:t xml:space="preserve">; Hit Quality/Content (%): </w:t>
-      </w:r>
-      <w:r>
-        <w:rPr>
-          <w:rFonts w:ascii="Times New Roman" w:hAnsi="Times New Roman" w:cs="Times New Roman"/>
-          <w:b/>
-          <w:sz w:val="24"/>
-          <w:szCs w:val="24"/>
-        </w:rPr>
-        <w:t>[HIT_</w:t>
-      </w:r>
-      <w:r>
-        <w:rPr>
-          <w:rFonts w:ascii="Times New Roman" w:hAnsi="Times New Roman" w:cs="Times New Roman"/>
-          <w:b/>
-          <w:sz w:val="24"/>
-          <w:szCs w:val="24"/>
-        </w:rPr>
-        <w:t>QUALITY]</w:t>
-      </w:r>
-      <w:r>
-        <w:rPr>
-          <w:rFonts w:ascii="Times New Roman" w:hAnsi="Times New Roman" w:cs="Times New Roman"/>
-          <w:sz w:val="24"/>
-          <w:szCs w:val="24"/>
-        </w:rPr>
-        <w:t xml:space="preserve">; Arquivo do espectro: </w:t>
-      </w:r>
-      <w:r>
-        <w:rPr>
-          <w:rFonts w:ascii="Times New Roman" w:hAnsi="Times New Roman" w:cs="Times New Roman"/>
-          <w:i/>
-          <w:sz w:val="24"/>
-          <w:szCs w:val="24"/>
-        </w:rPr>
-        <w:t>[ARQUIVO_ESP]</w:t>
-      </w:r>
-      <w:r>
-        <w:rPr>
-          <w:rFonts w:ascii="Times New Roman" w:hAnsi="Times New Roman" w:cs="Times New Roman"/>
-          <w:sz w:val="24"/>
-          <w:szCs w:val="24"/>
-        </w:rPr>
-        <w:t>; Data/hora da medição: [DATA_ESP] (espectro comparativo detalhado na Figura [N_FIG], a seguir).</w:t>
-      </w:r>
     </w:p>
     <w:p>
       <w:pPr>
         <w:pStyle w:val="PargrafodaLista"/>
         <w:spacing w:before="80" w:after="80"/>
         <w:jc w:val="both"/>
-        <w:rPr>
-          <w:rFonts w:ascii="Times New Roman" w:hAnsi="Times New Roman" w:cs="Times New Roman"/>
-          <w:sz w:val="24"/>
-          <w:szCs w:val="24"/>
-        </w:rPr>
-      </w:pPr>
+      </w:pPr>
+      <w:r>
+        <w:t>[PENDENTE: inserir Figura — captura de tela do relatório Library Search (OPUS DrugID Wizard) com o espectro da amostra, espectro de referência e tabela de metadados]</w:t>
+      </w:r>
     </w:p>
     <w:p>
       <w:pPr>
         <w:pStyle w:val="PargrafodaLista"/>
         <w:spacing w:before="80" w:after="80"/>
         <w:jc w:val="both"/>
-      </w:pPr>
-      <w:r>
-        <w:rPr>
-          <w:rFonts w:ascii="Times New Roman" w:hAnsi="Times New Roman" w:cs="Times New Roman"/>
-          <w:sz w:val="24"/>
-          <w:szCs w:val="24"/>
-        </w:rPr>
-        <w:t>[PENDENTE: inserir Figura — captura de tela do relatório Library Search (OPUS DrugID Wizard) com o espectro da amos</w:t>
-      </w:r>
-      <w:r>
-        <w:rPr>
-          <w:rFonts w:ascii="Times New Roman" w:hAnsi="Times New Roman" w:cs="Times New Roman"/>
-          <w:sz w:val="24"/>
-          <w:szCs w:val="24"/>
-        </w:rPr>
-        <w:t>tra, espectro de referência e tabela de metadados]</w:t>
+        <w:rPr>
+          <w:i/>
+          <w:sz w:val="22"/>
+          <w:szCs w:val="22"/>
+        </w:rPr>
+      </w:pPr>
+      <w:r>
+        <w:rPr>
+          <w:rStyle w:val="Forte"/>
+          <w:sz w:val="22"/>
+          <w:szCs w:val="22"/>
+        </w:rPr>
+        <w:lastRenderedPageBreak/>
+        <w:t>Figura 2</w:t>
+      </w:r>
+      <w:r>
+        <w:rPr>
+          <w:rStyle w:val="Forte"/>
+          <w:i/>
+          <w:sz w:val="22"/>
+          <w:szCs w:val="22"/>
+        </w:rPr>
+        <w:t>.</w:t>
+      </w:r>
+      <w:r>
+        <w:rPr>
+          <w:i/>
+          <w:sz w:val="22"/>
+          <w:szCs w:val="22"/>
+        </w:rPr>
+        <w:t xml:space="preserve"> Comparação espectral por FTIR-ATR entre o espectro obtido da amostra questionada (traçado superior) e o espectro de referência da biblioteca espectral consultada (traçado inferior), processada pelo software OPUS DrugID Wizard (Bruker Optik GmbH), com indicação do índice de correspondência (Hit Quality/Content) e das demais informações de identificação espectral.</w:t>
       </w:r>
     </w:p>
     <w:p>
@@ -3866,68 +1954,22 @@
         <w:spacing w:before="80" w:after="80"/>
         <w:jc w:val="both"/>
         <w:rPr>
-          <w:rFonts w:ascii="Times New Roman" w:hAnsi="Times New Roman" w:cs="Times New Roman"/>
-          <w:i/>
-          <w:sz w:val="20"/>
-          <w:szCs w:val="20"/>
-        </w:rPr>
-      </w:pPr>
-      <w:r>
-        <w:rPr>
-          <w:rStyle w:val="Forte"/>
-          <w:rFonts w:ascii="Times New Roman" w:hAnsi="Times New Roman" w:cs="Times New Roman"/>
-          <w:sz w:val="20"/>
-          <w:szCs w:val="20"/>
-        </w:rPr>
-        <w:t>Figura 2</w:t>
-      </w:r>
-      <w:r>
-        <w:rPr>
-          <w:rStyle w:val="Forte"/>
-          <w:rFonts w:ascii="Times New Roman" w:hAnsi="Times New Roman" w:cs="Times New Roman"/>
-          <w:i/>
-          <w:sz w:val="20"/>
-          <w:szCs w:val="20"/>
-        </w:rPr>
-        <w:t>.</w:t>
-      </w:r>
-      <w:r>
-        <w:rPr>
-          <w:rFonts w:ascii="Times New Roman" w:hAnsi="Times New Roman" w:cs="Times New Roman"/>
-          <w:i/>
-          <w:sz w:val="20"/>
-          <w:szCs w:val="20"/>
-        </w:rPr>
-        <w:t xml:space="preserve"> Comparação espectral por FTIR-ATR entre o espectro obtido da amostra questionada (traçado superior) e o espectro de referência da biblioteca espectral consultada (traçado inferior), processada pe</w:t>
-      </w:r>
-      <w:r>
-        <w:rPr>
-          <w:rFonts w:ascii="Times New Roman" w:hAnsi="Times New Roman" w:cs="Times New Roman"/>
-          <w:i/>
-          <w:sz w:val="20"/>
-          <w:szCs w:val="20"/>
-        </w:rPr>
-        <w:t>lo software OPUS DrugID Wizard (Bruker Optik GmbH), com indicação do índice de correspondência (Hit Quality/Content) e das demais informações de identificação espectral.</w:t>
-      </w:r>
-    </w:p>
-    <w:p>
-      <w:pPr>
-        <w:pStyle w:val="PargrafodaLista"/>
-        <w:spacing w:before="80" w:after="80"/>
-        <w:jc w:val="both"/>
+          <w:sz w:val="22"/>
+          <w:szCs w:val="22"/>
+        </w:rPr>
       </w:pPr>
     </w:p>
     <w:tbl>
       <w:tblPr>
-        <w:tblStyle w:val="TabeladeGrade4-nfase1"/>
-        <w:tblW w:w="9639" w:type="dxa"/>
+        <w:tblStyle w:val="TabeladeGrade4"/>
+        <w:tblW w:w="9351" w:type="dxa"/>
         <w:tblLook w:val="04A0" w:firstRow="1" w:lastRow="0" w:firstColumn="1" w:lastColumn="0" w:noHBand="0" w:noVBand="1"/>
       </w:tblPr>
       <w:tblGrid>
         <w:gridCol w:w="1950"/>
         <w:gridCol w:w="1700"/>
         <w:gridCol w:w="3138"/>
-        <w:gridCol w:w="2851"/>
+        <w:gridCol w:w="2563"/>
       </w:tblGrid>
       <w:tr>
         <w:trPr>
@@ -3942,12 +1984,15 @@
             <w:pPr>
               <w:spacing w:before="40" w:after="40"/>
               <w:jc w:val="center"/>
-            </w:pPr>
-            <w:r>
-              <w:rPr>
-                <w:rFonts w:ascii="Times New Roman" w:eastAsia="Times New Roman" w:hAnsi="Times New Roman" w:cs="Times New Roman"/>
-                <w:sz w:val="20"/>
-                <w:szCs w:val="20"/>
+              <w:rPr>
+                <w:sz w:val="22"/>
+                <w:szCs w:val="22"/>
+              </w:rPr>
+            </w:pPr>
+            <w:r>
+              <w:rPr>
+                <w:sz w:val="22"/>
+                <w:szCs w:val="22"/>
               </w:rPr>
               <w:t>Região (cm⁻¹)</w:t>
             </w:r>
@@ -3962,12 +2007,15 @@
               <w:spacing w:before="40" w:after="40"/>
               <w:jc w:val="center"/>
               <w:cnfStyle w:val="100000000000" w:firstRow="1" w:lastRow="0" w:firstColumn="0" w:lastColumn="0" w:oddVBand="0" w:evenVBand="0" w:oddHBand="0" w:evenHBand="0" w:firstRowFirstColumn="0" w:firstRowLastColumn="0" w:lastRowFirstColumn="0" w:lastRowLastColumn="0"/>
-            </w:pPr>
-            <w:r>
-              <w:rPr>
-                <w:rFonts w:ascii="Times New Roman" w:eastAsia="Times New Roman" w:hAnsi="Times New Roman" w:cs="Times New Roman"/>
-                <w:sz w:val="20"/>
-                <w:szCs w:val="20"/>
+              <w:rPr>
+                <w:sz w:val="22"/>
+                <w:szCs w:val="22"/>
+              </w:rPr>
+            </w:pPr>
+            <w:r>
+              <w:rPr>
+                <w:sz w:val="22"/>
+                <w:szCs w:val="22"/>
               </w:rPr>
               <w:t>Intensidade</w:t>
             </w:r>
@@ -3982,12 +2030,15 @@
               <w:spacing w:before="40" w:after="40"/>
               <w:jc w:val="center"/>
               <w:cnfStyle w:val="100000000000" w:firstRow="1" w:lastRow="0" w:firstColumn="0" w:lastColumn="0" w:oddVBand="0" w:evenVBand="0" w:oddHBand="0" w:evenHBand="0" w:firstRowFirstColumn="0" w:firstRowLastColumn="0" w:lastRowFirstColumn="0" w:lastRowLastColumn="0"/>
-            </w:pPr>
-            <w:r>
-              <w:rPr>
-                <w:rFonts w:ascii="Times New Roman" w:eastAsia="Times New Roman" w:hAnsi="Times New Roman" w:cs="Times New Roman"/>
-                <w:sz w:val="20"/>
-                <w:szCs w:val="20"/>
+              <w:rPr>
+                <w:sz w:val="22"/>
+                <w:szCs w:val="22"/>
+              </w:rPr>
+            </w:pPr>
+            <w:r>
+              <w:rPr>
+                <w:sz w:val="22"/>
+                <w:szCs w:val="22"/>
               </w:rPr>
               <w:t>Atribuição vibracional</w:t>
             </w:r>
@@ -3995,19 +2046,22 @@
         </w:tc>
         <w:tc>
           <w:tcPr>
-            <w:tcW w:w="2851" w:type="dxa"/>
+            <w:tcW w:w="2563" w:type="dxa"/>
           </w:tcPr>
           <w:p>
             <w:pPr>
               <w:spacing w:before="40" w:after="40"/>
               <w:jc w:val="center"/>
               <w:cnfStyle w:val="100000000000" w:firstRow="1" w:lastRow="0" w:firstColumn="0" w:lastColumn="0" w:oddVBand="0" w:evenVBand="0" w:oddHBand="0" w:evenHBand="0" w:firstRowFirstColumn="0" w:firstRowLastColumn="0" w:lastRowFirstColumn="0" w:lastRowLastColumn="0"/>
-            </w:pPr>
-            <w:r>
-              <w:rPr>
-                <w:rFonts w:ascii="Times New Roman" w:eastAsia="Times New Roman" w:hAnsi="Times New Roman" w:cs="Times New Roman"/>
-                <w:sz w:val="20"/>
-                <w:szCs w:val="20"/>
+              <w:rPr>
+                <w:sz w:val="22"/>
+                <w:szCs w:val="22"/>
+              </w:rPr>
+            </w:pPr>
+            <w:r>
+              <w:rPr>
+                <w:sz w:val="22"/>
+                <w:szCs w:val="22"/>
               </w:rPr>
               <w:t>Grupo funcional</w:t>
             </w:r>
@@ -4028,14 +2082,16 @@
             <w:pPr>
               <w:spacing w:before="80" w:after="80"/>
               <w:jc w:val="center"/>
-            </w:pPr>
-            <w:r>
-              <w:rPr>
-                <w:rFonts w:ascii="Times New Roman" w:eastAsia="Times New Roman" w:hAnsi="Times New Roman" w:cs="Times New Roman"/>
-                <w:sz w:val="20"/>
-                <w:szCs w:val="20"/>
-              </w:rPr>
-              <w:lastRenderedPageBreak/>
+              <w:rPr>
+                <w:sz w:val="22"/>
+                <w:szCs w:val="22"/>
+              </w:rPr>
+            </w:pPr>
+            <w:r>
+              <w:rPr>
+                <w:sz w:val="22"/>
+                <w:szCs w:val="22"/>
+              </w:rPr>
               <w:t>~3500–3200</w:t>
             </w:r>
           </w:p>
@@ -4049,14 +2105,17 @@
               <w:spacing w:before="80" w:after="80"/>
               <w:jc w:val="center"/>
               <w:cnfStyle w:val="000000100000" w:firstRow="0" w:lastRow="0" w:firstColumn="0" w:lastColumn="0" w:oddVBand="0" w:evenVBand="0" w:oddHBand="1" w:evenHBand="0" w:firstRowFirstColumn="0" w:firstRowLastColumn="0" w:lastRowFirstColumn="0" w:lastRowLastColumn="0"/>
-            </w:pPr>
-            <w:r>
-              <w:rPr>
-                <w:rFonts w:ascii="Times New Roman" w:eastAsia="Times New Roman" w:hAnsi="Times New Roman" w:cs="Times New Roman"/>
+              <w:rPr>
+                <w:sz w:val="22"/>
+                <w:szCs w:val="22"/>
+              </w:rPr>
+            </w:pPr>
+            <w:r>
+              <w:rPr>
                 <w:b/>
                 <w:bCs/>
-                <w:sz w:val="20"/>
-                <w:szCs w:val="20"/>
+                <w:sz w:val="22"/>
+                <w:szCs w:val="22"/>
               </w:rPr>
               <w:t>Larga, forte</w:t>
             </w:r>
@@ -4070,58 +2129,53 @@
             <w:pPr>
               <w:spacing w:before="80" w:after="80"/>
               <w:cnfStyle w:val="000000100000" w:firstRow="0" w:lastRow="0" w:firstColumn="0" w:lastColumn="0" w:oddVBand="0" w:evenVBand="0" w:oddHBand="1" w:evenHBand="0" w:firstRowFirstColumn="0" w:firstRowLastColumn="0" w:lastRowFirstColumn="0" w:lastRowLastColumn="0"/>
-            </w:pPr>
-            <w:r>
-              <w:rPr>
-                <w:rFonts w:ascii="Times New Roman" w:eastAsia="Times New Roman" w:hAnsi="Times New Roman" w:cs="Times New Roman"/>
+              <w:rPr>
+                <w:sz w:val="22"/>
+                <w:szCs w:val="22"/>
+              </w:rPr>
+            </w:pPr>
+            <w:proofErr w:type="gramStart"/>
+            <w:r>
+              <w:rPr>
                 <w:b/>
                 <w:bCs/>
-                <w:sz w:val="20"/>
-                <w:szCs w:val="20"/>
-              </w:rPr>
-              <w:t xml:space="preserve">ν O–H fenólico — BANDA DIAGNÓSTICA PRIMÁRIA: ausente em </w:t>
-            </w:r>
-            <w:proofErr w:type="spellStart"/>
-            <w:r>
-              <w:rPr>
-                <w:rFonts w:ascii="Times New Roman" w:eastAsia="Times New Roman" w:hAnsi="Times New Roman" w:cs="Times New Roman"/>
+                <w:sz w:val="22"/>
+                <w:szCs w:val="22"/>
+              </w:rPr>
+              <w:t>ν</w:t>
+            </w:r>
+            <w:proofErr w:type="gramEnd"/>
+            <w:r>
+              <w:rPr>
                 <w:b/>
                 <w:bCs/>
-                <w:sz w:val="20"/>
-                <w:szCs w:val="20"/>
-              </w:rPr>
-              <w:t>canabinoides</w:t>
-            </w:r>
-            <w:proofErr w:type="spellEnd"/>
-            <w:r>
-              <w:rPr>
-                <w:rFonts w:ascii="Times New Roman" w:eastAsia="Times New Roman" w:hAnsi="Times New Roman" w:cs="Times New Roman"/>
-                <w:b/>
-                <w:bCs/>
-                <w:sz w:val="20"/>
-                <w:szCs w:val="20"/>
-              </w:rPr>
-              <w:t xml:space="preserve"> sem OH fenólico livre (THCA, CBC)</w:t>
-            </w:r>
-          </w:p>
-        </w:tc>
-        <w:tc>
-          <w:tcPr>
-            <w:tcW w:w="2851" w:type="dxa"/>
+                <w:sz w:val="22"/>
+                <w:szCs w:val="22"/>
+              </w:rPr>
+              <w:t xml:space="preserve"> O–H fenólico — BANDA DIAGNÓSTICA PRIMÁRIA: ausente em canabinoides sem OH fenólico livre (THCA, CBC)</w:t>
+            </w:r>
+          </w:p>
+        </w:tc>
+        <w:tc>
+          <w:tcPr>
+            <w:tcW w:w="2563" w:type="dxa"/>
           </w:tcPr>
           <w:p>
             <w:pPr>
               <w:spacing w:before="80" w:after="80"/>
               <w:jc w:val="center"/>
               <w:cnfStyle w:val="000000100000" w:firstRow="0" w:lastRow="0" w:firstColumn="0" w:lastColumn="0" w:oddVBand="0" w:evenVBand="0" w:oddHBand="1" w:evenHBand="0" w:firstRowFirstColumn="0" w:firstRowLastColumn="0" w:lastRowFirstColumn="0" w:lastRowLastColumn="0"/>
-            </w:pPr>
-            <w:r>
-              <w:rPr>
-                <w:rFonts w:ascii="Times New Roman" w:eastAsia="Times New Roman" w:hAnsi="Times New Roman" w:cs="Times New Roman"/>
+              <w:rPr>
+                <w:sz w:val="22"/>
+                <w:szCs w:val="22"/>
+              </w:rPr>
+            </w:pPr>
+            <w:r>
+              <w:rPr>
                 <w:b/>
                 <w:bCs/>
-                <w:sz w:val="20"/>
-                <w:szCs w:val="20"/>
+                <w:sz w:val="22"/>
+                <w:szCs w:val="22"/>
               </w:rPr>
               <w:t>Fenol / OH livre</w:t>
             </w:r>
@@ -4138,12 +2192,15 @@
             <w:pPr>
               <w:spacing w:before="80" w:after="80"/>
               <w:jc w:val="center"/>
-            </w:pPr>
-            <w:r>
-              <w:rPr>
-                <w:rFonts w:ascii="Times New Roman" w:eastAsia="Times New Roman" w:hAnsi="Times New Roman" w:cs="Times New Roman"/>
-                <w:sz w:val="20"/>
-                <w:szCs w:val="20"/>
+              <w:rPr>
+                <w:sz w:val="22"/>
+                <w:szCs w:val="22"/>
+              </w:rPr>
+            </w:pPr>
+            <w:r>
+              <w:rPr>
+                <w:sz w:val="22"/>
+                <w:szCs w:val="22"/>
               </w:rPr>
               <w:t>~1605–1580</w:t>
             </w:r>
@@ -4158,12 +2215,15 @@
               <w:spacing w:before="80" w:after="80"/>
               <w:jc w:val="center"/>
               <w:cnfStyle w:val="000000000000" w:firstRow="0" w:lastRow="0" w:firstColumn="0" w:lastColumn="0" w:oddVBand="0" w:evenVBand="0" w:oddHBand="0" w:evenHBand="0" w:firstRowFirstColumn="0" w:firstRowLastColumn="0" w:lastRowFirstColumn="0" w:lastRowLastColumn="0"/>
-            </w:pPr>
-            <w:r>
-              <w:rPr>
-                <w:rFonts w:ascii="Times New Roman" w:eastAsia="Times New Roman" w:hAnsi="Times New Roman" w:cs="Times New Roman"/>
-                <w:sz w:val="20"/>
-                <w:szCs w:val="20"/>
+              <w:rPr>
+                <w:sz w:val="22"/>
+                <w:szCs w:val="22"/>
+              </w:rPr>
+            </w:pPr>
+            <w:r>
+              <w:rPr>
+                <w:sz w:val="22"/>
+                <w:szCs w:val="22"/>
               </w:rPr>
               <w:t>Forte</w:t>
             </w:r>
@@ -4177,42 +2237,47 @@
             <w:pPr>
               <w:spacing w:before="80" w:after="80"/>
               <w:cnfStyle w:val="000000000000" w:firstRow="0" w:lastRow="0" w:firstColumn="0" w:lastColumn="0" w:oddVBand="0" w:evenVBand="0" w:oddHBand="0" w:evenHBand="0" w:firstRowFirstColumn="0" w:firstRowLastColumn="0" w:lastRowFirstColumn="0" w:lastRowLastColumn="0"/>
-            </w:pPr>
-            <w:r>
-              <w:rPr>
-                <w:rFonts w:ascii="Times New Roman" w:eastAsia="Times New Roman" w:hAnsi="Times New Roman" w:cs="Times New Roman"/>
-                <w:sz w:val="20"/>
-                <w:szCs w:val="20"/>
-              </w:rPr>
-              <w:t xml:space="preserve">ν C=C aromático — anel </w:t>
-            </w:r>
-            <w:proofErr w:type="spellStart"/>
-            <w:r>
-              <w:rPr>
-                <w:rFonts w:ascii="Times New Roman" w:eastAsia="Times New Roman" w:hAnsi="Times New Roman" w:cs="Times New Roman"/>
-                <w:sz w:val="20"/>
-                <w:szCs w:val="20"/>
-              </w:rPr>
-              <w:t>resorcinólico</w:t>
-            </w:r>
-            <w:proofErr w:type="spellEnd"/>
-          </w:p>
-        </w:tc>
-        <w:tc>
-          <w:tcPr>
-            <w:tcW w:w="2851" w:type="dxa"/>
+              <w:rPr>
+                <w:sz w:val="22"/>
+                <w:szCs w:val="22"/>
+              </w:rPr>
+            </w:pPr>
+            <w:proofErr w:type="gramStart"/>
+            <w:r>
+              <w:rPr>
+                <w:sz w:val="22"/>
+                <w:szCs w:val="22"/>
+              </w:rPr>
+              <w:t>ν</w:t>
+            </w:r>
+            <w:proofErr w:type="gramEnd"/>
+            <w:r>
+              <w:rPr>
+                <w:sz w:val="22"/>
+                <w:szCs w:val="22"/>
+              </w:rPr>
+              <w:t xml:space="preserve"> C=C aromático — anel resorcinólico</w:t>
+            </w:r>
+          </w:p>
+        </w:tc>
+        <w:tc>
+          <w:tcPr>
+            <w:tcW w:w="2563" w:type="dxa"/>
           </w:tcPr>
           <w:p>
             <w:pPr>
               <w:spacing w:before="80" w:after="80"/>
               <w:jc w:val="center"/>
               <w:cnfStyle w:val="000000000000" w:firstRow="0" w:lastRow="0" w:firstColumn="0" w:lastColumn="0" w:oddVBand="0" w:evenVBand="0" w:oddHBand="0" w:evenHBand="0" w:firstRowFirstColumn="0" w:firstRowLastColumn="0" w:lastRowFirstColumn="0" w:lastRowLastColumn="0"/>
-            </w:pPr>
-            <w:r>
-              <w:rPr>
-                <w:rFonts w:ascii="Times New Roman" w:eastAsia="Times New Roman" w:hAnsi="Times New Roman" w:cs="Times New Roman"/>
-                <w:sz w:val="20"/>
-                <w:szCs w:val="20"/>
+              <w:rPr>
+                <w:sz w:val="22"/>
+                <w:szCs w:val="22"/>
+              </w:rPr>
+            </w:pPr>
+            <w:r>
+              <w:rPr>
+                <w:sz w:val="22"/>
+                <w:szCs w:val="22"/>
               </w:rPr>
               <w:t>Anel benzênico / fenólico</w:t>
             </w:r>
@@ -4232,12 +2297,15 @@
             <w:pPr>
               <w:spacing w:before="80" w:after="80"/>
               <w:jc w:val="center"/>
-            </w:pPr>
-            <w:r>
-              <w:rPr>
-                <w:rFonts w:ascii="Times New Roman" w:eastAsia="Times New Roman" w:hAnsi="Times New Roman" w:cs="Times New Roman"/>
-                <w:sz w:val="20"/>
-                <w:szCs w:val="20"/>
+              <w:rPr>
+                <w:sz w:val="22"/>
+                <w:szCs w:val="22"/>
+              </w:rPr>
+            </w:pPr>
+            <w:r>
+              <w:rPr>
+                <w:sz w:val="22"/>
+                <w:szCs w:val="22"/>
               </w:rPr>
               <w:t>1500–1450</w:t>
             </w:r>
@@ -4252,12 +2320,15 @@
               <w:spacing w:before="80" w:after="80"/>
               <w:jc w:val="center"/>
               <w:cnfStyle w:val="000000100000" w:firstRow="0" w:lastRow="0" w:firstColumn="0" w:lastColumn="0" w:oddVBand="0" w:evenVBand="0" w:oddHBand="1" w:evenHBand="0" w:firstRowFirstColumn="0" w:firstRowLastColumn="0" w:lastRowFirstColumn="0" w:lastRowLastColumn="0"/>
-            </w:pPr>
-            <w:r>
-              <w:rPr>
-                <w:rFonts w:ascii="Times New Roman" w:eastAsia="Times New Roman" w:hAnsi="Times New Roman" w:cs="Times New Roman"/>
-                <w:sz w:val="20"/>
-                <w:szCs w:val="20"/>
+              <w:rPr>
+                <w:sz w:val="22"/>
+                <w:szCs w:val="22"/>
+              </w:rPr>
+            </w:pPr>
+            <w:r>
+              <w:rPr>
+                <w:sz w:val="22"/>
+                <w:szCs w:val="22"/>
               </w:rPr>
               <w:t>Média</w:t>
             </w:r>
@@ -4271,12 +2342,15 @@
             <w:pPr>
               <w:spacing w:before="80" w:after="80"/>
               <w:cnfStyle w:val="000000100000" w:firstRow="0" w:lastRow="0" w:firstColumn="0" w:lastColumn="0" w:oddVBand="0" w:evenVBand="0" w:oddHBand="1" w:evenHBand="0" w:firstRowFirstColumn="0" w:firstRowLastColumn="0" w:lastRowFirstColumn="0" w:lastRowLastColumn="0"/>
-            </w:pPr>
-            <w:r>
-              <w:rPr>
-                <w:rFonts w:ascii="Times New Roman" w:eastAsia="Times New Roman" w:hAnsi="Times New Roman" w:cs="Times New Roman"/>
-                <w:sz w:val="20"/>
-                <w:szCs w:val="20"/>
+              <w:rPr>
+                <w:sz w:val="22"/>
+                <w:szCs w:val="22"/>
+              </w:rPr>
+            </w:pPr>
+            <w:r>
+              <w:rPr>
+                <w:sz w:val="22"/>
+                <w:szCs w:val="22"/>
               </w:rPr>
               <w:t>Vibração esqueleto aromático</w:t>
             </w:r>
@@ -4284,19 +2358,22 @@
         </w:tc>
         <w:tc>
           <w:tcPr>
-            <w:tcW w:w="2851" w:type="dxa"/>
+            <w:tcW w:w="2563" w:type="dxa"/>
           </w:tcPr>
           <w:p>
             <w:pPr>
               <w:spacing w:before="80" w:after="80"/>
               <w:jc w:val="center"/>
               <w:cnfStyle w:val="000000100000" w:firstRow="0" w:lastRow="0" w:firstColumn="0" w:lastColumn="0" w:oddVBand="0" w:evenVBand="0" w:oddHBand="1" w:evenHBand="0" w:firstRowFirstColumn="0" w:firstRowLastColumn="0" w:lastRowFirstColumn="0" w:lastRowLastColumn="0"/>
-            </w:pPr>
-            <w:r>
-              <w:rPr>
-                <w:rFonts w:ascii="Times New Roman" w:eastAsia="Times New Roman" w:hAnsi="Times New Roman" w:cs="Times New Roman"/>
-                <w:sz w:val="20"/>
-                <w:szCs w:val="20"/>
+              <w:rPr>
+                <w:sz w:val="22"/>
+                <w:szCs w:val="22"/>
+              </w:rPr>
+            </w:pPr>
+            <w:r>
+              <w:rPr>
+                <w:sz w:val="22"/>
+                <w:szCs w:val="22"/>
               </w:rPr>
               <w:t>Aromático</w:t>
             </w:r>
@@ -4313,12 +2390,15 @@
             <w:pPr>
               <w:spacing w:before="80" w:after="80"/>
               <w:jc w:val="center"/>
-            </w:pPr>
-            <w:r>
-              <w:rPr>
-                <w:rFonts w:ascii="Times New Roman" w:eastAsia="Times New Roman" w:hAnsi="Times New Roman" w:cs="Times New Roman"/>
-                <w:sz w:val="20"/>
-                <w:szCs w:val="20"/>
+              <w:rPr>
+                <w:sz w:val="22"/>
+                <w:szCs w:val="22"/>
+              </w:rPr>
+            </w:pPr>
+            <w:r>
+              <w:rPr>
+                <w:sz w:val="22"/>
+                <w:szCs w:val="22"/>
               </w:rPr>
               <w:t>1250–1200</w:t>
             </w:r>
@@ -4333,14 +2413,17 @@
               <w:spacing w:before="80" w:after="80"/>
               <w:jc w:val="center"/>
               <w:cnfStyle w:val="000000000000" w:firstRow="0" w:lastRow="0" w:firstColumn="0" w:lastColumn="0" w:oddVBand="0" w:evenVBand="0" w:oddHBand="0" w:evenHBand="0" w:firstRowFirstColumn="0" w:firstRowLastColumn="0" w:lastRowFirstColumn="0" w:lastRowLastColumn="0"/>
-            </w:pPr>
-            <w:r>
-              <w:rPr>
-                <w:rFonts w:ascii="Times New Roman" w:eastAsia="Times New Roman" w:hAnsi="Times New Roman" w:cs="Times New Roman"/>
+              <w:rPr>
+                <w:sz w:val="22"/>
+                <w:szCs w:val="22"/>
+              </w:rPr>
+            </w:pPr>
+            <w:r>
+              <w:rPr>
                 <w:b/>
                 <w:bCs/>
-                <w:sz w:val="20"/>
-                <w:szCs w:val="20"/>
+                <w:sz w:val="22"/>
+                <w:szCs w:val="22"/>
               </w:rPr>
               <w:t>Forte</w:t>
             </w:r>
@@ -4354,36 +2437,53 @@
             <w:pPr>
               <w:spacing w:before="80" w:after="80"/>
               <w:cnfStyle w:val="000000000000" w:firstRow="0" w:lastRow="0" w:firstColumn="0" w:lastColumn="0" w:oddVBand="0" w:evenVBand="0" w:oddHBand="0" w:evenHBand="0" w:firstRowFirstColumn="0" w:firstRowLastColumn="0" w:lastRowFirstColumn="0" w:lastRowLastColumn="0"/>
-            </w:pPr>
-            <w:r>
-              <w:rPr>
-                <w:rFonts w:ascii="Times New Roman" w:eastAsia="Times New Roman" w:hAnsi="Times New Roman" w:cs="Times New Roman"/>
+              <w:rPr>
+                <w:sz w:val="22"/>
+                <w:szCs w:val="22"/>
+              </w:rPr>
+            </w:pPr>
+            <w:proofErr w:type="gramStart"/>
+            <w:r>
+              <w:rPr>
                 <w:b/>
                 <w:bCs/>
-                <w:sz w:val="20"/>
-                <w:szCs w:val="20"/>
-              </w:rPr>
-              <w:t>ν C–O fenólico — diagnóstica em conjunto com banda OH</w:t>
-            </w:r>
-          </w:p>
-        </w:tc>
-        <w:tc>
-          <w:tcPr>
-            <w:tcW w:w="2851" w:type="dxa"/>
+                <w:sz w:val="22"/>
+                <w:szCs w:val="22"/>
+              </w:rPr>
+              <w:t>ν</w:t>
+            </w:r>
+            <w:proofErr w:type="gramEnd"/>
+            <w:r>
+              <w:rPr>
+                <w:b/>
+                <w:bCs/>
+                <w:sz w:val="22"/>
+                <w:szCs w:val="22"/>
+              </w:rPr>
+              <w:t xml:space="preserve"> C–O fenólico — diagnóstica em conjunto com banda OH</w:t>
+            </w:r>
+          </w:p>
+        </w:tc>
+        <w:tc>
+          <w:tcPr>
+            <w:tcW w:w="2563" w:type="dxa"/>
           </w:tcPr>
           <w:p>
             <w:pPr>
               <w:spacing w:before="80" w:after="80"/>
               <w:jc w:val="center"/>
               <w:cnfStyle w:val="000000000000" w:firstRow="0" w:lastRow="0" w:firstColumn="0" w:lastColumn="0" w:oddVBand="0" w:evenVBand="0" w:oddHBand="0" w:evenHBand="0" w:firstRowFirstColumn="0" w:firstRowLastColumn="0" w:lastRowFirstColumn="0" w:lastRowLastColumn="0"/>
-            </w:pPr>
-            <w:r>
-              <w:rPr>
-                <w:rFonts w:ascii="Times New Roman" w:eastAsia="Times New Roman" w:hAnsi="Times New Roman" w:cs="Times New Roman"/>
+              <w:rPr>
+                <w:sz w:val="22"/>
+                <w:szCs w:val="22"/>
+              </w:rPr>
+            </w:pPr>
+            <w:r>
+              <w:rPr>
                 <w:b/>
                 <w:bCs/>
-                <w:sz w:val="20"/>
-                <w:szCs w:val="20"/>
+                <w:sz w:val="22"/>
+                <w:szCs w:val="22"/>
               </w:rPr>
               <w:t>Fenol</w:t>
             </w:r>
@@ -4403,12 +2503,15 @@
             <w:pPr>
               <w:spacing w:before="80" w:after="80"/>
               <w:jc w:val="center"/>
-            </w:pPr>
-            <w:r>
-              <w:rPr>
-                <w:rFonts w:ascii="Times New Roman" w:eastAsia="Times New Roman" w:hAnsi="Times New Roman" w:cs="Times New Roman"/>
-                <w:sz w:val="20"/>
-                <w:szCs w:val="20"/>
+              <w:rPr>
+                <w:sz w:val="22"/>
+                <w:szCs w:val="22"/>
+              </w:rPr>
+            </w:pPr>
+            <w:r>
+              <w:rPr>
+                <w:sz w:val="22"/>
+                <w:szCs w:val="22"/>
               </w:rPr>
               <w:t>1100–1050</w:t>
             </w:r>
@@ -4423,14 +2526,17 @@
               <w:spacing w:before="80" w:after="80"/>
               <w:jc w:val="center"/>
               <w:cnfStyle w:val="000000100000" w:firstRow="0" w:lastRow="0" w:firstColumn="0" w:lastColumn="0" w:oddVBand="0" w:evenVBand="0" w:oddHBand="1" w:evenHBand="0" w:firstRowFirstColumn="0" w:firstRowLastColumn="0" w:lastRowFirstColumn="0" w:lastRowLastColumn="0"/>
-            </w:pPr>
-            <w:r>
-              <w:rPr>
-                <w:rFonts w:ascii="Times New Roman" w:eastAsia="Times New Roman" w:hAnsi="Times New Roman" w:cs="Times New Roman"/>
+              <w:rPr>
+                <w:sz w:val="22"/>
+                <w:szCs w:val="22"/>
+              </w:rPr>
+            </w:pPr>
+            <w:r>
+              <w:rPr>
                 <w:b/>
                 <w:bCs/>
-                <w:sz w:val="20"/>
-                <w:szCs w:val="20"/>
+                <w:sz w:val="22"/>
+                <w:szCs w:val="22"/>
               </w:rPr>
               <w:t>Forte</w:t>
             </w:r>
@@ -4444,58 +2550,53 @@
             <w:pPr>
               <w:spacing w:before="80" w:after="80"/>
               <w:cnfStyle w:val="000000100000" w:firstRow="0" w:lastRow="0" w:firstColumn="0" w:lastColumn="0" w:oddVBand="0" w:evenVBand="0" w:oddHBand="1" w:evenHBand="0" w:firstRowFirstColumn="0" w:firstRowLastColumn="0" w:lastRowFirstColumn="0" w:lastRowLastColumn="0"/>
-            </w:pPr>
-            <w:r>
-              <w:rPr>
-                <w:rFonts w:ascii="Times New Roman" w:eastAsia="Times New Roman" w:hAnsi="Times New Roman" w:cs="Times New Roman"/>
+              <w:rPr>
+                <w:sz w:val="22"/>
+                <w:szCs w:val="22"/>
+              </w:rPr>
+            </w:pPr>
+            <w:proofErr w:type="gramStart"/>
+            <w:r>
+              <w:rPr>
                 <w:b/>
                 <w:bCs/>
-                <w:sz w:val="20"/>
-                <w:szCs w:val="20"/>
-              </w:rPr>
-              <w:t xml:space="preserve">ν C–O–C éter cíclico — ponte de oxigênio do anel </w:t>
-            </w:r>
-            <w:proofErr w:type="spellStart"/>
-            <w:r>
-              <w:rPr>
-                <w:rFonts w:ascii="Times New Roman" w:eastAsia="Times New Roman" w:hAnsi="Times New Roman" w:cs="Times New Roman"/>
+                <w:sz w:val="22"/>
+                <w:szCs w:val="22"/>
+              </w:rPr>
+              <w:t>ν</w:t>
+            </w:r>
+            <w:proofErr w:type="gramEnd"/>
+            <w:r>
+              <w:rPr>
                 <w:b/>
                 <w:bCs/>
-                <w:sz w:val="20"/>
-                <w:szCs w:val="20"/>
-              </w:rPr>
-              <w:t>cromeno</w:t>
-            </w:r>
-            <w:proofErr w:type="spellEnd"/>
-            <w:r>
-              <w:rPr>
-                <w:rFonts w:ascii="Times New Roman" w:eastAsia="Times New Roman" w:hAnsi="Times New Roman" w:cs="Times New Roman"/>
-                <w:b/>
-                <w:bCs/>
-                <w:sz w:val="20"/>
-                <w:szCs w:val="20"/>
-              </w:rPr>
-              <w:t>; diferencia THC de fenóis simples</w:t>
-            </w:r>
-          </w:p>
-        </w:tc>
-        <w:tc>
-          <w:tcPr>
-            <w:tcW w:w="2851" w:type="dxa"/>
+                <w:sz w:val="22"/>
+                <w:szCs w:val="22"/>
+              </w:rPr>
+              <w:t xml:space="preserve"> C–O–C éter cíclico — ponte de oxigênio do anel cromeno; diferencia THC de fenóis simples</w:t>
+            </w:r>
+          </w:p>
+        </w:tc>
+        <w:tc>
+          <w:tcPr>
+            <w:tcW w:w="2563" w:type="dxa"/>
           </w:tcPr>
           <w:p>
             <w:pPr>
               <w:spacing w:before="80" w:after="80"/>
               <w:jc w:val="center"/>
               <w:cnfStyle w:val="000000100000" w:firstRow="0" w:lastRow="0" w:firstColumn="0" w:lastColumn="0" w:oddVBand="0" w:evenVBand="0" w:oddHBand="1" w:evenHBand="0" w:firstRowFirstColumn="0" w:firstRowLastColumn="0" w:lastRowFirstColumn="0" w:lastRowLastColumn="0"/>
-            </w:pPr>
-            <w:r>
-              <w:rPr>
-                <w:rFonts w:ascii="Times New Roman" w:eastAsia="Times New Roman" w:hAnsi="Times New Roman" w:cs="Times New Roman"/>
+              <w:rPr>
+                <w:sz w:val="22"/>
+                <w:szCs w:val="22"/>
+              </w:rPr>
+            </w:pPr>
+            <w:r>
+              <w:rPr>
                 <w:b/>
                 <w:bCs/>
-                <w:sz w:val="20"/>
-                <w:szCs w:val="20"/>
+                <w:sz w:val="22"/>
+                <w:szCs w:val="22"/>
               </w:rPr>
               <w:t>Éter cíclico</w:t>
             </w:r>
@@ -4512,12 +2613,15 @@
             <w:pPr>
               <w:spacing w:before="80" w:after="80"/>
               <w:jc w:val="center"/>
-            </w:pPr>
-            <w:r>
-              <w:rPr>
-                <w:rFonts w:ascii="Times New Roman" w:eastAsia="Times New Roman" w:hAnsi="Times New Roman" w:cs="Times New Roman"/>
-                <w:sz w:val="20"/>
-                <w:szCs w:val="20"/>
+              <w:rPr>
+                <w:sz w:val="22"/>
+                <w:szCs w:val="22"/>
+              </w:rPr>
+            </w:pPr>
+            <w:r>
+              <w:rPr>
+                <w:sz w:val="22"/>
+                <w:szCs w:val="22"/>
               </w:rPr>
               <w:t>3000–2850</w:t>
             </w:r>
@@ -4532,12 +2636,15 @@
               <w:spacing w:before="80" w:after="80"/>
               <w:jc w:val="center"/>
               <w:cnfStyle w:val="000000000000" w:firstRow="0" w:lastRow="0" w:firstColumn="0" w:lastColumn="0" w:oddVBand="0" w:evenVBand="0" w:oddHBand="0" w:evenHBand="0" w:firstRowFirstColumn="0" w:firstRowLastColumn="0" w:lastRowFirstColumn="0" w:lastRowLastColumn="0"/>
-            </w:pPr>
-            <w:r>
-              <w:rPr>
-                <w:rFonts w:ascii="Times New Roman" w:eastAsia="Times New Roman" w:hAnsi="Times New Roman" w:cs="Times New Roman"/>
-                <w:sz w:val="20"/>
-                <w:szCs w:val="20"/>
+              <w:rPr>
+                <w:sz w:val="22"/>
+                <w:szCs w:val="22"/>
+              </w:rPr>
+            </w:pPr>
+            <w:r>
+              <w:rPr>
+                <w:sz w:val="22"/>
+                <w:szCs w:val="22"/>
               </w:rPr>
               <w:t>Média</w:t>
             </w:r>
@@ -4551,68 +2658,47 @@
             <w:pPr>
               <w:spacing w:before="80" w:after="80"/>
               <w:cnfStyle w:val="000000000000" w:firstRow="0" w:lastRow="0" w:firstColumn="0" w:lastColumn="0" w:oddVBand="0" w:evenVBand="0" w:oddHBand="0" w:evenHBand="0" w:firstRowFirstColumn="0" w:firstRowLastColumn="0" w:lastRowFirstColumn="0" w:lastRowLastColumn="0"/>
-            </w:pPr>
-            <w:r>
-              <w:rPr>
-                <w:rFonts w:ascii="Times New Roman" w:eastAsia="Times New Roman" w:hAnsi="Times New Roman" w:cs="Times New Roman"/>
-                <w:sz w:val="20"/>
-                <w:szCs w:val="20"/>
-              </w:rPr>
-              <w:t xml:space="preserve">ν C–H alifático — cadeia </w:t>
-            </w:r>
-            <w:proofErr w:type="spellStart"/>
-            <w:r>
-              <w:rPr>
-                <w:rFonts w:ascii="Times New Roman" w:eastAsia="Times New Roman" w:hAnsi="Times New Roman" w:cs="Times New Roman"/>
-                <w:sz w:val="20"/>
-                <w:szCs w:val="20"/>
-              </w:rPr>
-              <w:t>alquil</w:t>
-            </w:r>
-            <w:proofErr w:type="spellEnd"/>
-            <w:r>
-              <w:rPr>
-                <w:rFonts w:ascii="Times New Roman" w:eastAsia="Times New Roman" w:hAnsi="Times New Roman" w:cs="Times New Roman"/>
-                <w:sz w:val="20"/>
-                <w:szCs w:val="20"/>
-              </w:rPr>
-              <w:t xml:space="preserve"> lateral (</w:t>
-            </w:r>
-            <w:proofErr w:type="spellStart"/>
-            <w:r>
-              <w:rPr>
-                <w:rFonts w:ascii="Times New Roman" w:eastAsia="Times New Roman" w:hAnsi="Times New Roman" w:cs="Times New Roman"/>
-                <w:sz w:val="20"/>
-                <w:szCs w:val="20"/>
-              </w:rPr>
-              <w:t>pentil</w:t>
-            </w:r>
-            <w:proofErr w:type="spellEnd"/>
-            <w:r>
-              <w:rPr>
-                <w:rFonts w:ascii="Times New Roman" w:eastAsia="Times New Roman" w:hAnsi="Times New Roman" w:cs="Times New Roman"/>
-                <w:sz w:val="20"/>
-                <w:szCs w:val="20"/>
-              </w:rPr>
-              <w:t>)</w:t>
-            </w:r>
-          </w:p>
-        </w:tc>
-        <w:tc>
-          <w:tcPr>
-            <w:tcW w:w="2851" w:type="dxa"/>
+              <w:rPr>
+                <w:sz w:val="22"/>
+                <w:szCs w:val="22"/>
+              </w:rPr>
+            </w:pPr>
+            <w:proofErr w:type="gramStart"/>
+            <w:r>
+              <w:rPr>
+                <w:sz w:val="22"/>
+                <w:szCs w:val="22"/>
+              </w:rPr>
+              <w:t>ν</w:t>
+            </w:r>
+            <w:proofErr w:type="gramEnd"/>
+            <w:r>
+              <w:rPr>
+                <w:sz w:val="22"/>
+                <w:szCs w:val="22"/>
+              </w:rPr>
+              <w:t xml:space="preserve"> C–H alifático — cadeia alquil lateral (pentil)</w:t>
+            </w:r>
+          </w:p>
+        </w:tc>
+        <w:tc>
+          <w:tcPr>
+            <w:tcW w:w="2563" w:type="dxa"/>
           </w:tcPr>
           <w:p>
             <w:pPr>
               <w:spacing w:before="80" w:after="80"/>
               <w:jc w:val="center"/>
               <w:cnfStyle w:val="000000000000" w:firstRow="0" w:lastRow="0" w:firstColumn="0" w:lastColumn="0" w:oddVBand="0" w:evenVBand="0" w:oddHBand="0" w:evenHBand="0" w:firstRowFirstColumn="0" w:firstRowLastColumn="0" w:lastRowFirstColumn="0" w:lastRowLastColumn="0"/>
-            </w:pPr>
-            <w:r>
-              <w:rPr>
-                <w:rFonts w:ascii="Times New Roman" w:eastAsia="Times New Roman" w:hAnsi="Times New Roman" w:cs="Times New Roman"/>
-                <w:sz w:val="20"/>
-                <w:szCs w:val="20"/>
+              <w:rPr>
+                <w:sz w:val="22"/>
+                <w:szCs w:val="22"/>
+              </w:rPr>
+            </w:pPr>
+            <w:r>
+              <w:rPr>
+                <w:sz w:val="22"/>
+                <w:szCs w:val="22"/>
               </w:rPr>
               <w:t>Cadeia lateral</w:t>
             </w:r>
@@ -4633,12 +2719,15 @@
             <w:pPr>
               <w:spacing w:before="80" w:after="80"/>
               <w:jc w:val="center"/>
-            </w:pPr>
-            <w:r>
-              <w:rPr>
-                <w:rFonts w:ascii="Times New Roman" w:eastAsia="Times New Roman" w:hAnsi="Times New Roman" w:cs="Times New Roman"/>
-                <w:sz w:val="20"/>
-                <w:szCs w:val="20"/>
+              <w:rPr>
+                <w:sz w:val="22"/>
+                <w:szCs w:val="22"/>
+              </w:rPr>
+            </w:pPr>
+            <w:r>
+              <w:rPr>
+                <w:sz w:val="22"/>
+                <w:szCs w:val="22"/>
               </w:rPr>
               <w:t>~3030</w:t>
             </w:r>
@@ -4653,12 +2742,15 @@
               <w:spacing w:before="80" w:after="80"/>
               <w:jc w:val="center"/>
               <w:cnfStyle w:val="000000100000" w:firstRow="0" w:lastRow="0" w:firstColumn="0" w:lastColumn="0" w:oddVBand="0" w:evenVBand="0" w:oddHBand="1" w:evenHBand="0" w:firstRowFirstColumn="0" w:firstRowLastColumn="0" w:lastRowFirstColumn="0" w:lastRowLastColumn="0"/>
-            </w:pPr>
-            <w:r>
-              <w:rPr>
-                <w:rFonts w:ascii="Times New Roman" w:eastAsia="Times New Roman" w:hAnsi="Times New Roman" w:cs="Times New Roman"/>
-                <w:sz w:val="20"/>
-                <w:szCs w:val="20"/>
+              <w:rPr>
+                <w:sz w:val="22"/>
+                <w:szCs w:val="22"/>
+              </w:rPr>
+            </w:pPr>
+            <w:r>
+              <w:rPr>
+                <w:sz w:val="22"/>
+                <w:szCs w:val="22"/>
               </w:rPr>
               <w:t>Fraca</w:t>
             </w:r>
@@ -4672,32 +2764,47 @@
             <w:pPr>
               <w:spacing w:before="80" w:after="80"/>
               <w:cnfStyle w:val="000000100000" w:firstRow="0" w:lastRow="0" w:firstColumn="0" w:lastColumn="0" w:oddVBand="0" w:evenVBand="0" w:oddHBand="1" w:evenHBand="0" w:firstRowFirstColumn="0" w:firstRowLastColumn="0" w:lastRowFirstColumn="0" w:lastRowLastColumn="0"/>
-            </w:pPr>
-            <w:r>
-              <w:rPr>
-                <w:rFonts w:ascii="Times New Roman" w:eastAsia="Times New Roman" w:hAnsi="Times New Roman" w:cs="Times New Roman"/>
-                <w:sz w:val="20"/>
-                <w:szCs w:val="20"/>
-              </w:rPr>
-              <w:t>ν C–H aromático — confirma aromaticidade do anel</w:t>
-            </w:r>
-          </w:p>
-        </w:tc>
-        <w:tc>
-          <w:tcPr>
-            <w:tcW w:w="2851" w:type="dxa"/>
+              <w:rPr>
+                <w:sz w:val="22"/>
+                <w:szCs w:val="22"/>
+              </w:rPr>
+            </w:pPr>
+            <w:proofErr w:type="gramStart"/>
+            <w:r>
+              <w:rPr>
+                <w:sz w:val="22"/>
+                <w:szCs w:val="22"/>
+              </w:rPr>
+              <w:t>ν</w:t>
+            </w:r>
+            <w:proofErr w:type="gramEnd"/>
+            <w:r>
+              <w:rPr>
+                <w:sz w:val="22"/>
+                <w:szCs w:val="22"/>
+              </w:rPr>
+              <w:t xml:space="preserve"> C–H aromático — confirma aromaticidade do anel</w:t>
+            </w:r>
+          </w:p>
+        </w:tc>
+        <w:tc>
+          <w:tcPr>
+            <w:tcW w:w="2563" w:type="dxa"/>
           </w:tcPr>
           <w:p>
             <w:pPr>
               <w:spacing w:before="80" w:after="80"/>
               <w:jc w:val="center"/>
               <w:cnfStyle w:val="000000100000" w:firstRow="0" w:lastRow="0" w:firstColumn="0" w:lastColumn="0" w:oddVBand="0" w:evenVBand="0" w:oddHBand="1" w:evenHBand="0" w:firstRowFirstColumn="0" w:firstRowLastColumn="0" w:lastRowFirstColumn="0" w:lastRowLastColumn="0"/>
-            </w:pPr>
-            <w:r>
-              <w:rPr>
-                <w:rFonts w:ascii="Times New Roman" w:eastAsia="Times New Roman" w:hAnsi="Times New Roman" w:cs="Times New Roman"/>
-                <w:sz w:val="20"/>
-                <w:szCs w:val="20"/>
+              <w:rPr>
+                <w:sz w:val="22"/>
+                <w:szCs w:val="22"/>
+              </w:rPr>
+            </w:pPr>
+            <w:r>
+              <w:rPr>
+                <w:sz w:val="22"/>
+                <w:szCs w:val="22"/>
               </w:rPr>
               <w:t>Aromático</w:t>
             </w:r>
@@ -4714,12 +2821,15 @@
             <w:pPr>
               <w:spacing w:before="80" w:after="80"/>
               <w:jc w:val="center"/>
-            </w:pPr>
-            <w:r>
-              <w:rPr>
-                <w:rFonts w:ascii="Times New Roman" w:eastAsia="Times New Roman" w:hAnsi="Times New Roman" w:cs="Times New Roman"/>
-                <w:sz w:val="20"/>
-                <w:szCs w:val="20"/>
+              <w:rPr>
+                <w:sz w:val="22"/>
+                <w:szCs w:val="22"/>
+              </w:rPr>
+            </w:pPr>
+            <w:r>
+              <w:rPr>
+                <w:sz w:val="22"/>
+                <w:szCs w:val="22"/>
               </w:rPr>
               <w:t>~1375 e ~1460</w:t>
             </w:r>
@@ -4734,12 +2844,15 @@
               <w:spacing w:before="80" w:after="80"/>
               <w:jc w:val="center"/>
               <w:cnfStyle w:val="000000000000" w:firstRow="0" w:lastRow="0" w:firstColumn="0" w:lastColumn="0" w:oddVBand="0" w:evenVBand="0" w:oddHBand="0" w:evenHBand="0" w:firstRowFirstColumn="0" w:firstRowLastColumn="0" w:lastRowFirstColumn="0" w:lastRowLastColumn="0"/>
-            </w:pPr>
-            <w:r>
-              <w:rPr>
-                <w:rFonts w:ascii="Times New Roman" w:eastAsia="Times New Roman" w:hAnsi="Times New Roman" w:cs="Times New Roman"/>
-                <w:sz w:val="20"/>
-                <w:szCs w:val="20"/>
+              <w:rPr>
+                <w:sz w:val="22"/>
+                <w:szCs w:val="22"/>
+              </w:rPr>
+            </w:pPr>
+            <w:r>
+              <w:rPr>
+                <w:sz w:val="22"/>
+                <w:szCs w:val="22"/>
               </w:rPr>
               <w:t>Média</w:t>
             </w:r>
@@ -4753,68 +2866,47 @@
             <w:pPr>
               <w:spacing w:before="80" w:after="80"/>
               <w:cnfStyle w:val="000000000000" w:firstRow="0" w:lastRow="0" w:firstColumn="0" w:lastColumn="0" w:oddVBand="0" w:evenVBand="0" w:oddHBand="0" w:evenHBand="0" w:firstRowFirstColumn="0" w:firstRowLastColumn="0" w:lastRowFirstColumn="0" w:lastRowLastColumn="0"/>
-            </w:pPr>
-            <w:r>
-              <w:rPr>
-                <w:rFonts w:ascii="Times New Roman" w:eastAsia="Times New Roman" w:hAnsi="Times New Roman" w:cs="Times New Roman"/>
-                <w:sz w:val="20"/>
-                <w:szCs w:val="20"/>
-              </w:rPr>
-              <w:t xml:space="preserve">δ CH₃ simétrico e antissimétrico — grupos metila </w:t>
-            </w:r>
-            <w:proofErr w:type="spellStart"/>
-            <w:r>
-              <w:rPr>
-                <w:rFonts w:ascii="Times New Roman" w:eastAsia="Times New Roman" w:hAnsi="Times New Roman" w:cs="Times New Roman"/>
-                <w:sz w:val="20"/>
-                <w:szCs w:val="20"/>
-              </w:rPr>
-              <w:t>gem</w:t>
-            </w:r>
-            <w:proofErr w:type="spellEnd"/>
-            <w:r>
-              <w:rPr>
-                <w:rFonts w:ascii="Times New Roman" w:eastAsia="Times New Roman" w:hAnsi="Times New Roman" w:cs="Times New Roman"/>
-                <w:sz w:val="20"/>
-                <w:szCs w:val="20"/>
-              </w:rPr>
-              <w:t xml:space="preserve">-dimetil (C6) e </w:t>
-            </w:r>
-            <w:proofErr w:type="spellStart"/>
-            <w:r>
-              <w:rPr>
-                <w:rFonts w:ascii="Times New Roman" w:eastAsia="Times New Roman" w:hAnsi="Times New Roman" w:cs="Times New Roman"/>
-                <w:sz w:val="20"/>
-                <w:szCs w:val="20"/>
-              </w:rPr>
-              <w:t>isopropenila</w:t>
-            </w:r>
-            <w:proofErr w:type="spellEnd"/>
-            <w:r>
-              <w:rPr>
-                <w:rFonts w:ascii="Times New Roman" w:eastAsia="Times New Roman" w:hAnsi="Times New Roman" w:cs="Times New Roman"/>
-                <w:sz w:val="20"/>
-                <w:szCs w:val="20"/>
-              </w:rPr>
-              <w:t xml:space="preserve"> (C9)</w:t>
-            </w:r>
-          </w:p>
-        </w:tc>
-        <w:tc>
-          <w:tcPr>
-            <w:tcW w:w="2851" w:type="dxa"/>
+              <w:rPr>
+                <w:sz w:val="22"/>
+                <w:szCs w:val="22"/>
+              </w:rPr>
+            </w:pPr>
+            <w:proofErr w:type="gramStart"/>
+            <w:r>
+              <w:rPr>
+                <w:sz w:val="22"/>
+                <w:szCs w:val="22"/>
+              </w:rPr>
+              <w:t>δ</w:t>
+            </w:r>
+            <w:proofErr w:type="gramEnd"/>
+            <w:r>
+              <w:rPr>
+                <w:sz w:val="22"/>
+                <w:szCs w:val="22"/>
+              </w:rPr>
+              <w:t xml:space="preserve"> CH₃ simétrico e antissimétrico — grupos metila gem-dimetil (C6) e isopropenila (C9)</w:t>
+            </w:r>
+          </w:p>
+        </w:tc>
+        <w:tc>
+          <w:tcPr>
+            <w:tcW w:w="2563" w:type="dxa"/>
           </w:tcPr>
           <w:p>
             <w:pPr>
               <w:spacing w:before="80" w:after="80"/>
               <w:jc w:val="center"/>
               <w:cnfStyle w:val="000000000000" w:firstRow="0" w:lastRow="0" w:firstColumn="0" w:lastColumn="0" w:oddVBand="0" w:evenVBand="0" w:oddHBand="0" w:evenHBand="0" w:firstRowFirstColumn="0" w:firstRowLastColumn="0" w:lastRowFirstColumn="0" w:lastRowLastColumn="0"/>
-            </w:pPr>
-            <w:r>
-              <w:rPr>
-                <w:rFonts w:ascii="Times New Roman" w:eastAsia="Times New Roman" w:hAnsi="Times New Roman" w:cs="Times New Roman"/>
-                <w:sz w:val="20"/>
-                <w:szCs w:val="20"/>
+              <w:rPr>
+                <w:sz w:val="22"/>
+                <w:szCs w:val="22"/>
+              </w:rPr>
+            </w:pPr>
+            <w:r>
+              <w:rPr>
+                <w:sz w:val="22"/>
+                <w:szCs w:val="22"/>
               </w:rPr>
               <w:t>Metila geminada</w:t>
             </w:r>
@@ -4828,63 +2920,59 @@
         <w:ind w:right="-1"/>
         <w:jc w:val="both"/>
         <w:rPr>
-          <w:rFonts w:ascii="Times New Roman" w:eastAsia="Times New Roman" w:hAnsi="Times New Roman" w:cs="Times New Roman"/>
           <w:i/>
           <w:iCs/>
-          <w:sz w:val="20"/>
-          <w:szCs w:val="20"/>
+          <w:sz w:val="22"/>
+          <w:szCs w:val="22"/>
         </w:rPr>
       </w:pPr>
       <w:r>
         <w:rPr>
           <w:rStyle w:val="Forte"/>
-          <w:rFonts w:ascii="Times New Roman" w:eastAsia="Times New Roman" w:hAnsi="Times New Roman" w:cs="Times New Roman"/>
-          <w:sz w:val="20"/>
-          <w:szCs w:val="20"/>
+          <w:sz w:val="22"/>
+          <w:szCs w:val="22"/>
         </w:rPr>
         <w:t>Tabela 5</w:t>
       </w:r>
       <w:r>
         <w:rPr>
           <w:rStyle w:val="Forte"/>
-          <w:rFonts w:ascii="Times New Roman" w:eastAsia="Times New Roman" w:hAnsi="Times New Roman" w:cs="Times New Roman"/>
           <w:i/>
-          <w:sz w:val="20"/>
-          <w:szCs w:val="20"/>
+          <w:sz w:val="22"/>
+          <w:szCs w:val="22"/>
         </w:rPr>
         <w:t>.</w:t>
       </w:r>
       <w:r>
         <w:rPr>
-          <w:rFonts w:ascii="Times New Roman" w:eastAsia="Times New Roman" w:hAnsi="Times New Roman" w:cs="Times New Roman"/>
           <w:i/>
-          <w:sz w:val="20"/>
-          <w:szCs w:val="20"/>
+          <w:sz w:val="22"/>
+          <w:szCs w:val="22"/>
         </w:rPr>
         <w:t xml:space="preserve"> Bandas espectrais diagnósticas — FTIR-ATR — Δ9-THC. Bandas destacadas (ν O–H fenólico + ν C–O fenólico + ν C–O–C éter cíclico) são altamente específicas para Δ9-THC. Adaptado de UNODC (2009) e </w:t>
       </w:r>
-      <w:proofErr w:type="spellStart"/>
-      <w:r>
-        <w:rPr>
-          <w:rFonts w:ascii="Times New Roman" w:eastAsia="Times New Roman" w:hAnsi="Times New Roman" w:cs="Times New Roman"/>
+      <w:r>
+        <w:rPr>
           <w:i/>
           <w:iCs/>
-          <w:sz w:val="20"/>
-          <w:szCs w:val="20"/>
-        </w:rPr>
-        <w:t>Moffat</w:t>
-      </w:r>
-      <w:proofErr w:type="spellEnd"/>
-      <w:r>
-        <w:rPr>
-          <w:rFonts w:ascii="Times New Roman" w:eastAsia="Times New Roman" w:hAnsi="Times New Roman" w:cs="Times New Roman"/>
+          <w:sz w:val="22"/>
+          <w:szCs w:val="22"/>
+        </w:rPr>
+        <w:t>Moffat et al. (2011).</w:t>
+      </w:r>
+    </w:p>
+    <w:p>
+      <w:pPr>
+        <w:spacing w:before="80" w:after="80"/>
+        <w:ind w:right="-1"/>
+        <w:jc w:val="both"/>
+        <w:rPr>
           <w:i/>
           <w:iCs/>
-          <w:sz w:val="20"/>
-          <w:szCs w:val="20"/>
-        </w:rPr>
-        <w:t xml:space="preserve"> et al. (2011).</w:t>
-      </w:r>
+          <w:sz w:val="22"/>
+          <w:szCs w:val="22"/>
+        </w:rPr>
+      </w:pPr>
     </w:p>
     <w:p>
       <w:pPr>
@@ -4913,7 +3001,7 @@
                     </pic:cNvPicPr>
                   </pic:nvPicPr>
                   <pic:blipFill>
-                    <a:blip r:embed="rId12">
+                    <a:blip r:embed="rId11">
                       <a:extLst>
                         <a:ext uri="{28A0092B-C50C-407E-A947-70E740481C1C}">
                           <a14:useLocalDpi xmlns:a14="http://schemas.microsoft.com/office/drawing/2010/main" val="0"/>
@@ -4950,32 +3038,29 @@
         <w:spacing w:before="80" w:after="80"/>
         <w:jc w:val="center"/>
         <w:rPr>
-          <w:rFonts w:ascii="Times New Roman" w:hAnsi="Times New Roman" w:cs="Times New Roman"/>
           <w:i/>
           <w:iCs/>
-          <w:sz w:val="20"/>
-          <w:szCs w:val="20"/>
-        </w:rPr>
-      </w:pPr>
-      <w:r>
-        <w:rPr>
-          <w:rFonts w:ascii="Times New Roman" w:hAnsi="Times New Roman" w:cs="Times New Roman"/>
+          <w:sz w:val="22"/>
+          <w:szCs w:val="22"/>
+        </w:rPr>
+      </w:pPr>
+      <w:r>
+        <w:rPr>
           <w:i/>
           <w:iCs/>
-          <w:sz w:val="20"/>
-          <w:szCs w:val="20"/>
+          <w:sz w:val="22"/>
+          <w:szCs w:val="22"/>
         </w:rPr>
         <w:t xml:space="preserve">Estrutura química do </w:t>
       </w:r>
       <w:r>
         <w:rPr>
-          <w:rFonts w:ascii="Times New Roman" w:eastAsia="Times New Roman" w:hAnsi="Times New Roman" w:cs="Times New Roman"/>
           <w:b/>
           <w:bCs/>
           <w:i/>
           <w:iCs/>
-          <w:sz w:val="20"/>
-          <w:szCs w:val="20"/>
+          <w:sz w:val="22"/>
+          <w:szCs w:val="22"/>
         </w:rPr>
         <w:t>Δ9-THC</w:t>
       </w:r>
@@ -4983,20 +3068,13 @@
     <w:p>
       <w:pPr>
         <w:pStyle w:val="Ttulo1"/>
-        <w:rPr>
-          <w:rFonts w:ascii="Times New Roman" w:hAnsi="Times New Roman" w:cs="Times New Roman"/>
-        </w:rPr>
-      </w:pPr>
-      <w:r>
-        <w:rPr>
-          <w:rFonts w:ascii="Times New Roman" w:hAnsi="Times New Roman" w:cs="Times New Roman"/>
-        </w:rPr>
+      </w:pPr>
+      <w:r>
         <w:t>4.   CONCLUSÃO</w:t>
       </w:r>
       <w:r>
         <w:rPr>
           <w:rStyle w:val="Refdenotaderodap"/>
-          <w:rFonts w:ascii="Times New Roman" w:hAnsi="Times New Roman" w:cs="Times New Roman"/>
         </w:rPr>
         <w:footnoteReference w:id="6"/>
       </w:r>
@@ -5005,68 +3083,36 @@
       <w:pPr>
         <w:spacing w:before="80" w:after="80"/>
         <w:jc w:val="both"/>
-        <w:rPr>
-          <w:rFonts w:ascii="Times New Roman" w:hAnsi="Times New Roman" w:cs="Times New Roman"/>
-          <w:sz w:val="24"/>
-          <w:szCs w:val="24"/>
-        </w:rPr>
-      </w:pPr>
-      <w:r>
-        <w:rPr>
-          <w:rFonts w:ascii="Times New Roman" w:hAnsi="Times New Roman" w:cs="Times New Roman"/>
-          <w:sz w:val="24"/>
-          <w:szCs w:val="24"/>
-        </w:rPr>
+      </w:pPr>
+      <w:r>
+        <w:lastRenderedPageBreak/>
         <w:t>Com fundamento nos exames realizados — ensaios colorimétricos presuntivos (</w:t>
       </w:r>
       <w:r>
         <w:rPr>
-          <w:rFonts w:ascii="Times New Roman" w:hAnsi="Times New Roman" w:cs="Times New Roman"/>
           <w:b/>
           <w:bCs/>
-          <w:sz w:val="24"/>
-          <w:szCs w:val="24"/>
         </w:rPr>
         <w:t>Categoria C/SWGDRUG</w:t>
       </w:r>
       <w:r>
-        <w:rPr>
-          <w:rFonts w:ascii="Times New Roman" w:hAnsi="Times New Roman" w:cs="Times New Roman"/>
-          <w:sz w:val="24"/>
-          <w:szCs w:val="24"/>
-        </w:rPr>
         <w:t>) e identificação instrumental confirmatória por FTIR-ATR (</w:t>
       </w:r>
       <w:r>
         <w:rPr>
-          <w:rFonts w:ascii="Times New Roman" w:hAnsi="Times New Roman" w:cs="Times New Roman"/>
           <w:b/>
           <w:bCs/>
-          <w:sz w:val="24"/>
-          <w:szCs w:val="24"/>
         </w:rPr>
         <w:t>Categoria A/SWGDRUG</w:t>
       </w:r>
       <w:r>
-        <w:rPr>
-          <w:rFonts w:ascii="Times New Roman" w:hAnsi="Times New Roman" w:cs="Times New Roman"/>
-          <w:sz w:val="24"/>
-          <w:szCs w:val="24"/>
-        </w:rPr>
         <w:t>), em conformidade com o POP SENASP/MJ nº 9.09 (2024) e as diretrizes SWGDRUG Rev. 8.1 (2022) —, conclui-se que:</w:t>
       </w:r>
     </w:p>
-    <w:p>
-      <w:pPr>
-        <w:rPr>
-          <w:sz w:val="24"/>
-          <w:szCs w:val="24"/>
-        </w:rPr>
-      </w:pPr>
-    </w:p>
+    <w:p/>
     <w:tbl>
       <w:tblPr>
-        <w:tblStyle w:val="TabeladeGrade4-nfase1"/>
+        <w:tblStyle w:val="TabeladeGrade4"/>
         <w:tblW w:w="9638" w:type="dxa"/>
         <w:tblLook w:val="04A0" w:firstRow="1" w:lastRow="0" w:firstColumn="1" w:lastColumn="0" w:noHBand="0" w:noVBand="1"/>
       </w:tblPr>
@@ -5087,33 +3133,30 @@
               <w:spacing w:before="60" w:after="60" w:line="276" w:lineRule="auto"/>
               <w:jc w:val="center"/>
               <w:rPr>
-                <w:sz w:val="24"/>
-                <w:szCs w:val="24"/>
-              </w:rPr>
-            </w:pPr>
-            <w:r>
-              <w:rPr>
-                <w:rFonts w:ascii="Times New Roman" w:eastAsia="Times New Roman" w:hAnsi="Times New Roman" w:cs="Times New Roman"/>
-                <w:sz w:val="24"/>
-                <w:szCs w:val="24"/>
+                <w:sz w:val="22"/>
+                <w:szCs w:val="22"/>
+              </w:rPr>
+            </w:pPr>
+            <w:r>
+              <w:rPr>
+                <w:sz w:val="22"/>
+                <w:szCs w:val="22"/>
               </w:rPr>
               <w:t xml:space="preserve">Item c. — </w:t>
             </w:r>
             <w:r>
               <w:rPr>
-                <w:rFonts w:ascii="Times New Roman" w:eastAsia="Times New Roman" w:hAnsi="Times New Roman" w:cs="Times New Roman"/>
                 <w:i/>
                 <w:iCs/>
-                <w:sz w:val="24"/>
-                <w:szCs w:val="24"/>
+                <w:sz w:val="22"/>
+                <w:szCs w:val="22"/>
               </w:rPr>
               <w:t>Cannabis sp</w:t>
             </w:r>
             <w:r>
               <w:rPr>
-                <w:rFonts w:ascii="Times New Roman" w:eastAsia="Times New Roman" w:hAnsi="Times New Roman" w:cs="Times New Roman"/>
-                <w:sz w:val="24"/>
-                <w:szCs w:val="24"/>
+                <w:sz w:val="22"/>
+                <w:szCs w:val="22"/>
               </w:rPr>
               <w:t>. / Δ9-Tetrahidrocanabinol (Δ9-THC)</w:t>
             </w:r>
@@ -5134,112 +3177,96 @@
               <w:spacing w:before="80" w:after="80"/>
               <w:jc w:val="both"/>
               <w:rPr>
+                <w:sz w:val="22"/>
+                <w:szCs w:val="22"/>
+              </w:rPr>
+            </w:pPr>
+            <w:r>
+              <w:rPr>
                 <w:b w:val="0"/>
                 <w:bCs w:val="0"/>
-                <w:sz w:val="24"/>
-                <w:szCs w:val="24"/>
-              </w:rPr>
-            </w:pPr>
-            <w:r>
-              <w:rPr>
-                <w:rFonts w:ascii="Times New Roman" w:eastAsia="Times New Roman" w:hAnsi="Times New Roman" w:cs="Times New Roman"/>
+                <w:sz w:val="22"/>
+                <w:szCs w:val="22"/>
+              </w:rPr>
+              <w:t xml:space="preserve">A análise realizada </w:t>
+            </w:r>
+            <w:r>
+              <w:rPr>
+                <w:sz w:val="22"/>
+                <w:szCs w:val="22"/>
+              </w:rPr>
+              <w:t>DETECTOU</w:t>
+            </w:r>
+            <w:r>
+              <w:rPr>
                 <w:b w:val="0"/>
                 <w:bCs w:val="0"/>
-                <w:sz w:val="24"/>
-                <w:szCs w:val="24"/>
-              </w:rPr>
-              <w:t xml:space="preserve">A análise realizada </w:t>
-            </w:r>
-            <w:r>
-              <w:rPr>
-                <w:rFonts w:ascii="Times New Roman" w:eastAsia="Times New Roman" w:hAnsi="Times New Roman" w:cs="Times New Roman"/>
-                <w:sz w:val="24"/>
-                <w:szCs w:val="24"/>
-              </w:rPr>
-              <w:t>DETECTOU</w:t>
-            </w:r>
-            <w:r>
-              <w:rPr>
-                <w:rFonts w:ascii="Times New Roman" w:eastAsia="Times New Roman" w:hAnsi="Times New Roman" w:cs="Times New Roman"/>
+                <w:sz w:val="22"/>
+                <w:szCs w:val="22"/>
+              </w:rPr>
+              <w:t xml:space="preserve"> a presença de </w:t>
+            </w:r>
+            <w:r>
+              <w:rPr>
+                <w:sz w:val="22"/>
+                <w:szCs w:val="22"/>
+              </w:rPr>
+              <w:t>Δ9-Tetrahidrocanabinol (Δ9-THC)</w:t>
+            </w:r>
+            <w:r>
+              <w:rPr>
                 <w:b w:val="0"/>
                 <w:bCs w:val="0"/>
-                <w:sz w:val="24"/>
-                <w:szCs w:val="24"/>
-              </w:rPr>
-              <w:t xml:space="preserve"> a presença de </w:t>
-            </w:r>
-            <w:r>
-              <w:rPr>
-                <w:rFonts w:ascii="Times New Roman" w:eastAsia="Times New Roman" w:hAnsi="Times New Roman" w:cs="Times New Roman"/>
-                <w:sz w:val="24"/>
-                <w:szCs w:val="24"/>
-              </w:rPr>
-              <w:t>Δ9-Tetrahidrocanabinol (Δ9-THC)</w:t>
-            </w:r>
-            <w:r>
-              <w:rPr>
-                <w:rFonts w:ascii="Times New Roman" w:eastAsia="Times New Roman" w:hAnsi="Times New Roman" w:cs="Times New Roman"/>
+                <w:sz w:val="22"/>
+                <w:szCs w:val="22"/>
+              </w:rPr>
+              <w:t xml:space="preserve"> (C₂₁H₃₀O₂; PM 314,4 g/mol) no material vegetal examinado.</w:t>
+            </w:r>
+          </w:p>
+          <w:p>
+            <w:pPr>
+              <w:spacing w:before="80" w:after="80"/>
+              <w:jc w:val="both"/>
+              <w:rPr>
+                <w:sz w:val="22"/>
+                <w:szCs w:val="22"/>
+              </w:rPr>
+            </w:pPr>
+          </w:p>
+          <w:p>
+            <w:pPr>
+              <w:spacing w:before="80" w:after="80"/>
+              <w:jc w:val="both"/>
+              <w:rPr>
+                <w:sz w:val="22"/>
+                <w:szCs w:val="22"/>
+              </w:rPr>
+            </w:pPr>
+            <w:r>
+              <w:rPr>
                 <w:b w:val="0"/>
                 <w:bCs w:val="0"/>
-                <w:sz w:val="24"/>
-                <w:szCs w:val="24"/>
-              </w:rPr>
-              <w:t xml:space="preserve"> (C₂₁H₃₀O₂; PM 314,4 g/mol) no material vegetal examinado.</w:t>
-            </w:r>
-          </w:p>
-          <w:p>
-            <w:pPr>
-              <w:spacing w:before="80" w:after="80"/>
-              <w:jc w:val="both"/>
-              <w:rPr>
-                <w:rFonts w:ascii="Times New Roman" w:eastAsia="Times New Roman" w:hAnsi="Times New Roman" w:cs="Times New Roman"/>
-                <w:b w:val="0"/>
-                <w:bCs w:val="0"/>
-                <w:sz w:val="24"/>
-                <w:szCs w:val="24"/>
-              </w:rPr>
-            </w:pPr>
-          </w:p>
-          <w:p>
-            <w:pPr>
-              <w:spacing w:before="80" w:after="80"/>
-              <w:jc w:val="both"/>
-              <w:rPr>
-                <w:rFonts w:ascii="Times New Roman" w:eastAsia="Times New Roman" w:hAnsi="Times New Roman" w:cs="Times New Roman"/>
-                <w:b w:val="0"/>
-                <w:bCs w:val="0"/>
-                <w:sz w:val="24"/>
-                <w:szCs w:val="24"/>
-              </w:rPr>
-            </w:pPr>
-            <w:r>
-              <w:rPr>
-                <w:rFonts w:ascii="Times New Roman" w:eastAsia="Times New Roman" w:hAnsi="Times New Roman" w:cs="Times New Roman"/>
-                <w:b w:val="0"/>
-                <w:bCs w:val="0"/>
-                <w:sz w:val="24"/>
-                <w:szCs w:val="24"/>
+                <w:sz w:val="22"/>
+                <w:szCs w:val="22"/>
               </w:rPr>
               <w:t xml:space="preserve">As amostras representativas examinadas apresentaram características morfológicas compatíveis com a espécie </w:t>
             </w:r>
             <w:r>
               <w:rPr>
-                <w:rFonts w:ascii="Times New Roman" w:eastAsia="Times New Roman" w:hAnsi="Times New Roman" w:cs="Times New Roman"/>
                 <w:b w:val="0"/>
                 <w:bCs w:val="0"/>
                 <w:i/>
-                <w:sz w:val="24"/>
-                <w:szCs w:val="24"/>
+                <w:sz w:val="22"/>
+                <w:szCs w:val="22"/>
               </w:rPr>
               <w:t>Cannabis sp.</w:t>
             </w:r>
             <w:r>
               <w:rPr>
-                <w:rFonts w:ascii="Times New Roman" w:eastAsia="Times New Roman" w:hAnsi="Times New Roman" w:cs="Times New Roman"/>
                 <w:b w:val="0"/>
                 <w:bCs w:val="0"/>
-                <w:sz w:val="24"/>
-                <w:szCs w:val="24"/>
+                <w:sz w:val="22"/>
+                <w:szCs w:val="22"/>
               </w:rPr>
               <w:t xml:space="preserve"> </w:t>
             </w:r>
@@ -5249,91 +3276,78 @@
               <w:spacing w:before="80" w:after="80"/>
               <w:jc w:val="both"/>
               <w:rPr>
-                <w:rFonts w:ascii="Times New Roman" w:eastAsia="Times New Roman" w:hAnsi="Times New Roman" w:cs="Times New Roman"/>
+                <w:sz w:val="22"/>
+                <w:szCs w:val="22"/>
+              </w:rPr>
+            </w:pPr>
+          </w:p>
+          <w:p>
+            <w:pPr>
+              <w:spacing w:before="80" w:after="80"/>
+              <w:jc w:val="both"/>
+              <w:rPr>
+                <w:sz w:val="22"/>
+                <w:szCs w:val="22"/>
+              </w:rPr>
+            </w:pPr>
+            <w:r>
+              <w:rPr>
                 <w:b w:val="0"/>
                 <w:bCs w:val="0"/>
-                <w:sz w:val="24"/>
-                <w:szCs w:val="24"/>
-              </w:rPr>
-            </w:pPr>
-          </w:p>
-          <w:p>
-            <w:pPr>
-              <w:spacing w:before="80" w:after="80"/>
-              <w:jc w:val="both"/>
+                <w:sz w:val="22"/>
+                <w:szCs w:val="22"/>
+              </w:rPr>
+              <w:t xml:space="preserve">O </w:t>
+            </w:r>
+            <w:r>
+              <w:rPr>
+                <w:sz w:val="22"/>
+                <w:szCs w:val="22"/>
+              </w:rPr>
+              <w:t>Δ9-THC</w:t>
+            </w:r>
+            <w:r>
               <w:rPr>
                 <w:b w:val="0"/>
                 <w:bCs w:val="0"/>
-                <w:sz w:val="24"/>
-                <w:szCs w:val="24"/>
-              </w:rPr>
-            </w:pPr>
-            <w:r>
-              <w:rPr>
-                <w:rFonts w:ascii="Times New Roman" w:eastAsia="Times New Roman" w:hAnsi="Times New Roman" w:cs="Times New Roman"/>
+                <w:sz w:val="22"/>
+                <w:szCs w:val="22"/>
+              </w:rPr>
+              <w:t xml:space="preserve"> possui propriedades entorpecentes/psicotrópicas reconhecidas, encontrando-se relacionado na </w:t>
+            </w:r>
+            <w:r>
+              <w:rPr>
+                <w:sz w:val="22"/>
+                <w:szCs w:val="22"/>
+              </w:rPr>
+              <w:t>Lista F2</w:t>
+            </w:r>
+            <w:r>
+              <w:rPr>
                 <w:b w:val="0"/>
                 <w:bCs w:val="0"/>
-                <w:sz w:val="24"/>
-                <w:szCs w:val="24"/>
-              </w:rPr>
-              <w:lastRenderedPageBreak/>
-              <w:t xml:space="preserve">O </w:t>
-            </w:r>
-            <w:r>
-              <w:rPr>
-                <w:rFonts w:ascii="Times New Roman" w:eastAsia="Times New Roman" w:hAnsi="Times New Roman" w:cs="Times New Roman"/>
-                <w:sz w:val="24"/>
-                <w:szCs w:val="24"/>
-              </w:rPr>
-              <w:t>Δ9-THC</w:t>
-            </w:r>
-            <w:r>
-              <w:rPr>
-                <w:rFonts w:ascii="Times New Roman" w:eastAsia="Times New Roman" w:hAnsi="Times New Roman" w:cs="Times New Roman"/>
-                <w:b w:val="0"/>
-                <w:bCs w:val="0"/>
-                <w:sz w:val="24"/>
-                <w:szCs w:val="24"/>
-              </w:rPr>
-              <w:t xml:space="preserve"> possui propriedades entorpecentes/psicotrópicas reconhecidas, encontrando-se relacionado na </w:t>
-            </w:r>
-            <w:r>
-              <w:rPr>
-                <w:rFonts w:ascii="Times New Roman" w:eastAsia="Times New Roman" w:hAnsi="Times New Roman" w:cs="Times New Roman"/>
-                <w:sz w:val="24"/>
-                <w:szCs w:val="24"/>
-              </w:rPr>
-              <w:t>Lista F2</w:t>
-            </w:r>
-            <w:r>
-              <w:rPr>
-                <w:rFonts w:ascii="Times New Roman" w:eastAsia="Times New Roman" w:hAnsi="Times New Roman" w:cs="Times New Roman"/>
-                <w:b w:val="0"/>
-                <w:bCs w:val="0"/>
-                <w:sz w:val="24"/>
-                <w:szCs w:val="24"/>
+                <w:sz w:val="22"/>
+                <w:szCs w:val="22"/>
               </w:rPr>
               <w:t xml:space="preserve"> — </w:t>
             </w:r>
             <w:r>
               <w:rPr>
-                <w:rFonts w:ascii="Times New Roman" w:eastAsia="Times New Roman" w:hAnsi="Times New Roman" w:cs="Times New Roman"/>
                 <w:b w:val="0"/>
                 <w:bCs w:val="0"/>
                 <w:i/>
                 <w:iCs/>
-                <w:sz w:val="24"/>
-                <w:szCs w:val="24"/>
+                <w:sz w:val="22"/>
+                <w:szCs w:val="22"/>
               </w:rPr>
               <w:t>Cannabis</w:t>
             </w:r>
             <w:r>
               <w:rPr>
-                <w:rFonts w:ascii="Times New Roman" w:eastAsia="Times New Roman" w:hAnsi="Times New Roman" w:cs="Times New Roman"/>
                 <w:b w:val="0"/>
                 <w:bCs w:val="0"/>
-                <w:sz w:val="24"/>
-                <w:szCs w:val="24"/>
+                <w:sz w:val="22"/>
+                <w:szCs w:val="22"/>
               </w:rPr>
               <w:t xml:space="preserve"> e seus derivados, de uso proscrito no Brasil da Portaria SVS/MS nº 344, de 12/05/1998 e atualizações posteriores (ANVISA). </w:t>
             </w:r>
@@ -5341,33 +3355,20 @@
         </w:tc>
       </w:tr>
     </w:tbl>
-    <w:p>
-      <w:pPr>
-        <w:rPr>
-          <w:sz w:val="24"/>
-          <w:szCs w:val="24"/>
-        </w:rPr>
-      </w:pPr>
-    </w:p>
+    <w:p/>
     <w:p>
       <w:pPr>
         <w:spacing w:before="80" w:after="80"/>
         <w:jc w:val="both"/>
         <w:rPr>
-          <w:rFonts w:ascii="Times New Roman" w:hAnsi="Times New Roman" w:cs="Times New Roman"/>
-          <w:color w:val="002060"/>
-          <w:sz w:val="24"/>
-          <w:szCs w:val="24"/>
-        </w:rPr>
-      </w:pPr>
-      <w:r>
-        <w:rPr>
-          <w:rFonts w:ascii="Times New Roman" w:hAnsi="Times New Roman" w:cs="Times New Roman"/>
+          <w:color w:val="000000"/>
+        </w:rPr>
+      </w:pPr>
+      <w:r>
+        <w:rPr>
           <w:b/>
           <w:bCs/>
-          <w:color w:val="002060"/>
-          <w:sz w:val="24"/>
-          <w:szCs w:val="24"/>
+          <w:color w:val="000000"/>
         </w:rPr>
         <w:t>5.   QUADRO-RESUMO</w:t>
       </w:r>
@@ -5376,13 +3377,9 @@
       <w:pPr>
         <w:spacing w:before="80" w:after="60"/>
         <w:jc w:val="both"/>
-        <w:rPr>
-          <w:rFonts w:ascii="Times New Roman" w:hAnsi="Times New Roman" w:cs="Times New Roman"/>
-        </w:rPr>
-      </w:pPr>
-      <w:r>
-        <w:rPr>
-          <w:rFonts w:ascii="Times New Roman" w:hAnsi="Times New Roman" w:cs="Times New Roman"/>
+      </w:pPr>
+      <w:r>
+        <w:rPr>
           <w:b/>
           <w:bCs/>
         </w:rPr>
@@ -5391,7 +3388,7 @@
     </w:p>
     <w:tbl>
       <w:tblPr>
-        <w:tblStyle w:val="TabeladeGrade4-nfase1"/>
+        <w:tblStyle w:val="TabeladeGrade4"/>
         <w:tblW w:w="9638" w:type="dxa"/>
         <w:tblLook w:val="04A0" w:firstRow="1" w:lastRow="0" w:firstColumn="1" w:lastColumn="0" w:noHBand="0" w:noVBand="1"/>
       </w:tblPr>
@@ -5412,16 +3409,14 @@
             <w:pPr>
               <w:spacing w:before="40" w:after="40"/>
               <w:rPr>
-                <w:rFonts w:ascii="Times New Roman" w:hAnsi="Times New Roman" w:cs="Times New Roman"/>
-                <w:sz w:val="20"/>
-                <w:szCs w:val="20"/>
-              </w:rPr>
-            </w:pPr>
-            <w:r>
-              <w:rPr>
-                <w:rFonts w:ascii="Times New Roman" w:hAnsi="Times New Roman" w:cs="Times New Roman"/>
-                <w:sz w:val="20"/>
-                <w:szCs w:val="20"/>
+                <w:sz w:val="22"/>
+                <w:szCs w:val="22"/>
+              </w:rPr>
+            </w:pPr>
+            <w:r>
+              <w:rPr>
+                <w:sz w:val="22"/>
+                <w:szCs w:val="22"/>
               </w:rPr>
               <w:t>CAMPO</w:t>
             </w:r>
@@ -5436,16 +3431,14 @@
               <w:spacing w:before="40" w:after="40"/>
               <w:cnfStyle w:val="100000000000" w:firstRow="1" w:lastRow="0" w:firstColumn="0" w:lastColumn="0" w:oddVBand="0" w:evenVBand="0" w:oddHBand="0" w:evenHBand="0" w:firstRowFirstColumn="0" w:firstRowLastColumn="0" w:lastRowFirstColumn="0" w:lastRowLastColumn="0"/>
               <w:rPr>
-                <w:rFonts w:ascii="Times New Roman" w:hAnsi="Times New Roman" w:cs="Times New Roman"/>
-                <w:sz w:val="20"/>
-                <w:szCs w:val="20"/>
-              </w:rPr>
-            </w:pPr>
-            <w:r>
-              <w:rPr>
-                <w:rFonts w:ascii="Times New Roman" w:hAnsi="Times New Roman" w:cs="Times New Roman"/>
-                <w:sz w:val="20"/>
-                <w:szCs w:val="20"/>
+                <w:sz w:val="22"/>
+                <w:szCs w:val="22"/>
+              </w:rPr>
+            </w:pPr>
+            <w:r>
+              <w:rPr>
+                <w:sz w:val="22"/>
+                <w:szCs w:val="22"/>
               </w:rPr>
               <w:t>DADO</w:t>
             </w:r>
@@ -5465,16 +3458,14 @@
             <w:pPr>
               <w:spacing w:before="40" w:after="40"/>
               <w:rPr>
-                <w:rFonts w:ascii="Times New Roman" w:hAnsi="Times New Roman" w:cs="Times New Roman"/>
-                <w:sz w:val="20"/>
-                <w:szCs w:val="20"/>
-              </w:rPr>
-            </w:pPr>
-            <w:r>
-              <w:rPr>
-                <w:rFonts w:ascii="Times New Roman" w:hAnsi="Times New Roman" w:cs="Times New Roman"/>
-                <w:sz w:val="20"/>
-                <w:szCs w:val="20"/>
+                <w:sz w:val="22"/>
+                <w:szCs w:val="22"/>
+              </w:rPr>
+            </w:pPr>
+            <w:r>
+              <w:rPr>
+                <w:sz w:val="22"/>
+                <w:szCs w:val="22"/>
               </w:rPr>
               <w:t>Demanda</w:t>
             </w:r>
@@ -5489,18 +3480,16 @@
               <w:spacing w:before="40" w:after="40"/>
               <w:cnfStyle w:val="000000100000" w:firstRow="0" w:lastRow="0" w:firstColumn="0" w:lastColumn="0" w:oddVBand="0" w:evenVBand="0" w:oddHBand="1" w:evenHBand="0" w:firstRowFirstColumn="0" w:firstRowLastColumn="0" w:lastRowFirstColumn="0" w:lastRowLastColumn="0"/>
               <w:rPr>
-                <w:rFonts w:ascii="Times New Roman" w:hAnsi="Times New Roman" w:cs="Times New Roman"/>
                 <w:b/>
-                <w:sz w:val="20"/>
-                <w:szCs w:val="20"/>
-              </w:rPr>
-            </w:pPr>
-            <w:r>
-              <w:rPr>
-                <w:rFonts w:ascii="Times New Roman" w:hAnsi="Times New Roman" w:cs="Times New Roman"/>
+                <w:sz w:val="22"/>
+                <w:szCs w:val="22"/>
+              </w:rPr>
+            </w:pPr>
+            <w:r>
+              <w:rPr>
                 <w:b/>
-                <w:sz w:val="20"/>
-                <w:szCs w:val="20"/>
+                <w:sz w:val="22"/>
+                <w:szCs w:val="22"/>
               </w:rPr>
               <w:t>[DEMANDA]</w:t>
             </w:r>
@@ -5517,16 +3506,14 @@
             <w:pPr>
               <w:spacing w:before="40" w:after="40"/>
               <w:rPr>
-                <w:rFonts w:ascii="Times New Roman" w:hAnsi="Times New Roman" w:cs="Times New Roman"/>
-                <w:sz w:val="20"/>
-                <w:szCs w:val="20"/>
-              </w:rPr>
-            </w:pPr>
-            <w:r>
-              <w:rPr>
-                <w:rFonts w:ascii="Times New Roman" w:hAnsi="Times New Roman" w:cs="Times New Roman"/>
-                <w:sz w:val="20"/>
-                <w:szCs w:val="20"/>
+                <w:sz w:val="22"/>
+                <w:szCs w:val="22"/>
+              </w:rPr>
+            </w:pPr>
+            <w:r>
+              <w:rPr>
+                <w:sz w:val="22"/>
+                <w:szCs w:val="22"/>
               </w:rPr>
               <w:t>Laudo nº</w:t>
             </w:r>
@@ -5541,16 +3528,14 @@
               <w:spacing w:before="40" w:after="40"/>
               <w:cnfStyle w:val="000000000000" w:firstRow="0" w:lastRow="0" w:firstColumn="0" w:lastColumn="0" w:oddVBand="0" w:evenVBand="0" w:oddHBand="0" w:evenHBand="0" w:firstRowFirstColumn="0" w:firstRowLastColumn="0" w:lastRowFirstColumn="0" w:lastRowLastColumn="0"/>
               <w:rPr>
-                <w:rFonts w:ascii="Times New Roman" w:hAnsi="Times New Roman" w:cs="Times New Roman"/>
-                <w:sz w:val="20"/>
-                <w:szCs w:val="20"/>
-              </w:rPr>
-            </w:pPr>
-            <w:r>
-              <w:rPr>
-                <w:rFonts w:ascii="Times New Roman" w:hAnsi="Times New Roman" w:cs="Times New Roman"/>
-                <w:sz w:val="20"/>
-                <w:szCs w:val="20"/>
+                <w:sz w:val="22"/>
+                <w:szCs w:val="22"/>
+              </w:rPr>
+            </w:pPr>
+            <w:r>
+              <w:rPr>
+                <w:sz w:val="22"/>
+                <w:szCs w:val="22"/>
               </w:rPr>
               <w:t>[LAUDO]</w:t>
             </w:r>
@@ -5570,16 +3555,14 @@
             <w:pPr>
               <w:spacing w:before="40" w:after="40"/>
               <w:rPr>
-                <w:rFonts w:ascii="Times New Roman" w:hAnsi="Times New Roman" w:cs="Times New Roman"/>
-                <w:sz w:val="20"/>
-                <w:szCs w:val="20"/>
-              </w:rPr>
-            </w:pPr>
-            <w:r>
-              <w:rPr>
-                <w:rFonts w:ascii="Times New Roman" w:hAnsi="Times New Roman" w:cs="Times New Roman"/>
-                <w:sz w:val="20"/>
-                <w:szCs w:val="20"/>
+                <w:sz w:val="22"/>
+                <w:szCs w:val="22"/>
+              </w:rPr>
+            </w:pPr>
+            <w:r>
+              <w:rPr>
+                <w:sz w:val="22"/>
+                <w:szCs w:val="22"/>
               </w:rPr>
               <w:t>Requisição nº</w:t>
             </w:r>
@@ -5594,16 +3577,14 @@
               <w:spacing w:before="40" w:after="40"/>
               <w:cnfStyle w:val="000000100000" w:firstRow="0" w:lastRow="0" w:firstColumn="0" w:lastColumn="0" w:oddVBand="0" w:evenVBand="0" w:oddHBand="1" w:evenHBand="0" w:firstRowFirstColumn="0" w:firstRowLastColumn="0" w:lastRowFirstColumn="0" w:lastRowLastColumn="0"/>
               <w:rPr>
-                <w:rFonts w:ascii="Times New Roman" w:hAnsi="Times New Roman" w:cs="Times New Roman"/>
-                <w:sz w:val="20"/>
-                <w:szCs w:val="20"/>
-              </w:rPr>
-            </w:pPr>
-            <w:r>
-              <w:rPr>
-                <w:rFonts w:ascii="Times New Roman" w:hAnsi="Times New Roman" w:cs="Times New Roman"/>
-                <w:sz w:val="20"/>
-                <w:szCs w:val="20"/>
+                <w:sz w:val="22"/>
+                <w:szCs w:val="22"/>
+              </w:rPr>
+            </w:pPr>
+            <w:r>
+              <w:rPr>
+                <w:sz w:val="22"/>
+                <w:szCs w:val="22"/>
               </w:rPr>
               <w:t>[REQUISIÇÃO]</w:t>
             </w:r>
@@ -5620,16 +3601,14 @@
             <w:pPr>
               <w:spacing w:before="40" w:after="40"/>
               <w:rPr>
-                <w:rFonts w:ascii="Times New Roman" w:hAnsi="Times New Roman" w:cs="Times New Roman"/>
-                <w:sz w:val="20"/>
-                <w:szCs w:val="20"/>
-              </w:rPr>
-            </w:pPr>
-            <w:r>
-              <w:rPr>
-                <w:rFonts w:ascii="Times New Roman" w:hAnsi="Times New Roman" w:cs="Times New Roman"/>
-                <w:sz w:val="20"/>
-                <w:szCs w:val="20"/>
+                <w:sz w:val="22"/>
+                <w:szCs w:val="22"/>
+              </w:rPr>
+            </w:pPr>
+            <w:r>
+              <w:rPr>
+                <w:sz w:val="22"/>
+                <w:szCs w:val="22"/>
               </w:rPr>
               <w:t>Data</w:t>
             </w:r>
@@ -5644,16 +3623,14 @@
               <w:spacing w:before="40" w:after="40"/>
               <w:cnfStyle w:val="000000000000" w:firstRow="0" w:lastRow="0" w:firstColumn="0" w:lastColumn="0" w:oddVBand="0" w:evenVBand="0" w:oddHBand="0" w:evenHBand="0" w:firstRowFirstColumn="0" w:firstRowLastColumn="0" w:lastRowFirstColumn="0" w:lastRowLastColumn="0"/>
               <w:rPr>
-                <w:rFonts w:ascii="Times New Roman" w:hAnsi="Times New Roman" w:cs="Times New Roman"/>
-                <w:sz w:val="20"/>
-                <w:szCs w:val="20"/>
-              </w:rPr>
-            </w:pPr>
-            <w:r>
-              <w:rPr>
-                <w:rFonts w:ascii="Times New Roman" w:hAnsi="Times New Roman" w:cs="Times New Roman"/>
-                <w:sz w:val="20"/>
-                <w:szCs w:val="20"/>
+                <w:sz w:val="22"/>
+                <w:szCs w:val="22"/>
+              </w:rPr>
+            </w:pPr>
+            <w:r>
+              <w:rPr>
+                <w:sz w:val="22"/>
+                <w:szCs w:val="22"/>
               </w:rPr>
               <w:t>[DD] de [MÊS] de [ANO]</w:t>
             </w:r>
@@ -5674,16 +3651,14 @@
             <w:pPr>
               <w:spacing w:before="40" w:after="40"/>
               <w:rPr>
-                <w:rFonts w:ascii="Times New Roman" w:hAnsi="Times New Roman" w:cs="Times New Roman"/>
-                <w:sz w:val="20"/>
-                <w:szCs w:val="20"/>
-              </w:rPr>
-            </w:pPr>
-            <w:r>
-              <w:rPr>
-                <w:rFonts w:ascii="Times New Roman" w:hAnsi="Times New Roman" w:cs="Times New Roman"/>
-                <w:sz w:val="20"/>
-                <w:szCs w:val="20"/>
+                <w:sz w:val="22"/>
+                <w:szCs w:val="22"/>
+              </w:rPr>
+            </w:pPr>
+            <w:r>
+              <w:rPr>
+                <w:sz w:val="22"/>
+                <w:szCs w:val="22"/>
               </w:rPr>
               <w:t>Emissor</w:t>
             </w:r>
@@ -5698,16 +3673,14 @@
               <w:spacing w:before="40" w:after="40"/>
               <w:cnfStyle w:val="000000100000" w:firstRow="0" w:lastRow="0" w:firstColumn="0" w:lastColumn="0" w:oddVBand="0" w:evenVBand="0" w:oddHBand="1" w:evenHBand="0" w:firstRowFirstColumn="0" w:firstRowLastColumn="0" w:lastRowFirstColumn="0" w:lastRowLastColumn="0"/>
               <w:rPr>
-                <w:rFonts w:ascii="Times New Roman" w:hAnsi="Times New Roman" w:cs="Times New Roman"/>
-                <w:sz w:val="20"/>
-                <w:szCs w:val="20"/>
-              </w:rPr>
-            </w:pPr>
-            <w:r>
-              <w:rPr>
-                <w:rFonts w:ascii="Times New Roman" w:hAnsi="Times New Roman" w:cs="Times New Roman"/>
-                <w:sz w:val="20"/>
-                <w:szCs w:val="20"/>
+                <w:sz w:val="22"/>
+                <w:szCs w:val="22"/>
+              </w:rPr>
+            </w:pPr>
+            <w:r>
+              <w:rPr>
+                <w:sz w:val="22"/>
+                <w:szCs w:val="22"/>
               </w:rPr>
               <w:t>[EMISSOR]</w:t>
             </w:r>
@@ -5724,16 +3697,14 @@
             <w:pPr>
               <w:spacing w:before="40" w:after="40"/>
               <w:rPr>
-                <w:rFonts w:ascii="Times New Roman" w:hAnsi="Times New Roman" w:cs="Times New Roman"/>
-                <w:sz w:val="20"/>
-                <w:szCs w:val="20"/>
-              </w:rPr>
-            </w:pPr>
-            <w:r>
-              <w:rPr>
-                <w:rFonts w:ascii="Times New Roman" w:hAnsi="Times New Roman" w:cs="Times New Roman"/>
-                <w:sz w:val="20"/>
-                <w:szCs w:val="20"/>
+                <w:sz w:val="22"/>
+                <w:szCs w:val="22"/>
+              </w:rPr>
+            </w:pPr>
+            <w:r>
+              <w:rPr>
+                <w:sz w:val="22"/>
+                <w:szCs w:val="22"/>
               </w:rPr>
               <w:t>Procedimento policial</w:t>
             </w:r>
@@ -5748,16 +3719,14 @@
               <w:spacing w:before="40" w:after="40"/>
               <w:cnfStyle w:val="000000000000" w:firstRow="0" w:lastRow="0" w:firstColumn="0" w:lastColumn="0" w:oddVBand="0" w:evenVBand="0" w:oddHBand="0" w:evenHBand="0" w:firstRowFirstColumn="0" w:firstRowLastColumn="0" w:lastRowFirstColumn="0" w:lastRowLastColumn="0"/>
               <w:rPr>
-                <w:rFonts w:ascii="Times New Roman" w:hAnsi="Times New Roman" w:cs="Times New Roman"/>
-                <w:sz w:val="20"/>
-                <w:szCs w:val="20"/>
-              </w:rPr>
-            </w:pPr>
-            <w:r>
-              <w:rPr>
-                <w:rFonts w:ascii="Times New Roman" w:hAnsi="Times New Roman" w:cs="Times New Roman"/>
-                <w:sz w:val="20"/>
-                <w:szCs w:val="20"/>
+                <w:sz w:val="22"/>
+                <w:szCs w:val="22"/>
+              </w:rPr>
+            </w:pPr>
+            <w:r>
+              <w:rPr>
+                <w:sz w:val="22"/>
+                <w:szCs w:val="22"/>
               </w:rPr>
               <w:t>BO [BO]</w:t>
             </w:r>
@@ -5777,16 +3746,14 @@
             <w:pPr>
               <w:spacing w:before="40" w:after="40"/>
               <w:rPr>
-                <w:rFonts w:ascii="Times New Roman" w:hAnsi="Times New Roman" w:cs="Times New Roman"/>
-                <w:sz w:val="20"/>
-                <w:szCs w:val="20"/>
-              </w:rPr>
-            </w:pPr>
-            <w:r>
-              <w:rPr>
-                <w:rFonts w:ascii="Times New Roman" w:hAnsi="Times New Roman" w:cs="Times New Roman"/>
-                <w:sz w:val="20"/>
-                <w:szCs w:val="20"/>
+                <w:sz w:val="22"/>
+                <w:szCs w:val="22"/>
+              </w:rPr>
+            </w:pPr>
+            <w:r>
+              <w:rPr>
+                <w:sz w:val="22"/>
+                <w:szCs w:val="22"/>
               </w:rPr>
               <w:t>Envolvido / CPF</w:t>
             </w:r>
@@ -5801,18 +3768,16 @@
               <w:spacing w:before="40" w:after="40"/>
               <w:cnfStyle w:val="000000100000" w:firstRow="0" w:lastRow="0" w:firstColumn="0" w:lastColumn="0" w:oddVBand="0" w:evenVBand="0" w:oddHBand="1" w:evenHBand="0" w:firstRowFirstColumn="0" w:firstRowLastColumn="0" w:lastRowFirstColumn="0" w:lastRowLastColumn="0"/>
               <w:rPr>
-                <w:rFonts w:ascii="Times New Roman" w:hAnsi="Times New Roman" w:cs="Times New Roman"/>
                 <w:b/>
-                <w:sz w:val="20"/>
-                <w:szCs w:val="20"/>
-              </w:rPr>
-            </w:pPr>
-            <w:r>
-              <w:rPr>
-                <w:rFonts w:ascii="Times New Roman" w:hAnsi="Times New Roman" w:cs="Times New Roman"/>
+                <w:sz w:val="22"/>
+                <w:szCs w:val="22"/>
+              </w:rPr>
+            </w:pPr>
+            <w:r>
+              <w:rPr>
                 <w:b/>
-                <w:sz w:val="20"/>
-                <w:szCs w:val="20"/>
+                <w:sz w:val="22"/>
+                <w:szCs w:val="22"/>
               </w:rPr>
               <w:t>[ENVOLVIDO] — CPF [CPF]</w:t>
             </w:r>
@@ -5829,16 +3794,14 @@
             <w:pPr>
               <w:spacing w:before="40" w:after="40"/>
               <w:rPr>
-                <w:rFonts w:ascii="Times New Roman" w:hAnsi="Times New Roman" w:cs="Times New Roman"/>
-                <w:sz w:val="20"/>
-                <w:szCs w:val="20"/>
-              </w:rPr>
-            </w:pPr>
-            <w:r>
-              <w:rPr>
-                <w:rFonts w:ascii="Times New Roman" w:hAnsi="Times New Roman" w:cs="Times New Roman"/>
-                <w:sz w:val="20"/>
-                <w:szCs w:val="20"/>
+                <w:sz w:val="22"/>
+                <w:szCs w:val="22"/>
+              </w:rPr>
+            </w:pPr>
+            <w:r>
+              <w:rPr>
+                <w:sz w:val="22"/>
+                <w:szCs w:val="22"/>
               </w:rPr>
               <w:t>Destino</w:t>
             </w:r>
@@ -5853,16 +3816,14 @@
               <w:spacing w:before="40" w:after="40"/>
               <w:cnfStyle w:val="000000000000" w:firstRow="0" w:lastRow="0" w:firstColumn="0" w:lastColumn="0" w:oddVBand="0" w:evenVBand="0" w:oddHBand="0" w:evenHBand="0" w:firstRowFirstColumn="0" w:firstRowLastColumn="0" w:lastRowFirstColumn="0" w:lastRowLastColumn="0"/>
               <w:rPr>
-                <w:rFonts w:ascii="Times New Roman" w:hAnsi="Times New Roman" w:cs="Times New Roman"/>
-                <w:sz w:val="20"/>
-                <w:szCs w:val="20"/>
-              </w:rPr>
-            </w:pPr>
-            <w:r>
-              <w:rPr>
-                <w:rFonts w:ascii="Times New Roman" w:hAnsi="Times New Roman" w:cs="Times New Roman"/>
-                <w:sz w:val="20"/>
-                <w:szCs w:val="20"/>
+                <w:sz w:val="22"/>
+                <w:szCs w:val="22"/>
+              </w:rPr>
+            </w:pPr>
+            <w:r>
+              <w:rPr>
+                <w:sz w:val="22"/>
+                <w:szCs w:val="22"/>
               </w:rPr>
               <w:t>[DESTINO] – PARNAÍBA/PI</w:t>
             </w:r>
@@ -5870,24 +3831,14 @@
         </w:tc>
       </w:tr>
     </w:tbl>
-    <w:p>
-      <w:pPr>
-        <w:rPr>
-          <w:rFonts w:ascii="Times New Roman" w:hAnsi="Times New Roman" w:cs="Times New Roman"/>
-        </w:rPr>
-      </w:pPr>
-    </w:p>
+    <w:p/>
     <w:p>
       <w:pPr>
         <w:spacing w:before="80" w:after="60"/>
         <w:jc w:val="both"/>
-        <w:rPr>
-          <w:rFonts w:ascii="Times New Roman" w:hAnsi="Times New Roman" w:cs="Times New Roman"/>
-        </w:rPr>
-      </w:pPr>
-      <w:r>
-        <w:rPr>
-          <w:rFonts w:ascii="Times New Roman" w:hAnsi="Times New Roman" w:cs="Times New Roman"/>
+      </w:pPr>
+      <w:r>
+        <w:rPr>
           <w:b/>
           <w:bCs/>
         </w:rPr>
@@ -5896,7 +3847,7 @@
     </w:p>
     <w:tbl>
       <w:tblPr>
-        <w:tblStyle w:val="TabeladeGrade4-nfase1"/>
+        <w:tblStyle w:val="TabeladeGrade4"/>
         <w:tblW w:w="9638" w:type="dxa"/>
         <w:tblLook w:val="04A0" w:firstRow="1" w:lastRow="0" w:firstColumn="1" w:lastColumn="0" w:noHBand="0" w:noVBand="1"/>
       </w:tblPr>
@@ -5917,16 +3868,14 @@
             <w:pPr>
               <w:spacing w:before="40" w:after="40"/>
               <w:rPr>
-                <w:rFonts w:ascii="Times New Roman" w:hAnsi="Times New Roman" w:cs="Times New Roman"/>
-                <w:sz w:val="20"/>
-                <w:szCs w:val="20"/>
-              </w:rPr>
-            </w:pPr>
-            <w:r>
-              <w:rPr>
-                <w:rFonts w:ascii="Times New Roman" w:hAnsi="Times New Roman" w:cs="Times New Roman"/>
-                <w:sz w:val="20"/>
-                <w:szCs w:val="20"/>
+                <w:sz w:val="22"/>
+                <w:szCs w:val="22"/>
+              </w:rPr>
+            </w:pPr>
+            <w:r>
+              <w:rPr>
+                <w:sz w:val="22"/>
+                <w:szCs w:val="22"/>
               </w:rPr>
               <w:t>ETAPA</w:t>
             </w:r>
@@ -5941,16 +3890,14 @@
               <w:spacing w:before="40" w:after="40"/>
               <w:cnfStyle w:val="100000000000" w:firstRow="1" w:lastRow="0" w:firstColumn="0" w:lastColumn="0" w:oddVBand="0" w:evenVBand="0" w:oddHBand="0" w:evenHBand="0" w:firstRowFirstColumn="0" w:firstRowLastColumn="0" w:lastRowFirstColumn="0" w:lastRowLastColumn="0"/>
               <w:rPr>
-                <w:rFonts w:ascii="Times New Roman" w:hAnsi="Times New Roman" w:cs="Times New Roman"/>
-                <w:sz w:val="20"/>
-                <w:szCs w:val="20"/>
-              </w:rPr>
-            </w:pPr>
-            <w:r>
-              <w:rPr>
-                <w:rFonts w:ascii="Times New Roman" w:hAnsi="Times New Roman" w:cs="Times New Roman"/>
-                <w:sz w:val="20"/>
-                <w:szCs w:val="20"/>
+                <w:sz w:val="22"/>
+                <w:szCs w:val="22"/>
+              </w:rPr>
+            </w:pPr>
+            <w:r>
+              <w:rPr>
+                <w:sz w:val="22"/>
+                <w:szCs w:val="22"/>
               </w:rPr>
               <w:t>DADO</w:t>
             </w:r>
@@ -5970,16 +3917,14 @@
             <w:pPr>
               <w:spacing w:before="40" w:after="40"/>
               <w:rPr>
-                <w:rFonts w:ascii="Times New Roman" w:hAnsi="Times New Roman" w:cs="Times New Roman"/>
-                <w:sz w:val="20"/>
-                <w:szCs w:val="20"/>
-              </w:rPr>
-            </w:pPr>
-            <w:r>
-              <w:rPr>
-                <w:rFonts w:ascii="Times New Roman" w:hAnsi="Times New Roman" w:cs="Times New Roman"/>
-                <w:sz w:val="20"/>
-                <w:szCs w:val="20"/>
+                <w:sz w:val="22"/>
+                <w:szCs w:val="22"/>
+              </w:rPr>
+            </w:pPr>
+            <w:r>
+              <w:rPr>
+                <w:sz w:val="22"/>
+                <w:szCs w:val="22"/>
               </w:rPr>
               <w:t>Envelope de entrada</w:t>
             </w:r>
@@ -5994,16 +3939,14 @@
               <w:spacing w:before="40" w:after="40"/>
               <w:cnfStyle w:val="000000100000" w:firstRow="0" w:lastRow="0" w:firstColumn="0" w:lastColumn="0" w:oddVBand="0" w:evenVBand="0" w:oddHBand="1" w:evenHBand="0" w:firstRowFirstColumn="0" w:firstRowLastColumn="0" w:lastRowFirstColumn="0" w:lastRowLastColumn="0"/>
               <w:rPr>
-                <w:rFonts w:ascii="Times New Roman" w:hAnsi="Times New Roman" w:cs="Times New Roman"/>
-                <w:sz w:val="20"/>
-                <w:szCs w:val="20"/>
-              </w:rPr>
-            </w:pPr>
-            <w:r>
-              <w:rPr>
-                <w:rFonts w:ascii="Times New Roman" w:hAnsi="Times New Roman" w:cs="Times New Roman"/>
-                <w:sz w:val="20"/>
-                <w:szCs w:val="20"/>
+                <w:sz w:val="22"/>
+                <w:szCs w:val="22"/>
+              </w:rPr>
+            </w:pPr>
+            <w:r>
+              <w:rPr>
+                <w:sz w:val="22"/>
+                <w:szCs w:val="22"/>
               </w:rPr>
               <w:t>[ENV_ENTRADA]</w:t>
             </w:r>
@@ -6020,16 +3963,14 @@
             <w:pPr>
               <w:spacing w:before="40" w:after="40"/>
               <w:rPr>
-                <w:rFonts w:ascii="Times New Roman" w:hAnsi="Times New Roman" w:cs="Times New Roman"/>
-                <w:sz w:val="20"/>
-                <w:szCs w:val="20"/>
-              </w:rPr>
-            </w:pPr>
-            <w:r>
-              <w:rPr>
-                <w:rFonts w:ascii="Times New Roman" w:hAnsi="Times New Roman" w:cs="Times New Roman"/>
-                <w:sz w:val="20"/>
-                <w:szCs w:val="20"/>
+                <w:sz w:val="22"/>
+                <w:szCs w:val="22"/>
+              </w:rPr>
+            </w:pPr>
+            <w:r>
+              <w:rPr>
+                <w:sz w:val="22"/>
+                <w:szCs w:val="22"/>
               </w:rPr>
               <w:t>Data de entrada</w:t>
             </w:r>
@@ -6044,34 +3985,16 @@
               <w:spacing w:before="40" w:after="40"/>
               <w:cnfStyle w:val="000000000000" w:firstRow="0" w:lastRow="0" w:firstColumn="0" w:lastColumn="0" w:oddVBand="0" w:evenVBand="0" w:oddHBand="0" w:evenHBand="0" w:firstRowFirstColumn="0" w:firstRowLastColumn="0" w:lastRowFirstColumn="0" w:lastRowLastColumn="0"/>
               <w:rPr>
-                <w:rFonts w:ascii="Times New Roman" w:hAnsi="Times New Roman" w:cs="Times New Roman"/>
-                <w:sz w:val="20"/>
-                <w:szCs w:val="20"/>
-              </w:rPr>
-            </w:pPr>
-            <w:r>
-              <w:rPr>
-                <w:rFonts w:ascii="Times New Roman" w:hAnsi="Times New Roman" w:cs="Times New Roman"/>
-                <w:sz w:val="20"/>
-                <w:szCs w:val="20"/>
-              </w:rPr>
-              <w:t>[DD</w:t>
-            </w:r>
-            <w:r>
-              <w:rPr>
-                <w:rFonts w:ascii="Times New Roman" w:hAnsi="Times New Roman" w:cs="Times New Roman"/>
-                <w:sz w:val="20"/>
-                <w:szCs w:val="20"/>
-              </w:rPr>
-              <w:t>_RECEB</w:t>
-            </w:r>
-            <w:r>
-              <w:rPr>
-                <w:rFonts w:ascii="Times New Roman" w:hAnsi="Times New Roman" w:cs="Times New Roman"/>
-                <w:sz w:val="20"/>
-                <w:szCs w:val="20"/>
-              </w:rPr>
-              <w:t>] de [MÊS] de [ANO]</w:t>
+                <w:sz w:val="22"/>
+                <w:szCs w:val="22"/>
+              </w:rPr>
+            </w:pPr>
+            <w:r>
+              <w:rPr>
+                <w:sz w:val="22"/>
+                <w:szCs w:val="22"/>
+              </w:rPr>
+              <w:t>[DD_RECEB] de [MÊS] de [ANO]</w:t>
             </w:r>
           </w:p>
         </w:tc>
@@ -6089,16 +4012,14 @@
             <w:pPr>
               <w:spacing w:before="40" w:after="40"/>
               <w:rPr>
-                <w:rFonts w:ascii="Times New Roman" w:hAnsi="Times New Roman" w:cs="Times New Roman"/>
-                <w:sz w:val="20"/>
-                <w:szCs w:val="20"/>
-              </w:rPr>
-            </w:pPr>
-            <w:r>
-              <w:rPr>
-                <w:rFonts w:ascii="Times New Roman" w:hAnsi="Times New Roman" w:cs="Times New Roman"/>
-                <w:sz w:val="20"/>
-                <w:szCs w:val="20"/>
+                <w:sz w:val="22"/>
+                <w:szCs w:val="22"/>
+              </w:rPr>
+            </w:pPr>
+            <w:r>
+              <w:rPr>
+                <w:sz w:val="22"/>
+                <w:szCs w:val="22"/>
               </w:rPr>
               <w:t>Material nº (AMPLO)</w:t>
             </w:r>
@@ -6113,16 +4034,14 @@
               <w:spacing w:before="40" w:after="40"/>
               <w:cnfStyle w:val="000000100000" w:firstRow="0" w:lastRow="0" w:firstColumn="0" w:lastColumn="0" w:oddVBand="0" w:evenVBand="0" w:oddHBand="1" w:evenHBand="0" w:firstRowFirstColumn="0" w:firstRowLastColumn="0" w:lastRowFirstColumn="0" w:lastRowLastColumn="0"/>
               <w:rPr>
-                <w:rFonts w:ascii="Times New Roman" w:hAnsi="Times New Roman" w:cs="Times New Roman"/>
-                <w:sz w:val="20"/>
-                <w:szCs w:val="20"/>
-              </w:rPr>
-            </w:pPr>
-            <w:r>
-              <w:rPr>
-                <w:rFonts w:ascii="Times New Roman" w:hAnsi="Times New Roman" w:cs="Times New Roman"/>
-                <w:sz w:val="20"/>
-                <w:szCs w:val="20"/>
+                <w:sz w:val="22"/>
+                <w:szCs w:val="22"/>
+              </w:rPr>
+            </w:pPr>
+            <w:r>
+              <w:rPr>
+                <w:sz w:val="22"/>
+                <w:szCs w:val="22"/>
               </w:rPr>
               <w:t>[AMPLO]</w:t>
             </w:r>
@@ -6139,16 +4058,14 @@
             <w:pPr>
               <w:spacing w:before="40" w:after="40"/>
               <w:rPr>
-                <w:rFonts w:ascii="Times New Roman" w:hAnsi="Times New Roman" w:cs="Times New Roman"/>
-                <w:sz w:val="20"/>
-                <w:szCs w:val="20"/>
-              </w:rPr>
-            </w:pPr>
-            <w:r>
-              <w:rPr>
-                <w:rFonts w:ascii="Times New Roman" w:hAnsi="Times New Roman" w:cs="Times New Roman"/>
-                <w:sz w:val="20"/>
-                <w:szCs w:val="20"/>
+                <w:sz w:val="22"/>
+                <w:szCs w:val="22"/>
+              </w:rPr>
+            </w:pPr>
+            <w:r>
+              <w:rPr>
+                <w:sz w:val="22"/>
+                <w:szCs w:val="22"/>
               </w:rPr>
               <w:t>Demanda Preliminar</w:t>
             </w:r>
@@ -6163,16 +4080,14 @@
               <w:spacing w:before="40" w:after="40"/>
               <w:cnfStyle w:val="000000000000" w:firstRow="0" w:lastRow="0" w:firstColumn="0" w:lastColumn="0" w:oddVBand="0" w:evenVBand="0" w:oddHBand="0" w:evenHBand="0" w:firstRowFirstColumn="0" w:firstRowLastColumn="0" w:lastRowFirstColumn="0" w:lastRowLastColumn="0"/>
               <w:rPr>
-                <w:rFonts w:ascii="Times New Roman" w:hAnsi="Times New Roman" w:cs="Times New Roman"/>
-                <w:sz w:val="20"/>
-                <w:szCs w:val="20"/>
-              </w:rPr>
-            </w:pPr>
-            <w:r>
-              <w:rPr>
-                <w:rFonts w:ascii="Times New Roman" w:hAnsi="Times New Roman" w:cs="Times New Roman"/>
-                <w:sz w:val="20"/>
-                <w:szCs w:val="20"/>
+                <w:sz w:val="22"/>
+                <w:szCs w:val="22"/>
+              </w:rPr>
+            </w:pPr>
+            <w:r>
+              <w:rPr>
+                <w:sz w:val="22"/>
+                <w:szCs w:val="22"/>
               </w:rPr>
               <w:t>[DEMANDA_PRELIM]</w:t>
             </w:r>
@@ -6192,16 +4107,14 @@
             <w:pPr>
               <w:spacing w:before="40" w:after="40"/>
               <w:rPr>
-                <w:rFonts w:ascii="Times New Roman" w:hAnsi="Times New Roman" w:cs="Times New Roman"/>
-                <w:sz w:val="20"/>
-                <w:szCs w:val="20"/>
-              </w:rPr>
-            </w:pPr>
-            <w:r>
-              <w:rPr>
-                <w:rFonts w:ascii="Times New Roman" w:hAnsi="Times New Roman" w:cs="Times New Roman"/>
-                <w:sz w:val="20"/>
-                <w:szCs w:val="20"/>
+                <w:sz w:val="22"/>
+                <w:szCs w:val="22"/>
+              </w:rPr>
+            </w:pPr>
+            <w:r>
+              <w:rPr>
+                <w:sz w:val="22"/>
+                <w:szCs w:val="22"/>
               </w:rPr>
               <w:t>Envelope pós-preliminar</w:t>
             </w:r>
@@ -6216,16 +4129,14 @@
               <w:spacing w:before="40" w:after="40"/>
               <w:cnfStyle w:val="000000100000" w:firstRow="0" w:lastRow="0" w:firstColumn="0" w:lastColumn="0" w:oddVBand="0" w:evenVBand="0" w:oddHBand="1" w:evenHBand="0" w:firstRowFirstColumn="0" w:firstRowLastColumn="0" w:lastRowFirstColumn="0" w:lastRowLastColumn="0"/>
               <w:rPr>
-                <w:rFonts w:ascii="Times New Roman" w:hAnsi="Times New Roman" w:cs="Times New Roman"/>
-                <w:sz w:val="20"/>
-                <w:szCs w:val="20"/>
-              </w:rPr>
-            </w:pPr>
-            <w:r>
-              <w:rPr>
-                <w:rFonts w:ascii="Times New Roman" w:hAnsi="Times New Roman" w:cs="Times New Roman"/>
-                <w:sz w:val="20"/>
-                <w:szCs w:val="20"/>
+                <w:sz w:val="22"/>
+                <w:szCs w:val="22"/>
+              </w:rPr>
+            </w:pPr>
+            <w:r>
+              <w:rPr>
+                <w:sz w:val="22"/>
+                <w:szCs w:val="22"/>
               </w:rPr>
               <w:t>[ENV_POS_PRELIM]</w:t>
             </w:r>
@@ -6242,16 +4153,14 @@
             <w:pPr>
               <w:spacing w:before="40" w:after="40"/>
               <w:rPr>
-                <w:rFonts w:ascii="Times New Roman" w:hAnsi="Times New Roman" w:cs="Times New Roman"/>
-                <w:sz w:val="20"/>
-                <w:szCs w:val="20"/>
-              </w:rPr>
-            </w:pPr>
-            <w:r>
-              <w:rPr>
-                <w:rFonts w:ascii="Times New Roman" w:hAnsi="Times New Roman" w:cs="Times New Roman"/>
-                <w:sz w:val="20"/>
-                <w:szCs w:val="20"/>
+                <w:sz w:val="22"/>
+                <w:szCs w:val="22"/>
+              </w:rPr>
+            </w:pPr>
+            <w:r>
+              <w:rPr>
+                <w:sz w:val="22"/>
+                <w:szCs w:val="22"/>
               </w:rPr>
               <w:t>Envelope pós-definitivo</w:t>
             </w:r>
@@ -6266,16 +4175,14 @@
               <w:spacing w:before="40" w:after="40"/>
               <w:cnfStyle w:val="000000000000" w:firstRow="0" w:lastRow="0" w:firstColumn="0" w:lastColumn="0" w:oddVBand="0" w:evenVBand="0" w:oddHBand="0" w:evenHBand="0" w:firstRowFirstColumn="0" w:firstRowLastColumn="0" w:lastRowFirstColumn="0" w:lastRowLastColumn="0"/>
               <w:rPr>
-                <w:rFonts w:ascii="Times New Roman" w:hAnsi="Times New Roman" w:cs="Times New Roman"/>
-                <w:sz w:val="20"/>
-                <w:szCs w:val="20"/>
-              </w:rPr>
-            </w:pPr>
-            <w:r>
-              <w:rPr>
-                <w:rFonts w:ascii="Times New Roman" w:hAnsi="Times New Roman" w:cs="Times New Roman"/>
-                <w:sz w:val="20"/>
-                <w:szCs w:val="20"/>
+                <w:sz w:val="22"/>
+                <w:szCs w:val="22"/>
+              </w:rPr>
+            </w:pPr>
+            <w:r>
+              <w:rPr>
+                <w:sz w:val="22"/>
+                <w:szCs w:val="22"/>
               </w:rPr>
               <w:t>[ENV_POS_DEF]</w:t>
             </w:r>
@@ -6295,16 +4202,14 @@
             <w:pPr>
               <w:spacing w:before="40" w:after="40"/>
               <w:rPr>
-                <w:rFonts w:ascii="Times New Roman" w:hAnsi="Times New Roman" w:cs="Times New Roman"/>
-                <w:sz w:val="20"/>
-                <w:szCs w:val="20"/>
-              </w:rPr>
-            </w:pPr>
-            <w:r>
-              <w:rPr>
-                <w:rFonts w:ascii="Times New Roman" w:hAnsi="Times New Roman" w:cs="Times New Roman"/>
-                <w:sz w:val="20"/>
-                <w:szCs w:val="20"/>
+                <w:sz w:val="22"/>
+                <w:szCs w:val="22"/>
+              </w:rPr>
+            </w:pPr>
+            <w:r>
+              <w:rPr>
+                <w:sz w:val="22"/>
+                <w:szCs w:val="22"/>
               </w:rPr>
               <w:t>Contraprova nº (AMPLO)</w:t>
             </w:r>
@@ -6319,16 +4224,14 @@
               <w:spacing w:before="40" w:after="40"/>
               <w:cnfStyle w:val="000000100000" w:firstRow="0" w:lastRow="0" w:firstColumn="0" w:lastColumn="0" w:oddVBand="0" w:evenVBand="0" w:oddHBand="1" w:evenHBand="0" w:firstRowFirstColumn="0" w:firstRowLastColumn="0" w:lastRowFirstColumn="0" w:lastRowLastColumn="0"/>
               <w:rPr>
-                <w:rFonts w:ascii="Times New Roman" w:hAnsi="Times New Roman" w:cs="Times New Roman"/>
-                <w:sz w:val="20"/>
-                <w:szCs w:val="20"/>
-              </w:rPr>
-            </w:pPr>
-            <w:r>
-              <w:rPr>
-                <w:rFonts w:ascii="Times New Roman" w:hAnsi="Times New Roman" w:cs="Times New Roman"/>
-                <w:sz w:val="20"/>
-                <w:szCs w:val="20"/>
+                <w:sz w:val="22"/>
+                <w:szCs w:val="22"/>
+              </w:rPr>
+            </w:pPr>
+            <w:r>
+              <w:rPr>
+                <w:sz w:val="22"/>
+                <w:szCs w:val="22"/>
               </w:rPr>
               <w:t>[CP_AMPLO]</w:t>
             </w:r>
@@ -6345,16 +4248,14 @@
             <w:pPr>
               <w:spacing w:before="40" w:after="40"/>
               <w:rPr>
-                <w:rFonts w:ascii="Times New Roman" w:hAnsi="Times New Roman" w:cs="Times New Roman"/>
-                <w:sz w:val="20"/>
-                <w:szCs w:val="20"/>
-              </w:rPr>
-            </w:pPr>
-            <w:r>
-              <w:rPr>
-                <w:rFonts w:ascii="Times New Roman" w:hAnsi="Times New Roman" w:cs="Times New Roman"/>
-                <w:sz w:val="20"/>
-                <w:szCs w:val="20"/>
+                <w:sz w:val="22"/>
+                <w:szCs w:val="22"/>
+              </w:rPr>
+            </w:pPr>
+            <w:r>
+              <w:rPr>
+                <w:sz w:val="22"/>
+                <w:szCs w:val="22"/>
               </w:rPr>
               <w:t>Envelope contraprova</w:t>
             </w:r>
@@ -6369,16 +4270,14 @@
               <w:spacing w:before="40" w:after="40"/>
               <w:cnfStyle w:val="000000000000" w:firstRow="0" w:lastRow="0" w:firstColumn="0" w:lastColumn="0" w:oddVBand="0" w:evenVBand="0" w:oddHBand="0" w:evenHBand="0" w:firstRowFirstColumn="0" w:firstRowLastColumn="0" w:lastRowFirstColumn="0" w:lastRowLastColumn="0"/>
               <w:rPr>
-                <w:rFonts w:ascii="Times New Roman" w:hAnsi="Times New Roman" w:cs="Times New Roman"/>
-                <w:sz w:val="20"/>
-                <w:szCs w:val="20"/>
-              </w:rPr>
-            </w:pPr>
-            <w:r>
-              <w:rPr>
-                <w:rFonts w:ascii="Times New Roman" w:hAnsi="Times New Roman" w:cs="Times New Roman"/>
-                <w:sz w:val="20"/>
-                <w:szCs w:val="20"/>
+                <w:sz w:val="22"/>
+                <w:szCs w:val="22"/>
+              </w:rPr>
+            </w:pPr>
+            <w:r>
+              <w:rPr>
+                <w:sz w:val="22"/>
+                <w:szCs w:val="22"/>
               </w:rPr>
               <w:t>[ENV_CP]</w:t>
             </w:r>
@@ -6386,24 +4285,14 @@
         </w:tc>
       </w:tr>
     </w:tbl>
-    <w:p>
-      <w:pPr>
-        <w:rPr>
-          <w:rFonts w:ascii="Times New Roman" w:hAnsi="Times New Roman" w:cs="Times New Roman"/>
-        </w:rPr>
-      </w:pPr>
-    </w:p>
+    <w:p/>
     <w:p>
       <w:pPr>
         <w:spacing w:before="80" w:after="60"/>
         <w:jc w:val="both"/>
-        <w:rPr>
-          <w:rFonts w:ascii="Times New Roman" w:hAnsi="Times New Roman" w:cs="Times New Roman"/>
-        </w:rPr>
-      </w:pPr>
-      <w:r>
-        <w:rPr>
-          <w:rFonts w:ascii="Times New Roman" w:hAnsi="Times New Roman" w:cs="Times New Roman"/>
+      </w:pPr>
+      <w:r>
+        <w:rPr>
           <w:b/>
           <w:bCs/>
         </w:rPr>
@@ -6412,7 +4301,7 @@
     </w:p>
     <w:tbl>
       <w:tblPr>
-        <w:tblStyle w:val="TabeladeGrade4-nfase1"/>
+        <w:tblStyle w:val="TabeladeGrade4"/>
         <w:tblW w:w="9638" w:type="dxa"/>
         <w:tblLook w:val="04A0" w:firstRow="1" w:lastRow="0" w:firstColumn="1" w:lastColumn="0" w:noHBand="0" w:noVBand="1"/>
       </w:tblPr>
@@ -6433,16 +4322,14 @@
             <w:pPr>
               <w:spacing w:before="40" w:after="40"/>
               <w:rPr>
-                <w:rFonts w:ascii="Times New Roman" w:hAnsi="Times New Roman" w:cs="Times New Roman"/>
-                <w:sz w:val="20"/>
-                <w:szCs w:val="20"/>
-              </w:rPr>
-            </w:pPr>
-            <w:r>
-              <w:rPr>
-                <w:rFonts w:ascii="Times New Roman" w:hAnsi="Times New Roman" w:cs="Times New Roman"/>
-                <w:sz w:val="20"/>
-                <w:szCs w:val="20"/>
+                <w:sz w:val="22"/>
+                <w:szCs w:val="22"/>
+              </w:rPr>
+            </w:pPr>
+            <w:r>
+              <w:rPr>
+                <w:sz w:val="22"/>
+                <w:szCs w:val="22"/>
               </w:rPr>
               <w:t>ITEM</w:t>
             </w:r>
@@ -6457,16 +4344,14 @@
               <w:spacing w:before="40" w:after="40"/>
               <w:cnfStyle w:val="100000000000" w:firstRow="1" w:lastRow="0" w:firstColumn="0" w:lastColumn="0" w:oddVBand="0" w:evenVBand="0" w:oddHBand="0" w:evenHBand="0" w:firstRowFirstColumn="0" w:firstRowLastColumn="0" w:lastRowFirstColumn="0" w:lastRowLastColumn="0"/>
               <w:rPr>
-                <w:rFonts w:ascii="Times New Roman" w:hAnsi="Times New Roman" w:cs="Times New Roman"/>
-                <w:sz w:val="20"/>
-                <w:szCs w:val="20"/>
-              </w:rPr>
-            </w:pPr>
-            <w:r>
-              <w:rPr>
-                <w:rFonts w:ascii="Times New Roman" w:hAnsi="Times New Roman" w:cs="Times New Roman"/>
-                <w:sz w:val="20"/>
-                <w:szCs w:val="20"/>
+                <w:sz w:val="22"/>
+                <w:szCs w:val="22"/>
+              </w:rPr>
+            </w:pPr>
+            <w:r>
+              <w:rPr>
+                <w:sz w:val="22"/>
+                <w:szCs w:val="22"/>
               </w:rPr>
               <w:t>DADO</w:t>
             </w:r>
@@ -6486,17 +4371,16 @@
             <w:pPr>
               <w:spacing w:before="40" w:after="40"/>
               <w:rPr>
-                <w:rFonts w:ascii="Times New Roman" w:hAnsi="Times New Roman" w:cs="Times New Roman"/>
-                <w:sz w:val="20"/>
-                <w:szCs w:val="20"/>
-              </w:rPr>
-            </w:pPr>
-            <w:r>
-              <w:rPr>
-                <w:rFonts w:ascii="Times New Roman" w:hAnsi="Times New Roman" w:cs="Times New Roman"/>
-                <w:sz w:val="20"/>
-                <w:szCs w:val="20"/>
-              </w:rPr>
+                <w:sz w:val="22"/>
+                <w:szCs w:val="22"/>
+              </w:rPr>
+            </w:pPr>
+            <w:r>
+              <w:rPr>
+                <w:sz w:val="22"/>
+                <w:szCs w:val="22"/>
+              </w:rPr>
+              <w:lastRenderedPageBreak/>
               <w:t>Material apreendido</w:t>
             </w:r>
           </w:p>
@@ -6510,16 +4394,14 @@
               <w:spacing w:before="40" w:after="40"/>
               <w:cnfStyle w:val="000000100000" w:firstRow="0" w:lastRow="0" w:firstColumn="0" w:lastColumn="0" w:oddVBand="0" w:evenVBand="0" w:oddHBand="1" w:evenHBand="0" w:firstRowFirstColumn="0" w:firstRowLastColumn="0" w:lastRowFirstColumn="0" w:lastRowLastColumn="0"/>
               <w:rPr>
-                <w:rFonts w:ascii="Times New Roman" w:hAnsi="Times New Roman" w:cs="Times New Roman"/>
-                <w:sz w:val="20"/>
-                <w:szCs w:val="20"/>
-              </w:rPr>
-            </w:pPr>
-            <w:r>
-              <w:rPr>
-                <w:rFonts w:ascii="Times New Roman" w:hAnsi="Times New Roman" w:cs="Times New Roman"/>
-                <w:sz w:val="20"/>
-                <w:szCs w:val="20"/>
+                <w:sz w:val="22"/>
+                <w:szCs w:val="22"/>
+              </w:rPr>
+            </w:pPr>
+            <w:r>
+              <w:rPr>
+                <w:sz w:val="22"/>
+                <w:szCs w:val="22"/>
               </w:rPr>
               <w:t>Material vegetal (item c.)</w:t>
             </w:r>
@@ -6536,16 +4418,14 @@
             <w:pPr>
               <w:spacing w:before="40" w:after="40"/>
               <w:rPr>
-                <w:rFonts w:ascii="Times New Roman" w:hAnsi="Times New Roman" w:cs="Times New Roman"/>
-                <w:sz w:val="20"/>
-                <w:szCs w:val="20"/>
-              </w:rPr>
-            </w:pPr>
-            <w:r>
-              <w:rPr>
-                <w:rFonts w:ascii="Times New Roman" w:hAnsi="Times New Roman" w:cs="Times New Roman"/>
-                <w:sz w:val="20"/>
-                <w:szCs w:val="20"/>
+                <w:sz w:val="22"/>
+                <w:szCs w:val="22"/>
+              </w:rPr>
+            </w:pPr>
+            <w:r>
+              <w:rPr>
+                <w:sz w:val="22"/>
+                <w:szCs w:val="22"/>
               </w:rPr>
               <w:t>Metodologia</w:t>
             </w:r>
@@ -6561,25 +4441,22 @@
               <w:jc w:val="both"/>
               <w:cnfStyle w:val="000000000000" w:firstRow="0" w:lastRow="0" w:firstColumn="0" w:lastColumn="0" w:oddVBand="0" w:evenVBand="0" w:oddHBand="0" w:evenHBand="0" w:firstRowFirstColumn="0" w:firstRowLastColumn="0" w:lastRowFirstColumn="0" w:lastRowLastColumn="0"/>
               <w:rPr>
-                <w:rFonts w:ascii="Times New Roman" w:hAnsi="Times New Roman" w:cs="Times New Roman"/>
-                <w:sz w:val="20"/>
-                <w:szCs w:val="20"/>
-              </w:rPr>
-            </w:pPr>
-            <w:r>
-              <w:rPr>
-                <w:rFonts w:ascii="Times New Roman" w:hAnsi="Times New Roman" w:cs="Times New Roman"/>
-                <w:sz w:val="20"/>
-                <w:szCs w:val="20"/>
+                <w:sz w:val="22"/>
+                <w:szCs w:val="22"/>
+              </w:rPr>
+            </w:pPr>
+            <w:r>
+              <w:rPr>
+                <w:sz w:val="22"/>
+                <w:szCs w:val="22"/>
                 <w:lang w:val="en-US"/>
               </w:rPr>
               <w:t xml:space="preserve">Fast Blue B (Cat. </w:t>
             </w:r>
             <w:r>
               <w:rPr>
-                <w:rFonts w:ascii="Times New Roman" w:hAnsi="Times New Roman" w:cs="Times New Roman"/>
-                <w:sz w:val="20"/>
-                <w:szCs w:val="20"/>
+                <w:sz w:val="22"/>
+                <w:szCs w:val="22"/>
               </w:rPr>
               <w:t>C/SWGDRUG) + Análise Botânica + FTIR-ATR (Cat. A/SWGDRUG)</w:t>
             </w:r>
@@ -6599,18 +4476,14 @@
             <w:pPr>
               <w:spacing w:before="40" w:after="40"/>
               <w:rPr>
-                <w:rFonts w:ascii="Times New Roman" w:hAnsi="Times New Roman" w:cs="Times New Roman"/>
-                <w:b w:val="0"/>
-                <w:bCs w:val="0"/>
-                <w:sz w:val="20"/>
-                <w:szCs w:val="20"/>
-              </w:rPr>
-            </w:pPr>
-            <w:r>
-              <w:rPr>
-                <w:rFonts w:ascii="Times New Roman" w:hAnsi="Times New Roman" w:cs="Times New Roman"/>
-                <w:sz w:val="20"/>
-                <w:szCs w:val="20"/>
+                <w:sz w:val="22"/>
+                <w:szCs w:val="22"/>
+              </w:rPr>
+            </w:pPr>
+            <w:r>
+              <w:rPr>
+                <w:sz w:val="22"/>
+                <w:szCs w:val="22"/>
               </w:rPr>
               <w:t>Natureza química — item c.</w:t>
             </w:r>
@@ -6625,51 +4498,45 @@
               <w:spacing w:before="40" w:after="40"/>
               <w:cnfStyle w:val="000000100000" w:firstRow="0" w:lastRow="0" w:firstColumn="0" w:lastColumn="0" w:oddVBand="0" w:evenVBand="0" w:oddHBand="1" w:evenHBand="0" w:firstRowFirstColumn="0" w:firstRowLastColumn="0" w:lastRowFirstColumn="0" w:lastRowLastColumn="0"/>
               <w:rPr>
-                <w:rFonts w:ascii="Times New Roman" w:hAnsi="Times New Roman" w:cs="Times New Roman"/>
-                <w:sz w:val="20"/>
-                <w:szCs w:val="20"/>
-              </w:rPr>
-            </w:pPr>
-            <w:r>
-              <w:rPr>
-                <w:rFonts w:ascii="Times New Roman" w:hAnsi="Times New Roman" w:cs="Times New Roman"/>
+                <w:sz w:val="22"/>
+                <w:szCs w:val="22"/>
+              </w:rPr>
+            </w:pPr>
+            <w:r>
+              <w:rPr>
                 <w:i/>
-                <w:sz w:val="20"/>
-                <w:szCs w:val="20"/>
+                <w:sz w:val="22"/>
+                <w:szCs w:val="22"/>
               </w:rPr>
               <w:t>Cannabis sp</w:t>
             </w:r>
             <w:r>
               <w:rPr>
-                <w:rFonts w:ascii="Times New Roman" w:hAnsi="Times New Roman" w:cs="Times New Roman"/>
-                <w:sz w:val="20"/>
-                <w:szCs w:val="20"/>
+                <w:sz w:val="22"/>
+                <w:szCs w:val="22"/>
               </w:rPr>
               <w:t xml:space="preserve">. / </w:t>
             </w:r>
             <w:r>
               <w:rPr>
-                <w:rFonts w:ascii="Times New Roman" w:eastAsia="Times New Roman" w:hAnsi="Times New Roman" w:cs="Times New Roman"/>
                 <w:bCs/>
-                <w:sz w:val="20"/>
-                <w:szCs w:val="20"/>
+                <w:sz w:val="22"/>
+                <w:szCs w:val="22"/>
               </w:rPr>
               <w:t xml:space="preserve">Δ9-THC </w:t>
             </w:r>
             <w:r>
               <w:rPr>
-                <w:rFonts w:ascii="Times New Roman" w:hAnsi="Times New Roman" w:cs="Times New Roman"/>
-                <w:sz w:val="20"/>
-                <w:szCs w:val="20"/>
+                <w:sz w:val="22"/>
+                <w:szCs w:val="22"/>
               </w:rPr>
               <w:t xml:space="preserve">— </w:t>
             </w:r>
             <w:r>
               <w:rPr>
-                <w:rFonts w:ascii="Times New Roman" w:hAnsi="Times New Roman" w:cs="Times New Roman"/>
                 <w:b/>
-                <w:sz w:val="20"/>
-                <w:szCs w:val="20"/>
+                <w:sz w:val="22"/>
+                <w:szCs w:val="22"/>
               </w:rPr>
               <w:t>DETECTADA</w:t>
             </w:r>
@@ -6686,16 +4553,14 @@
             <w:pPr>
               <w:spacing w:before="40" w:after="40"/>
               <w:rPr>
-                <w:rFonts w:ascii="Times New Roman" w:hAnsi="Times New Roman" w:cs="Times New Roman"/>
-                <w:sz w:val="20"/>
-                <w:szCs w:val="20"/>
-              </w:rPr>
-            </w:pPr>
-            <w:r>
-              <w:rPr>
-                <w:rFonts w:ascii="Times New Roman" w:hAnsi="Times New Roman" w:cs="Times New Roman"/>
-                <w:sz w:val="20"/>
-                <w:szCs w:val="20"/>
+                <w:sz w:val="22"/>
+                <w:szCs w:val="22"/>
+              </w:rPr>
+            </w:pPr>
+            <w:r>
+              <w:rPr>
+                <w:sz w:val="22"/>
+                <w:szCs w:val="22"/>
               </w:rPr>
               <w:t>Data de conclusão</w:t>
             </w:r>
@@ -6710,16 +4575,14 @@
               <w:spacing w:before="40" w:after="40"/>
               <w:cnfStyle w:val="000000000000" w:firstRow="0" w:lastRow="0" w:firstColumn="0" w:lastColumn="0" w:oddVBand="0" w:evenVBand="0" w:oddHBand="0" w:evenHBand="0" w:firstRowFirstColumn="0" w:firstRowLastColumn="0" w:lastRowFirstColumn="0" w:lastRowLastColumn="0"/>
               <w:rPr>
-                <w:rFonts w:ascii="Times New Roman" w:hAnsi="Times New Roman" w:cs="Times New Roman"/>
-                <w:sz w:val="20"/>
-                <w:szCs w:val="20"/>
-              </w:rPr>
-            </w:pPr>
-            <w:r>
-              <w:rPr>
-                <w:rFonts w:ascii="Times New Roman" w:hAnsi="Times New Roman" w:cs="Times New Roman"/>
-                <w:sz w:val="20"/>
-                <w:szCs w:val="20"/>
+                <w:sz w:val="22"/>
+                <w:szCs w:val="22"/>
+              </w:rPr>
+            </w:pPr>
+            <w:r>
+              <w:rPr>
+                <w:sz w:val="22"/>
+                <w:szCs w:val="22"/>
               </w:rPr>
               <w:t>[DATA_CONCLUSÃO]</w:t>
             </w:r>
@@ -6727,24 +4590,12 @@
         </w:tc>
       </w:tr>
     </w:tbl>
-    <w:p>
-      <w:pPr>
-        <w:rPr>
-          <w:rFonts w:ascii="Times New Roman" w:hAnsi="Times New Roman" w:cs="Times New Roman"/>
-        </w:rPr>
-      </w:pPr>
-    </w:p>
+    <w:p/>
     <w:p>
       <w:pPr>
         <w:pStyle w:val="Ttulo1"/>
-        <w:rPr>
-          <w:rFonts w:ascii="Times New Roman" w:hAnsi="Times New Roman" w:cs="Times New Roman"/>
-        </w:rPr>
-      </w:pPr>
-      <w:r>
-        <w:rPr>
-          <w:rFonts w:ascii="Times New Roman" w:hAnsi="Times New Roman" w:cs="Times New Roman"/>
-        </w:rPr>
+      </w:pPr>
+      <w:r>
         <w:t>6.   REFERÊNCIAS BIBLIOGRÁFICAS</w:t>
       </w:r>
     </w:p>
@@ -6759,45 +4610,24 @@
         <w:ind w:left="567"/>
         <w:jc w:val="both"/>
         <w:rPr>
-          <w:rFonts w:ascii="Times New Roman" w:hAnsi="Times New Roman" w:cs="Times New Roman"/>
-          <w:sz w:val="16"/>
-          <w:szCs w:val="16"/>
-        </w:rPr>
-      </w:pPr>
-      <w:r>
-        <w:rPr>
-          <w:rFonts w:ascii="Times New Roman" w:eastAsia="Times New Roman" w:hAnsi="Times New Roman" w:cs="Times New Roman"/>
-          <w:sz w:val="16"/>
-          <w:szCs w:val="16"/>
+          <w:sz w:val="20"/>
+          <w:szCs w:val="20"/>
+        </w:rPr>
+      </w:pPr>
+      <w:r>
+        <w:rPr>
+          <w:sz w:val="20"/>
+          <w:szCs w:val="20"/>
           <w:lang w:val="en-US"/>
         </w:rPr>
         <w:t xml:space="preserve">BORDIN, D. C. M. et al. </w:t>
       </w:r>
       <w:r>
         <w:rPr>
-          <w:rFonts w:ascii="Times New Roman" w:eastAsia="Times New Roman" w:hAnsi="Times New Roman" w:cs="Times New Roman"/>
-          <w:sz w:val="16"/>
-          <w:szCs w:val="16"/>
-        </w:rPr>
-        <w:t xml:space="preserve">Análise forense: pesquisa de drogas vegetais interferentes de testes colorimétricos para identificação dos </w:t>
-      </w:r>
-      <w:proofErr w:type="spellStart"/>
-      <w:r>
-        <w:rPr>
-          <w:rFonts w:ascii="Times New Roman" w:eastAsia="Times New Roman" w:hAnsi="Times New Roman" w:cs="Times New Roman"/>
-          <w:sz w:val="16"/>
-          <w:szCs w:val="16"/>
-        </w:rPr>
-        <w:t>canabinoides</w:t>
-      </w:r>
-      <w:proofErr w:type="spellEnd"/>
-      <w:r>
-        <w:rPr>
-          <w:rFonts w:ascii="Times New Roman" w:eastAsia="Times New Roman" w:hAnsi="Times New Roman" w:cs="Times New Roman"/>
-          <w:sz w:val="16"/>
-          <w:szCs w:val="16"/>
-        </w:rPr>
-        <w:t xml:space="preserve"> da maconha (Cannabis sativa L.). Química Nova, São Paulo, v. 35, n. 10, p. 2040–2043, 2012.</w:t>
+          <w:sz w:val="20"/>
+          <w:szCs w:val="20"/>
+        </w:rPr>
+        <w:t>Análise forense: pesquisa de drogas vegetais interferentes de testes colorimétricos para identificação dos canabinoides da maconha (Cannabis sativa L.). Química Nova, São Paulo, v. 35, n. 10, p. 2040–2043, 2012.</w:t>
       </w:r>
     </w:p>
     <w:p>
@@ -6811,28 +4641,43 @@
         <w:ind w:left="567"/>
         <w:jc w:val="both"/>
         <w:rPr>
-          <w:rFonts w:ascii="Times New Roman" w:hAnsi="Times New Roman" w:cs="Times New Roman"/>
-          <w:sz w:val="16"/>
-          <w:szCs w:val="16"/>
+          <w:sz w:val="20"/>
+          <w:szCs w:val="20"/>
           <w:lang w:val="en-US"/>
         </w:rPr>
       </w:pPr>
       <w:r>
         <w:rPr>
-          <w:rFonts w:ascii="Times New Roman" w:hAnsi="Times New Roman" w:cs="Times New Roman"/>
-          <w:sz w:val="16"/>
-          <w:szCs w:val="16"/>
+          <w:sz w:val="20"/>
+          <w:szCs w:val="20"/>
         </w:rPr>
         <w:t xml:space="preserve">BOTELHO, E. D. et al. </w:t>
       </w:r>
       <w:r>
         <w:rPr>
-          <w:rFonts w:ascii="Times New Roman" w:hAnsi="Times New Roman" w:cs="Times New Roman"/>
-          <w:sz w:val="16"/>
-          <w:szCs w:val="16"/>
+          <w:sz w:val="20"/>
+          <w:szCs w:val="20"/>
           <w:lang w:val="en-US"/>
         </w:rPr>
-        <w:t>Chemical profiling of cocaine seized by Brazilian Federal Police in 2009–2012: major components. Journal of the Brazilian Chemical Society, v. 25, n. 4, p. 611–618, 2014.</w:t>
+        <w:t xml:space="preserve">Chemical profiling of cocaine seized by Brazilian Federal Police in 2009–2012: major components. Journal of the Brazilian Chemical Society, v. 25, n. </w:t>
+      </w:r>
+      <w:proofErr w:type="gramStart"/>
+      <w:r>
+        <w:rPr>
+          <w:sz w:val="20"/>
+          <w:szCs w:val="20"/>
+          <w:lang w:val="en-US"/>
+        </w:rPr>
+        <w:t>4</w:t>
+      </w:r>
+      <w:proofErr w:type="gramEnd"/>
+      <w:r>
+        <w:rPr>
+          <w:sz w:val="20"/>
+          <w:szCs w:val="20"/>
+          <w:lang w:val="en-US"/>
+        </w:rPr>
+        <w:t>, p. 611–618, 2014.</w:t>
       </w:r>
     </w:p>
     <w:p>
@@ -6846,16 +4691,14 @@
         <w:ind w:left="567"/>
         <w:jc w:val="both"/>
         <w:rPr>
-          <w:rFonts w:ascii="Times New Roman" w:hAnsi="Times New Roman" w:cs="Times New Roman"/>
-          <w:sz w:val="16"/>
-          <w:szCs w:val="16"/>
-        </w:rPr>
-      </w:pPr>
-      <w:r>
-        <w:rPr>
-          <w:rFonts w:ascii="Times New Roman" w:hAnsi="Times New Roman" w:cs="Times New Roman"/>
-          <w:sz w:val="16"/>
-          <w:szCs w:val="16"/>
+          <w:sz w:val="20"/>
+          <w:szCs w:val="20"/>
+        </w:rPr>
+      </w:pPr>
+      <w:r>
+        <w:rPr>
+          <w:sz w:val="20"/>
+          <w:szCs w:val="20"/>
         </w:rPr>
         <w:t>BRASIL. Ministério da Saúde. Portaria SVS/MS nº 344, de 12 de maio de 1998. Regulamento Técnico sobre substâncias e medicamentos sujeitos a controle especial. Diário Oficial da União, Brasília, DF, 19 maio 1998 (e atualizações posteriores da ANVISA).</w:t>
       </w:r>
@@ -6871,16 +4714,14 @@
         <w:ind w:left="567"/>
         <w:jc w:val="both"/>
         <w:rPr>
-          <w:rFonts w:ascii="Times New Roman" w:hAnsi="Times New Roman" w:cs="Times New Roman"/>
-          <w:sz w:val="16"/>
-          <w:szCs w:val="16"/>
-        </w:rPr>
-      </w:pPr>
-      <w:r>
-        <w:rPr>
-          <w:rFonts w:ascii="Times New Roman" w:hAnsi="Times New Roman" w:cs="Times New Roman"/>
-          <w:sz w:val="16"/>
-          <w:szCs w:val="16"/>
+          <w:sz w:val="20"/>
+          <w:szCs w:val="20"/>
+        </w:rPr>
+      </w:pPr>
+      <w:r>
+        <w:rPr>
+          <w:sz w:val="20"/>
+          <w:szCs w:val="20"/>
         </w:rPr>
         <w:t>BRASIL. Lei nº 11.343, de 23 de agosto de 2006. Institui o Sistema Nacional de Políticas Públicas sobre Drogas (SISNAD). Diário Oficial da União, Brasília, DF, 24 ago. 2006.</w:t>
       </w:r>
@@ -6896,16 +4737,14 @@
         <w:ind w:left="567"/>
         <w:jc w:val="both"/>
         <w:rPr>
-          <w:rFonts w:ascii="Times New Roman" w:hAnsi="Times New Roman" w:cs="Times New Roman"/>
-          <w:sz w:val="16"/>
-          <w:szCs w:val="16"/>
-        </w:rPr>
-      </w:pPr>
-      <w:r>
-        <w:rPr>
-          <w:rFonts w:ascii="Times New Roman" w:hAnsi="Times New Roman" w:cs="Times New Roman"/>
-          <w:sz w:val="16"/>
-          <w:szCs w:val="16"/>
+          <w:sz w:val="20"/>
+          <w:szCs w:val="20"/>
+        </w:rPr>
+      </w:pPr>
+      <w:r>
+        <w:rPr>
+          <w:sz w:val="20"/>
+          <w:szCs w:val="20"/>
         </w:rPr>
         <w:t>BRASIL. Lei nº 13.964, de 24 de dezembro de 2019 (Pacote Anticrime). Art. 158-A a 158-F do CPP — Cadeia de Custódia da Prova. Diário Oficial da União, Brasília, DF, 24 dez. 2019.</w:t>
       </w:r>
@@ -6921,40 +4760,18 @@
         <w:ind w:left="567"/>
         <w:jc w:val="both"/>
         <w:rPr>
-          <w:rFonts w:ascii="Times New Roman" w:hAnsi="Times New Roman" w:cs="Times New Roman"/>
-          <w:sz w:val="16"/>
-          <w:szCs w:val="16"/>
+          <w:sz w:val="20"/>
+          <w:szCs w:val="20"/>
           <w:lang w:val="en-US"/>
         </w:rPr>
       </w:pPr>
       <w:r>
         <w:rPr>
-          <w:rFonts w:ascii="Times New Roman" w:hAnsi="Times New Roman" w:cs="Times New Roman"/>
-          <w:sz w:val="16"/>
-          <w:szCs w:val="16"/>
+          <w:sz w:val="20"/>
+          <w:szCs w:val="20"/>
           <w:lang w:val="en-US"/>
         </w:rPr>
-        <w:t>BRUKER OPTICS. Alpha II FTIR Spectrometer: technical manual. [</w:t>
-      </w:r>
-      <w:proofErr w:type="spellStart"/>
-      <w:r>
-        <w:rPr>
-          <w:rFonts w:ascii="Times New Roman" w:hAnsi="Times New Roman" w:cs="Times New Roman"/>
-          <w:sz w:val="16"/>
-          <w:szCs w:val="16"/>
-          <w:lang w:val="en-US"/>
-        </w:rPr>
-        <w:t>S.l.</w:t>
-      </w:r>
-      <w:proofErr w:type="spellEnd"/>
-      <w:r>
-        <w:rPr>
-          <w:rFonts w:ascii="Times New Roman" w:hAnsi="Times New Roman" w:cs="Times New Roman"/>
-          <w:sz w:val="16"/>
-          <w:szCs w:val="16"/>
-          <w:lang w:val="en-US"/>
-        </w:rPr>
-        <w:t>]: Bruker, 2020.</w:t>
+        <w:t>BRUKER OPTICS. Alpha II FTIR Spectrometer: technical manual. [S.l.]: Bruker, 2020.</w:t>
       </w:r>
     </w:p>
     <w:p>
@@ -6968,40 +4785,54 @@
         <w:ind w:left="567"/>
         <w:jc w:val="both"/>
         <w:rPr>
-          <w:rFonts w:ascii="Times New Roman" w:hAnsi="Times New Roman" w:cs="Times New Roman"/>
-          <w:sz w:val="16"/>
-          <w:szCs w:val="16"/>
+          <w:sz w:val="20"/>
+          <w:szCs w:val="20"/>
           <w:lang w:val="en-US"/>
         </w:rPr>
       </w:pPr>
       <w:r>
         <w:rPr>
-          <w:rFonts w:ascii="Times New Roman" w:hAnsi="Times New Roman" w:cs="Times New Roman"/>
-          <w:sz w:val="16"/>
-          <w:szCs w:val="16"/>
+          <w:sz w:val="20"/>
+          <w:szCs w:val="20"/>
           <w:lang w:val="en-US"/>
         </w:rPr>
-        <w:t>CASALE, J. F. et al. Four new illicit cocaine impurities from the oxidation of crude cocaine base: formation and characterization of the diastereomeric 2,3-dihydroxy-3-phenylpropionylecgonine methyl esters from cis- and trans-</w:t>
-      </w:r>
-      <w:proofErr w:type="spellStart"/>
-      <w:r>
-        <w:rPr>
-          <w:rFonts w:ascii="Times New Roman" w:hAnsi="Times New Roman" w:cs="Times New Roman"/>
-          <w:sz w:val="16"/>
-          <w:szCs w:val="16"/>
+        <w:t>CASALE, J. F. et al. Four new illicit cocaine impurities from the oxidation of crude cocaine base: formation and characterization of the diastereomeric 2</w:t>
+      </w:r>
+      <w:proofErr w:type="gramStart"/>
+      <w:r>
+        <w:rPr>
+          <w:sz w:val="20"/>
+          <w:szCs w:val="20"/>
           <w:lang w:val="en-US"/>
         </w:rPr>
-        <w:t>cinnamoylcocaine</w:t>
-      </w:r>
-      <w:proofErr w:type="spellEnd"/>
-      <w:r>
-        <w:rPr>
-          <w:rFonts w:ascii="Times New Roman" w:hAnsi="Times New Roman" w:cs="Times New Roman"/>
-          <w:sz w:val="16"/>
-          <w:szCs w:val="16"/>
+        <w:t>,3</w:t>
+      </w:r>
+      <w:proofErr w:type="gramEnd"/>
+      <w:r>
+        <w:rPr>
+          <w:sz w:val="20"/>
+          <w:szCs w:val="20"/>
           <w:lang w:val="en-US"/>
         </w:rPr>
-        <w:t>. Journal of Forensic Science, v. 52, n. 4, p. 860–866, 2007.</w:t>
+        <w:t xml:space="preserve">-dihydroxy-3-phenylpropionylecgonine methyl esters from cis- and trans-cinnamoylcocaine. Journal of Forensic Science, v. 52, n. </w:t>
+      </w:r>
+      <w:proofErr w:type="gramStart"/>
+      <w:r>
+        <w:rPr>
+          <w:sz w:val="20"/>
+          <w:szCs w:val="20"/>
+          <w:lang w:val="en-US"/>
+        </w:rPr>
+        <w:t>4</w:t>
+      </w:r>
+      <w:proofErr w:type="gramEnd"/>
+      <w:r>
+        <w:rPr>
+          <w:sz w:val="20"/>
+          <w:szCs w:val="20"/>
+          <w:lang w:val="en-US"/>
+        </w:rPr>
+        <w:t>, p. 860–866, 2007.</w:t>
       </w:r>
     </w:p>
     <w:p>
@@ -7015,16 +4846,14 @@
         <w:ind w:left="567"/>
         <w:jc w:val="both"/>
         <w:rPr>
-          <w:rFonts w:ascii="Times New Roman" w:hAnsi="Times New Roman" w:cs="Times New Roman"/>
-          <w:sz w:val="16"/>
-          <w:szCs w:val="16"/>
-        </w:rPr>
-      </w:pPr>
-      <w:r>
-        <w:rPr>
-          <w:rFonts w:ascii="Times New Roman" w:hAnsi="Times New Roman" w:cs="Times New Roman"/>
-          <w:sz w:val="16"/>
-          <w:szCs w:val="16"/>
+          <w:sz w:val="20"/>
+          <w:szCs w:val="20"/>
+        </w:rPr>
+      </w:pPr>
+      <w:r>
+        <w:rPr>
+          <w:sz w:val="20"/>
+          <w:szCs w:val="20"/>
         </w:rPr>
         <w:t>CONCEIÇÃO, V. N. et al. Estudo do teste de Scott via técnicas espectroscópicas: um método alternativo para diferenciar cloridrato de cocaína e seus adulterantes. Química Nova, v. 37, n. 9, p. 1538–1544, 2014.</w:t>
       </w:r>
@@ -7040,18 +4869,15 @@
         <w:ind w:left="567"/>
         <w:jc w:val="both"/>
         <w:rPr>
-          <w:rFonts w:ascii="Times New Roman" w:hAnsi="Times New Roman" w:cs="Times New Roman"/>
-          <w:sz w:val="16"/>
-          <w:szCs w:val="16"/>
-        </w:rPr>
-      </w:pPr>
-      <w:r>
-        <w:rPr>
-          <w:rFonts w:ascii="Times New Roman" w:hAnsi="Times New Roman" w:cs="Times New Roman"/>
-          <w:sz w:val="16"/>
-          <w:szCs w:val="16"/>
-        </w:rPr>
-        <w:lastRenderedPageBreak/>
+          <w:sz w:val="20"/>
+          <w:szCs w:val="20"/>
+        </w:rPr>
+      </w:pPr>
+      <w:r>
+        <w:rPr>
+          <w:sz w:val="20"/>
+          <w:szCs w:val="20"/>
+        </w:rPr>
         <w:t>FUKUSHIMA, A. R. Perfil da cocaína comercializada como crack na região Metropolitana de São Paulo em período de vinte meses (2008–2009). 2010. Dissertação (Mestrado) — Faculdade de Ciências Farmacêuticas, USP, São Paulo, 2010.</w:t>
       </w:r>
     </w:p>
@@ -7066,25 +4892,22 @@
         <w:ind w:left="567"/>
         <w:jc w:val="both"/>
         <w:rPr>
-          <w:rFonts w:ascii="Times New Roman" w:hAnsi="Times New Roman" w:cs="Times New Roman"/>
-          <w:sz w:val="16"/>
-          <w:szCs w:val="16"/>
-        </w:rPr>
-      </w:pPr>
-      <w:r>
-        <w:rPr>
-          <w:rFonts w:ascii="Times New Roman" w:hAnsi="Times New Roman" w:cs="Times New Roman"/>
-          <w:sz w:val="16"/>
-          <w:szCs w:val="16"/>
+          <w:sz w:val="20"/>
+          <w:szCs w:val="20"/>
+        </w:rPr>
+      </w:pPr>
+      <w:r>
+        <w:rPr>
+          <w:sz w:val="20"/>
+          <w:szCs w:val="20"/>
           <w:lang w:val="en-US"/>
         </w:rPr>
         <w:t xml:space="preserve">INTERNATIONAL ORGANIZATION FOR STANDARDIZATION. ISO/IEC 17025:2017 — General requirements for the competence of testing and calibration laboratories. </w:t>
       </w:r>
       <w:r>
         <w:rPr>
-          <w:rFonts w:ascii="Times New Roman" w:hAnsi="Times New Roman" w:cs="Times New Roman"/>
-          <w:sz w:val="16"/>
-          <w:szCs w:val="16"/>
+          <w:sz w:val="20"/>
+          <w:szCs w:val="20"/>
         </w:rPr>
         <w:t>Geneva: ISO, 2017.</w:t>
       </w:r>
@@ -7100,16 +4923,14 @@
         <w:ind w:left="567"/>
         <w:jc w:val="both"/>
         <w:rPr>
-          <w:rFonts w:ascii="Times New Roman" w:hAnsi="Times New Roman" w:cs="Times New Roman"/>
-          <w:sz w:val="16"/>
-          <w:szCs w:val="16"/>
-        </w:rPr>
-      </w:pPr>
-      <w:r>
-        <w:rPr>
-          <w:rFonts w:ascii="Times New Roman" w:hAnsi="Times New Roman" w:cs="Times New Roman"/>
-          <w:sz w:val="16"/>
-          <w:szCs w:val="16"/>
+          <w:sz w:val="20"/>
+          <w:szCs w:val="20"/>
+        </w:rPr>
+      </w:pPr>
+      <w:r>
+        <w:rPr>
+          <w:sz w:val="20"/>
+          <w:szCs w:val="20"/>
         </w:rPr>
         <w:t>KASAKOFF, L. B. Quantificação do teor de cocaína e seus principais adulterantes em amostras de droga apreendidas no Estado do Acre no ano de 2014. 2015. Dissertação (Mestrado) — Programa de Pós-Graduação em Ciência, Inovação e Tecnologia para a Amazônia, UFAC, Rio Branco, 2015.</w:t>
       </w:r>
@@ -7125,40 +4946,18 @@
         <w:ind w:left="567"/>
         <w:jc w:val="both"/>
         <w:rPr>
-          <w:rFonts w:ascii="Times New Roman" w:hAnsi="Times New Roman" w:cs="Times New Roman"/>
-          <w:sz w:val="16"/>
-          <w:szCs w:val="16"/>
+          <w:sz w:val="20"/>
+          <w:szCs w:val="20"/>
           <w:lang w:val="en-US"/>
         </w:rPr>
       </w:pPr>
       <w:r>
         <w:rPr>
-          <w:rFonts w:ascii="Times New Roman" w:hAnsi="Times New Roman" w:cs="Times New Roman"/>
-          <w:sz w:val="16"/>
-          <w:szCs w:val="16"/>
+          <w:sz w:val="20"/>
+          <w:szCs w:val="20"/>
           <w:lang w:val="en-US"/>
         </w:rPr>
-        <w:t xml:space="preserve">MALDANER, A. O. et al. Brazilian Federal Police drug chemical profiling — The </w:t>
-      </w:r>
-      <w:proofErr w:type="spellStart"/>
-      <w:r>
-        <w:rPr>
-          <w:rFonts w:ascii="Times New Roman" w:hAnsi="Times New Roman" w:cs="Times New Roman"/>
-          <w:sz w:val="16"/>
-          <w:szCs w:val="16"/>
-          <w:lang w:val="en-US"/>
-        </w:rPr>
-        <w:t>PeQui</w:t>
-      </w:r>
-      <w:proofErr w:type="spellEnd"/>
-      <w:r>
-        <w:rPr>
-          <w:rFonts w:ascii="Times New Roman" w:hAnsi="Times New Roman" w:cs="Times New Roman"/>
-          <w:sz w:val="16"/>
-          <w:szCs w:val="16"/>
-          <w:lang w:val="en-US"/>
-        </w:rPr>
-        <w:t xml:space="preserve"> Project. Science and Justice, v. 54, p. 300–306, 2014.</w:t>
+        <w:t>MALDANER, A. O. et al. Brazilian Federal Police drug chemical profiling — The PeQui Project. Science and Justice, v. 54, p. 300–306, 2014.</w:t>
       </w:r>
     </w:p>
     <w:p>
@@ -7172,20 +4971,36 @@
         <w:ind w:left="567"/>
         <w:jc w:val="both"/>
         <w:rPr>
-          <w:rFonts w:ascii="Times New Roman" w:hAnsi="Times New Roman" w:cs="Times New Roman"/>
-          <w:sz w:val="16"/>
-          <w:szCs w:val="16"/>
+          <w:sz w:val="20"/>
+          <w:szCs w:val="20"/>
           <w:lang w:val="en-US"/>
         </w:rPr>
       </w:pPr>
       <w:r>
         <w:rPr>
-          <w:rFonts w:ascii="Times New Roman" w:hAnsi="Times New Roman" w:cs="Times New Roman"/>
-          <w:sz w:val="16"/>
-          <w:szCs w:val="16"/>
+          <w:sz w:val="20"/>
+          <w:szCs w:val="20"/>
           <w:lang w:val="en-US"/>
         </w:rPr>
-        <w:t>MOFFAT, A. C. (ed.). Clarke's analysis of drugs and poisons. 4. ed. London: Pharmaceutical Press, 2011.</w:t>
+        <w:t>MOFFAT, A. C. (</w:t>
+      </w:r>
+      <w:proofErr w:type="gramStart"/>
+      <w:r>
+        <w:rPr>
+          <w:sz w:val="20"/>
+          <w:szCs w:val="20"/>
+          <w:lang w:val="en-US"/>
+        </w:rPr>
+        <w:t>ed</w:t>
+      </w:r>
+      <w:proofErr w:type="gramEnd"/>
+      <w:r>
+        <w:rPr>
+          <w:sz w:val="20"/>
+          <w:szCs w:val="20"/>
+          <w:lang w:val="en-US"/>
+        </w:rPr>
+        <w:t>.). Clarke's analysis of drugs and poisons. 4. ed. London: Pharmaceutical Press, 2011.</w:t>
       </w:r>
     </w:p>
     <w:p>
@@ -7199,17 +5014,15 @@
         <w:ind w:left="567"/>
         <w:jc w:val="both"/>
         <w:rPr>
-          <w:rFonts w:ascii="Times New Roman" w:hAnsi="Times New Roman" w:cs="Times New Roman"/>
-          <w:sz w:val="16"/>
-          <w:szCs w:val="16"/>
-        </w:rPr>
-      </w:pPr>
-      <w:bookmarkStart w:id="4" w:name="_Hlk233551322"/>
-      <w:r>
-        <w:rPr>
-          <w:rFonts w:ascii="Times New Roman" w:hAnsi="Times New Roman" w:cs="Times New Roman"/>
-          <w:sz w:val="16"/>
-          <w:szCs w:val="16"/>
+          <w:sz w:val="20"/>
+          <w:szCs w:val="20"/>
+        </w:rPr>
+      </w:pPr>
+      <w:bookmarkStart w:id="5" w:name="_Hlk233551322"/>
+      <w:r>
+        <w:rPr>
+          <w:sz w:val="20"/>
+          <w:szCs w:val="20"/>
         </w:rPr>
         <w:t>PIAUÍ. Polícia Civil do Estado do Piauí. Portaria nº 56-GDG/AN/2021, de 16 de setembro de 2021. Dispõe sobre procedimentos de apreensão, exame de constatação, laudo definitivo, contraprova e incineração de drogas no âmbito da PC-PI. Teresina: PC-PI, 2021. SEI nº 2393293.</w:t>
       </w:r>
@@ -7225,16 +5038,14 @@
         <w:ind w:left="567"/>
         <w:jc w:val="both"/>
         <w:rPr>
-          <w:rFonts w:ascii="Times New Roman" w:hAnsi="Times New Roman" w:cs="Times New Roman"/>
-          <w:sz w:val="16"/>
-          <w:szCs w:val="16"/>
-        </w:rPr>
-      </w:pPr>
-      <w:r>
-        <w:rPr>
-          <w:rFonts w:ascii="Times New Roman" w:hAnsi="Times New Roman" w:cs="Times New Roman"/>
-          <w:sz w:val="16"/>
-          <w:szCs w:val="16"/>
+          <w:sz w:val="20"/>
+          <w:szCs w:val="20"/>
+        </w:rPr>
+      </w:pPr>
+      <w:r>
+        <w:rPr>
+          <w:sz w:val="20"/>
+          <w:szCs w:val="20"/>
         </w:rPr>
         <w:t>PIAUÍ. Secretaria de Segurança Pública. Instrução Normativa nº 04/2025/SSP/PI, de 22 de novembro de 2025. Regula a integração DEPOC/PC-PI e a cadeia de custódia de vestígios. Diário Oficial do Estado do Piauí, n. 229, 28 nov. 2025.</w:t>
       </w:r>
@@ -7250,16 +5061,14 @@
         <w:ind w:left="567"/>
         <w:jc w:val="both"/>
         <w:rPr>
-          <w:rFonts w:ascii="Times New Roman" w:hAnsi="Times New Roman" w:cs="Times New Roman"/>
-          <w:sz w:val="16"/>
-          <w:szCs w:val="16"/>
-        </w:rPr>
-      </w:pPr>
-      <w:r>
-        <w:rPr>
-          <w:rFonts w:ascii="Times New Roman" w:hAnsi="Times New Roman" w:cs="Times New Roman"/>
-          <w:sz w:val="16"/>
-          <w:szCs w:val="16"/>
+          <w:sz w:val="20"/>
+          <w:szCs w:val="20"/>
+        </w:rPr>
+      </w:pPr>
+      <w:r>
+        <w:rPr>
+          <w:sz w:val="20"/>
+          <w:szCs w:val="20"/>
         </w:rPr>
         <w:t>PIAUÍ. Departamento de Polícia Científica. ITU-01/2024/CCV-DEPOC, de 21 de outubro de 2024. Instrução Técnica sobre embalagens-padrão rastreáveis e formulário de avaliação de vestígios (FAV). Teresina: DEPOC/PC-PI, 2024.</w:t>
       </w:r>
@@ -7275,28 +5084,43 @@
         <w:ind w:left="567"/>
         <w:jc w:val="both"/>
         <w:rPr>
-          <w:rFonts w:ascii="Times New Roman" w:hAnsi="Times New Roman" w:cs="Times New Roman"/>
-          <w:sz w:val="16"/>
-          <w:szCs w:val="16"/>
+          <w:sz w:val="20"/>
+          <w:szCs w:val="20"/>
           <w:lang w:val="en-US"/>
         </w:rPr>
       </w:pPr>
       <w:r>
         <w:rPr>
-          <w:rFonts w:ascii="Times New Roman" w:hAnsi="Times New Roman" w:cs="Times New Roman"/>
-          <w:sz w:val="16"/>
-          <w:szCs w:val="16"/>
+          <w:sz w:val="20"/>
+          <w:szCs w:val="20"/>
         </w:rPr>
         <w:t xml:space="preserve">RODRIGUES, N. V. S. et al. </w:t>
       </w:r>
       <w:r>
         <w:rPr>
-          <w:rFonts w:ascii="Times New Roman" w:hAnsi="Times New Roman" w:cs="Times New Roman"/>
-          <w:sz w:val="16"/>
-          <w:szCs w:val="16"/>
+          <w:sz w:val="20"/>
+          <w:szCs w:val="20"/>
           <w:lang w:val="en-US"/>
         </w:rPr>
-        <w:t>Analysis of seized cocaine samples by using chemometric methods and FTIR spectroscopy. Journal of the Brazilian Chemical Society, v. 24, n. 3, p. 507–517, 2013.</w:t>
+        <w:t xml:space="preserve">Analysis of seized cocaine samples by using chemometric methods and FTIR spectroscopy. Journal of the Brazilian Chemical Society, v. 24, n. </w:t>
+      </w:r>
+      <w:proofErr w:type="gramStart"/>
+      <w:r>
+        <w:rPr>
+          <w:sz w:val="20"/>
+          <w:szCs w:val="20"/>
+          <w:lang w:val="en-US"/>
+        </w:rPr>
+        <w:t>3</w:t>
+      </w:r>
+      <w:proofErr w:type="gramEnd"/>
+      <w:r>
+        <w:rPr>
+          <w:sz w:val="20"/>
+          <w:szCs w:val="20"/>
+          <w:lang w:val="en-US"/>
+        </w:rPr>
+        <w:t>, p. 507–517, 2013.</w:t>
       </w:r>
     </w:p>
     <w:p>
@@ -7310,55 +5134,24 @@
         <w:ind w:left="567"/>
         <w:jc w:val="both"/>
         <w:rPr>
-          <w:rFonts w:ascii="Times New Roman" w:hAnsi="Times New Roman" w:cs="Times New Roman"/>
-          <w:sz w:val="16"/>
-          <w:szCs w:val="16"/>
-        </w:rPr>
-      </w:pPr>
-      <w:r>
-        <w:rPr>
-          <w:rFonts w:ascii="Times New Roman" w:hAnsi="Times New Roman" w:cs="Times New Roman"/>
-          <w:sz w:val="16"/>
-          <w:szCs w:val="16"/>
+          <w:sz w:val="20"/>
+          <w:szCs w:val="20"/>
+        </w:rPr>
+      </w:pPr>
+      <w:r>
+        <w:rPr>
+          <w:sz w:val="20"/>
+          <w:szCs w:val="20"/>
           <w:lang w:val="en-US"/>
         </w:rPr>
         <w:t xml:space="preserve">SCIENTIFIC WORKING GROUP FOR THE ANALYSIS OF SEIZED DRUGS (SWGDRUG). </w:t>
       </w:r>
-      <w:proofErr w:type="spellStart"/>
-      <w:r>
-        <w:rPr>
-          <w:rFonts w:ascii="Times New Roman" w:hAnsi="Times New Roman" w:cs="Times New Roman"/>
-          <w:sz w:val="16"/>
-          <w:szCs w:val="16"/>
-        </w:rPr>
-        <w:t>Recommendations</w:t>
-      </w:r>
-      <w:proofErr w:type="spellEnd"/>
-      <w:r>
-        <w:rPr>
-          <w:rFonts w:ascii="Times New Roman" w:hAnsi="Times New Roman" w:cs="Times New Roman"/>
-          <w:sz w:val="16"/>
-          <w:szCs w:val="16"/>
-        </w:rPr>
-        <w:t>. Rev. 8.1. [</w:t>
-      </w:r>
-      <w:proofErr w:type="spellStart"/>
-      <w:r>
-        <w:rPr>
-          <w:rFonts w:ascii="Times New Roman" w:hAnsi="Times New Roman" w:cs="Times New Roman"/>
-          <w:sz w:val="16"/>
-          <w:szCs w:val="16"/>
-        </w:rPr>
-        <w:t>S.l</w:t>
-      </w:r>
-      <w:proofErr w:type="spellEnd"/>
-      <w:r>
-        <w:rPr>
-          <w:rFonts w:ascii="Times New Roman" w:hAnsi="Times New Roman" w:cs="Times New Roman"/>
-          <w:sz w:val="16"/>
-          <w:szCs w:val="16"/>
-        </w:rPr>
-        <w:t>.]: SWGDRUG, 2022. Disponível em: https://www.swgdrug.org. Acesso em: maio 2026.</w:t>
+      <w:r>
+        <w:rPr>
+          <w:sz w:val="20"/>
+          <w:szCs w:val="20"/>
+        </w:rPr>
+        <w:t>Recommendations. Rev. 8.1. [S.l.]: SWGDRUG, 2022. Disponível em: https://www.swgdrug.org. Acesso em: maio 2026.</w:t>
       </w:r>
     </w:p>
     <w:p>
@@ -7372,25 +5165,22 @@
         <w:ind w:left="567"/>
         <w:jc w:val="both"/>
         <w:rPr>
-          <w:rFonts w:ascii="Times New Roman" w:hAnsi="Times New Roman" w:cs="Times New Roman"/>
-          <w:sz w:val="16"/>
-          <w:szCs w:val="16"/>
+          <w:sz w:val="20"/>
+          <w:szCs w:val="20"/>
           <w:lang w:val="en-US"/>
         </w:rPr>
       </w:pPr>
       <w:r>
         <w:rPr>
-          <w:rFonts w:ascii="Times New Roman" w:hAnsi="Times New Roman" w:cs="Times New Roman"/>
-          <w:sz w:val="16"/>
-          <w:szCs w:val="16"/>
+          <w:sz w:val="20"/>
+          <w:szCs w:val="20"/>
         </w:rPr>
         <w:t xml:space="preserve">SECRETARIA NACIONAL DE SEGURANÇA PÚBLICA (SENASP). Procedimento Operacional Padrão nº 9.09: Identificação de Substâncias por FTIR. </w:t>
       </w:r>
       <w:r>
         <w:rPr>
-          <w:rFonts w:ascii="Times New Roman" w:hAnsi="Times New Roman" w:cs="Times New Roman"/>
-          <w:sz w:val="16"/>
-          <w:szCs w:val="16"/>
+          <w:sz w:val="20"/>
+          <w:szCs w:val="20"/>
           <w:lang w:val="en-US"/>
         </w:rPr>
         <w:t>Brasília: MJSP, 2024.</w:t>
@@ -7407,45 +5197,24 @@
         <w:ind w:left="567"/>
         <w:jc w:val="both"/>
         <w:rPr>
-          <w:rFonts w:ascii="Times New Roman" w:hAnsi="Times New Roman" w:cs="Times New Roman"/>
-          <w:sz w:val="16"/>
-          <w:szCs w:val="16"/>
-        </w:rPr>
-      </w:pPr>
-      <w:r>
-        <w:rPr>
-          <w:rFonts w:ascii="Times New Roman" w:hAnsi="Times New Roman" w:cs="Times New Roman"/>
-          <w:sz w:val="16"/>
-          <w:szCs w:val="16"/>
+          <w:sz w:val="20"/>
+          <w:szCs w:val="20"/>
+        </w:rPr>
+      </w:pPr>
+      <w:r>
+        <w:rPr>
+          <w:sz w:val="20"/>
+          <w:szCs w:val="20"/>
           <w:lang w:val="en-US"/>
         </w:rPr>
         <w:t xml:space="preserve">SMITH, B. C. Infrared spectral interpretation: a systematic approach. </w:t>
       </w:r>
       <w:r>
         <w:rPr>
-          <w:rFonts w:ascii="Times New Roman" w:hAnsi="Times New Roman" w:cs="Times New Roman"/>
-          <w:sz w:val="16"/>
-          <w:szCs w:val="16"/>
-        </w:rPr>
-        <w:t xml:space="preserve">Boca </w:t>
-      </w:r>
-      <w:proofErr w:type="spellStart"/>
-      <w:r>
-        <w:rPr>
-          <w:rFonts w:ascii="Times New Roman" w:hAnsi="Times New Roman" w:cs="Times New Roman"/>
-          <w:sz w:val="16"/>
-          <w:szCs w:val="16"/>
-        </w:rPr>
-        <w:t>Raton</w:t>
-      </w:r>
-      <w:proofErr w:type="spellEnd"/>
-      <w:r>
-        <w:rPr>
-          <w:rFonts w:ascii="Times New Roman" w:hAnsi="Times New Roman" w:cs="Times New Roman"/>
-          <w:sz w:val="16"/>
-          <w:szCs w:val="16"/>
-        </w:rPr>
-        <w:t>: CRC Press, 1999.</w:t>
+          <w:sz w:val="20"/>
+          <w:szCs w:val="20"/>
+        </w:rPr>
+        <w:t>Boca Raton: CRC Press, 1999.</w:t>
       </w:r>
     </w:p>
     <w:p>
@@ -7459,48 +5228,26 @@
         <w:ind w:left="567"/>
         <w:jc w:val="both"/>
         <w:rPr>
-          <w:rFonts w:ascii="Times New Roman" w:hAnsi="Times New Roman" w:cs="Times New Roman"/>
-          <w:sz w:val="16"/>
-          <w:szCs w:val="16"/>
+          <w:sz w:val="20"/>
+          <w:szCs w:val="20"/>
           <w:lang w:val="en-US"/>
         </w:rPr>
       </w:pPr>
       <w:r>
         <w:rPr>
-          <w:rFonts w:ascii="Times New Roman" w:hAnsi="Times New Roman" w:cs="Times New Roman"/>
-          <w:sz w:val="16"/>
-          <w:szCs w:val="16"/>
-        </w:rPr>
+          <w:sz w:val="20"/>
+          <w:szCs w:val="20"/>
+        </w:rPr>
+        <w:lastRenderedPageBreak/>
         <w:t xml:space="preserve">SOLOMONS, T. W. G.; FRYHLE, C. B. Química orgânica. 10. ed. Rio de Janeiro: LTC, 2012. v. 2. </w:t>
       </w:r>
       <w:r>
         <w:rPr>
-          <w:rFonts w:ascii="Times New Roman" w:hAnsi="Times New Roman" w:cs="Times New Roman"/>
-          <w:sz w:val="16"/>
-          <w:szCs w:val="16"/>
+          <w:sz w:val="20"/>
+          <w:szCs w:val="20"/>
           <w:lang w:val="en-US"/>
         </w:rPr>
-        <w:t xml:space="preserve">(Cap. 20 — </w:t>
-      </w:r>
-      <w:proofErr w:type="spellStart"/>
-      <w:r>
-        <w:rPr>
-          <w:rFonts w:ascii="Times New Roman" w:hAnsi="Times New Roman" w:cs="Times New Roman"/>
-          <w:sz w:val="16"/>
-          <w:szCs w:val="16"/>
-          <w:lang w:val="en-US"/>
-        </w:rPr>
-        <w:t>Aminas</w:t>
-      </w:r>
-      <w:proofErr w:type="spellEnd"/>
-      <w:r>
-        <w:rPr>
-          <w:rFonts w:ascii="Times New Roman" w:hAnsi="Times New Roman" w:cs="Times New Roman"/>
-          <w:sz w:val="16"/>
-          <w:szCs w:val="16"/>
-          <w:lang w:val="en-US"/>
-        </w:rPr>
-        <w:t>.)</w:t>
+        <w:t>(Cap. 20 — Aminas.)</w:t>
       </w:r>
     </w:p>
     <w:p>
@@ -7514,17 +5261,15 @@
         <w:ind w:left="567"/>
         <w:jc w:val="both"/>
         <w:rPr>
-          <w:rFonts w:ascii="Times New Roman" w:hAnsi="Times New Roman" w:cs="Times New Roman"/>
-          <w:sz w:val="16"/>
-          <w:szCs w:val="16"/>
+          <w:sz w:val="20"/>
+          <w:szCs w:val="20"/>
           <w:lang w:val="en-US"/>
         </w:rPr>
       </w:pPr>
       <w:r>
         <w:rPr>
-          <w:rFonts w:ascii="Times New Roman" w:hAnsi="Times New Roman" w:cs="Times New Roman"/>
-          <w:sz w:val="16"/>
-          <w:szCs w:val="16"/>
+          <w:sz w:val="20"/>
+          <w:szCs w:val="20"/>
           <w:lang w:val="en-US"/>
         </w:rPr>
         <w:t>UNITED NATIONS OFFICE ON DRUGS AND CRIME (UNODC). Recommended methods for the identification and analysis of cocaine in seized materials. New York: United Nations, 2012. (ST/NAR/39.)</w:t>
@@ -7541,16 +5286,14 @@
         <w:ind w:left="567"/>
         <w:jc w:val="both"/>
         <w:rPr>
-          <w:rFonts w:ascii="Times New Roman" w:hAnsi="Times New Roman" w:cs="Times New Roman"/>
-          <w:sz w:val="16"/>
-          <w:szCs w:val="16"/>
-        </w:rPr>
-      </w:pPr>
-      <w:r>
-        <w:rPr>
-          <w:rFonts w:ascii="Times New Roman" w:hAnsi="Times New Roman" w:cs="Times New Roman"/>
-          <w:sz w:val="16"/>
-          <w:szCs w:val="16"/>
+          <w:sz w:val="20"/>
+          <w:szCs w:val="20"/>
+        </w:rPr>
+      </w:pPr>
+      <w:r>
+        <w:rPr>
+          <w:sz w:val="20"/>
+          <w:szCs w:val="20"/>
         </w:rPr>
         <w:t>VASCONCELOS, F. R. P. de. Procedimento Operacional Padrão POP-QF-PHB-002: identificação analítica de substâncias entorpecentes por ensaios colorimétricos, análise botânica e FTIR-ATR. Parnaíba: NRPC/PHB / DEPOC / PCPI, 2026.</w:t>
       </w:r>
@@ -7566,36 +5309,16 @@
         <w:ind w:left="567"/>
         <w:jc w:val="both"/>
         <w:rPr>
-          <w:rFonts w:ascii="Times New Roman" w:hAnsi="Times New Roman" w:cs="Times New Roman"/>
-          <w:sz w:val="16"/>
-          <w:szCs w:val="16"/>
-        </w:rPr>
-      </w:pPr>
-      <w:r>
-        <w:rPr>
-          <w:rFonts w:ascii="Times New Roman" w:hAnsi="Times New Roman" w:cs="Times New Roman"/>
-          <w:sz w:val="16"/>
-          <w:szCs w:val="16"/>
-        </w:rPr>
-        <w:t xml:space="preserve">VASCONCELOS, F. R. P. de. Procedimento Operacional Padrão POP-QUIM-042: extração de </w:t>
-      </w:r>
-      <w:proofErr w:type="spellStart"/>
-      <w:r>
-        <w:rPr>
-          <w:rFonts w:ascii="Times New Roman" w:hAnsi="Times New Roman" w:cs="Times New Roman"/>
-          <w:sz w:val="16"/>
-          <w:szCs w:val="16"/>
-        </w:rPr>
-        <w:t>canabinoides</w:t>
-      </w:r>
-      <w:proofErr w:type="spellEnd"/>
-      <w:r>
-        <w:rPr>
-          <w:rFonts w:ascii="Times New Roman" w:hAnsi="Times New Roman" w:cs="Times New Roman"/>
-          <w:sz w:val="16"/>
-          <w:szCs w:val="16"/>
-        </w:rPr>
-        <w:t xml:space="preserve"> de matriz vegetal para análise por FTIR-ATR (adaptação para metanol e agitação manual). V. 02. Parnaíba: NRPC/PHB / DEPOC / PCPI, 2026.</w:t>
+          <w:sz w:val="20"/>
+          <w:szCs w:val="20"/>
+        </w:rPr>
+      </w:pPr>
+      <w:r>
+        <w:rPr>
+          <w:sz w:val="20"/>
+          <w:szCs w:val="20"/>
+        </w:rPr>
+        <w:t>VASCONCELOS, F. R. P. de. Procedimento Operacional Padrão POP-QUIM-042: extração de canabinoides de matriz vegetal para análise por FTIR-ATR (adaptação para metanol e agitação manual). V. 02. Parnaíba: NRPC/PHB / DEPOC / PCPI, 2026.</w:t>
       </w:r>
     </w:p>
     <w:p>
@@ -7604,77 +5327,50 @@
         <w:spacing w:before="40" w:after="60"/>
         <w:ind w:left="567"/>
         <w:jc w:val="both"/>
-        <w:rPr>
-          <w:rFonts w:ascii="Times New Roman" w:hAnsi="Times New Roman" w:cs="Times New Roman"/>
-          <w:sz w:val="24"/>
-          <w:szCs w:val="24"/>
-        </w:rPr>
-      </w:pPr>
-    </w:p>
-    <w:bookmarkEnd w:id="4"/>
+      </w:pPr>
+    </w:p>
+    <w:bookmarkEnd w:id="5"/>
     <w:p>
       <w:pPr>
         <w:spacing w:before="40" w:after="60"/>
         <w:jc w:val="both"/>
-        <w:rPr>
-          <w:rFonts w:ascii="Times New Roman" w:hAnsi="Times New Roman" w:cs="Times New Roman"/>
-          <w:sz w:val="24"/>
-          <w:szCs w:val="24"/>
-        </w:rPr>
-      </w:pPr>
-      <w:r>
-        <w:rPr>
-          <w:rFonts w:ascii="Times New Roman" w:hAnsi="Times New Roman" w:cs="Times New Roman"/>
-          <w:sz w:val="24"/>
-          <w:szCs w:val="24"/>
-        </w:rPr>
+      </w:pPr>
+      <w:r>
         <w:t xml:space="preserve">Nada mais havendo a acrescentar, deu-se por findo, em </w:t>
       </w:r>
       <w:r>
         <w:rPr>
-          <w:rFonts w:ascii="Times New Roman" w:hAnsi="Times New Roman" w:cs="Times New Roman"/>
           <w:b/>
           <w:bCs/>
-          <w:sz w:val="24"/>
-          <w:szCs w:val="24"/>
         </w:rPr>
         <w:t>[DATA_CONCLUSÃO]</w:t>
       </w:r>
       <w:r>
-        <w:rPr>
-          <w:rFonts w:ascii="Times New Roman" w:hAnsi="Times New Roman" w:cs="Times New Roman"/>
-          <w:sz w:val="24"/>
-          <w:szCs w:val="24"/>
-        </w:rPr>
         <w:t xml:space="preserve">, o presente laudo de exame pericial que, redigido em </w:t>
       </w:r>
       <w:r>
         <w:rPr>
-          <w:rFonts w:ascii="Times New Roman" w:hAnsi="Times New Roman" w:cs="Times New Roman"/>
           <w:b/>
           <w:bCs/>
-          <w:sz w:val="24"/>
-          <w:szCs w:val="24"/>
         </w:rPr>
         <w:t>[N]</w:t>
       </w:r>
       <w:r>
-        <w:rPr>
-          <w:rFonts w:ascii="Times New Roman" w:hAnsi="Times New Roman" w:cs="Times New Roman"/>
-          <w:sz w:val="24"/>
-          <w:szCs w:val="24"/>
-        </w:rPr>
-        <w:t xml:space="preserve"> página(s), segue assinado pelo seu relator.</w:t>
+        <w:t xml:space="preserve"> </w:t>
+      </w:r>
+      <w:r>
+        <w:t>[N_EXT]</w:t>
+      </w:r>
+      <w:r>
+        <w:t xml:space="preserve"> </w:t>
+      </w:r>
+      <w:r>
+        <w:t>página(s), segue assinado pelo seu relator.</w:t>
       </w:r>
     </w:p>
     <w:p>
       <w:pPr>
         <w:jc w:val="both"/>
-        <w:rPr>
-          <w:rFonts w:ascii="Times New Roman" w:hAnsi="Times New Roman" w:cs="Times New Roman"/>
-          <w:sz w:val="24"/>
-          <w:szCs w:val="24"/>
-        </w:rPr>
       </w:pPr>
     </w:p>
     <w:p>
@@ -7682,7 +5378,6 @@
         <w:spacing w:after="40"/>
         <w:jc w:val="center"/>
         <w:rPr>
-          <w:rFonts w:ascii="Times New Roman" w:hAnsi="Times New Roman" w:cs="Times New Roman"/>
           <w:i/>
           <w:sz w:val="16"/>
           <w:szCs w:val="16"/>
@@ -7690,7 +5385,6 @@
       </w:pPr>
       <w:r>
         <w:rPr>
-          <w:rFonts w:ascii="Times New Roman" w:hAnsi="Times New Roman" w:cs="Times New Roman"/>
           <w:i/>
           <w:sz w:val="16"/>
           <w:szCs w:val="16"/>
@@ -7702,19 +5396,11 @@
       <w:pPr>
         <w:spacing w:after="20"/>
         <w:jc w:val="center"/>
-        <w:rPr>
-          <w:rFonts w:ascii="Times New Roman" w:hAnsi="Times New Roman" w:cs="Times New Roman"/>
-          <w:sz w:val="24"/>
-          <w:szCs w:val="24"/>
-        </w:rPr>
-      </w:pPr>
-      <w:r>
-        <w:rPr>
-          <w:rFonts w:ascii="Times New Roman" w:hAnsi="Times New Roman" w:cs="Times New Roman"/>
+      </w:pPr>
+      <w:r>
+        <w:rPr>
           <w:b/>
           <w:bCs/>
-          <w:sz w:val="24"/>
-          <w:szCs w:val="24"/>
         </w:rPr>
         <w:t>FAUSTO RODRIGO PINTO DE VASCONCELOS</w:t>
       </w:r>
@@ -7724,14 +5410,12 @@
         <w:spacing w:after="20"/>
         <w:jc w:val="center"/>
         <w:rPr>
-          <w:rFonts w:ascii="Times New Roman" w:hAnsi="Times New Roman" w:cs="Times New Roman"/>
-          <w:sz w:val="20"/>
-          <w:szCs w:val="20"/>
-        </w:rPr>
-      </w:pPr>
-      <w:r>
-        <w:rPr>
-          <w:rFonts w:ascii="Times New Roman" w:hAnsi="Times New Roman" w:cs="Times New Roman"/>
+          <w:sz w:val="20"/>
+          <w:szCs w:val="20"/>
+        </w:rPr>
+      </w:pPr>
+      <w:r>
+        <w:rPr>
           <w:b/>
           <w:bCs/>
           <w:sz w:val="20"/>
@@ -7745,33 +5429,25 @@
         <w:spacing w:after="20"/>
         <w:jc w:val="center"/>
         <w:rPr>
-          <w:rFonts w:ascii="Times New Roman" w:hAnsi="Times New Roman" w:cs="Times New Roman"/>
-          <w:sz w:val="20"/>
-          <w:szCs w:val="20"/>
-        </w:rPr>
-      </w:pPr>
-      <w:r>
-        <w:rPr>
-          <w:rFonts w:ascii="Times New Roman" w:hAnsi="Times New Roman" w:cs="Times New Roman"/>
+          <w:sz w:val="20"/>
+          <w:szCs w:val="20"/>
+        </w:rPr>
+      </w:pPr>
+      <w:r>
+        <w:rPr>
           <w:sz w:val="20"/>
           <w:szCs w:val="20"/>
         </w:rPr>
         <w:t>Setor de Química Forense — LAB-NRPC/PHB</w:t>
       </w:r>
     </w:p>
-    <w:p>
-      <w:pPr>
-        <w:rPr>
-          <w:rFonts w:ascii="Times New Roman" w:hAnsi="Times New Roman" w:cs="Times New Roman"/>
-        </w:rPr>
-      </w:pPr>
-    </w:p>
+    <w:p/>
     <w:sectPr>
-      <w:headerReference w:type="default" r:id="rId13"/>
-      <w:headerReference w:type="first" r:id="rId14"/>
-      <w:footerReference w:type="first" r:id="rId15"/>
+      <w:headerReference w:type="default" r:id="rId12"/>
+      <w:headerReference w:type="first" r:id="rId13"/>
+      <w:footerReference w:type="first" r:id="rId14"/>
       <w:pgSz w:w="11906" w:h="16838"/>
-      <w:pgMar w:top="426" w:right="1134" w:bottom="426" w:left="1134" w:header="427" w:footer="1277" w:gutter="0"/>
+      <w:pgMar w:top="567" w:right="850" w:bottom="1276" w:left="1701" w:header="427" w:footer="1534" w:gutter="0"/>
       <w:cols w:space="720"/>
       <w:titlePg/>
       <w:docGrid w:linePitch="360"/>
@@ -7781,7 +5457,7 @@
 </file>
 
 <file path=word/endnotes.xml><?xml version="1.0" encoding="utf-8"?>
-<w:endnotes xmlns:wpc="http://schemas.microsoft.com/office/word/2010/wordprocessingCanvas" xmlns:cx="http://schemas.microsoft.com/office/drawing/2014/chartex" xmlns:cx1="http://schemas.microsoft.com/office/drawing/2015/9/8/chartex" xmlns:cx2="http://schemas.microsoft.com/office/drawing/2015/10/21/chartex" xmlns:cx3="http://schemas.microsoft.com/office/drawing/2016/5/9/chartex" xmlns:cx4="http://schemas.microsoft.com/office/drawing/2016/5/10/chartex" xmlns:cx5="http://schemas.microsoft.com/office/drawing/2016/5/11/chartex" xmlns:cx6="http://schemas.microsoft.com/office/drawing/2016/5/12/chartex" xmlns:cx7="http://schemas.microsoft.com/office/drawing/2016/5/13/chartex" xmlns:cx8="http://schemas.microsoft.com/office/drawing/2016/5/14/chartex" xmlns:mc="http://schemas.openxmlformats.org/markup-compatibility/2006" xmlns:aink="http://schemas.microsoft.com/office/drawing/2016/ink" xmlns:am3d="http://schemas.microsoft.com/office/drawing/2017/model3d" xmlns:o="urn:schemas-microsoft-com:office:office" xmlns:r="http://schemas.openxmlformats.org/officeDocument/2006/relationships" xmlns:m="http://schemas.openxmlformats.org/officeDocument/2006/math" xmlns:v="urn:schemas-microsoft-com:vml" xmlns:wp14="http://schemas.microsoft.com/office/word/2010/wordprocessingDrawing" xmlns:wp="http://schemas.openxmlformats.org/drawingml/2006/wordprocessingDrawing" xmlns:w10="urn:schemas-microsoft-com:office:word" xmlns:w="http://schemas.openxmlformats.org/wordprocessingml/2006/main" xmlns:w14="http://schemas.microsoft.com/office/word/2010/wordml" xmlns:w15="http://schemas.microsoft.com/office/word/2012/wordml" xmlns:w16cex="http://schemas.microsoft.com/office/word/2018/wordml/cex" xmlns:w16cid="http://schemas.microsoft.com/office/word/2016/wordml/cid" xmlns:w16="http://schemas.microsoft.com/office/word/2018/wordml" xmlns:w16sdtdh="http://schemas.microsoft.com/office/word/2020/wordml/sdtdatahash" xmlns:w16se="http://schemas.microsoft.com/office/word/2015/wordml/symex" xmlns:wpg="http://schemas.microsoft.com/office/word/2010/wordprocessingGroup" xmlns:wpi="http://schemas.microsoft.com/office/word/2010/wordprocessingInk" xmlns:wne="http://schemas.microsoft.com/office/word/2006/wordml" xmlns:wps="http://schemas.microsoft.com/office/word/2010/wordprocessingShape" mc:Ignorable="w14 w15 w16se w16cid w16 w16cex w16sdtdh wp14">
+<w:endnotes xmlns:wpc="http://schemas.microsoft.com/office/word/2010/wordprocessingCanvas" xmlns:mc="http://schemas.openxmlformats.org/markup-compatibility/2006" xmlns:o="urn:schemas-microsoft-com:office:office" xmlns:r="http://schemas.openxmlformats.org/officeDocument/2006/relationships" xmlns:m="http://schemas.openxmlformats.org/officeDocument/2006/math" xmlns:v="urn:schemas-microsoft-com:vml" xmlns:wp14="http://schemas.microsoft.com/office/word/2010/wordprocessingDrawing" xmlns:wp="http://schemas.openxmlformats.org/drawingml/2006/wordprocessingDrawing" xmlns:w10="urn:schemas-microsoft-com:office:word" xmlns:w="http://schemas.openxmlformats.org/wordprocessingml/2006/main" xmlns:w14="http://schemas.microsoft.com/office/word/2010/wordml" xmlns:w15="http://schemas.microsoft.com/office/word/2012/wordml" xmlns:wpg="http://schemas.microsoft.com/office/word/2010/wordprocessingGroup" xmlns:wpi="http://schemas.microsoft.com/office/word/2010/wordprocessingInk" xmlns:wne="http://schemas.microsoft.com/office/word/2006/wordml" xmlns:wps="http://schemas.microsoft.com/office/word/2010/wordprocessingShape" mc:Ignorable="w14 w15 wp14">
   <w:endnote w:type="separator" w:id="-1">
     <w:p>
       <w:r>
@@ -7800,7 +5476,7 @@
 </file>
 
 <file path=word/footer1.xml><?xml version="1.0" encoding="utf-8"?>
-<w:ftr xmlns:wpc="http://schemas.microsoft.com/office/word/2010/wordprocessingCanvas" xmlns:cx="http://schemas.microsoft.com/office/drawing/2014/chartex" xmlns:cx1="http://schemas.microsoft.com/office/drawing/2015/9/8/chartex" xmlns:cx2="http://schemas.microsoft.com/office/drawing/2015/10/21/chartex" xmlns:cx3="http://schemas.microsoft.com/office/drawing/2016/5/9/chartex" xmlns:cx4="http://schemas.microsoft.com/office/drawing/2016/5/10/chartex" xmlns:cx5="http://schemas.microsoft.com/office/drawing/2016/5/11/chartex" xmlns:cx6="http://schemas.microsoft.com/office/drawing/2016/5/12/chartex" xmlns:cx7="http://schemas.microsoft.com/office/drawing/2016/5/13/chartex" xmlns:cx8="http://schemas.microsoft.com/office/drawing/2016/5/14/chartex" xmlns:mc="http://schemas.openxmlformats.org/markup-compatibility/2006" xmlns:aink="http://schemas.microsoft.com/office/drawing/2016/ink" xmlns:am3d="http://schemas.microsoft.com/office/drawing/2017/model3d" xmlns:o="urn:schemas-microsoft-com:office:office" xmlns:r="http://schemas.openxmlformats.org/officeDocument/2006/relationships" xmlns:m="http://schemas.openxmlformats.org/officeDocument/2006/math" xmlns:v="urn:schemas-microsoft-com:vml" xmlns:wp14="http://schemas.microsoft.com/office/word/2010/wordprocessingDrawing" xmlns:wp="http://schemas.openxmlformats.org/drawingml/2006/wordprocessingDrawing" xmlns:w10="urn:schemas-microsoft-com:office:word" xmlns:w="http://schemas.openxmlformats.org/wordprocessingml/2006/main" xmlns:w14="http://schemas.microsoft.com/office/word/2010/wordml" xmlns:w15="http://schemas.microsoft.com/office/word/2012/wordml" xmlns:w16cex="http://schemas.microsoft.com/office/word/2018/wordml/cex" xmlns:w16cid="http://schemas.microsoft.com/office/word/2016/wordml/cid" xmlns:w16="http://schemas.microsoft.com/office/word/2018/wordml" xmlns:w16sdtdh="http://schemas.microsoft.com/office/word/2020/wordml/sdtdatahash" xmlns:w16se="http://schemas.microsoft.com/office/word/2015/wordml/symex" xmlns:wpg="http://schemas.microsoft.com/office/word/2010/wordprocessingGroup" xmlns:wpi="http://schemas.microsoft.com/office/word/2010/wordprocessingInk" xmlns:wne="http://schemas.microsoft.com/office/word/2006/wordml" xmlns:wps="http://schemas.microsoft.com/office/word/2010/wordprocessingShape" mc:Ignorable="w14 w15 w16se w16cid w16 w16cex w16sdtdh wp14">
+<w:ftr xmlns:wpc="http://schemas.microsoft.com/office/word/2010/wordprocessingCanvas" xmlns:mc="http://schemas.openxmlformats.org/markup-compatibility/2006" xmlns:o="urn:schemas-microsoft-com:office:office" xmlns:r="http://schemas.openxmlformats.org/officeDocument/2006/relationships" xmlns:m="http://schemas.openxmlformats.org/officeDocument/2006/math" xmlns:v="urn:schemas-microsoft-com:vml" xmlns:wp14="http://schemas.microsoft.com/office/word/2010/wordprocessingDrawing" xmlns:wp="http://schemas.openxmlformats.org/drawingml/2006/wordprocessingDrawing" xmlns:w10="urn:schemas-microsoft-com:office:word" xmlns:w="http://schemas.openxmlformats.org/wordprocessingml/2006/main" xmlns:w14="http://schemas.microsoft.com/office/word/2010/wordml" xmlns:w15="http://schemas.microsoft.com/office/word/2012/wordml" xmlns:wpg="http://schemas.microsoft.com/office/word/2010/wordprocessingGroup" xmlns:wpi="http://schemas.microsoft.com/office/word/2010/wordprocessingInk" xmlns:wne="http://schemas.microsoft.com/office/word/2006/wordml" xmlns:wps="http://schemas.microsoft.com/office/word/2010/wordprocessingShape" mc:Ignorable="w14 w15 wp14">
   <w:p>
     <w:pPr>
       <w:pStyle w:val="Rodap"/>
@@ -7888,7 +5564,7 @@
 </file>
 
 <file path=word/footnotes.xml><?xml version="1.0" encoding="utf-8"?>
-<w:footnotes xmlns:wpc="http://schemas.microsoft.com/office/word/2010/wordprocessingCanvas" xmlns:cx="http://schemas.microsoft.com/office/drawing/2014/chartex" xmlns:cx1="http://schemas.microsoft.com/office/drawing/2015/9/8/chartex" xmlns:cx2="http://schemas.microsoft.com/office/drawing/2015/10/21/chartex" xmlns:cx3="http://schemas.microsoft.com/office/drawing/2016/5/9/chartex" xmlns:cx4="http://schemas.microsoft.com/office/drawing/2016/5/10/chartex" xmlns:cx5="http://schemas.microsoft.com/office/drawing/2016/5/11/chartex" xmlns:cx6="http://schemas.microsoft.com/office/drawing/2016/5/12/chartex" xmlns:cx7="http://schemas.microsoft.com/office/drawing/2016/5/13/chartex" xmlns:cx8="http://schemas.microsoft.com/office/drawing/2016/5/14/chartex" xmlns:mc="http://schemas.openxmlformats.org/markup-compatibility/2006" xmlns:aink="http://schemas.microsoft.com/office/drawing/2016/ink" xmlns:am3d="http://schemas.microsoft.com/office/drawing/2017/model3d" xmlns:o="urn:schemas-microsoft-com:office:office" xmlns:r="http://schemas.openxmlformats.org/officeDocument/2006/relationships" xmlns:m="http://schemas.openxmlformats.org/officeDocument/2006/math" xmlns:v="urn:schemas-microsoft-com:vml" xmlns:wp14="http://schemas.microsoft.com/office/word/2010/wordprocessingDrawing" xmlns:wp="http://schemas.openxmlformats.org/drawingml/2006/wordprocessingDrawing" xmlns:w10="urn:schemas-microsoft-com:office:word" xmlns:w="http://schemas.openxmlformats.org/wordprocessingml/2006/main" xmlns:w14="http://schemas.microsoft.com/office/word/2010/wordml" xmlns:w15="http://schemas.microsoft.com/office/word/2012/wordml" xmlns:w16cex="http://schemas.microsoft.com/office/word/2018/wordml/cex" xmlns:w16cid="http://schemas.microsoft.com/office/word/2016/wordml/cid" xmlns:w16="http://schemas.microsoft.com/office/word/2018/wordml" xmlns:w16sdtdh="http://schemas.microsoft.com/office/word/2020/wordml/sdtdatahash" xmlns:w16se="http://schemas.microsoft.com/office/word/2015/wordml/symex" xmlns:wpg="http://schemas.microsoft.com/office/word/2010/wordprocessingGroup" xmlns:wpi="http://schemas.microsoft.com/office/word/2010/wordprocessingInk" xmlns:wne="http://schemas.microsoft.com/office/word/2006/wordml" xmlns:wps="http://schemas.microsoft.com/office/word/2010/wordprocessingShape" mc:Ignorable="w14 w15 w16se w16cid w16 w16cex w16sdtdh wp14">
+<w:footnotes xmlns:wpc="http://schemas.microsoft.com/office/word/2010/wordprocessingCanvas" xmlns:mc="http://schemas.openxmlformats.org/markup-compatibility/2006" xmlns:o="urn:schemas-microsoft-com:office:office" xmlns:r="http://schemas.openxmlformats.org/officeDocument/2006/relationships" xmlns:m="http://schemas.openxmlformats.org/officeDocument/2006/math" xmlns:v="urn:schemas-microsoft-com:vml" xmlns:wp14="http://schemas.microsoft.com/office/word/2010/wordprocessingDrawing" xmlns:wp="http://schemas.openxmlformats.org/drawingml/2006/wordprocessingDrawing" xmlns:w10="urn:schemas-microsoft-com:office:word" xmlns:w="http://schemas.openxmlformats.org/wordprocessingml/2006/main" xmlns:w14="http://schemas.microsoft.com/office/word/2010/wordml" xmlns:w15="http://schemas.microsoft.com/office/word/2012/wordml" xmlns:wpg="http://schemas.microsoft.com/office/word/2010/wordprocessingGroup" xmlns:wpi="http://schemas.microsoft.com/office/word/2010/wordprocessingInk" xmlns:wne="http://schemas.microsoft.com/office/word/2006/wordml" xmlns:wps="http://schemas.microsoft.com/office/word/2010/wordprocessingShape" mc:Ignorable="w14 w15 wp14">
   <w:footnote w:type="separator" w:id="-1">
     <w:p>
       <w:r>
@@ -7908,27 +5584,40 @@
       <w:pPr>
         <w:jc w:val="both"/>
         <w:rPr>
-          <w:rFonts w:ascii="Times New Roman" w:hAnsi="Times New Roman" w:cs="Times New Roman"/>
-          <w:sz w:val="16"/>
-          <w:szCs w:val="16"/>
+          <w:sz w:val="20"/>
+          <w:szCs w:val="20"/>
         </w:rPr>
       </w:pPr>
       <w:r>
         <w:rPr>
           <w:rStyle w:val="Refdenotaderodap"/>
-          <w:rFonts w:ascii="Times New Roman" w:hAnsi="Times New Roman" w:cs="Times New Roman"/>
-          <w:sz w:val="16"/>
-          <w:szCs w:val="16"/>
+          <w:sz w:val="20"/>
+          <w:szCs w:val="20"/>
         </w:rPr>
         <w:footnoteRef/>
       </w:r>
       <w:r>
         <w:rPr>
-          <w:rFonts w:ascii="Times New Roman" w:hAnsi="Times New Roman" w:cs="Times New Roman"/>
-          <w:sz w:val="16"/>
-          <w:szCs w:val="16"/>
-        </w:rPr>
-        <w:t>CONFORMIDADE SWGDRUG: O presente laudo aplica protocolo de identificação baseado na combinação de técnicas de Categorias A e C (SWGDRUG Rev. 8.1, 2022), satisfazendo o requisito de ao menos uma técnica confirmatória de Categoria A combinada com técnica de triagem de Categoria C para identificação definitiva. O FTIR-ATR, por figurar na Categoria A, constitui técnica confirmatória primária com poder discriminatório máximo, conferindo ao laudo o mais alto nível de certeza analítica previsto na literatura forense especializada.</w:t>
+          <w:b/>
+          <w:sz w:val="20"/>
+          <w:szCs w:val="20"/>
+        </w:rPr>
+        <w:t>Conformidade</w:t>
+      </w:r>
+      <w:r>
+        <w:rPr>
+          <w:b/>
+          <w:sz w:val="20"/>
+          <w:szCs w:val="20"/>
+        </w:rPr>
+        <w:t xml:space="preserve"> SWGDRUG</w:t>
+      </w:r>
+      <w:r>
+        <w:rPr>
+          <w:sz w:val="20"/>
+          <w:szCs w:val="20"/>
+        </w:rPr>
+        <w:t>: O presente laudo aplica protocolo de identificação baseado na combinação de técnicas de Categorias A e C (SWGDRUG Rev. 8.1, 2022), satisfazendo o requisito de ao menos uma técnica confirmatória de Categoria A combinada com técnica de triagem de Categoria C para identificação definitiva. O FTIR-ATR, por figurar na Categoria A, constitui técnica confirmatória primária com poder discriminatório máximo, conferindo ao laudo o mais alto nível de certeza analítica previsto na literatura forense especializada.</w:t>
       </w:r>
     </w:p>
   </w:footnote>
@@ -7937,129 +5626,94 @@
       <w:pPr>
         <w:jc w:val="both"/>
         <w:rPr>
-          <w:rFonts w:ascii="Times New Roman" w:hAnsi="Times New Roman" w:cs="Times New Roman"/>
-          <w:sz w:val="16"/>
-          <w:szCs w:val="16"/>
+          <w:sz w:val="20"/>
+          <w:szCs w:val="20"/>
         </w:rPr>
       </w:pPr>
       <w:r>
         <w:rPr>
           <w:rStyle w:val="Refdenotaderodap"/>
-          <w:rFonts w:ascii="Times New Roman" w:hAnsi="Times New Roman" w:cs="Times New Roman"/>
-          <w:sz w:val="16"/>
-          <w:szCs w:val="16"/>
+          <w:sz w:val="20"/>
+          <w:szCs w:val="20"/>
         </w:rPr>
         <w:footnoteRef/>
       </w:r>
       <w:r>
         <w:rPr>
-          <w:rFonts w:ascii="Times New Roman" w:eastAsia="Times New Roman" w:hAnsi="Times New Roman" w:cs="Times New Roman"/>
-          <w:sz w:val="16"/>
-          <w:szCs w:val="16"/>
-        </w:rPr>
-        <w:t xml:space="preserve">No item </w:t>
-      </w:r>
-      <w:r>
-        <w:rPr>
-          <w:rFonts w:ascii="Times New Roman" w:eastAsia="Times New Roman" w:hAnsi="Times New Roman" w:cs="Times New Roman"/>
-          <w:b/>
+          <w:sz w:val="20"/>
+          <w:szCs w:val="20"/>
+        </w:rPr>
+        <w:t xml:space="preserve">No material vegetal, a amostragem foi realizada por seleção de frações representativas do conjunto, observando-se critérios de semelhança morfológica, coloração, textura, odor, forma de acondicionamento e aparente homogeneidade do conteúdo. As frações foram obtidas de pontos distintos distribuídos ao longo do invólucro, assegurando representatividade do lote conforme </w:t>
+      </w:r>
+      <w:r>
+        <w:rPr>
           <w:bCs/>
-          <w:sz w:val="16"/>
-          <w:szCs w:val="16"/>
-        </w:rPr>
-        <w:t>c.</w:t>
-      </w:r>
-      <w:r>
-        <w:rPr>
-          <w:rFonts w:ascii="Times New Roman" w:eastAsia="Times New Roman" w:hAnsi="Times New Roman" w:cs="Times New Roman"/>
-          <w:sz w:val="16"/>
-          <w:szCs w:val="16"/>
-        </w:rPr>
-        <w:t xml:space="preserve"> (material vegetal), a amostragem foi realizada por seleção de frações representativas do conjunto, observando-se critérios de semelhança morfológica, coloração, textura, odor, forma de acondicionamento e aparente homogeneidade do conteúdo. As frações foram obtidas de pontos distintos distribuídos ao longo do invólucro, assegurando representatividade do lote conforme </w:t>
-      </w:r>
-      <w:r>
-        <w:rPr>
-          <w:rFonts w:ascii="Times New Roman" w:eastAsia="Times New Roman" w:hAnsi="Times New Roman" w:cs="Times New Roman"/>
-          <w:bCs/>
-          <w:sz w:val="16"/>
-          <w:szCs w:val="16"/>
+          <w:sz w:val="20"/>
+          <w:szCs w:val="20"/>
         </w:rPr>
         <w:t>UNODC ST/NAR/40 (2009)</w:t>
       </w:r>
       <w:r>
         <w:rPr>
-          <w:rFonts w:ascii="Times New Roman" w:eastAsia="Times New Roman" w:hAnsi="Times New Roman" w:cs="Times New Roman"/>
-          <w:sz w:val="16"/>
-          <w:szCs w:val="16"/>
+          <w:sz w:val="20"/>
+          <w:szCs w:val="20"/>
         </w:rPr>
         <w:t xml:space="preserve"> — protocolo específico para amostras vegetais de </w:t>
       </w:r>
       <w:r>
         <w:rPr>
-          <w:rFonts w:ascii="Times New Roman" w:eastAsia="Times New Roman" w:hAnsi="Times New Roman" w:cs="Times New Roman"/>
           <w:i/>
-          <w:sz w:val="16"/>
-          <w:szCs w:val="16"/>
+          <w:sz w:val="20"/>
+          <w:szCs w:val="20"/>
         </w:rPr>
         <w:t xml:space="preserve">Cannabis </w:t>
       </w:r>
       <w:proofErr w:type="gramStart"/>
       <w:r>
         <w:rPr>
-          <w:rFonts w:ascii="Times New Roman" w:eastAsia="Times New Roman" w:hAnsi="Times New Roman" w:cs="Times New Roman"/>
           <w:i/>
-          <w:sz w:val="16"/>
-          <w:szCs w:val="16"/>
+          <w:sz w:val="20"/>
+          <w:szCs w:val="20"/>
         </w:rPr>
         <w:t>sp</w:t>
       </w:r>
       <w:r>
         <w:rPr>
-          <w:rFonts w:ascii="Times New Roman" w:eastAsia="Times New Roman" w:hAnsi="Times New Roman" w:cs="Times New Roman"/>
           <w:i/>
-          <w:sz w:val="16"/>
-          <w:szCs w:val="16"/>
+          <w:sz w:val="20"/>
+          <w:szCs w:val="20"/>
         </w:rPr>
         <w:t>.</w:t>
       </w:r>
       <w:r>
         <w:rPr>
-          <w:rFonts w:ascii="Times New Roman" w:eastAsia="Times New Roman" w:hAnsi="Times New Roman" w:cs="Times New Roman"/>
-          <w:sz w:val="16"/>
-          <w:szCs w:val="16"/>
+          <w:sz w:val="20"/>
+          <w:szCs w:val="20"/>
         </w:rPr>
         <w:t>.</w:t>
       </w:r>
       <w:proofErr w:type="gramEnd"/>
       <w:r>
         <w:rPr>
-          <w:rFonts w:ascii="Times New Roman" w:eastAsia="Times New Roman" w:hAnsi="Times New Roman" w:cs="Times New Roman"/>
-          <w:sz w:val="16"/>
-          <w:szCs w:val="16"/>
+          <w:sz w:val="20"/>
+          <w:szCs w:val="20"/>
         </w:rPr>
         <w:t xml:space="preserve"> As</w:t>
       </w:r>
       <w:r>
-        <w:rPr>
-          <w:rFonts w:ascii="Times New Roman" w:eastAsia="Times New Roman" w:hAnsi="Times New Roman" w:cs="Times New Roman"/>
-          <w:sz w:val="24"/>
-          <w:szCs w:val="24"/>
-        </w:rPr>
         <w:t xml:space="preserve"> </w:t>
       </w:r>
       <w:r>
         <w:rPr>
-          <w:rFonts w:ascii="Times New Roman" w:eastAsia="Times New Roman" w:hAnsi="Times New Roman" w:cs="Times New Roman"/>
-          <w:sz w:val="16"/>
-          <w:szCs w:val="16"/>
+          <w:sz w:val="20"/>
+          <w:szCs w:val="20"/>
         </w:rPr>
         <w:t>frações selecionadas foram submetidas aos exames macroscópico-botânico, colorimétrico presuntivo e instrumental confirmatório</w:t>
       </w:r>
       <w:r>
         <w:rPr>
-          <w:rFonts w:ascii="Times New Roman" w:eastAsia="Times New Roman" w:hAnsi="Times New Roman" w:cs="Times New Roman"/>
-          <w:sz w:val="16"/>
-          <w:szCs w:val="16"/>
+          <w:sz w:val="20"/>
+          <w:szCs w:val="20"/>
         </w:rPr>
         <w:t>.</w:t>
       </w:r>
@@ -8070,33 +5724,29 @@
       <w:pPr>
         <w:jc w:val="both"/>
         <w:rPr>
-          <w:rFonts w:ascii="Times New Roman" w:hAnsi="Times New Roman" w:cs="Times New Roman"/>
-          <w:sz w:val="16"/>
-          <w:szCs w:val="16"/>
+          <w:sz w:val="20"/>
+          <w:szCs w:val="20"/>
         </w:rPr>
       </w:pPr>
       <w:r>
         <w:rPr>
           <w:rStyle w:val="Refdenotaderodap"/>
-          <w:rFonts w:ascii="Times New Roman" w:hAnsi="Times New Roman" w:cs="Times New Roman"/>
-          <w:sz w:val="16"/>
-          <w:szCs w:val="16"/>
+          <w:sz w:val="20"/>
+          <w:szCs w:val="20"/>
         </w:rPr>
         <w:footnoteRef/>
       </w:r>
       <w:r>
         <w:rPr>
-          <w:rFonts w:ascii="Times New Roman" w:hAnsi="Times New Roman" w:cs="Times New Roman"/>
-          <w:sz w:val="16"/>
-          <w:szCs w:val="16"/>
+          <w:sz w:val="20"/>
+          <w:szCs w:val="20"/>
         </w:rPr>
         <w:t xml:space="preserve"> </w:t>
       </w:r>
       <w:r>
         <w:rPr>
-          <w:rFonts w:ascii="Times New Roman" w:hAnsi="Times New Roman" w:cs="Times New Roman"/>
-          <w:sz w:val="16"/>
-          <w:szCs w:val="16"/>
+          <w:sz w:val="20"/>
+          <w:szCs w:val="20"/>
         </w:rPr>
         <w:t>Em material vegetal ressecado e/ou prensado, a preservação diferencial dos caracteres morfológicos é esperada e não reduz a validade do diagnóstico convergente, conforme preconizado pelo UNODC ST/NAR/40 (2009, Seção 3.2) e SWGDRUG Rev. 8.1 (2022).</w:t>
       </w:r>
@@ -8107,43 +5757,38 @@
       <w:pPr>
         <w:jc w:val="both"/>
         <w:rPr>
-          <w:rFonts w:ascii="Times New Roman" w:hAnsi="Times New Roman" w:cs="Times New Roman"/>
-          <w:sz w:val="16"/>
-          <w:szCs w:val="16"/>
+          <w:sz w:val="20"/>
+          <w:szCs w:val="20"/>
         </w:rPr>
       </w:pPr>
       <w:r>
         <w:rPr>
           <w:rStyle w:val="Refdenotaderodap"/>
-          <w:rFonts w:ascii="Times New Roman" w:hAnsi="Times New Roman" w:cs="Times New Roman"/>
-          <w:sz w:val="16"/>
-          <w:szCs w:val="16"/>
+          <w:sz w:val="20"/>
+          <w:szCs w:val="20"/>
         </w:rPr>
         <w:footnoteRef/>
       </w:r>
       <w:r>
         <w:rPr>
-          <w:rFonts w:ascii="Times New Roman" w:hAnsi="Times New Roman" w:cs="Times New Roman"/>
-          <w:sz w:val="16"/>
-          <w:szCs w:val="16"/>
+          <w:sz w:val="20"/>
+          <w:szCs w:val="20"/>
           <w:lang w:val="en-US"/>
         </w:rPr>
         <w:t xml:space="preserve"> </w:t>
       </w:r>
       <w:r>
         <w:rPr>
-          <w:rFonts w:ascii="Times New Roman" w:hAnsi="Times New Roman" w:cs="Times New Roman"/>
-          <w:sz w:val="16"/>
-          <w:szCs w:val="16"/>
+          <w:sz w:val="20"/>
+          <w:szCs w:val="20"/>
           <w:lang w:val="en-US"/>
         </w:rPr>
         <w:t xml:space="preserve">Ref.: Smith, B.C. Infrared Spectral Interpretation: A Systematic Approach. </w:t>
       </w:r>
       <w:r>
         <w:rPr>
-          <w:rFonts w:ascii="Times New Roman" w:hAnsi="Times New Roman" w:cs="Times New Roman"/>
-          <w:sz w:val="16"/>
-          <w:szCs w:val="16"/>
+          <w:sz w:val="20"/>
+          <w:szCs w:val="20"/>
         </w:rPr>
         <w:t>CRC Press, 1999. SENASP/MJ. POP nº 9.09. Brasília: MJSP, 2024.</w:t>
       </w:r>
@@ -8154,80 +5799,63 @@
       <w:pPr>
         <w:jc w:val="both"/>
         <w:rPr>
-          <w:rFonts w:ascii="Times New Roman" w:hAnsi="Times New Roman" w:cs="Times New Roman"/>
-          <w:sz w:val="16"/>
-          <w:szCs w:val="16"/>
+          <w:sz w:val="20"/>
+          <w:szCs w:val="20"/>
         </w:rPr>
       </w:pPr>
       <w:r>
         <w:rPr>
           <w:rStyle w:val="Refdenotaderodap"/>
-          <w:rFonts w:ascii="Times New Roman" w:hAnsi="Times New Roman" w:cs="Times New Roman"/>
-          <w:sz w:val="16"/>
-          <w:szCs w:val="16"/>
+          <w:sz w:val="20"/>
+          <w:szCs w:val="20"/>
         </w:rPr>
         <w:footnoteRef/>
       </w:r>
       <w:r>
         <w:rPr>
-          <w:rFonts w:ascii="Times New Roman" w:hAnsi="Times New Roman" w:cs="Times New Roman"/>
           <w:b/>
-          <w:color w:val="1F3864" w:themeColor="accent1" w:themeShade="80"/>
-          <w:sz w:val="16"/>
-          <w:szCs w:val="16"/>
-        </w:rPr>
-        <w:t>Preparo da amostra:</w:t>
-      </w:r>
-      <w:r>
-        <w:rPr>
-          <w:rFonts w:ascii="Times New Roman" w:hAnsi="Times New Roman" w:cs="Times New Roman"/>
-          <w:b/>
-          <w:sz w:val="16"/>
-          <w:szCs w:val="16"/>
-        </w:rPr>
-        <w:t xml:space="preserve"> </w:t>
-      </w:r>
-      <w:r>
-        <w:rPr>
-          <w:rFonts w:ascii="Times New Roman" w:hAnsi="Times New Roman" w:cs="Times New Roman"/>
-          <w:sz w:val="16"/>
-          <w:szCs w:val="16"/>
+          <w:color w:val="000000" w:themeColor="text1"/>
+          <w:sz w:val="20"/>
+          <w:szCs w:val="20"/>
+        </w:rPr>
+        <w:t xml:space="preserve">Preparo da amostra: </w:t>
+      </w:r>
+      <w:r>
+        <w:rPr>
+          <w:sz w:val="20"/>
+          <w:szCs w:val="20"/>
         </w:rPr>
         <w:t xml:space="preserve">Diferentemente da leitura direta empregada para materiais sólidos, a fração vegetal foi submetida a extração prévia em metanol grau P.A., conforme POP-QUIM-042 (V 2.0, 24/06/2026). Em razão da diferença de matriz entre o extrato </w:t>
       </w:r>
       <w:proofErr w:type="spellStart"/>
       <w:r>
         <w:rPr>
-          <w:rFonts w:ascii="Times New Roman" w:hAnsi="Times New Roman" w:cs="Times New Roman"/>
-          <w:sz w:val="16"/>
-          <w:szCs w:val="16"/>
+          <w:sz w:val="20"/>
+          <w:szCs w:val="20"/>
         </w:rPr>
         <w:t>metanólico</w:t>
       </w:r>
       <w:proofErr w:type="spellEnd"/>
       <w:r>
         <w:rPr>
-          <w:rFonts w:ascii="Times New Roman" w:hAnsi="Times New Roman" w:cs="Times New Roman"/>
-          <w:sz w:val="16"/>
-          <w:szCs w:val="16"/>
+          <w:sz w:val="20"/>
+          <w:szCs w:val="20"/>
         </w:rPr>
         <w:t xml:space="preserve"> questionado e os espectros de referência da biblioteca (obtidos a partir de substância sólida pura, sem extração prévia), observa-se redução esperada do índice de correspondência (Hit </w:t>
       </w:r>
       <w:proofErr w:type="spellStart"/>
       <w:r>
         <w:rPr>
-          <w:rFonts w:ascii="Times New Roman" w:hAnsi="Times New Roman" w:cs="Times New Roman"/>
-          <w:sz w:val="16"/>
-          <w:szCs w:val="16"/>
+          <w:sz w:val="20"/>
+          <w:szCs w:val="20"/>
         </w:rPr>
         <w:t>Quality</w:t>
       </w:r>
       <w:proofErr w:type="spellEnd"/>
       <w:r>
         <w:rPr>
-          <w:rFonts w:ascii="Times New Roman" w:hAnsi="Times New Roman" w:cs="Times New Roman"/>
-          <w:sz w:val="16"/>
-          <w:szCs w:val="16"/>
+          <w:sz w:val="20"/>
+          <w:szCs w:val="20"/>
         </w:rPr>
         <w:t>) frente a leituras diretas, sem que isso comprometa a validade da identificação das bandas diagnósticas específicas do Δ9-THC, avaliadas por comparação visual obrigatória conforme POP SENASP nº 9.09 (2024, §5).</w:t>
       </w:r>
@@ -8240,137 +5868,170 @@
         <w:spacing w:before="80" w:after="80"/>
         <w:jc w:val="both"/>
         <w:rPr>
-          <w:rFonts w:ascii="Times New Roman" w:hAnsi="Times New Roman" w:cs="Times New Roman"/>
-          <w:sz w:val="16"/>
-          <w:szCs w:val="16"/>
+          <w:sz w:val="20"/>
+          <w:szCs w:val="20"/>
         </w:rPr>
       </w:pPr>
       <w:r>
         <w:rPr>
           <w:rStyle w:val="Refdenotaderodap"/>
-          <w:rFonts w:ascii="Times New Roman" w:hAnsi="Times New Roman" w:cs="Times New Roman"/>
-          <w:sz w:val="16"/>
-          <w:szCs w:val="16"/>
+          <w:sz w:val="20"/>
+          <w:szCs w:val="20"/>
         </w:rPr>
         <w:footnoteRef/>
       </w:r>
       <w:r>
         <w:rPr>
-          <w:rFonts w:ascii="Times New Roman" w:hAnsi="Times New Roman" w:cs="Times New Roman"/>
-          <w:sz w:val="16"/>
-          <w:szCs w:val="16"/>
-        </w:rPr>
-        <w:t xml:space="preserve"> (i) </w:t>
-      </w:r>
-      <w:r>
-        <w:rPr>
-          <w:rFonts w:ascii="Times New Roman" w:hAnsi="Times New Roman" w:cs="Times New Roman"/>
-          <w:sz w:val="16"/>
-          <w:szCs w:val="16"/>
+          <w:sz w:val="20"/>
+          <w:szCs w:val="20"/>
+        </w:rPr>
+        <w:t xml:space="preserve"> </w:t>
+      </w:r>
+      <w:r>
+        <w:rPr>
+          <w:b/>
+          <w:sz w:val="20"/>
+          <w:szCs w:val="20"/>
+        </w:rPr>
+        <w:t>(i)</w:t>
+      </w:r>
+      <w:r>
+        <w:rPr>
+          <w:sz w:val="20"/>
+          <w:szCs w:val="20"/>
+        </w:rPr>
+        <w:t xml:space="preserve"> </w:t>
+      </w:r>
+      <w:r>
+        <w:rPr>
+          <w:sz w:val="20"/>
+          <w:szCs w:val="20"/>
         </w:rPr>
         <w:t xml:space="preserve">O presente exame possui natureza </w:t>
       </w:r>
       <w:r>
         <w:rPr>
-          <w:rFonts w:ascii="Times New Roman" w:hAnsi="Times New Roman" w:cs="Times New Roman"/>
           <w:b/>
           <w:bCs/>
-          <w:sz w:val="16"/>
-          <w:szCs w:val="16"/>
+          <w:sz w:val="20"/>
+          <w:szCs w:val="20"/>
         </w:rPr>
         <w:t>qualitativa</w:t>
       </w:r>
       <w:r>
         <w:rPr>
-          <w:rFonts w:ascii="Times New Roman" w:hAnsi="Times New Roman" w:cs="Times New Roman"/>
-          <w:sz w:val="16"/>
-          <w:szCs w:val="16"/>
+          <w:sz w:val="20"/>
+          <w:szCs w:val="20"/>
         </w:rPr>
         <w:t>, destinando-se à identificação da natureza química das amostras analisadas. Não compreende, no escopo deste laudo, determinação de pureza, dosagem quantitativa do princípio ativo ou pesquisa sistemática de diluentes, adulterantes e contaminantes por método quantitativo.</w:t>
       </w:r>
       <w:r>
         <w:rPr>
-          <w:rFonts w:ascii="Times New Roman" w:hAnsi="Times New Roman" w:cs="Times New Roman"/>
-          <w:sz w:val="16"/>
-          <w:szCs w:val="16"/>
-        </w:rPr>
-        <w:t xml:space="preserve"> (</w:t>
+          <w:sz w:val="20"/>
+          <w:szCs w:val="20"/>
+        </w:rPr>
+        <w:t xml:space="preserve"> </w:t>
+      </w:r>
+      <w:r>
+        <w:rPr>
+          <w:b/>
+          <w:sz w:val="20"/>
+          <w:szCs w:val="20"/>
+        </w:rPr>
+        <w:t>(</w:t>
       </w:r>
       <w:proofErr w:type="spellStart"/>
       <w:r>
         <w:rPr>
-          <w:rFonts w:ascii="Times New Roman" w:hAnsi="Times New Roman" w:cs="Times New Roman"/>
-          <w:sz w:val="16"/>
-          <w:szCs w:val="16"/>
+          <w:b/>
+          <w:sz w:val="20"/>
+          <w:szCs w:val="20"/>
         </w:rPr>
         <w:t>ii</w:t>
       </w:r>
       <w:proofErr w:type="spellEnd"/>
       <w:r>
         <w:rPr>
-          <w:rFonts w:ascii="Times New Roman" w:hAnsi="Times New Roman" w:cs="Times New Roman"/>
-          <w:sz w:val="16"/>
-          <w:szCs w:val="16"/>
-        </w:rPr>
-        <w:t xml:space="preserve">) </w:t>
-      </w:r>
-      <w:r>
-        <w:rPr>
-          <w:rFonts w:ascii="Times New Roman" w:hAnsi="Times New Roman" w:cs="Times New Roman"/>
-          <w:sz w:val="16"/>
-          <w:szCs w:val="16"/>
+          <w:b/>
+          <w:sz w:val="20"/>
+          <w:szCs w:val="20"/>
+        </w:rPr>
+        <w:t>)</w:t>
+      </w:r>
+      <w:r>
+        <w:rPr>
+          <w:sz w:val="20"/>
+          <w:szCs w:val="20"/>
+        </w:rPr>
+        <w:t xml:space="preserve"> </w:t>
+      </w:r>
+      <w:r>
+        <w:rPr>
+          <w:sz w:val="20"/>
+          <w:szCs w:val="20"/>
         </w:rPr>
         <w:t xml:space="preserve">As massas declaradas referem-se à </w:t>
       </w:r>
       <w:r>
         <w:rPr>
-          <w:rFonts w:ascii="Times New Roman" w:hAnsi="Times New Roman" w:cs="Times New Roman"/>
           <w:b/>
           <w:bCs/>
-          <w:sz w:val="16"/>
-          <w:szCs w:val="16"/>
+          <w:sz w:val="20"/>
+          <w:szCs w:val="20"/>
         </w:rPr>
         <w:t>massa bruta</w:t>
       </w:r>
       <w:r>
         <w:rPr>
-          <w:rFonts w:ascii="Times New Roman" w:hAnsi="Times New Roman" w:cs="Times New Roman"/>
-          <w:sz w:val="16"/>
-          <w:szCs w:val="16"/>
+          <w:sz w:val="20"/>
+          <w:szCs w:val="20"/>
         </w:rPr>
         <w:t xml:space="preserve"> do material apreendido, incluindo o acondicionamento e eventuais adulterantes.</w:t>
       </w:r>
       <w:r>
         <w:rPr>
-          <w:rFonts w:ascii="Times New Roman" w:hAnsi="Times New Roman" w:cs="Times New Roman"/>
-          <w:sz w:val="16"/>
-          <w:szCs w:val="16"/>
-        </w:rPr>
-        <w:t xml:space="preserve"> (</w:t>
+          <w:sz w:val="20"/>
+          <w:szCs w:val="20"/>
+        </w:rPr>
+        <w:t xml:space="preserve"> </w:t>
+      </w:r>
+      <w:r>
+        <w:rPr>
+          <w:b/>
+          <w:sz w:val="20"/>
+          <w:szCs w:val="20"/>
+        </w:rPr>
+        <w:t>(</w:t>
       </w:r>
       <w:proofErr w:type="spellStart"/>
       <w:r>
         <w:rPr>
-          <w:rFonts w:ascii="Times New Roman" w:hAnsi="Times New Roman" w:cs="Times New Roman"/>
-          <w:sz w:val="16"/>
-          <w:szCs w:val="16"/>
+          <w:b/>
+          <w:sz w:val="20"/>
+          <w:szCs w:val="20"/>
         </w:rPr>
         <w:t>iii</w:t>
       </w:r>
       <w:proofErr w:type="spellEnd"/>
       <w:r>
         <w:rPr>
-          <w:rFonts w:ascii="Times New Roman" w:hAnsi="Times New Roman" w:cs="Times New Roman"/>
-          <w:sz w:val="16"/>
-          <w:szCs w:val="16"/>
-        </w:rPr>
-        <w:t xml:space="preserve">) </w:t>
-      </w:r>
-      <w:r>
-        <w:rPr>
-          <w:rFonts w:ascii="Times New Roman" w:hAnsi="Times New Roman" w:cs="Times New Roman"/>
-          <w:sz w:val="16"/>
-          <w:szCs w:val="16"/>
+          <w:b/>
+          <w:sz w:val="20"/>
+          <w:szCs w:val="20"/>
+        </w:rPr>
+        <w:t>)</w:t>
+      </w:r>
+      <w:r>
+        <w:rPr>
+          <w:sz w:val="20"/>
+          <w:szCs w:val="20"/>
+        </w:rPr>
+        <w:t xml:space="preserve"> </w:t>
+      </w:r>
+      <w:r>
+        <w:rPr>
+          <w:sz w:val="20"/>
+          <w:szCs w:val="20"/>
         </w:rPr>
         <w:t>Os resultados referem-se exclusivamente às frações amostradas submetidas à análise. A inferência de homogeneidade ao lote completo baseia-se nos critérios de representatividade amostral descritos na seção 1.1 e é limitada pela natureza qualitativa do exame.</w:t>
       </w:r>
@@ -8380,19 +6041,17 @@
 </file>
 
 <file path=word/header1.xml><?xml version="1.0" encoding="utf-8"?>
-<w:hdr xmlns:wpc="http://schemas.microsoft.com/office/word/2010/wordprocessingCanvas" xmlns:cx="http://schemas.microsoft.com/office/drawing/2014/chartex" xmlns:cx1="http://schemas.microsoft.com/office/drawing/2015/9/8/chartex" xmlns:cx2="http://schemas.microsoft.com/office/drawing/2015/10/21/chartex" xmlns:cx3="http://schemas.microsoft.com/office/drawing/2016/5/9/chartex" xmlns:cx4="http://schemas.microsoft.com/office/drawing/2016/5/10/chartex" xmlns:cx5="http://schemas.microsoft.com/office/drawing/2016/5/11/chartex" xmlns:cx6="http://schemas.microsoft.com/office/drawing/2016/5/12/chartex" xmlns:cx7="http://schemas.microsoft.com/office/drawing/2016/5/13/chartex" xmlns:cx8="http://schemas.microsoft.com/office/drawing/2016/5/14/chartex" xmlns:mc="http://schemas.openxmlformats.org/markup-compatibility/2006" xmlns:aink="http://schemas.microsoft.com/office/drawing/2016/ink" xmlns:am3d="http://schemas.microsoft.com/office/drawing/2017/model3d" xmlns:o="urn:schemas-microsoft-com:office:office" xmlns:r="http://schemas.openxmlformats.org/officeDocument/2006/relationships" xmlns:m="http://schemas.openxmlformats.org/officeDocument/2006/math" xmlns:v="urn:schemas-microsoft-com:vml" xmlns:wp14="http://schemas.microsoft.com/office/word/2010/wordprocessingDrawing" xmlns:wp="http://schemas.openxmlformats.org/drawingml/2006/wordprocessingDrawing" xmlns:w10="urn:schemas-microsoft-com:office:word" xmlns:w="http://schemas.openxmlformats.org/wordprocessingml/2006/main" xmlns:w14="http://schemas.microsoft.com/office/word/2010/wordml" xmlns:w15="http://schemas.microsoft.com/office/word/2012/wordml" xmlns:w16cex="http://schemas.microsoft.com/office/word/2018/wordml/cex" xmlns:w16cid="http://schemas.microsoft.com/office/word/2016/wordml/cid" xmlns:w16="http://schemas.microsoft.com/office/word/2018/wordml" xmlns:w16sdtdh="http://schemas.microsoft.com/office/word/2020/wordml/sdtdatahash" xmlns:w16se="http://schemas.microsoft.com/office/word/2015/wordml/symex" xmlns:wpg="http://schemas.microsoft.com/office/word/2010/wordprocessingGroup" xmlns:wpi="http://schemas.microsoft.com/office/word/2010/wordprocessingInk" xmlns:wne="http://schemas.microsoft.com/office/word/2006/wordml" xmlns:wps="http://schemas.microsoft.com/office/word/2010/wordprocessingShape" mc:Ignorable="w14 w15 w16se w16cid w16 w16cex w16sdtdh wp14">
+<w:hdr xmlns:wpc="http://schemas.microsoft.com/office/word/2010/wordprocessingCanvas" xmlns:mc="http://schemas.openxmlformats.org/markup-compatibility/2006" xmlns:o="urn:schemas-microsoft-com:office:office" xmlns:r="http://schemas.openxmlformats.org/officeDocument/2006/relationships" xmlns:m="http://schemas.openxmlformats.org/officeDocument/2006/math" xmlns:v="urn:schemas-microsoft-com:vml" xmlns:wp14="http://schemas.microsoft.com/office/word/2010/wordprocessingDrawing" xmlns:wp="http://schemas.openxmlformats.org/drawingml/2006/wordprocessingDrawing" xmlns:w10="urn:schemas-microsoft-com:office:word" xmlns:w="http://schemas.openxmlformats.org/wordprocessingml/2006/main" xmlns:w14="http://schemas.microsoft.com/office/word/2010/wordml" xmlns:w15="http://schemas.microsoft.com/office/word/2012/wordml" xmlns:wpg="http://schemas.microsoft.com/office/word/2010/wordprocessingGroup" xmlns:wpi="http://schemas.microsoft.com/office/word/2010/wordprocessingInk" xmlns:wne="http://schemas.microsoft.com/office/word/2006/wordml" xmlns:wps="http://schemas.microsoft.com/office/word/2010/wordprocessingShape" mc:Ignorable="w14 w15 wp14">
   <w:p>
     <w:pPr>
       <w:jc w:val="center"/>
       <w:rPr>
-        <w:rFonts w:ascii="Times New Roman" w:hAnsi="Times New Roman" w:cs="Times New Roman"/>
         <w:sz w:val="20"/>
         <w:szCs w:val="20"/>
       </w:rPr>
     </w:pPr>
     <w:r>
       <w:rPr>
-        <w:rFonts w:ascii="Times New Roman" w:hAnsi="Times New Roman" w:cs="Times New Roman"/>
         <w:b/>
         <w:sz w:val="20"/>
         <w:szCs w:val="20"/>
@@ -8401,7 +6060,6 @@
     </w:r>
     <w:r>
       <w:rPr>
-        <w:rFonts w:ascii="Times New Roman" w:hAnsi="Times New Roman" w:cs="Times New Roman"/>
         <w:sz w:val="20"/>
         <w:szCs w:val="20"/>
       </w:rPr>
@@ -8409,7 +6067,6 @@
     </w:r>
     <w:r>
       <w:rPr>
-        <w:rFonts w:ascii="Times New Roman" w:hAnsi="Times New Roman" w:cs="Times New Roman"/>
         <w:bCs/>
         <w:sz w:val="20"/>
         <w:szCs w:val="20"/>
@@ -8418,7 +6075,6 @@
     </w:r>
     <w:r>
       <w:rPr>
-        <w:rFonts w:ascii="Times New Roman" w:hAnsi="Times New Roman" w:cs="Times New Roman"/>
         <w:b/>
         <w:sz w:val="20"/>
         <w:szCs w:val="20"/>
@@ -8427,7 +6083,6 @@
     </w:r>
     <w:r>
       <w:rPr>
-        <w:rFonts w:ascii="Times New Roman" w:hAnsi="Times New Roman" w:cs="Times New Roman"/>
         <w:b/>
         <w:bCs/>
         <w:sz w:val="20"/>
@@ -8437,7 +6092,6 @@
     </w:r>
     <w:r>
       <w:rPr>
-        <w:rFonts w:ascii="Times New Roman" w:hAnsi="Times New Roman" w:cs="Times New Roman"/>
         <w:sz w:val="20"/>
         <w:szCs w:val="20"/>
       </w:rPr>
@@ -8445,7 +6099,6 @@
     </w:r>
     <w:r>
       <w:rPr>
-        <w:rFonts w:ascii="Times New Roman" w:hAnsi="Times New Roman" w:cs="Times New Roman"/>
         <w:b/>
         <w:sz w:val="20"/>
         <w:szCs w:val="20"/>
@@ -8454,7 +6107,6 @@
     </w:r>
     <w:r>
       <w:rPr>
-        <w:rFonts w:ascii="Times New Roman" w:hAnsi="Times New Roman" w:cs="Times New Roman"/>
         <w:b/>
         <w:sz w:val="20"/>
         <w:szCs w:val="20"/>
@@ -8463,7 +6115,6 @@
     </w:r>
     <w:r>
       <w:rPr>
-        <w:rFonts w:ascii="Times New Roman" w:hAnsi="Times New Roman" w:cs="Times New Roman"/>
         <w:b/>
         <w:sz w:val="20"/>
         <w:szCs w:val="20"/>
@@ -8472,17 +6123,15 @@
     </w:r>
     <w:r>
       <w:rPr>
-        <w:rFonts w:ascii="Times New Roman" w:hAnsi="Times New Roman" w:cs="Times New Roman"/>
         <w:b/>
         <w:noProof/>
         <w:sz w:val="20"/>
         <w:szCs w:val="20"/>
       </w:rPr>
-      <w:t>[N]</w:t>
+      <w:t>9</w:t>
     </w:r>
     <w:r>
       <w:rPr>
-        <w:rFonts w:ascii="Times New Roman" w:hAnsi="Times New Roman" w:cs="Times New Roman"/>
         <w:b/>
         <w:sz w:val="20"/>
         <w:szCs w:val="20"/>
@@ -8491,7 +6140,6 @@
     </w:r>
     <w:r>
       <w:rPr>
-        <w:rFonts w:ascii="Times New Roman" w:hAnsi="Times New Roman" w:cs="Times New Roman"/>
         <w:sz w:val="20"/>
         <w:szCs w:val="20"/>
       </w:rPr>
@@ -8499,7 +6147,6 @@
     </w:r>
     <w:r>
       <w:rPr>
-        <w:rFonts w:ascii="Times New Roman" w:hAnsi="Times New Roman" w:cs="Times New Roman"/>
         <w:b/>
         <w:sz w:val="20"/>
         <w:szCs w:val="20"/>
@@ -8508,7 +6155,6 @@
     </w:r>
     <w:r>
       <w:rPr>
-        <w:rFonts w:ascii="Times New Roman" w:hAnsi="Times New Roman" w:cs="Times New Roman"/>
         <w:b/>
         <w:sz w:val="20"/>
         <w:szCs w:val="20"/>
@@ -8517,7 +6163,6 @@
     </w:r>
     <w:r>
       <w:rPr>
-        <w:rFonts w:ascii="Times New Roman" w:hAnsi="Times New Roman" w:cs="Times New Roman"/>
         <w:b/>
         <w:sz w:val="20"/>
         <w:szCs w:val="20"/>
@@ -8526,17 +6171,15 @@
     </w:r>
     <w:r>
       <w:rPr>
-        <w:rFonts w:ascii="Times New Roman" w:hAnsi="Times New Roman" w:cs="Times New Roman"/>
         <w:b/>
         <w:noProof/>
         <w:sz w:val="20"/>
         <w:szCs w:val="20"/>
       </w:rPr>
-      <w:t>[N]</w:t>
+      <w:t>9</w:t>
     </w:r>
     <w:r>
       <w:rPr>
-        <w:rFonts w:ascii="Times New Roman" w:hAnsi="Times New Roman" w:cs="Times New Roman"/>
         <w:b/>
         <w:sz w:val="20"/>
         <w:szCs w:val="20"/>
@@ -8553,7 +6196,7 @@
 </file>
 
 <file path=word/header2.xml><?xml version="1.0" encoding="utf-8"?>
-<w:hdr xmlns:wpc="http://schemas.microsoft.com/office/word/2010/wordprocessingCanvas" xmlns:cx="http://schemas.microsoft.com/office/drawing/2014/chartex" xmlns:cx1="http://schemas.microsoft.com/office/drawing/2015/9/8/chartex" xmlns:cx2="http://schemas.microsoft.com/office/drawing/2015/10/21/chartex" xmlns:cx3="http://schemas.microsoft.com/office/drawing/2016/5/9/chartex" xmlns:cx4="http://schemas.microsoft.com/office/drawing/2016/5/10/chartex" xmlns:cx5="http://schemas.microsoft.com/office/drawing/2016/5/11/chartex" xmlns:cx6="http://schemas.microsoft.com/office/drawing/2016/5/12/chartex" xmlns:cx7="http://schemas.microsoft.com/office/drawing/2016/5/13/chartex" xmlns:cx8="http://schemas.microsoft.com/office/drawing/2016/5/14/chartex" xmlns:mc="http://schemas.openxmlformats.org/markup-compatibility/2006" xmlns:aink="http://schemas.microsoft.com/office/drawing/2016/ink" xmlns:am3d="http://schemas.microsoft.com/office/drawing/2017/model3d" xmlns:o="urn:schemas-microsoft-com:office:office" xmlns:r="http://schemas.openxmlformats.org/officeDocument/2006/relationships" xmlns:m="http://schemas.openxmlformats.org/officeDocument/2006/math" xmlns:v="urn:schemas-microsoft-com:vml" xmlns:wp14="http://schemas.microsoft.com/office/word/2010/wordprocessingDrawing" xmlns:wp="http://schemas.openxmlformats.org/drawingml/2006/wordprocessingDrawing" xmlns:w10="urn:schemas-microsoft-com:office:word" xmlns:w="http://schemas.openxmlformats.org/wordprocessingml/2006/main" xmlns:w14="http://schemas.microsoft.com/office/word/2010/wordml" xmlns:w15="http://schemas.microsoft.com/office/word/2012/wordml" xmlns:w16cex="http://schemas.microsoft.com/office/word/2018/wordml/cex" xmlns:w16cid="http://schemas.microsoft.com/office/word/2016/wordml/cid" xmlns:w16="http://schemas.microsoft.com/office/word/2018/wordml" xmlns:w16sdtdh="http://schemas.microsoft.com/office/word/2020/wordml/sdtdatahash" xmlns:w16se="http://schemas.microsoft.com/office/word/2015/wordml/symex" xmlns:wpg="http://schemas.microsoft.com/office/word/2010/wordprocessingGroup" xmlns:wpi="http://schemas.microsoft.com/office/word/2010/wordprocessingInk" xmlns:wne="http://schemas.microsoft.com/office/word/2006/wordml" xmlns:wps="http://schemas.microsoft.com/office/word/2010/wordprocessingShape" mc:Ignorable="w14 w15 w16se w16cid w16 w16cex w16sdtdh wp14">
+<w:hdr xmlns:wpc="http://schemas.microsoft.com/office/word/2010/wordprocessingCanvas" xmlns:mc="http://schemas.openxmlformats.org/markup-compatibility/2006" xmlns:o="urn:schemas-microsoft-com:office:office" xmlns:r="http://schemas.openxmlformats.org/officeDocument/2006/relationships" xmlns:m="http://schemas.openxmlformats.org/officeDocument/2006/math" xmlns:v="urn:schemas-microsoft-com:vml" xmlns:wp14="http://schemas.microsoft.com/office/word/2010/wordprocessingDrawing" xmlns:wp="http://schemas.openxmlformats.org/drawingml/2006/wordprocessingDrawing" xmlns:w10="urn:schemas-microsoft-com:office:word" xmlns:w="http://schemas.openxmlformats.org/wordprocessingml/2006/main" xmlns:w14="http://schemas.microsoft.com/office/word/2010/wordml" xmlns:w15="http://schemas.microsoft.com/office/word/2012/wordml" xmlns:wpg="http://schemas.microsoft.com/office/word/2010/wordprocessingGroup" xmlns:wpi="http://schemas.microsoft.com/office/word/2010/wordprocessingInk" xmlns:wne="http://schemas.microsoft.com/office/word/2006/wordml" xmlns:wps="http://schemas.microsoft.com/office/word/2010/wordprocessingShape" mc:Ignorable="w14 w15 wp14">
   <w:tbl>
     <w:tblPr>
       <w:tblW w:w="9464" w:type="dxa"/>
@@ -8669,90 +6312,14 @@
           <w:pPr>
             <w:pStyle w:val="Contedodatabela"/>
             <w:ind w:left="-57" w:right="-51"/>
-            <w:jc w:val="center"/>
             <w:rPr>
               <w:rFonts w:cs="Times New Roman"/>
             </w:rPr>
           </w:pPr>
           <w:r>
             <w:rPr>
-              <w:noProof/>
-              <w:lang w:eastAsia="pt-BR" w:bidi="ar-SA"/>
-            </w:rPr>
-            <w:drawing>
-              <wp:anchor distT="0" distB="0" distL="114300" distR="114300" simplePos="0" relativeHeight="251667456" behindDoc="0" locked="0" layoutInCell="1" allowOverlap="1" wp14:anchorId="1671B462" wp14:editId="2321E2CE">
-                <wp:simplePos x="0" y="0"/>
-                <wp:positionH relativeFrom="margin">
-                  <wp:posOffset>4217670</wp:posOffset>
-                </wp:positionH>
-                <wp:positionV relativeFrom="paragraph">
-                  <wp:posOffset>-119380</wp:posOffset>
-                </wp:positionV>
-                <wp:extent cx="871220" cy="1007745"/>
-                <wp:effectExtent l="0" t="0" r="5080" b="1905"/>
-                <wp:wrapThrough wrapText="bothSides">
-                  <wp:wrapPolygon edited="0">
-                    <wp:start x="0" y="0"/>
-                    <wp:lineTo x="0" y="21233"/>
-                    <wp:lineTo x="21254" y="21233"/>
-                    <wp:lineTo x="21254" y="0"/>
-                    <wp:lineTo x="0" y="0"/>
-                  </wp:wrapPolygon>
-                </wp:wrapThrough>
-                <wp:docPr id="276" name="Imagem 1" descr="Desenho de personagem de desenho animado  Descrição gerada automaticamente com confiança média"/>
-                <wp:cNvGraphicFramePr>
-                  <a:graphicFrameLocks xmlns:a="http://schemas.openxmlformats.org/drawingml/2006/main" noChangeAspect="1"/>
-                </wp:cNvGraphicFramePr>
-                <a:graphic xmlns:a="http://schemas.openxmlformats.org/drawingml/2006/main">
-                  <a:graphicData uri="http://schemas.openxmlformats.org/drawingml/2006/picture">
-                    <pic:pic xmlns:pic="http://schemas.openxmlformats.org/drawingml/2006/picture">
-                      <pic:nvPicPr>
-                        <pic:cNvPr id="1721134989" name="Imagem 1" descr="Desenho de personagem de desenho animado  Descrição gerada automaticamente com confiança média"/>
-                        <pic:cNvPicPr>
-                          <a:picLocks noChangeAspect="1" noChangeArrowheads="1"/>
-                        </pic:cNvPicPr>
-                      </pic:nvPicPr>
-                      <pic:blipFill>
-                        <a:blip r:embed="rId2">
-                          <a:extLst>
-                            <a:ext uri="{28A0092B-C50C-407E-A947-70E740481C1C}">
-                              <a14:useLocalDpi xmlns:a14="http://schemas.microsoft.com/office/drawing/2010/main" val="0"/>
-                            </a:ext>
-                          </a:extLst>
-                        </a:blip>
-                        <a:srcRect/>
-                        <a:stretch>
-                          <a:fillRect/>
-                        </a:stretch>
-                      </pic:blipFill>
-                      <pic:spPr bwMode="auto">
-                        <a:xfrm>
-                          <a:off x="0" y="0"/>
-                          <a:ext cx="871220" cy="1007745"/>
-                        </a:xfrm>
-                        <a:prstGeom prst="rect">
-                          <a:avLst/>
-                        </a:prstGeom>
-                        <a:noFill/>
-                        <a:ln>
-                          <a:noFill/>
-                        </a:ln>
-                      </pic:spPr>
-                    </pic:pic>
-                  </a:graphicData>
-                </a:graphic>
-                <wp14:sizeRelH relativeFrom="page">
-                  <wp14:pctWidth>0</wp14:pctWidth>
-                </wp14:sizeRelH>
-                <wp14:sizeRelV relativeFrom="page">
-                  <wp14:pctHeight>0</wp14:pctHeight>
-                </wp14:sizeRelV>
-              </wp:anchor>
-            </w:drawing>
-          </w:r>
-          <w:r>
-            <w:rPr>
               <w:rFonts w:cs="Times New Roman"/>
+              <w:b/>
               <w:bCs/>
             </w:rPr>
             <w:t>GOVERNO DO ESTADO DO PIAUÍ</w:t>
@@ -8762,7 +6329,6 @@
           <w:pPr>
             <w:pStyle w:val="Contedodatabela"/>
             <w:ind w:left="-57" w:right="940"/>
-            <w:jc w:val="center"/>
             <w:rPr>
               <w:rFonts w:cs="Times New Roman"/>
             </w:rPr>
@@ -8778,7 +6344,6 @@
           <w:pPr>
             <w:pStyle w:val="Contedodatabela"/>
             <w:ind w:left="-57" w:right="-56"/>
-            <w:jc w:val="center"/>
             <w:rPr>
               <w:rFonts w:cs="Times New Roman"/>
             </w:rPr>
@@ -8794,7 +6359,6 @@
           <w:pPr>
             <w:pStyle w:val="Contedodatabela"/>
             <w:ind w:left="-57" w:right="940"/>
-            <w:jc w:val="center"/>
             <w:rPr>
               <w:rFonts w:cs="Times New Roman"/>
             </w:rPr>
@@ -8810,7 +6374,6 @@
           <w:pPr>
             <w:pStyle w:val="Contedodatabela"/>
             <w:ind w:left="-57" w:right="940"/>
-            <w:jc w:val="center"/>
             <w:rPr>
               <w:rFonts w:cs="Times New Roman"/>
             </w:rPr>
@@ -8872,8 +6435,8 @@
 </file>
 
 <file path=word/numbering.xml><?xml version="1.0" encoding="utf-8"?>
-<w:numbering xmlns:wpc="http://schemas.microsoft.com/office/word/2010/wordprocessingCanvas" xmlns:cx="http://schemas.microsoft.com/office/drawing/2014/chartex" xmlns:cx1="http://schemas.microsoft.com/office/drawing/2015/9/8/chartex" xmlns:cx2="http://schemas.microsoft.com/office/drawing/2015/10/21/chartex" xmlns:cx3="http://schemas.microsoft.com/office/drawing/2016/5/9/chartex" xmlns:cx4="http://schemas.microsoft.com/office/drawing/2016/5/10/chartex" xmlns:cx5="http://schemas.microsoft.com/office/drawing/2016/5/11/chartex" xmlns:cx6="http://schemas.microsoft.com/office/drawing/2016/5/12/chartex" xmlns:cx7="http://schemas.microsoft.com/office/drawing/2016/5/13/chartex" xmlns:cx8="http://schemas.microsoft.com/office/drawing/2016/5/14/chartex" xmlns:mc="http://schemas.openxmlformats.org/markup-compatibility/2006" xmlns:aink="http://schemas.microsoft.com/office/drawing/2016/ink" xmlns:am3d="http://schemas.microsoft.com/office/drawing/2017/model3d" xmlns:o="urn:schemas-microsoft-com:office:office" xmlns:r="http://schemas.openxmlformats.org/officeDocument/2006/relationships" xmlns:m="http://schemas.openxmlformats.org/officeDocument/2006/math" xmlns:v="urn:schemas-microsoft-com:vml" xmlns:wp14="http://schemas.microsoft.com/office/word/2010/wordprocessingDrawing" xmlns:wp="http://schemas.openxmlformats.org/drawingml/2006/wordprocessingDrawing" xmlns:w10="urn:schemas-microsoft-com:office:word" xmlns:w="http://schemas.openxmlformats.org/wordprocessingml/2006/main" xmlns:w14="http://schemas.microsoft.com/office/word/2010/wordml" xmlns:w15="http://schemas.microsoft.com/office/word/2012/wordml" xmlns:w16cex="http://schemas.microsoft.com/office/word/2018/wordml/cex" xmlns:w16cid="http://schemas.microsoft.com/office/word/2016/wordml/cid" xmlns:w16="http://schemas.microsoft.com/office/word/2018/wordml" xmlns:w16sdtdh="http://schemas.microsoft.com/office/word/2020/wordml/sdtdatahash" xmlns:w16se="http://schemas.microsoft.com/office/word/2015/wordml/symex" xmlns:wpg="http://schemas.microsoft.com/office/word/2010/wordprocessingGroup" xmlns:wpi="http://schemas.microsoft.com/office/word/2010/wordprocessingInk" xmlns:wne="http://schemas.microsoft.com/office/word/2006/wordml" xmlns:wps="http://schemas.microsoft.com/office/word/2010/wordprocessingShape" mc:Ignorable="w14 w15 w16se w16cid w16 w16cex w16sdtdh wp14">
-  <w:abstractNum w:abstractNumId="0" w15:restartNumberingAfterBreak="0">
+<w:numbering xmlns:wpc="http://schemas.microsoft.com/office/word/2010/wordprocessingCanvas" xmlns:mc="http://schemas.openxmlformats.org/markup-compatibility/2006" xmlns:o="urn:schemas-microsoft-com:office:office" xmlns:r="http://schemas.openxmlformats.org/officeDocument/2006/relationships" xmlns:m="http://schemas.openxmlformats.org/officeDocument/2006/math" xmlns:v="urn:schemas-microsoft-com:vml" xmlns:wp14="http://schemas.microsoft.com/office/word/2010/wordprocessingDrawing" xmlns:wp="http://schemas.openxmlformats.org/drawingml/2006/wordprocessingDrawing" xmlns:w10="urn:schemas-microsoft-com:office:word" xmlns:w="http://schemas.openxmlformats.org/wordprocessingml/2006/main" xmlns:w14="http://schemas.microsoft.com/office/word/2010/wordml" xmlns:w15="http://schemas.microsoft.com/office/word/2012/wordml" xmlns:wpg="http://schemas.microsoft.com/office/word/2010/wordprocessingGroup" xmlns:wpi="http://schemas.microsoft.com/office/word/2010/wordprocessingInk" xmlns:wne="http://schemas.microsoft.com/office/word/2006/wordml" xmlns:wps="http://schemas.microsoft.com/office/word/2010/wordprocessingShape" mc:Ignorable="w14 w15 wp14">
+  <w:abstractNum w:abstractNumId="0">
     <w:nsid w:val="26BB06F5"/>
     <w:multiLevelType w:val="hybridMultilevel"/>
     <w:tmpl w:val="1BF6F9B6"/>
@@ -8986,7 +6549,7 @@
       </w:rPr>
     </w:lvl>
   </w:abstractNum>
-  <w:abstractNum w:abstractNumId="1" w15:restartNumberingAfterBreak="0">
+  <w:abstractNum w:abstractNumId="1">
     <w:nsid w:val="2BB459E9"/>
     <w:multiLevelType w:val="multilevel"/>
     <w:tmpl w:val="5FDE602E"/>
@@ -9109,7 +6672,7 @@
       </w:rPr>
     </w:lvl>
   </w:abstractNum>
-  <w:abstractNum w:abstractNumId="2" w15:restartNumberingAfterBreak="0">
+  <w:abstractNum w:abstractNumId="2">
     <w:nsid w:val="307D5FE8"/>
     <w:multiLevelType w:val="hybridMultilevel"/>
     <w:tmpl w:val="2EF4B676"/>
@@ -9200,7 +6763,7 @@
       </w:pPr>
     </w:lvl>
   </w:abstractNum>
-  <w:abstractNum w:abstractNumId="3" w15:restartNumberingAfterBreak="0">
+  <w:abstractNum w:abstractNumId="3">
     <w:nsid w:val="406774F4"/>
     <w:multiLevelType w:val="hybridMultilevel"/>
     <w:tmpl w:val="16B80A52"/>
@@ -9313,7 +6876,7 @@
       </w:rPr>
     </w:lvl>
   </w:abstractNum>
-  <w:abstractNum w:abstractNumId="4" w15:restartNumberingAfterBreak="0">
+  <w:abstractNum w:abstractNumId="4">
     <w:nsid w:val="49406068"/>
     <w:multiLevelType w:val="hybridMultilevel"/>
     <w:tmpl w:val="EE446D3C"/>
@@ -9404,7 +6967,7 @@
       </w:pPr>
     </w:lvl>
   </w:abstractNum>
-  <w:abstractNum w:abstractNumId="5" w15:restartNumberingAfterBreak="0">
+  <w:abstractNum w:abstractNumId="5">
     <w:nsid w:val="4C97762F"/>
     <w:multiLevelType w:val="hybridMultilevel"/>
     <w:tmpl w:val="9828AAD6"/>
@@ -9517,7 +7080,7 @@
       </w:rPr>
     </w:lvl>
   </w:abstractNum>
-  <w:abstractNum w:abstractNumId="6" w15:restartNumberingAfterBreak="0">
+  <w:abstractNum w:abstractNumId="6">
     <w:nsid w:val="60DF03A0"/>
     <w:multiLevelType w:val="hybridMultilevel"/>
     <w:tmpl w:val="8EB89CDE"/>
@@ -9630,7 +7193,7 @@
       </w:rPr>
     </w:lvl>
   </w:abstractNum>
-  <w:abstractNum w:abstractNumId="7" w15:restartNumberingAfterBreak="0">
+  <w:abstractNum w:abstractNumId="7">
     <w:nsid w:val="7AC24079"/>
     <w:multiLevelType w:val="hybridMultilevel"/>
     <w:tmpl w:val="40FA4C5A"/>
@@ -9716,7 +7279,7 @@
       </w:pPr>
     </w:lvl>
   </w:abstractNum>
-  <w:abstractNum w:abstractNumId="8" w15:restartNumberingAfterBreak="0">
+  <w:abstractNum w:abstractNumId="8">
     <w:nsid w:val="7F6F0B36"/>
     <w:multiLevelType w:val="hybridMultilevel"/>
     <w:tmpl w:val="7CB6CD7C"/>
@@ -9863,19 +7426,19 @@
 </file>
 
 <file path=word/styles.xml><?xml version="1.0" encoding="utf-8"?>
-<w:styles xmlns:mc="http://schemas.openxmlformats.org/markup-compatibility/2006" xmlns:r="http://schemas.openxmlformats.org/officeDocument/2006/relationships" xmlns:w="http://schemas.openxmlformats.org/wordprocessingml/2006/main" xmlns:w14="http://schemas.microsoft.com/office/word/2010/wordml" xmlns:w15="http://schemas.microsoft.com/office/word/2012/wordml" xmlns:w16cex="http://schemas.microsoft.com/office/word/2018/wordml/cex" xmlns:w16cid="http://schemas.microsoft.com/office/word/2016/wordml/cid" xmlns:w16="http://schemas.microsoft.com/office/word/2018/wordml" xmlns:w16sdtdh="http://schemas.microsoft.com/office/word/2020/wordml/sdtdatahash" xmlns:w16se="http://schemas.microsoft.com/office/word/2015/wordml/symex" mc:Ignorable="w14 w15 w16se w16cid w16 w16cex w16sdtdh">
+<w:styles xmlns:mc="http://schemas.openxmlformats.org/markup-compatibility/2006" xmlns:r="http://schemas.openxmlformats.org/officeDocument/2006/relationships" xmlns:w="http://schemas.openxmlformats.org/wordprocessingml/2006/main" xmlns:w14="http://schemas.microsoft.com/office/word/2010/wordml" xmlns:w15="http://schemas.microsoft.com/office/word/2012/wordml" mc:Ignorable="w14 w15">
   <w:docDefaults>
     <w:rPrDefault>
       <w:rPr>
-        <w:rFonts w:ascii="Arial" w:eastAsia="Arial" w:hAnsi="Arial" w:cs="Arial"/>
-        <w:sz w:val="22"/>
-        <w:szCs w:val="22"/>
+        <w:rFonts w:ascii="Times New Roman" w:eastAsia="Times New Roman" w:hAnsi="Times New Roman" w:cs="Times New Roman"/>
+        <w:sz w:val="24"/>
+        <w:szCs w:val="24"/>
         <w:lang w:val="pt-BR" w:eastAsia="pt-BR" w:bidi="ar-SA"/>
       </w:rPr>
     </w:rPrDefault>
     <w:pPrDefault/>
   </w:docDefaults>
-  <w:latentStyles w:defLockedState="0" w:defUIPriority="99" w:defSemiHidden="0" w:defUnhideWhenUsed="0" w:defQFormat="0" w:count="376">
+  <w:latentStyles w:defLockedState="0" w:defUIPriority="99" w:defSemiHidden="0" w:defUnhideWhenUsed="0" w:defQFormat="0" w:count="371">
     <w:lsdException w:name="Normal" w:uiPriority="0" w:qFormat="1"/>
     <w:lsdException w:name="heading 1" w:uiPriority="9" w:qFormat="1"/>
     <w:lsdException w:name="heading 2" w:semiHidden="1" w:uiPriority="9" w:unhideWhenUsed="1" w:qFormat="1"/>
@@ -10247,11 +7810,6 @@
     <w:lsdException w:name="List Table 5 Dark Accent 6" w:uiPriority="50"/>
     <w:lsdException w:name="List Table 6 Colorful Accent 6" w:uiPriority="51"/>
     <w:lsdException w:name="List Table 7 Colorful Accent 6" w:uiPriority="52"/>
-    <w:lsdException w:name="Mention" w:semiHidden="1" w:unhideWhenUsed="1"/>
-    <w:lsdException w:name="Smart Hyperlink" w:semiHidden="1" w:unhideWhenUsed="1"/>
-    <w:lsdException w:name="Hashtag" w:semiHidden="1" w:unhideWhenUsed="1"/>
-    <w:lsdException w:name="Unresolved Mention" w:semiHidden="1" w:unhideWhenUsed="1"/>
-    <w:lsdException w:name="Smart Link" w:semiHidden="1" w:unhideWhenUsed="1"/>
   </w:latentStyles>
   <w:style w:type="paragraph" w:default="1" w:styleId="Normal">
     <w:name w:val="Normal"/>
@@ -10268,9 +7826,7 @@
     <w:rPr>
       <w:b/>
       <w:bCs/>
-      <w:color w:val="1F3864"/>
-      <w:sz w:val="24"/>
-      <w:szCs w:val="24"/>
+      <w:color w:val="000000"/>
     </w:rPr>
   </w:style>
   <w:style w:type="paragraph" w:styleId="Ttulo2">
@@ -10285,7 +7841,7 @@
     <w:rPr>
       <w:b/>
       <w:bCs/>
-      <w:color w:val="2E75B6"/>
+      <w:color w:val="000000"/>
     </w:rPr>
   </w:style>
   <w:style w:type="paragraph" w:styleId="Ttulo3">
@@ -10298,9 +7854,7 @@
       <w:outlineLvl w:val="2"/>
     </w:pPr>
     <w:rPr>
-      <w:color w:val="1F4D78"/>
-      <w:sz w:val="24"/>
-      <w:szCs w:val="24"/>
+      <w:color w:val="000000"/>
     </w:rPr>
   </w:style>
   <w:style w:type="paragraph" w:styleId="Ttulo4">
@@ -10514,10 +8068,8 @@
       <w:suppressAutoHyphens/>
     </w:pPr>
     <w:rPr>
-      <w:rFonts w:ascii="Times New Roman" w:eastAsia="SimSun" w:hAnsi="Times New Roman" w:cs="Lucida Sans"/>
+      <w:rFonts w:eastAsia="SimSun" w:cs="Lucida Sans"/>
       <w:kern w:val="1"/>
-      <w:sz w:val="24"/>
-      <w:szCs w:val="24"/>
       <w:lang w:eastAsia="zh-CN" w:bidi="hi-IN"/>
     </w:rPr>
   </w:style>
@@ -10534,11 +8086,6 @@
     <w:pPr>
       <w:spacing w:before="100" w:beforeAutospacing="1" w:after="100" w:afterAutospacing="1"/>
     </w:pPr>
-    <w:rPr>
-      <w:rFonts w:ascii="Times New Roman" w:eastAsia="Times New Roman" w:hAnsi="Times New Roman" w:cs="Times New Roman"/>
-      <w:sz w:val="24"/>
-      <w:szCs w:val="24"/>
-    </w:rPr>
   </w:style>
   <w:style w:type="character" w:styleId="Forte">
     <w:name w:val="Strong"/>
@@ -10662,6 +8209,7 @@
     <w:tblPr>
       <w:tblStyleRowBandSize w:val="1"/>
       <w:tblStyleColBandSize w:val="1"/>
+      <w:tblInd w:w="0" w:type="dxa"/>
       <w:tblBorders>
         <w:top w:val="single" w:sz="4" w:space="0" w:color="9CC2E5" w:themeColor="accent5" w:themeTint="99"/>
         <w:left w:val="single" w:sz="4" w:space="0" w:color="9CC2E5" w:themeColor="accent5" w:themeTint="99"/>
@@ -10669,6 +8217,12 @@
         <w:right w:val="single" w:sz="4" w:space="0" w:color="9CC2E5" w:themeColor="accent5" w:themeTint="99"/>
         <w:insideH w:val="single" w:sz="4" w:space="0" w:color="9CC2E5" w:themeColor="accent5" w:themeTint="99"/>
       </w:tblBorders>
+      <w:tblCellMar>
+        <w:top w:w="0" w:type="dxa"/>
+        <w:left w:w="108" w:type="dxa"/>
+        <w:bottom w:w="0" w:type="dxa"/>
+        <w:right w:w="108" w:type="dxa"/>
+      </w:tblCellMar>
     </w:tblPr>
     <w:tblStylePr w:type="firstRow">
       <w:rPr>
@@ -10733,6 +8287,7 @@
     <w:tblPr>
       <w:tblStyleRowBandSize w:val="1"/>
       <w:tblStyleColBandSize w:val="1"/>
+      <w:tblInd w:w="0" w:type="dxa"/>
       <w:tblBorders>
         <w:top w:val="single" w:sz="4" w:space="0" w:color="8EAADB" w:themeColor="accent1" w:themeTint="99"/>
         <w:left w:val="single" w:sz="4" w:space="0" w:color="8EAADB" w:themeColor="accent1" w:themeTint="99"/>
@@ -10740,6 +8295,12 @@
         <w:right w:val="single" w:sz="4" w:space="0" w:color="8EAADB" w:themeColor="accent1" w:themeTint="99"/>
         <w:insideH w:val="single" w:sz="4" w:space="0" w:color="8EAADB" w:themeColor="accent1" w:themeTint="99"/>
       </w:tblBorders>
+      <w:tblCellMar>
+        <w:top w:w="0" w:type="dxa"/>
+        <w:left w:w="108" w:type="dxa"/>
+        <w:bottom w:w="0" w:type="dxa"/>
+        <w:right w:w="108" w:type="dxa"/>
+      </w:tblCellMar>
     </w:tblPr>
     <w:tblStylePr w:type="firstRow">
       <w:rPr>
@@ -10804,6 +8365,7 @@
     <w:tblPr>
       <w:tblStyleRowBandSize w:val="1"/>
       <w:tblStyleColBandSize w:val="1"/>
+      <w:tblInd w:w="0" w:type="dxa"/>
       <w:tblBorders>
         <w:top w:val="single" w:sz="4" w:space="0" w:color="8EAADB" w:themeColor="accent1" w:themeTint="99"/>
         <w:left w:val="single" w:sz="4" w:space="0" w:color="8EAADB" w:themeColor="accent1" w:themeTint="99"/>
@@ -10812,6 +8374,12 @@
         <w:insideH w:val="single" w:sz="4" w:space="0" w:color="8EAADB" w:themeColor="accent1" w:themeTint="99"/>
         <w:insideV w:val="single" w:sz="4" w:space="0" w:color="8EAADB" w:themeColor="accent1" w:themeTint="99"/>
       </w:tblBorders>
+      <w:tblCellMar>
+        <w:top w:w="0" w:type="dxa"/>
+        <w:left w:w="108" w:type="dxa"/>
+        <w:bottom w:w="0" w:type="dxa"/>
+        <w:right w:w="108" w:type="dxa"/>
+      </w:tblCellMar>
     </w:tblPr>
     <w:tblStylePr w:type="firstRow">
       <w:rPr>
@@ -10866,6 +8434,86 @@
       <w:tblPr/>
       <w:tcPr>
         <w:shd w:val="clear" w:color="auto" w:fill="D9E2F3" w:themeFill="accent1" w:themeFillTint="33"/>
+      </w:tcPr>
+    </w:tblStylePr>
+  </w:style>
+  <w:style w:type="table" w:styleId="TabeladeGrade4">
+    <w:name w:val="Grid Table 4"/>
+    <w:basedOn w:val="Tabelanormal"/>
+    <w:uiPriority w:val="49"/>
+    <w:rsid w:val="00D12499"/>
+    <w:tblPr>
+      <w:tblStyleRowBandSize w:val="1"/>
+      <w:tblStyleColBandSize w:val="1"/>
+      <w:tblInd w:w="0" w:type="dxa"/>
+      <w:tblBorders>
+        <w:top w:val="single" w:sz="4" w:space="0" w:color="666666" w:themeColor="text1" w:themeTint="99"/>
+        <w:left w:val="single" w:sz="4" w:space="0" w:color="666666" w:themeColor="text1" w:themeTint="99"/>
+        <w:bottom w:val="single" w:sz="4" w:space="0" w:color="666666" w:themeColor="text1" w:themeTint="99"/>
+        <w:right w:val="single" w:sz="4" w:space="0" w:color="666666" w:themeColor="text1" w:themeTint="99"/>
+        <w:insideH w:val="single" w:sz="4" w:space="0" w:color="666666" w:themeColor="text1" w:themeTint="99"/>
+        <w:insideV w:val="single" w:sz="4" w:space="0" w:color="666666" w:themeColor="text1" w:themeTint="99"/>
+      </w:tblBorders>
+      <w:tblCellMar>
+        <w:top w:w="0" w:type="dxa"/>
+        <w:left w:w="108" w:type="dxa"/>
+        <w:bottom w:w="0" w:type="dxa"/>
+        <w:right w:w="108" w:type="dxa"/>
+      </w:tblCellMar>
+    </w:tblPr>
+    <w:tblStylePr w:type="firstRow">
+      <w:rPr>
+        <w:b/>
+        <w:bCs/>
+        <w:color w:val="FFFFFF" w:themeColor="background1"/>
+      </w:rPr>
+      <w:tblPr/>
+      <w:tcPr>
+        <w:tcBorders>
+          <w:top w:val="single" w:sz="4" w:space="0" w:color="000000" w:themeColor="text1"/>
+          <w:left w:val="single" w:sz="4" w:space="0" w:color="000000" w:themeColor="text1"/>
+          <w:bottom w:val="single" w:sz="4" w:space="0" w:color="000000" w:themeColor="text1"/>
+          <w:right w:val="single" w:sz="4" w:space="0" w:color="000000" w:themeColor="text1"/>
+          <w:insideH w:val="nil"/>
+          <w:insideV w:val="nil"/>
+        </w:tcBorders>
+        <w:shd w:val="clear" w:color="auto" w:fill="000000" w:themeFill="text1"/>
+      </w:tcPr>
+    </w:tblStylePr>
+    <w:tblStylePr w:type="lastRow">
+      <w:rPr>
+        <w:b/>
+        <w:bCs/>
+      </w:rPr>
+      <w:tblPr/>
+      <w:tcPr>
+        <w:tcBorders>
+          <w:top w:val="double" w:sz="4" w:space="0" w:color="000000" w:themeColor="text1"/>
+        </w:tcBorders>
+      </w:tcPr>
+    </w:tblStylePr>
+    <w:tblStylePr w:type="firstCol">
+      <w:rPr>
+        <w:b/>
+        <w:bCs/>
+      </w:rPr>
+    </w:tblStylePr>
+    <w:tblStylePr w:type="lastCol">
+      <w:rPr>
+        <w:b/>
+        <w:bCs/>
+      </w:rPr>
+    </w:tblStylePr>
+    <w:tblStylePr w:type="band1Vert">
+      <w:tblPr/>
+      <w:tcPr>
+        <w:shd w:val="clear" w:color="auto" w:fill="CCCCCC" w:themeFill="text1" w:themeFillTint="33"/>
+      </w:tcPr>
+    </w:tblStylePr>
+    <w:tblStylePr w:type="band1Horz">
+      <w:tblPr/>
+      <w:tcPr>
+        <w:shd w:val="clear" w:color="auto" w:fill="CCCCCC" w:themeFill="text1" w:themeFillTint="33"/>
       </w:tcPr>
     </w:tblStylePr>
   </w:style>
@@ -11172,7 +8820,7 @@
 </file>
 
 <file path=customXml/itemProps1.xml><?xml version="1.0" encoding="utf-8"?>
-<ds:datastoreItem xmlns:ds="http://schemas.openxmlformats.org/officeDocument/2006/customXml" ds:itemID="{2FFF9736-5E48-4443-9B94-90369E4BA17E}">
+<ds:datastoreItem xmlns:ds="http://schemas.openxmlformats.org/officeDocument/2006/customXml" ds:itemID="{78DD920A-6F83-4DD4-B224-B236EAB1A03E}">
   <ds:schemaRefs>
     <ds:schemaRef ds:uri="http://schemas.openxmlformats.org/officeDocument/2006/bibliography"/>
   </ds:schemaRefs>
